--- a/Web Project Development Document.docx
+++ b/Web Project Development Document.docx
@@ -14,6 +14,697 @@
           <w:lang w:val="en-US"/>
         </w:rPr>
         <w:t>Web Project Development Document</w:t>
+      </w:r>
+    </w:p>
+    <w:p>
+      <w:pPr>
+        <w:pStyle w:val="Heading2"/>
+        <w:rPr>
+          <w:lang w:val="en-US"/>
+        </w:rPr>
+      </w:pPr>
+      <w:r>
+        <w:rPr>
+          <w:lang w:val="en-US"/>
+        </w:rPr>
+        <w:t>Aims and Specification</w:t>
+      </w:r>
+    </w:p>
+    <w:p>
+      <w:pPr>
+        <w:rPr>
+          <w:lang w:val="en-US"/>
+        </w:rPr>
+      </w:pPr>
+      <w:r>
+        <w:rPr>
+          <w:lang w:val="en-US"/>
+        </w:rPr>
+        <w:t xml:space="preserve">The project that I </w:t>
+      </w:r>
+      <w:r>
+        <w:rPr>
+          <w:lang w:val="en-US"/>
+        </w:rPr>
+        <w:t>set out to build is called MythMapper, it is essentially a custom world builder, in which users are provided a map</w:t>
+      </w:r>
+      <w:r>
+        <w:rPr>
+          <w:lang w:val="en-US"/>
+        </w:rPr>
+        <w:t>, that they can add their own content on top of</w:t>
+      </w:r>
+      <w:r>
+        <w:rPr>
+          <w:lang w:val="en-US"/>
+        </w:rPr>
+        <w:t xml:space="preserve">. For example, various location types. It </w:t>
+      </w:r>
+      <w:r>
+        <w:rPr>
+          <w:lang w:val="en-US"/>
+        </w:rPr>
+        <w:t xml:space="preserve">is </w:t>
+      </w:r>
+      <w:r>
+        <w:rPr>
+          <w:lang w:val="en-US"/>
+        </w:rPr>
+        <w:t xml:space="preserve">mainly </w:t>
+      </w:r>
+      <w:r>
+        <w:rPr>
+          <w:lang w:val="en-US"/>
+        </w:rPr>
+        <w:t xml:space="preserve">aimed </w:t>
+      </w:r>
+      <w:r>
+        <w:rPr>
+          <w:lang w:val="en-US"/>
+        </w:rPr>
+        <w:t>for authors that wanted to provide a visual representation of the world that they are writing about,</w:t>
+      </w:r>
+      <w:r>
+        <w:rPr>
+          <w:lang w:val="en-US"/>
+        </w:rPr>
+        <w:t xml:space="preserve"> that users can view and interact with, giving them a better understanding of the world, hopefully getting them more interested and </w:t>
+      </w:r>
+      <w:r>
+        <w:rPr>
+          <w:lang w:val="en-US"/>
+        </w:rPr>
+        <w:t>invested in the reading.</w:t>
+      </w:r>
+      <w:r>
+        <w:rPr>
+          <w:lang w:val="en-US"/>
+        </w:rPr>
+        <w:t xml:space="preserve"> </w:t>
+      </w:r>
+      <w:r>
+        <w:rPr>
+          <w:lang w:val="en-US"/>
+        </w:rPr>
+        <w:t xml:space="preserve">I’ve chosen a universal image as the map for each </w:t>
+      </w:r>
+      <w:r>
+        <w:rPr>
+          <w:lang w:val="en-US"/>
+        </w:rPr>
+        <w:t>world;</w:t>
+      </w:r>
+      <w:r>
+        <w:rPr>
+          <w:lang w:val="en-US"/>
+        </w:rPr>
+        <w:t xml:space="preserve"> users can add their own customizations on top of it</w:t>
+      </w:r>
+      <w:r>
+        <w:rPr>
+          <w:lang w:val="en-US"/>
+        </w:rPr>
+        <w:t xml:space="preserve">. In </w:t>
+      </w:r>
+      <w:r>
+        <w:rPr>
+          <w:lang w:val="en-US"/>
+        </w:rPr>
+        <w:t xml:space="preserve">future improvements, I would like to be able to give the creator the option to </w:t>
+      </w:r>
+      <w:r>
+        <w:rPr>
+          <w:lang w:val="en-US"/>
+        </w:rPr>
+        <w:t>import</w:t>
+      </w:r>
+      <w:r>
+        <w:rPr>
+          <w:lang w:val="en-US"/>
+        </w:rPr>
+        <w:t xml:space="preserve"> their own created image as a map backdrop.</w:t>
+      </w:r>
+      <w:r>
+        <w:rPr>
+          <w:lang w:val="en-US"/>
+        </w:rPr>
+        <w:t xml:space="preserve"> </w:t>
+      </w:r>
+      <w:r>
+        <w:rPr>
+          <w:lang w:val="en-US"/>
+        </w:rPr>
+        <w:t>This would of</w:t>
+      </w:r>
+      <w:r>
+        <w:rPr>
+          <w:lang w:val="en-US"/>
+        </w:rPr>
+        <w:t xml:space="preserve"> </w:t>
+      </w:r>
+      <w:r>
+        <w:rPr>
+          <w:lang w:val="en-US"/>
+        </w:rPr>
+        <w:t>course allow for more customization, like adding roads, rivers,</w:t>
+      </w:r>
+      <w:r>
+        <w:rPr>
+          <w:lang w:val="en-US"/>
+        </w:rPr>
+        <w:t xml:space="preserve"> and various other location types</w:t>
+      </w:r>
+      <w:r>
+        <w:rPr>
+          <w:lang w:val="en-US"/>
+        </w:rPr>
+        <w:t>.</w:t>
+      </w:r>
+      <w:r>
+        <w:rPr>
+          <w:lang w:val="en-US"/>
+        </w:rPr>
+        <w:t xml:space="preserve"> </w:t>
+      </w:r>
+      <w:r>
+        <w:rPr>
+          <w:lang w:val="en-US"/>
+        </w:rPr>
+        <w:t>Anothe</w:t>
+      </w:r>
+      <w:r>
+        <w:rPr>
+          <w:lang w:val="en-US"/>
+        </w:rPr>
+        <w:t>r</w:t>
+      </w:r>
+      <w:r>
+        <w:rPr>
+          <w:lang w:val="en-US"/>
+        </w:rPr>
+        <w:t xml:space="preserve"> audience that this is tailored to is </w:t>
+      </w:r>
+      <w:r>
+        <w:rPr>
+          <w:lang w:val="en-US"/>
+        </w:rPr>
+        <w:t xml:space="preserve">the </w:t>
+      </w:r>
+      <w:r>
+        <w:rPr>
+          <w:lang w:val="en-US"/>
+        </w:rPr>
+        <w:t xml:space="preserve">fantasy dungeons and </w:t>
+      </w:r>
+      <w:r>
+        <w:rPr>
+          <w:lang w:val="en-US"/>
+        </w:rPr>
+        <w:t>dragon’s</w:t>
+      </w:r>
+      <w:r>
+        <w:rPr>
+          <w:lang w:val="en-US"/>
+        </w:rPr>
+        <w:t xml:space="preserve"> world, </w:t>
+      </w:r>
+      <w:r>
+        <w:rPr>
+          <w:lang w:val="en-US"/>
+        </w:rPr>
+        <w:t>so players can be given a visual representation of the world that they are playing in</w:t>
+      </w:r>
+      <w:r>
+        <w:rPr>
+          <w:lang w:val="en-US"/>
+        </w:rPr>
+        <w:t xml:space="preserve">. </w:t>
+      </w:r>
+      <w:r>
+        <w:rPr>
+          <w:lang w:val="en-US"/>
+        </w:rPr>
+        <w:t xml:space="preserve">This </w:t>
+      </w:r>
+      <w:r>
+        <w:rPr>
+          <w:lang w:val="en-US"/>
+        </w:rPr>
+        <w:t>is</w:t>
+      </w:r>
+      <w:r>
+        <w:rPr>
+          <w:lang w:val="en-US"/>
+        </w:rPr>
+        <w:t xml:space="preserve"> more of a side</w:t>
+      </w:r>
+      <w:r>
+        <w:rPr>
+          <w:lang w:val="en-US"/>
+        </w:rPr>
+        <w:t xml:space="preserve"> audience, the main one being authors displaying their worlds to their readers.</w:t>
+      </w:r>
+    </w:p>
+    <w:p>
+      <w:pPr>
+        <w:rPr>
+          <w:lang w:val="en-US"/>
+        </w:rPr>
+      </w:pPr>
+      <w:r>
+        <w:rPr>
+          <w:lang w:val="en-US"/>
+        </w:rPr>
+        <w:t xml:space="preserve">The main key features of my webapp are the map functionality, and the users adding their own markers onto the map, customizing it. They are also able to view other </w:t>
+      </w:r>
+      <w:r>
+        <w:rPr>
+          <w:lang w:val="en-US"/>
+        </w:rPr>
+        <w:t>users’</w:t>
+      </w:r>
+      <w:r>
+        <w:rPr>
+          <w:lang w:val="en-US"/>
+        </w:rPr>
+        <w:t xml:space="preserve"> maps (once they have been published</w:t>
+      </w:r>
+      <w:r>
+        <w:rPr>
+          <w:lang w:val="en-US"/>
+        </w:rPr>
+        <w:t>).</w:t>
+      </w:r>
+    </w:p>
+    <w:p>
+      <w:pPr>
+        <w:rPr>
+          <w:lang w:val="en-US"/>
+        </w:rPr>
+      </w:pPr>
+      <w:r>
+        <w:rPr>
+          <w:lang w:val="en-US"/>
+        </w:rPr>
+        <w:t xml:space="preserve">The main inspiration for this project, came from watching game of thrones. I looked for an interactive map </w:t>
+      </w:r>
+      <w:r>
+        <w:rPr>
+          <w:lang w:val="en-US"/>
+        </w:rPr>
+        <w:t xml:space="preserve">and found a highly interactive map with locations, characters </w:t>
+      </w:r>
+      <w:r>
+        <w:rPr>
+          <w:lang w:val="en-US"/>
+        </w:rPr>
+        <w:t xml:space="preserve">etc. </w:t>
+      </w:r>
+      <w:r>
+        <w:rPr>
+          <w:lang w:val="en-US"/>
+        </w:rPr>
+        <w:t xml:space="preserve">Tear of the Cartographers Guild </w:t>
+      </w:r>
+      <w:r>
+        <w:rPr>
+          <w:lang w:val="en-US"/>
+        </w:rPr>
+        <w:t>(2012)</w:t>
+      </w:r>
+      <w:r>
+        <w:rPr>
+          <w:lang w:val="en-US"/>
+        </w:rPr>
+        <w:t xml:space="preserve">. </w:t>
+      </w:r>
+      <w:r>
+        <w:rPr>
+          <w:lang w:val="en-US"/>
+        </w:rPr>
+        <w:t xml:space="preserve">It gave me the inspiration to create my </w:t>
+      </w:r>
+      <w:r>
+        <w:rPr>
+          <w:lang w:val="en-US"/>
+        </w:rPr>
+        <w:t>project</w:t>
+      </w:r>
+      <w:r>
+        <w:rPr>
+          <w:lang w:val="en-US"/>
+        </w:rPr>
+        <w:t>.</w:t>
+      </w:r>
+      <w:r>
+        <w:rPr>
+          <w:lang w:val="en-US"/>
+        </w:rPr>
+        <w:t xml:space="preserve"> </w:t>
+      </w:r>
+      <w:r>
+        <w:rPr>
+          <w:lang w:val="en-US"/>
+        </w:rPr>
+        <w:t xml:space="preserve">I thought it would be an interesting project that lets other authors </w:t>
+      </w:r>
+      <w:r>
+        <w:rPr>
+          <w:lang w:val="en-US"/>
+        </w:rPr>
+        <w:t xml:space="preserve">create a similar (although much less complicated) map for their </w:t>
+      </w:r>
+      <w:r>
+        <w:rPr>
+          <w:lang w:val="en-US"/>
+        </w:rPr>
+        <w:t xml:space="preserve">fantasy </w:t>
+      </w:r>
+      <w:r>
+        <w:rPr>
+          <w:lang w:val="en-US"/>
+        </w:rPr>
+        <w:t>books.</w:t>
+      </w:r>
+    </w:p>
+    <w:p>
+      <w:pPr>
+        <w:pStyle w:val="Heading2"/>
+        <w:rPr>
+          <w:lang w:val="en-US"/>
+        </w:rPr>
+      </w:pPr>
+      <w:r>
+        <w:rPr>
+          <w:lang w:val="en-US"/>
+        </w:rPr>
+        <w:t>User Experience Design</w:t>
+      </w:r>
+    </w:p>
+    <w:p>
+      <w:pPr>
+        <w:rPr>
+          <w:lang w:val="en-US"/>
+        </w:rPr>
+      </w:pPr>
+      <w:r>
+        <w:rPr>
+          <w:lang w:val="en-US"/>
+        </w:rPr>
+        <w:t xml:space="preserve">The landing page for my web app is the home page. I wanted it to be obvious what the core functionality of the app is right away for the user. </w:t>
+      </w:r>
+      <w:r>
+        <w:rPr>
+          <w:lang w:val="en-US"/>
+        </w:rPr>
+        <w:t>So,</w:t>
+      </w:r>
+      <w:r>
+        <w:rPr>
+          <w:lang w:val="en-US"/>
+        </w:rPr>
+        <w:t xml:space="preserve"> </w:t>
+      </w:r>
+      <w:r>
+        <w:rPr>
+          <w:lang w:val="en-US"/>
+        </w:rPr>
+        <w:t>the main feature of the home page is a display map, that I have created for all users (I replicated some game of thrones locations as examples)</w:t>
+      </w:r>
+      <w:r>
+        <w:rPr>
+          <w:lang w:val="en-US"/>
+        </w:rPr>
+        <w:t xml:space="preserve">. I also wanted to make it obvious for the user, the journey that they can take on my webapp, so I displayed some text explaining what they </w:t>
+      </w:r>
+      <w:r>
+        <w:rPr>
+          <w:lang w:val="en-US"/>
+        </w:rPr>
+        <w:t xml:space="preserve">can do and </w:t>
+      </w:r>
+      <w:r>
+        <w:rPr>
+          <w:lang w:val="en-US"/>
+        </w:rPr>
+        <w:t>must</w:t>
+      </w:r>
+      <w:r>
+        <w:rPr>
+          <w:lang w:val="en-US"/>
+        </w:rPr>
+        <w:t xml:space="preserve"> do (for example registering so they can create their own maps). </w:t>
+      </w:r>
+      <w:r>
+        <w:rPr>
+          <w:lang w:val="en-US"/>
+        </w:rPr>
+        <w:t>By design, I decided to make it necessary for users to register if they wanted to create their own maps, however if all they wanted to do was view published maps, they are not required to sign in to reach that page.</w:t>
+      </w:r>
+    </w:p>
+    <w:p>
+      <w:pPr>
+        <w:rPr>
+          <w:lang w:val="en-US"/>
+        </w:rPr>
+      </w:pPr>
+      <w:r>
+        <w:rPr>
+          <w:lang w:val="en-US"/>
+        </w:rPr>
+        <w:t xml:space="preserve">Users don’t interact with one another directly in my </w:t>
+      </w:r>
+      <w:r>
+        <w:rPr>
+          <w:lang w:val="en-US"/>
+        </w:rPr>
+        <w:t>webapp;</w:t>
+      </w:r>
+      <w:r>
+        <w:rPr>
+          <w:lang w:val="en-US"/>
+        </w:rPr>
+        <w:t xml:space="preserve"> however, they are able to view and interact with each other’s maps, through the </w:t>
+      </w:r>
+      <w:r>
+        <w:rPr>
+          <w:lang w:val="en-US"/>
+        </w:rPr>
+        <w:t>“View Other</w:t>
+      </w:r>
+      <w:r>
+        <w:rPr>
+          <w:lang w:val="en-US"/>
+        </w:rPr>
+        <w:t>s’</w:t>
+      </w:r>
+      <w:r>
+        <w:rPr>
+          <w:lang w:val="en-US"/>
+        </w:rPr>
+        <w:t xml:space="preserve"> Maps” page.</w:t>
+      </w:r>
+      <w:r>
+        <w:rPr>
+          <w:lang w:val="en-US"/>
+        </w:rPr>
+        <w:t xml:space="preserve"> Once a user has published their map, </w:t>
+      </w:r>
+      <w:r>
+        <w:rPr>
+          <w:lang w:val="en-US"/>
+        </w:rPr>
+        <w:t>they are then displayed in the list of published maps</w:t>
+      </w:r>
+      <w:r>
+        <w:rPr>
+          <w:lang w:val="en-US"/>
+        </w:rPr>
+        <w:t xml:space="preserve"> as “map</w:t>
+      </w:r>
+      <w:r>
+        <w:rPr>
+          <w:lang w:val="en-US"/>
+        </w:rPr>
+        <w:t xml:space="preserve"> </w:t>
+      </w:r>
+      <w:r>
+        <w:rPr>
+          <w:lang w:val="en-US"/>
+        </w:rPr>
+        <w:t>name by: username</w:t>
+      </w:r>
+      <w:r>
+        <w:rPr>
+          <w:lang w:val="en-US"/>
+        </w:rPr>
+        <w:t>”</w:t>
+      </w:r>
+      <w:r>
+        <w:rPr>
+          <w:lang w:val="en-US"/>
+        </w:rPr>
+        <w:t>, this is why it is necessary for users to register a</w:t>
+      </w:r>
+      <w:r>
+        <w:rPr>
+          <w:lang w:val="en-US"/>
+        </w:rPr>
+        <w:t>n</w:t>
+      </w:r>
+      <w:r>
+        <w:rPr>
+          <w:lang w:val="en-US"/>
+        </w:rPr>
+        <w:t xml:space="preserve"> account before being allowed to create maps</w:t>
+      </w:r>
+      <w:r>
+        <w:rPr>
+          <w:lang w:val="en-US"/>
+        </w:rPr>
+        <w:t>. Creators can still edit their maps once they are published, and edits will automatically be displayed on their published maps, once saved to the database.</w:t>
+      </w:r>
+    </w:p>
+    <w:p>
+      <w:pPr>
+        <w:pStyle w:val="Heading2"/>
+        <w:rPr>
+          <w:lang w:val="en-US"/>
+        </w:rPr>
+      </w:pPr>
+      <w:r>
+        <w:rPr>
+          <w:lang w:val="en-US"/>
+        </w:rPr>
+        <w:lastRenderedPageBreak/>
+        <w:t>References</w:t>
+      </w:r>
+    </w:p>
+    <w:p>
+      <w:pPr>
+        <w:rPr>
+          <w:lang w:val="en-US"/>
+        </w:rPr>
+      </w:pPr>
+      <w:r>
+        <w:rPr>
+          <w:rFonts w:ascii="avenir-regular-class" w:hAnsi="avenir-regular-class"/>
+          <w:color w:val="333333"/>
+          <w:sz w:val="23"/>
+          <w:szCs w:val="23"/>
+          <w:shd w:val="clear" w:color="auto" w:fill="FBFBFB"/>
+        </w:rPr>
+        <w:t xml:space="preserve">Tear of the </w:t>
+      </w:r>
+      <w:r>
+        <w:rPr>
+          <w:rFonts w:ascii="avenir-regular-class" w:hAnsi="avenir-regular-class"/>
+          <w:color w:val="333333"/>
+          <w:sz w:val="23"/>
+          <w:szCs w:val="23"/>
+          <w:shd w:val="clear" w:color="auto" w:fill="FBFBFB"/>
+        </w:rPr>
+        <w:t>Cartographers Guild</w:t>
+      </w:r>
+      <w:r>
+        <w:rPr>
+          <w:rFonts w:ascii="avenir-regular-class" w:hAnsi="avenir-regular-class"/>
+          <w:color w:val="333333"/>
+          <w:sz w:val="23"/>
+          <w:szCs w:val="23"/>
+          <w:shd w:val="clear" w:color="auto" w:fill="FBFBFB"/>
+        </w:rPr>
+        <w:t>. (</w:t>
+      </w:r>
+      <w:r>
+        <w:rPr>
+          <w:rFonts w:ascii="avenir-regular-class" w:hAnsi="avenir-regular-class"/>
+          <w:color w:val="333333"/>
+          <w:sz w:val="23"/>
+          <w:szCs w:val="23"/>
+          <w:shd w:val="clear" w:color="auto" w:fill="FBFBFB"/>
+        </w:rPr>
+        <w:t>2012</w:t>
+      </w:r>
+      <w:r>
+        <w:rPr>
+          <w:rFonts w:ascii="avenir-regular-class" w:hAnsi="avenir-regular-class"/>
+          <w:color w:val="333333"/>
+          <w:sz w:val="23"/>
+          <w:szCs w:val="23"/>
+          <w:shd w:val="clear" w:color="auto" w:fill="FBFBFB"/>
+        </w:rPr>
+        <w:t>) </w:t>
+      </w:r>
+      <w:r>
+        <w:rPr>
+          <w:rFonts w:ascii="avenir-regular-class" w:hAnsi="avenir-regular-class"/>
+          <w:color w:val="333333"/>
+          <w:sz w:val="23"/>
+          <w:szCs w:val="23"/>
+          <w:shd w:val="clear" w:color="auto" w:fill="FBFBFB"/>
+        </w:rPr>
+        <w:t>A song of Ice and Fire Speculative World Map</w:t>
+      </w:r>
+      <w:r>
+        <w:rPr>
+          <w:rFonts w:ascii="avenir-regular-class" w:hAnsi="avenir-regular-class"/>
+          <w:color w:val="333333"/>
+          <w:sz w:val="23"/>
+          <w:szCs w:val="23"/>
+          <w:shd w:val="clear" w:color="auto" w:fill="FBFBFB"/>
+        </w:rPr>
+        <w:t xml:space="preserve">. Available at: </w:t>
+      </w:r>
+      <w:r>
+        <w:rPr>
+          <w:rFonts w:ascii="avenir-regular-class" w:hAnsi="avenir-regular-class"/>
+          <w:color w:val="333333"/>
+          <w:sz w:val="23"/>
+          <w:szCs w:val="23"/>
+          <w:shd w:val="clear" w:color="auto" w:fill="FBFBFB"/>
+        </w:rPr>
+        <w:t>https://quartermaester.info/</w:t>
+      </w:r>
+      <w:r>
+        <w:rPr>
+          <w:rFonts w:ascii="avenir-regular-class" w:hAnsi="avenir-regular-class"/>
+          <w:color w:val="333333"/>
+          <w:sz w:val="23"/>
+          <w:szCs w:val="23"/>
+          <w:shd w:val="clear" w:color="auto" w:fill="FBFBFB"/>
+        </w:rPr>
+        <w:t xml:space="preserve"> </w:t>
+      </w:r>
+      <w:r>
+        <w:rPr>
+          <w:rFonts w:ascii="avenir-regular-class" w:hAnsi="avenir-regular-class"/>
+          <w:color w:val="333333"/>
+          <w:sz w:val="23"/>
+          <w:szCs w:val="23"/>
+          <w:shd w:val="clear" w:color="auto" w:fill="FBFBFB"/>
+        </w:rPr>
+        <w:t xml:space="preserve">(Accessed: </w:t>
+      </w:r>
+      <w:r>
+        <w:rPr>
+          <w:rFonts w:ascii="avenir-regular-class" w:hAnsi="avenir-regular-class"/>
+          <w:color w:val="333333"/>
+          <w:sz w:val="23"/>
+          <w:szCs w:val="23"/>
+          <w:shd w:val="clear" w:color="auto" w:fill="FBFBFB"/>
+        </w:rPr>
+        <w:t>08/01/26</w:t>
+      </w:r>
+      <w:r>
+        <w:rPr>
+          <w:rFonts w:ascii="avenir-regular-class" w:hAnsi="avenir-regular-class"/>
+          <w:color w:val="333333"/>
+          <w:sz w:val="23"/>
+          <w:szCs w:val="23"/>
+          <w:shd w:val="clear" w:color="auto" w:fill="FBFBFB"/>
+        </w:rPr>
+        <w:t>).</w:t>
       </w:r>
     </w:p>
     <w:sectPr>
@@ -508,7 +1199,6 @@
     <w:next w:val="Normal"/>
     <w:link w:val="Heading2Char"/>
     <w:uiPriority w:val="9"/>
-    <w:semiHidden/>
     <w:unhideWhenUsed/>
     <w:qFormat/>
     <w:rsid w:val="003E2B2F"/>
@@ -723,7 +1413,6 @@
     <w:basedOn w:val="DefaultParagraphFont"/>
     <w:link w:val="Heading2"/>
     <w:uiPriority w:val="9"/>
-    <w:semiHidden/>
     <w:rsid w:val="003E2B2F"/>
     <w:rPr>
       <w:rFonts w:asciiTheme="majorHAnsi" w:eastAsiaTheme="majorEastAsia" w:hAnsiTheme="majorHAnsi" w:cstheme="majorBidi"/>

--- a/Web Project Development Document.docx
+++ b/Web Project Development Document.docx
@@ -567,6 +567,57 @@
     </w:p>
     <w:p>
       <w:pPr>
+        <w:rPr>
+          <w:lang w:val="en-US"/>
+        </w:rPr>
+      </w:pPr>
+      <w:r>
+        <w:rPr>
+          <w:lang w:val="en-US"/>
+        </w:rPr>
+        <w:t xml:space="preserve">As for the design, I went with a simplistic, clean looking webapp. I thought this would help emphasize the main features and not distract from them. I also just prefer how more simplistic websites look. For example, </w:t>
+      </w:r>
+      <w:r>
+        <w:rPr>
+          <w:lang w:val="en-US"/>
+        </w:rPr>
+        <w:t xml:space="preserve">the navbar is very simplistic, but I think it </w:t>
+      </w:r>
+      <w:r>
+        <w:rPr>
+          <w:lang w:val="en-US"/>
+        </w:rPr>
+        <w:lastRenderedPageBreak/>
+        <w:t>still fits with the overall design of the website.</w:t>
+      </w:r>
+      <w:r>
+        <w:rPr>
+          <w:lang w:val="en-US"/>
+        </w:rPr>
+        <w:t xml:space="preserve"> Here are some wireframes of how I expected the webapp to be designe</w:t>
+      </w:r>
+      <w:r>
+        <w:rPr>
+          <w:lang w:val="en-US"/>
+        </w:rPr>
+        <w:t>d.</w:t>
+      </w:r>
+    </w:p>
+    <w:p>
+      <w:pPr>
+        <w:rPr>
+          <w:lang w:val="en-US"/>
+        </w:rPr>
+      </w:pPr>
+      <w:r>
+        <w:rPr>
+          <w:lang w:val="en-US"/>
+        </w:rPr>
+        <w:t>//Add the wireframes don’t forget</w:t>
+      </w:r>
+    </w:p>
+    <w:p>
+      <w:pPr>
         <w:pStyle w:val="Heading2"/>
         <w:rPr>
           <w:lang w:val="en-US"/>
@@ -576,7 +627,308 @@
         <w:rPr>
           <w:lang w:val="en-US"/>
         </w:rPr>
-        <w:lastRenderedPageBreak/>
+        <w:t>Database Design</w:t>
+      </w:r>
+    </w:p>
+    <w:p>
+      <w:pPr>
+        <w:rPr>
+          <w:lang w:val="en-US"/>
+        </w:rPr>
+      </w:pPr>
+      <w:r>
+        <w:rPr>
+          <w:lang w:val="en-US"/>
+        </w:rPr>
+        <w:t xml:space="preserve">The database software </w:t>
+      </w:r>
+      <w:r>
+        <w:rPr>
+          <w:lang w:val="en-US"/>
+        </w:rPr>
+        <w:t xml:space="preserve">that I decided to go with is MongoDB. This is because it is integrated with a free </w:t>
+      </w:r>
+      <w:r>
+        <w:rPr>
+          <w:lang w:val="en-US"/>
+        </w:rPr>
+        <w:t xml:space="preserve">online database (MongoDB atlas), and it is </w:t>
+      </w:r>
+      <w:proofErr w:type="gramStart"/>
+      <w:r>
+        <w:rPr>
+          <w:lang w:val="en-US"/>
+        </w:rPr>
+        <w:t>fairly simplistic</w:t>
+      </w:r>
+      <w:proofErr w:type="gramEnd"/>
+      <w:r>
+        <w:rPr>
+          <w:lang w:val="en-US"/>
+        </w:rPr>
+        <w:t xml:space="preserve"> to set up, and works well with what I planned on using it for. It was also the main software that was discussed and taught in our workshops, making it the obvious choice. </w:t>
+      </w:r>
+      <w:r>
+        <w:rPr>
+          <w:lang w:val="en-US"/>
+        </w:rPr>
+        <w:t xml:space="preserve">The software that I mainly interacted with was MongoDB compass. This helped to visualize the databases, and using </w:t>
+      </w:r>
+      <w:r>
+        <w:rPr>
+          <w:lang w:val="en-US"/>
+        </w:rPr>
+        <w:t>some MongoDB libraries (</w:t>
+      </w:r>
+      <w:r>
+        <w:rPr>
+          <w:lang w:val="en-US"/>
+        </w:rPr>
+        <w:t>Mongoose)</w:t>
+      </w:r>
+      <w:r>
+        <w:rPr>
+          <w:lang w:val="en-US"/>
+        </w:rPr>
+        <w:t xml:space="preserve">, I could easily implement it into my code. </w:t>
+      </w:r>
+    </w:p>
+    <w:p>
+      <w:pPr>
+        <w:rPr>
+          <w:lang w:val="en-US"/>
+        </w:rPr>
+      </w:pPr>
+      <w:r>
+        <w:rPr>
+          <w:lang w:val="en-US"/>
+        </w:rPr>
+        <w:t xml:space="preserve">I </w:t>
+      </w:r>
+      <w:r>
+        <w:rPr>
+          <w:lang w:val="en-US"/>
+        </w:rPr>
+        <w:t>had two main schemas for my databases</w:t>
+      </w:r>
+      <w:r>
+        <w:rPr>
+          <w:lang w:val="en-US"/>
+        </w:rPr>
+        <w:t xml:space="preserve">, one of which was to store user data (usernames and passwords), and the other was to store the map data (names, markers </w:t>
+      </w:r>
+      <w:r>
+        <w:rPr>
+          <w:lang w:val="en-US"/>
+        </w:rPr>
+        <w:t>etc.</w:t>
+      </w:r>
+      <w:r>
+        <w:rPr>
+          <w:lang w:val="en-US"/>
+        </w:rPr>
+        <w:t>)</w:t>
+      </w:r>
+    </w:p>
+    <w:p>
+      <w:pPr>
+        <w:rPr>
+          <w:lang w:val="en-US"/>
+        </w:rPr>
+      </w:pPr>
+      <w:r>
+        <w:rPr>
+          <w:lang w:val="en-US"/>
+        </w:rPr>
+        <w:t xml:space="preserve"> </w:t>
+      </w:r>
+      <w:r>
+        <w:rPr>
+          <w:lang w:val="en-US"/>
+        </w:rPr>
+        <w:t>The first schema, the user data, was quite simplistic to create, all it stored was the username, and password of the user once they had registered an account. This was then used to let users log in to their account in the future, and view maps that they had created on that account.</w:t>
+      </w:r>
+      <w:r>
+        <w:rPr>
+          <w:lang w:val="en-US"/>
+        </w:rPr>
+        <w:t xml:space="preserve"> </w:t>
+      </w:r>
+      <w:r>
+        <w:rPr>
+          <w:lang w:val="en-US"/>
+        </w:rPr>
+        <w:t xml:space="preserve">I had already created this code for another project, so it was </w:t>
+      </w:r>
+      <w:r>
+        <w:rPr>
+          <w:lang w:val="en-US"/>
+        </w:rPr>
+        <w:t>easy</w:t>
+      </w:r>
+      <w:r>
+        <w:rPr>
+          <w:lang w:val="en-US"/>
+        </w:rPr>
+        <w:t xml:space="preserve"> to port over. </w:t>
+      </w:r>
+    </w:p>
+    <w:p>
+      <w:pPr>
+        <w:rPr>
+          <w:lang w:val="en-US"/>
+        </w:rPr>
+      </w:pPr>
+      <w:r>
+        <w:rPr>
+          <w:lang w:val="en-US"/>
+        </w:rPr>
+        <w:t>The second schema however, for maps was a bit more complicated. It stored</w:t>
+      </w:r>
+      <w:r>
+        <w:rPr>
+          <w:lang w:val="en-US"/>
+        </w:rPr>
+        <w:t xml:space="preserve"> the map name, markers, owners name and</w:t>
+      </w:r>
+      <w:r>
+        <w:rPr>
+          <w:lang w:val="en-US"/>
+        </w:rPr>
+        <w:t xml:space="preserve"> a </w:t>
+      </w:r>
+      <w:r>
+        <w:rPr>
+          <w:lang w:val="en-US"/>
+        </w:rPr>
+        <w:t>Boolean</w:t>
+      </w:r>
+      <w:r>
+        <w:rPr>
+          <w:lang w:val="en-US"/>
+        </w:rPr>
+        <w:t xml:space="preserve"> to store if it has been published or not.</w:t>
+      </w:r>
+      <w:r>
+        <w:rPr>
+          <w:lang w:val="en-US"/>
+        </w:rPr>
+        <w:t xml:space="preserve"> </w:t>
+      </w:r>
+      <w:r>
+        <w:rPr>
+          <w:lang w:val="en-US"/>
+        </w:rPr>
+        <w:t xml:space="preserve">The only slight challenge with this schema was the markers, because they had to be stored </w:t>
+      </w:r>
+      <w:r>
+        <w:rPr>
+          <w:lang w:val="en-US"/>
+        </w:rPr>
+        <w:t>with coordinates</w:t>
+      </w:r>
+      <w:r>
+        <w:rPr>
+          <w:lang w:val="en-US"/>
+        </w:rPr>
+        <w:t xml:space="preserve">, </w:t>
+      </w:r>
+      <w:r>
+        <w:rPr>
+          <w:lang w:val="en-US"/>
+        </w:rPr>
+        <w:t xml:space="preserve">a </w:t>
+      </w:r>
+      <w:r>
+        <w:rPr>
+          <w:lang w:val="en-US"/>
+        </w:rPr>
+        <w:t>popup (what’s displayed when the user clicks on the marker) and the marker type (</w:t>
+      </w:r>
+      <w:r>
+        <w:rPr>
+          <w:lang w:val="en-US"/>
+        </w:rPr>
+        <w:t>what icon is displayed on the map).</w:t>
+      </w:r>
+      <w:r>
+        <w:rPr>
+          <w:lang w:val="en-US"/>
+        </w:rPr>
+        <w:t xml:space="preserve"> </w:t>
+      </w:r>
+      <w:r>
+        <w:rPr>
+          <w:lang w:val="en-US"/>
+        </w:rPr>
+        <w:t>So,</w:t>
+      </w:r>
+      <w:r>
+        <w:rPr>
+          <w:lang w:val="en-US"/>
+        </w:rPr>
+        <w:t xml:space="preserve"> </w:t>
+      </w:r>
+      <w:r>
+        <w:rPr>
+          <w:lang w:val="en-US"/>
+        </w:rPr>
+        <w:t>to</w:t>
+      </w:r>
+      <w:r>
+        <w:rPr>
+          <w:lang w:val="en-US"/>
+        </w:rPr>
+        <w:t xml:space="preserve"> do this efficiently, I had to make a sperate marker schema and </w:t>
+      </w:r>
+      <w:r>
+        <w:rPr>
+          <w:lang w:val="en-US"/>
+        </w:rPr>
+        <w:t xml:space="preserve">embed it into the </w:t>
+      </w:r>
+      <w:r>
+        <w:rPr>
+          <w:lang w:val="en-US"/>
+        </w:rPr>
+        <w:t xml:space="preserve">map schema. </w:t>
+      </w:r>
+      <w:r>
+        <w:rPr>
+          <w:lang w:val="en-US"/>
+        </w:rPr>
+        <w:t xml:space="preserve">This works </w:t>
+      </w:r>
+      <w:r>
+        <w:rPr>
+          <w:lang w:val="en-US"/>
+        </w:rPr>
+        <w:t>well and</w:t>
+      </w:r>
+      <w:r>
+        <w:rPr>
+          <w:lang w:val="en-US"/>
+        </w:rPr>
+        <w:t xml:space="preserve"> organizes the data effectively.</w:t>
+      </w:r>
+      <w:r>
+        <w:rPr>
+          <w:lang w:val="en-US"/>
+        </w:rPr>
+        <w:t xml:space="preserve"> </w:t>
+      </w:r>
+    </w:p>
+    <w:p>
+      <w:pPr>
+        <w:pStyle w:val="Heading2"/>
+        <w:rPr>
+          <w:lang w:val="en-US"/>
+        </w:rPr>
+      </w:pPr>
+      <w:r>
+        <w:rPr>
+          <w:lang w:val="en-US"/>
+        </w:rPr>
         <w:t>References</w:t>
       </w:r>
     </w:p>

--- a/Web Project Development Document.docx
+++ b/Web Project Development Document.docx
@@ -916,6 +916,20 @@
           <w:lang w:val="en-US"/>
         </w:rPr>
         <w:t xml:space="preserve"> </w:t>
+      </w:r>
+    </w:p>
+    <w:p>
+      <w:pPr>
+        <w:pStyle w:val="Heading2"/>
+        <w:rPr>
+          <w:lang w:val="en-US"/>
+        </w:rPr>
+      </w:pPr>
+      <w:r>
+        <w:rPr>
+          <w:lang w:val="en-US"/>
+        </w:rPr>
+        <w:t>Experiments and Prototyping</w:t>
       </w:r>
     </w:p>
     <w:p>

--- a/Web Project Development Document.docx
+++ b/Web Project Development Document.docx
@@ -930,6 +930,93 @@
           <w:lang w:val="en-US"/>
         </w:rPr>
         <w:t>Experiments and Prototyping</w:t>
+      </w:r>
+    </w:p>
+    <w:p>
+      <w:pPr>
+        <w:rPr>
+          <w:lang w:val="en-US"/>
+        </w:rPr>
+      </w:pPr>
+      <w:r>
+        <w:rPr>
+          <w:lang w:val="en-US"/>
+        </w:rPr>
+        <w:t>The main functionality that I wanted to explore</w:t>
+      </w:r>
+      <w:r>
+        <w:rPr>
+          <w:lang w:val="en-US"/>
+        </w:rPr>
+        <w:t xml:space="preserve"> my options with was the interactive map. At the start of the development process, this </w:t>
+      </w:r>
+      <w:r>
+        <w:rPr>
+          <w:lang w:val="en-US"/>
+        </w:rPr>
+        <w:t>had</w:t>
+      </w:r>
+      <w:r>
+        <w:rPr>
+          <w:lang w:val="en-US"/>
+        </w:rPr>
+        <w:t xml:space="preserve"> the most questions surrounding questions around it. I didn’t </w:t>
+      </w:r>
+      <w:r>
+        <w:rPr>
+          <w:lang w:val="en-US"/>
+        </w:rPr>
+        <w:t xml:space="preserve">know if there </w:t>
+      </w:r>
+      <w:r>
+        <w:rPr>
+          <w:lang w:val="en-US"/>
+        </w:rPr>
+        <w:t>were</w:t>
+      </w:r>
+      <w:r>
+        <w:rPr>
+          <w:lang w:val="en-US"/>
+        </w:rPr>
+        <w:t xml:space="preserve"> any libraries that could provide be with the functionality that my webapp required, so a fair amount of research ensued. </w:t>
+      </w:r>
+      <w:r>
+        <w:rPr>
+          <w:lang w:val="en-US"/>
+        </w:rPr>
+        <w:t xml:space="preserve">I </w:t>
+      </w:r>
+      <w:proofErr w:type="gramStart"/>
+      <w:r>
+        <w:rPr>
+          <w:lang w:val="en-US"/>
+        </w:rPr>
+        <w:t>looked into</w:t>
+      </w:r>
+      <w:proofErr w:type="gramEnd"/>
+      <w:r>
+        <w:rPr>
+          <w:lang w:val="en-US"/>
+        </w:rPr>
+        <w:t xml:space="preserve"> creating my own library that </w:t>
+      </w:r>
+      <w:r>
+        <w:rPr>
+          <w:lang w:val="en-US"/>
+        </w:rPr>
+        <w:t xml:space="preserve">displayed the images, and overlayed markers on top of the image using pixel coordinates of the image. </w:t>
+      </w:r>
+      <w:r>
+        <w:rPr>
+          <w:lang w:val="en-US"/>
+        </w:rPr>
+        <w:t>However,</w:t>
+      </w:r>
+      <w:r>
+        <w:rPr>
+          <w:lang w:val="en-US"/>
+        </w:rPr>
+        <w:t xml:space="preserve"> this would be a huge project, and entirely infeasible, so I decided to research some libraries that could provide the functionality that I need.</w:t>
       </w:r>
     </w:p>
     <w:p>

--- a/Web Project Development Document.docx
+++ b/Web Project Development Document.docx
@@ -984,7 +984,7 @@
         <w:rPr>
           <w:lang w:val="en-US"/>
         </w:rPr>
-        <w:t xml:space="preserve">I </w:t>
+        <w:t xml:space="preserve">There were a few main options that I </w:t>
       </w:r>
       <w:proofErr w:type="gramStart"/>
       <w:r>
@@ -998,13 +998,319 @@
         <w:rPr>
           <w:lang w:val="en-US"/>
         </w:rPr>
-        <w:t xml:space="preserve"> creating my own library that </w:t>
-      </w:r>
-      <w:r>
-        <w:rPr>
-          <w:lang w:val="en-US"/>
-        </w:rPr>
-        <w:t xml:space="preserve">displayed the images, and overlayed markers on top of the image using pixel coordinates of the image. </w:t>
+        <w:t>: creating my own library,</w:t>
+      </w:r>
+      <w:r>
+        <w:rPr>
+          <w:lang w:val="en-US"/>
+        </w:rPr>
+        <w:t xml:space="preserve"> SVG, WebGL </w:t>
+      </w:r>
+      <w:r>
+        <w:rPr>
+          <w:lang w:val="en-US"/>
+        </w:rPr>
+        <w:t xml:space="preserve">and Leaflet.js. </w:t>
+      </w:r>
+    </w:p>
+    <w:p>
+      <w:pPr>
+        <w:rPr>
+          <w:lang w:val="en-US"/>
+        </w:rPr>
+      </w:pPr>
+      <w:r>
+        <w:rPr>
+          <w:lang w:val="en-US"/>
+        </w:rPr>
+        <w:t xml:space="preserve">First, I </w:t>
+      </w:r>
+      <w:r>
+        <w:rPr>
+          <w:lang w:val="en-US"/>
+        </w:rPr>
+        <w:t>investigated</w:t>
+      </w:r>
+      <w:r>
+        <w:rPr>
+          <w:lang w:val="en-US"/>
+        </w:rPr>
+        <w:t xml:space="preserve"> </w:t>
+      </w:r>
+      <w:r>
+        <w:rPr>
+          <w:lang w:val="en-US"/>
+        </w:rPr>
+        <w:t xml:space="preserve">creating my own </w:t>
+      </w:r>
+      <w:r>
+        <w:rPr>
+          <w:lang w:val="en-US"/>
+        </w:rPr>
+        <w:t xml:space="preserve">map library that could perform all the necessary functions that I wanted to make. </w:t>
+      </w:r>
+      <w:r>
+        <w:rPr>
+          <w:lang w:val="en-US"/>
+        </w:rPr>
+        <w:t xml:space="preserve">This would involve me building </w:t>
+      </w:r>
+      <w:r>
+        <w:rPr>
+          <w:lang w:val="en-US"/>
+        </w:rPr>
+        <w:t xml:space="preserve">my own coordinate system, </w:t>
+      </w:r>
+      <w:r>
+        <w:rPr>
+          <w:lang w:val="en-US"/>
+        </w:rPr>
+        <w:t xml:space="preserve">rendering the map, and displaying markers on top of it. </w:t>
+      </w:r>
+      <w:r>
+        <w:rPr>
+          <w:lang w:val="en-US"/>
+        </w:rPr>
+        <w:t xml:space="preserve">There would also have to be functionality for moving the markers, zooming in on the map, </w:t>
+      </w:r>
+      <w:r>
+        <w:rPr>
+          <w:lang w:val="en-US"/>
+        </w:rPr>
+        <w:t>panning</w:t>
+      </w:r>
+      <w:r>
+        <w:rPr>
+          <w:lang w:val="en-US"/>
+        </w:rPr>
+        <w:t xml:space="preserve"> etc. </w:t>
+      </w:r>
+      <w:r>
+        <w:rPr>
+          <w:lang w:val="en-US"/>
+        </w:rPr>
+        <w:t xml:space="preserve">Some advantages of this </w:t>
+      </w:r>
+      <w:r>
+        <w:rPr>
+          <w:lang w:val="en-US"/>
+        </w:rPr>
+        <w:t>are</w:t>
+      </w:r>
+      <w:r>
+        <w:rPr>
+          <w:lang w:val="en-US"/>
+        </w:rPr>
+        <w:t xml:space="preserve"> that it would be exactly tailored to what I wanted to make, so essentially it would be better than any alternative that I could find.</w:t>
+      </w:r>
+      <w:r>
+        <w:rPr>
+          <w:lang w:val="en-US"/>
+        </w:rPr>
+        <w:t xml:space="preserve"> This </w:t>
+      </w:r>
+      <w:r>
+        <w:rPr>
+          <w:lang w:val="en-US"/>
+        </w:rPr>
+        <w:t>would,</w:t>
+      </w:r>
+      <w:r>
+        <w:rPr>
+          <w:lang w:val="en-US"/>
+        </w:rPr>
+        <w:t xml:space="preserve"> however, be </w:t>
+      </w:r>
+      <w:r>
+        <w:rPr>
+          <w:lang w:val="en-US"/>
+        </w:rPr>
+        <w:t>a huge time commitment</w:t>
+      </w:r>
+      <w:r>
+        <w:rPr>
+          <w:lang w:val="en-US"/>
+        </w:rPr>
+        <w:t xml:space="preserve">, and </w:t>
+      </w:r>
+      <w:r>
+        <w:rPr>
+          <w:lang w:val="en-US"/>
+        </w:rPr>
+        <w:t xml:space="preserve">would be a super complicated project to undertake. </w:t>
+      </w:r>
+      <w:r>
+        <w:rPr>
+          <w:lang w:val="en-US"/>
+        </w:rPr>
+        <w:t xml:space="preserve">I don’t think, given the time that I have, </w:t>
+      </w:r>
+      <w:r>
+        <w:rPr>
+          <w:lang w:val="en-US"/>
+        </w:rPr>
+        <w:t xml:space="preserve">it was feasible to go this route, so I decided against it. There is also likely going to be a mountain of bugs to go through throughout the </w:t>
+      </w:r>
+      <w:r>
+        <w:rPr>
+          <w:lang w:val="en-US"/>
+        </w:rPr>
+        <w:t>development process.</w:t>
+      </w:r>
+    </w:p>
+    <w:p>
+      <w:pPr>
+        <w:rPr>
+          <w:lang w:val="en-US"/>
+        </w:rPr>
+      </w:pPr>
+      <w:r>
+        <w:rPr>
+          <w:lang w:val="en-US"/>
+        </w:rPr>
+        <w:t xml:space="preserve">I also </w:t>
+      </w:r>
+      <w:r>
+        <w:rPr>
+          <w:lang w:val="en-US"/>
+        </w:rPr>
+        <w:t xml:space="preserve">thought about </w:t>
+      </w:r>
+      <w:r>
+        <w:rPr>
+          <w:lang w:val="en-US"/>
+        </w:rPr>
+        <w:t xml:space="preserve">making an SVG based interactive map. I thought about this because in a previous group project, we used an SVG based interactive map, </w:t>
+      </w:r>
+      <w:r>
+        <w:rPr>
+          <w:lang w:val="en-US"/>
+        </w:rPr>
+        <w:t xml:space="preserve">so I </w:t>
+      </w:r>
+      <w:proofErr w:type="gramStart"/>
+      <w:r>
+        <w:rPr>
+          <w:lang w:val="en-US"/>
+        </w:rPr>
+        <w:t xml:space="preserve">looked </w:t>
+      </w:r>
+      <w:r>
+        <w:rPr>
+          <w:lang w:val="en-US"/>
+        </w:rPr>
+        <w:lastRenderedPageBreak/>
+        <w:t>into</w:t>
+      </w:r>
+      <w:proofErr w:type="gramEnd"/>
+      <w:r>
+        <w:rPr>
+          <w:lang w:val="en-US"/>
+        </w:rPr>
+        <w:t xml:space="preserve"> whether it was feasible for this project.</w:t>
+      </w:r>
+      <w:r>
+        <w:rPr>
+          <w:lang w:val="en-US"/>
+        </w:rPr>
+        <w:t xml:space="preserve"> It would allow me to render custom images in the web browser</w:t>
+      </w:r>
+      <w:r>
+        <w:rPr>
+          <w:lang w:val="en-US"/>
+        </w:rPr>
+        <w:t xml:space="preserve">, with its own markup language. The map would be set as &lt;image&gt; and the markers as &lt;circle&gt;, &lt;g&gt; and &lt;path&gt;. This would make them clickable the marker icon being displayed over the </w:t>
+      </w:r>
+      <w:r>
+        <w:rPr>
+          <w:lang w:val="en-US"/>
+        </w:rPr>
+        <w:t>radius that is clickable.</w:t>
+      </w:r>
+      <w:r>
+        <w:rPr>
+          <w:lang w:val="en-US"/>
+        </w:rPr>
+        <w:t xml:space="preserve"> </w:t>
+      </w:r>
+      <w:r>
+        <w:rPr>
+          <w:lang w:val="en-US"/>
+        </w:rPr>
+        <w:t xml:space="preserve">It has its own coordinate system, that I could use to place the markers. Zooming is done </w:t>
+      </w:r>
+      <w:r>
+        <w:rPr>
+          <w:lang w:val="en-US"/>
+        </w:rPr>
+        <w:t xml:space="preserve">by changing the viewbox. </w:t>
+      </w:r>
+      <w:r>
+        <w:rPr>
+          <w:lang w:val="en-US"/>
+        </w:rPr>
+        <w:t>When I tried to implement it into my other project it proved to feel a bit janky, so I decided against using it in my creative web project.</w:t>
+      </w:r>
+      <w:r>
+        <w:rPr>
+          <w:lang w:val="en-US"/>
+        </w:rPr>
+        <w:t xml:space="preserve"> </w:t>
+      </w:r>
+      <w:r>
+        <w:rPr>
+          <w:lang w:val="en-US"/>
+        </w:rPr>
+        <w:br/>
+        <w:t xml:space="preserve">I also thought about using WebGL </w:t>
+      </w:r>
+      <w:r>
+        <w:rPr>
+          <w:lang w:val="en-US"/>
+        </w:rPr>
+        <w:t>to render the map and markers, because it would give a lot of customizability</w:t>
+      </w:r>
+      <w:r>
+        <w:rPr>
+          <w:lang w:val="en-US"/>
+        </w:rPr>
+        <w:t>, lots of visual effects</w:t>
+      </w:r>
+      <w:r>
+        <w:rPr>
+          <w:lang w:val="en-US"/>
+        </w:rPr>
+        <w:t xml:space="preserve"> and run quickly</w:t>
+      </w:r>
+      <w:r>
+        <w:rPr>
+          <w:lang w:val="en-US"/>
+        </w:rPr>
+        <w:t xml:space="preserve">. </w:t>
+      </w:r>
+      <w:r>
+        <w:rPr>
+          <w:lang w:val="en-US"/>
+        </w:rPr>
+        <w:t xml:space="preserve">WebGL is a JavaScript API that renders 2D and 3D graphics </w:t>
+      </w:r>
+      <w:r>
+        <w:rPr>
+          <w:lang w:val="en-US"/>
+        </w:rPr>
+        <w:t xml:space="preserve">directly into web browsers at a high performance. </w:t>
+      </w:r>
+      <w:r>
+        <w:rPr>
+          <w:lang w:val="en-US"/>
+        </w:rPr>
+        <w:t>It would serve well for the functionality that I am trying to achieve,</w:t>
+      </w:r>
+      <w:r>
+        <w:rPr>
+          <w:lang w:val="en-US"/>
+        </w:rPr>
+        <w:t xml:space="preserve"> has the potential for scaling, and runs very fast. </w:t>
       </w:r>
       <w:r>
         <w:rPr>
@@ -1016,7 +1322,68 @@
         <w:rPr>
           <w:lang w:val="en-US"/>
         </w:rPr>
-        <w:t xml:space="preserve"> this would be a huge project, and entirely infeasible, so I decided to research some libraries that could provide the functionality that I need.</w:t>
+        <w:t xml:space="preserve"> for my project it is a bit </w:t>
+      </w:r>
+      <w:r>
+        <w:rPr>
+          <w:lang w:val="en-US"/>
+        </w:rPr>
+        <w:t>overkill and</w:t>
+      </w:r>
+      <w:r>
+        <w:rPr>
+          <w:lang w:val="en-US"/>
+        </w:rPr>
+        <w:t xml:space="preserve"> would be a very </w:t>
+      </w:r>
+      <w:r>
+        <w:rPr>
+          <w:lang w:val="en-US"/>
+        </w:rPr>
+        <w:t>complicated project to undertake. There would also be a lot of learning to do, that I don’t think I could achieve with the time constraints that have been given.</w:t>
+      </w:r>
+      <w:r>
+        <w:rPr>
+          <w:lang w:val="en-US"/>
+        </w:rPr>
+        <w:t xml:space="preserve"> </w:t>
+      </w:r>
+    </w:p>
+    <w:p>
+      <w:pPr>
+        <w:rPr>
+          <w:lang w:val="en-US"/>
+        </w:rPr>
+      </w:pPr>
+      <w:r>
+        <w:rPr>
+          <w:lang w:val="en-US"/>
+        </w:rPr>
+        <w:t xml:space="preserve">Finally, the API that I decided to go with was leaflet.js. This is because it provided all the functionality that I needed for my app, </w:t>
+      </w:r>
+      <w:r>
+        <w:rPr>
+          <w:lang w:val="en-US"/>
+        </w:rPr>
+        <w:t xml:space="preserve">while staying at a feasible level of complexity. </w:t>
+      </w:r>
+      <w:r>
+        <w:rPr>
+          <w:lang w:val="en-US"/>
+        </w:rPr>
+        <w:t xml:space="preserve">Leaflet.js is a JavaScript library that is specifically for rendering </w:t>
+      </w:r>
+      <w:r>
+        <w:rPr>
+          <w:lang w:val="en-US"/>
+        </w:rPr>
+        <w:t>interactive maps on web</w:t>
+      </w:r>
+      <w:r>
+        <w:rPr>
+          <w:lang w:val="en-US"/>
+        </w:rPr>
+        <w:t>apps.</w:t>
       </w:r>
     </w:p>
     <w:p>

--- a/Web Project Development Document.docx
+++ b/Web Project Development Document.docx
@@ -1384,6 +1384,292 @@
           <w:lang w:val="en-US"/>
         </w:rPr>
         <w:t>apps.</w:t>
+      </w:r>
+      <w:r>
+        <w:rPr>
+          <w:lang w:val="en-US"/>
+        </w:rPr>
+        <w:t xml:space="preserve"> </w:t>
+      </w:r>
+      <w:r>
+        <w:rPr>
+          <w:lang w:val="en-US"/>
+        </w:rPr>
+        <w:t xml:space="preserve">The only complication that came with using leaflet.js is that </w:t>
+      </w:r>
+      <w:r>
+        <w:rPr>
+          <w:lang w:val="en-US"/>
+        </w:rPr>
+        <w:t>it</w:t>
+      </w:r>
+      <w:r>
+        <w:rPr>
+          <w:lang w:val="en-US"/>
+        </w:rPr>
+        <w:t xml:space="preserve"> is usually designed for rendering the actual world map, so all the tutorials and everything was for that, so it took some time to </w:t>
+      </w:r>
+      <w:r>
+        <w:rPr>
+          <w:lang w:val="en-US"/>
+        </w:rPr>
+        <w:t>figure out how to implement it with my own image as the background map.</w:t>
+      </w:r>
+      <w:r>
+        <w:rPr>
+          <w:lang w:val="en-US"/>
+        </w:rPr>
+        <w:t xml:space="preserve"> I decided to go with leaflet.js because it was tailored to maps, it provided the functionality that I wanted to implement, and it</w:t>
+      </w:r>
+      <w:r>
+        <w:rPr>
+          <w:lang w:val="en-US"/>
+        </w:rPr>
+        <w:t xml:space="preserve"> seemed feasible in complexity to learn and develop.</w:t>
+      </w:r>
+      <w:r>
+        <w:rPr>
+          <w:lang w:val="en-US"/>
+        </w:rPr>
+        <w:t xml:space="preserve"> </w:t>
+      </w:r>
+    </w:p>
+    <w:p>
+      <w:pPr>
+        <w:pStyle w:val="Heading2"/>
+        <w:rPr>
+          <w:lang w:val="en-US"/>
+        </w:rPr>
+      </w:pPr>
+      <w:r>
+        <w:rPr>
+          <w:lang w:val="en-US"/>
+        </w:rPr>
+        <w:t>Technical Implementation</w:t>
+      </w:r>
+    </w:p>
+    <w:p>
+      <w:pPr>
+        <w:rPr>
+          <w:lang w:val="en-US"/>
+        </w:rPr>
+      </w:pPr>
+      <w:r>
+        <w:rPr>
+          <w:lang w:val="en-US"/>
+        </w:rPr>
+        <w:t xml:space="preserve">The </w:t>
+      </w:r>
+      <w:r>
+        <w:rPr>
+          <w:lang w:val="en-US"/>
+        </w:rPr>
+        <w:t xml:space="preserve">core </w:t>
+      </w:r>
+      <w:r>
+        <w:rPr>
+          <w:lang w:val="en-US"/>
+        </w:rPr>
+        <w:t xml:space="preserve">technology stack that I used </w:t>
+      </w:r>
+      <w:r>
+        <w:rPr>
+          <w:lang w:val="en-US"/>
+        </w:rPr>
+        <w:t xml:space="preserve">was react, with </w:t>
+      </w:r>
+      <w:r>
+        <w:rPr>
+          <w:lang w:val="en-US"/>
+        </w:rPr>
+        <w:t xml:space="preserve">node as the backend, with a bunch of other software’s and libraries used that </w:t>
+      </w:r>
+      <w:r>
+        <w:rPr>
+          <w:lang w:val="en-US"/>
+        </w:rPr>
+        <w:t>will</w:t>
+      </w:r>
+      <w:r>
+        <w:rPr>
+          <w:lang w:val="en-US"/>
+        </w:rPr>
+        <w:t xml:space="preserve"> discuss later. </w:t>
+      </w:r>
+      <w:r>
+        <w:rPr>
+          <w:lang w:val="en-US"/>
+        </w:rPr>
+        <w:t xml:space="preserve">I used </w:t>
+      </w:r>
+      <w:r>
+        <w:rPr>
+          <w:lang w:val="en-US"/>
+        </w:rPr>
+        <w:t>R</w:t>
+      </w:r>
+      <w:r>
+        <w:rPr>
+          <w:lang w:val="en-US"/>
+        </w:rPr>
+        <w:t xml:space="preserve">eact as the frontend because it is a highly popular </w:t>
+      </w:r>
+      <w:r>
+        <w:rPr>
+          <w:lang w:val="en-US"/>
+        </w:rPr>
+        <w:t>library that is commonly used</w:t>
+      </w:r>
+      <w:r>
+        <w:rPr>
+          <w:lang w:val="en-US"/>
+        </w:rPr>
+        <w:t xml:space="preserve"> to develop websites and apps (react native)</w:t>
+      </w:r>
+      <w:r>
+        <w:rPr>
+          <w:lang w:val="en-US"/>
+        </w:rPr>
+        <w:t xml:space="preserve"> by many businesses, so I thought it prudent that I learnt it</w:t>
+      </w:r>
+      <w:r>
+        <w:rPr>
+          <w:lang w:val="en-US"/>
+        </w:rPr>
+        <w:t>.</w:t>
+      </w:r>
+      <w:r>
+        <w:rPr>
+          <w:lang w:val="en-US"/>
+        </w:rPr>
+        <w:t xml:space="preserve"> React</w:t>
+      </w:r>
+      <w:r>
+        <w:rPr>
+          <w:lang w:val="en-US"/>
+        </w:rPr>
+        <w:t xml:space="preserve"> components are usually written is </w:t>
+      </w:r>
+      <w:r>
+        <w:rPr>
+          <w:lang w:val="en-US"/>
+        </w:rPr>
+        <w:t>JSX and</w:t>
+      </w:r>
+      <w:r>
+        <w:rPr>
+          <w:lang w:val="en-US"/>
+        </w:rPr>
+        <w:t xml:space="preserve"> converted into JS </w:t>
+      </w:r>
+      <w:r>
+        <w:rPr>
+          <w:lang w:val="en-US"/>
+        </w:rPr>
+        <w:t>during compilation</w:t>
+      </w:r>
+      <w:r>
+        <w:rPr>
+          <w:lang w:val="en-US"/>
+        </w:rPr>
+        <w:t xml:space="preserve">. </w:t>
+      </w:r>
+      <w:r>
+        <w:rPr>
+          <w:lang w:val="en-US"/>
+        </w:rPr>
+        <w:t xml:space="preserve">I also thought that it would be easier to implement the backend that I wanted to and link it to the front end if I used JS instead of basic </w:t>
+      </w:r>
+      <w:r>
+        <w:rPr>
+          <w:lang w:val="en-US"/>
+        </w:rPr>
+        <w:t>HTML</w:t>
+      </w:r>
+      <w:r>
+        <w:rPr>
+          <w:lang w:val="en-US"/>
+        </w:rPr>
+        <w:t xml:space="preserve"> and </w:t>
+      </w:r>
+      <w:r>
+        <w:rPr>
+          <w:lang w:val="en-US"/>
+        </w:rPr>
+        <w:t>CSS</w:t>
+      </w:r>
+      <w:r>
+        <w:rPr>
+          <w:lang w:val="en-US"/>
+        </w:rPr>
+        <w:t>.</w:t>
+      </w:r>
+      <w:r>
+        <w:rPr>
+          <w:lang w:val="en-US"/>
+        </w:rPr>
+        <w:t xml:space="preserve"> </w:t>
+      </w:r>
+    </w:p>
+    <w:p>
+      <w:pPr>
+        <w:rPr>
+          <w:lang w:val="en-US"/>
+        </w:rPr>
+      </w:pPr>
+      <w:r>
+        <w:rPr>
+          <w:lang w:val="en-US"/>
+        </w:rPr>
+        <w:t xml:space="preserve">I used node as the backend, as well as a bunch of libraries to connect to a database. </w:t>
+      </w:r>
+      <w:r>
+        <w:rPr>
+          <w:lang w:val="en-US"/>
+        </w:rPr>
+        <w:t xml:space="preserve">I used node because it </w:t>
+      </w:r>
+      <w:r>
+        <w:rPr>
+          <w:lang w:val="en-US"/>
+        </w:rPr>
+        <w:t>was</w:t>
+      </w:r>
+      <w:r>
+        <w:rPr>
+          <w:lang w:val="en-US"/>
+        </w:rPr>
+        <w:t xml:space="preserve"> familiar and effective, I’ve used it multiple times </w:t>
+      </w:r>
+      <w:r>
+        <w:rPr>
+          <w:lang w:val="en-US"/>
+        </w:rPr>
+        <w:t>before,</w:t>
+      </w:r>
+      <w:r>
+        <w:rPr>
+          <w:lang w:val="en-US"/>
+        </w:rPr>
+        <w:t xml:space="preserve"> so it wasn’t difficult to use it again. </w:t>
+      </w:r>
+      <w:r>
+        <w:rPr>
+          <w:lang w:val="en-US"/>
+        </w:rPr>
+        <w:t xml:space="preserve">It is also a very commonly used </w:t>
+      </w:r>
+      <w:r>
+        <w:rPr>
+          <w:lang w:val="en-US"/>
+        </w:rPr>
+        <w:t>JS runtime environment</w:t>
+      </w:r>
+      <w:r>
+        <w:rPr>
+          <w:lang w:val="en-US"/>
+        </w:rPr>
+        <w:t xml:space="preserve"> in the web market, so that’s a bonus, learning an important skill. </w:t>
       </w:r>
     </w:p>
     <w:p>

--- a/Web Project Development Document.docx
+++ b/Web Project Development Document.docx
@@ -652,21 +652,7 @@
         <w:rPr>
           <w:lang w:val="en-US"/>
         </w:rPr>
-        <w:t xml:space="preserve">online database (MongoDB atlas), and it is </w:t>
-      </w:r>
-      <w:proofErr w:type="gramStart"/>
-      <w:r>
-        <w:rPr>
-          <w:lang w:val="en-US"/>
-        </w:rPr>
-        <w:t>fairly simplistic</w:t>
-      </w:r>
-      <w:proofErr w:type="gramEnd"/>
-      <w:r>
-        <w:rPr>
-          <w:lang w:val="en-US"/>
-        </w:rPr>
-        <w:t xml:space="preserve"> to set up, and works well with what I planned on using it for. It was also the main software that was discussed and taught in our workshops, making it the obvious choice. </w:t>
+        <w:t xml:space="preserve">online database (MongoDB atlas), and it is fairly simplistic to set up, and works well with what I planned on using it for. It was also the main software that was discussed and taught in our workshops, making it the obvious choice. </w:t>
       </w:r>
       <w:r>
         <w:rPr>
@@ -984,21 +970,7 @@
         <w:rPr>
           <w:lang w:val="en-US"/>
         </w:rPr>
-        <w:t xml:space="preserve">There were a few main options that I </w:t>
-      </w:r>
-      <w:proofErr w:type="gramStart"/>
-      <w:r>
-        <w:rPr>
-          <w:lang w:val="en-US"/>
-        </w:rPr>
-        <w:t>looked into</w:t>
-      </w:r>
-      <w:proofErr w:type="gramEnd"/>
-      <w:r>
-        <w:rPr>
-          <w:lang w:val="en-US"/>
-        </w:rPr>
-        <w:t>: creating my own library,</w:t>
+        <w:t>There were a few main options that I looked into: creating my own library,</w:t>
       </w:r>
       <w:r>
         <w:rPr>
@@ -1186,28 +1158,14 @@
         <w:rPr>
           <w:lang w:val="en-US"/>
         </w:rPr>
-        <w:t xml:space="preserve">so I </w:t>
-      </w:r>
-      <w:proofErr w:type="gramStart"/>
-      <w:r>
-        <w:rPr>
-          <w:lang w:val="en-US"/>
-        </w:rPr>
-        <w:t xml:space="preserve">looked </w:t>
+        <w:t xml:space="preserve">so I looked </w:t>
       </w:r>
       <w:r>
         <w:rPr>
           <w:lang w:val="en-US"/>
         </w:rPr>
         <w:lastRenderedPageBreak/>
-        <w:t>into</w:t>
-      </w:r>
-      <w:proofErr w:type="gramEnd"/>
-      <w:r>
-        <w:rPr>
-          <w:lang w:val="en-US"/>
-        </w:rPr>
-        <w:t xml:space="preserve"> whether it was feasible for this project.</w:t>
+        <w:t>into whether it was feasible for this project.</w:t>
       </w:r>
       <w:r>
         <w:rPr>
@@ -1670,6 +1628,513 @@
           <w:lang w:val="en-US"/>
         </w:rPr>
         <w:t xml:space="preserve"> in the web market, so that’s a bonus, learning an important skill. </w:t>
+      </w:r>
+      <w:r>
+        <w:rPr>
+          <w:lang w:val="en-US"/>
+        </w:rPr>
+        <w:t xml:space="preserve">Some of </w:t>
+      </w:r>
+      <w:r>
+        <w:rPr>
+          <w:lang w:val="en-US"/>
+        </w:rPr>
+        <w:t xml:space="preserve">the addition dependencies that I used were: </w:t>
+      </w:r>
+      <w:r>
+        <w:rPr>
+          <w:lang w:val="en-US"/>
+        </w:rPr>
+        <w:t>Dotenv, Express, mongoose</w:t>
+      </w:r>
+      <w:r>
+        <w:rPr>
+          <w:lang w:val="en-US"/>
+        </w:rPr>
+        <w:t xml:space="preserve"> and </w:t>
+      </w:r>
+      <w:r>
+        <w:rPr>
+          <w:lang w:val="en-US"/>
+        </w:rPr>
+        <w:t xml:space="preserve">express-session. Dotenv allowed me to keep important data secure, not saving it to </w:t>
+      </w:r>
+      <w:r>
+        <w:rPr>
+          <w:lang w:val="en-US"/>
+        </w:rPr>
+        <w:t>GitHub</w:t>
+      </w:r>
+      <w:r>
+        <w:rPr>
+          <w:lang w:val="en-US"/>
+        </w:rPr>
+        <w:t xml:space="preserve"> and </w:t>
+      </w:r>
+      <w:r>
+        <w:rPr>
+          <w:lang w:val="en-US"/>
+        </w:rPr>
+        <w:t>importing into the necessary parts of the main code</w:t>
+      </w:r>
+      <w:r>
+        <w:rPr>
+          <w:lang w:val="en-US"/>
+        </w:rPr>
+        <w:t xml:space="preserve"> securely. </w:t>
+      </w:r>
+      <w:r>
+        <w:rPr>
+          <w:lang w:val="en-US"/>
+        </w:rPr>
+        <w:t>Express did the heavy lifting for the entire backend.</w:t>
+      </w:r>
+      <w:r>
+        <w:rPr>
+          <w:lang w:val="en-US"/>
+        </w:rPr>
+        <w:t xml:space="preserve"> It</w:t>
+      </w:r>
+      <w:r>
+        <w:rPr>
+          <w:lang w:val="en-US"/>
+        </w:rPr>
+        <w:t xml:space="preserve"> was used to create the whole middleware, that being the “app.use”</w:t>
+      </w:r>
+      <w:r>
+        <w:rPr>
+          <w:lang w:val="en-US"/>
+        </w:rPr>
+        <w:t xml:space="preserve"> </w:t>
+      </w:r>
+      <w:r>
+        <w:rPr>
+          <w:lang w:val="en-US"/>
+        </w:rPr>
+        <w:t xml:space="preserve">and all the other similar code in the server.js file. It was responsible for connecting to the front end </w:t>
+      </w:r>
+      <w:r>
+        <w:rPr>
+          <w:lang w:val="en-US"/>
+        </w:rPr>
+        <w:t>to the backend</w:t>
+      </w:r>
+      <w:r>
+        <w:rPr>
+          <w:lang w:val="en-US"/>
+        </w:rPr>
+        <w:t xml:space="preserve"> using requests and responses</w:t>
+      </w:r>
+      <w:r>
+        <w:rPr>
+          <w:lang w:val="en-US"/>
+        </w:rPr>
+        <w:t xml:space="preserve">, that then connected to the database. </w:t>
+      </w:r>
+      <w:r>
+        <w:rPr>
+          <w:lang w:val="en-US"/>
+        </w:rPr>
+        <w:t xml:space="preserve">The mongoose library is what I used to connect to MongoDB, </w:t>
+      </w:r>
+      <w:r>
+        <w:rPr>
+          <w:lang w:val="en-US"/>
+        </w:rPr>
+        <w:t xml:space="preserve">you essentially just </w:t>
+      </w:r>
+      <w:r>
+        <w:rPr>
+          <w:lang w:val="en-US"/>
+        </w:rPr>
+        <w:t xml:space="preserve">create schemas, that include whatever data types you want to save to the database, along with the names for the variables. Then with various inbuilt functions, you can </w:t>
+      </w:r>
+      <w:r>
+        <w:rPr>
+          <w:lang w:val="en-US"/>
+        </w:rPr>
+        <w:t xml:space="preserve">create new schemas, update one schema, </w:t>
+      </w:r>
+      <w:r>
+        <w:rPr>
+          <w:lang w:val="en-US"/>
+        </w:rPr>
+        <w:t xml:space="preserve">update many, delete schemas etc. </w:t>
+      </w:r>
+      <w:r>
+        <w:rPr>
+          <w:lang w:val="en-US"/>
+        </w:rPr>
+        <w:t>I also had to incorporate embedded schemas for my maps as I discussed earlier.</w:t>
+      </w:r>
+      <w:r>
+        <w:rPr>
+          <w:lang w:val="en-US"/>
+        </w:rPr>
+        <w:t xml:space="preserve"> </w:t>
+      </w:r>
+      <w:r>
+        <w:rPr>
+          <w:lang w:val="en-US"/>
+        </w:rPr>
+        <w:t xml:space="preserve">I also </w:t>
+      </w:r>
+      <w:r>
+        <w:rPr>
+          <w:lang w:val="en-US"/>
+        </w:rPr>
+        <w:lastRenderedPageBreak/>
+        <w:t xml:space="preserve">used express-sessions, this allowed me to save data locally on the </w:t>
+      </w:r>
+      <w:r>
+        <w:rPr>
+          <w:lang w:val="en-US"/>
+        </w:rPr>
+        <w:t>user’s</w:t>
+      </w:r>
+      <w:r>
+        <w:rPr>
+          <w:lang w:val="en-US"/>
+        </w:rPr>
+        <w:t xml:space="preserve"> device </w:t>
+      </w:r>
+      <w:r>
+        <w:rPr>
+          <w:lang w:val="en-US"/>
+        </w:rPr>
+        <w:t>temporarily.</w:t>
+      </w:r>
+      <w:r>
+        <w:rPr>
+          <w:lang w:val="en-US"/>
+        </w:rPr>
+        <w:t xml:space="preserve"> The main data that I saved was the username, and a variable to tell if the user </w:t>
+      </w:r>
+      <w:r>
+        <w:rPr>
+          <w:lang w:val="en-US"/>
+        </w:rPr>
+        <w:t xml:space="preserve">was an admin (I didn’t end up using this variable but </w:t>
+      </w:r>
+      <w:r>
+        <w:rPr>
+          <w:lang w:val="en-US"/>
+        </w:rPr>
+        <w:t>it’s</w:t>
+      </w:r>
+      <w:r>
+        <w:rPr>
+          <w:lang w:val="en-US"/>
+        </w:rPr>
+        <w:t xml:space="preserve"> handy to have for future purposes). The username however was helpful and let me display the username to the user wherever I wanted</w:t>
+      </w:r>
+      <w:r>
+        <w:rPr>
+          <w:lang w:val="en-US"/>
+        </w:rPr>
+        <w:t>.</w:t>
+      </w:r>
+      <w:r>
+        <w:rPr>
+          <w:lang w:val="en-US"/>
+        </w:rPr>
+        <w:t xml:space="preserve"> </w:t>
+      </w:r>
+      <w:r>
+        <w:rPr>
+          <w:lang w:val="en-US"/>
+        </w:rPr>
+        <w:t xml:space="preserve">It also kept the user signed in </w:t>
+      </w:r>
+      <w:r>
+        <w:rPr>
+          <w:lang w:val="en-US"/>
+        </w:rPr>
+        <w:t>to my webapp, whether they refresh the page or not, and I can set how long I want the user to stay signed in for, for security</w:t>
+      </w:r>
+      <w:r>
+        <w:rPr>
+          <w:lang w:val="en-US"/>
+        </w:rPr>
+        <w:t xml:space="preserve"> and testing</w:t>
+      </w:r>
+      <w:r>
+        <w:rPr>
+          <w:lang w:val="en-US"/>
+        </w:rPr>
+        <w:t xml:space="preserve"> purposes.</w:t>
+      </w:r>
+      <w:r>
+        <w:rPr>
+          <w:lang w:val="en-US"/>
+        </w:rPr>
+        <w:t xml:space="preserve"> </w:t>
+      </w:r>
+    </w:p>
+    <w:p>
+      <w:pPr>
+        <w:rPr>
+          <w:lang w:val="en-US"/>
+        </w:rPr>
+      </w:pPr>
+      <w:r>
+        <w:rPr>
+          <w:lang w:val="en-US"/>
+        </w:rPr>
+        <w:t xml:space="preserve">My finalized webapp has </w:t>
+      </w:r>
+      <w:r>
+        <w:rPr>
+          <w:lang w:val="en-US"/>
+        </w:rPr>
+        <w:t xml:space="preserve">five pages, each of which serve a specific purpose for the functionality of the app, and I created two </w:t>
+      </w:r>
+      <w:r>
+        <w:rPr>
+          <w:lang w:val="en-US"/>
+        </w:rPr>
+        <w:t>components that I reused throughout the webapp.</w:t>
+      </w:r>
+      <w:r>
+        <w:rPr>
+          <w:lang w:val="en-US"/>
+        </w:rPr>
+        <w:t xml:space="preserve"> The landing page was the first display </w:t>
+      </w:r>
+      <w:r>
+        <w:rPr>
+          <w:lang w:val="en-US"/>
+        </w:rPr>
+        <w:t xml:space="preserve">of the main functionality of my website, that being the interactive map. </w:t>
+      </w:r>
+      <w:r>
+        <w:rPr>
+          <w:lang w:val="en-US"/>
+        </w:rPr>
+        <w:t xml:space="preserve">There is also a register and login page, a create page and a </w:t>
+      </w:r>
+      <w:r>
+        <w:rPr>
+          <w:lang w:val="en-US"/>
+        </w:rPr>
+        <w:t xml:space="preserve">view others page. </w:t>
+      </w:r>
+      <w:r>
+        <w:rPr>
+          <w:lang w:val="en-US"/>
+        </w:rPr>
+        <w:t xml:space="preserve">The register and login page are </w:t>
+      </w:r>
+      <w:r>
+        <w:rPr>
+          <w:lang w:val="en-US"/>
+        </w:rPr>
+        <w:t>self-explanatory</w:t>
+      </w:r>
+      <w:r>
+        <w:rPr>
+          <w:lang w:val="en-US"/>
+        </w:rPr>
+        <w:t xml:space="preserve">, they just served the purpose of creating the new user, saving their data to the database and signing them into their accounts using </w:t>
+      </w:r>
+      <w:r>
+        <w:rPr>
+          <w:lang w:val="en-US"/>
+        </w:rPr>
+        <w:t xml:space="preserve">sessions. </w:t>
+      </w:r>
+      <w:r>
+        <w:rPr>
+          <w:lang w:val="en-US"/>
+        </w:rPr>
+        <w:t>And for login, checking the users input against the database, and if there is an account that aligns with the user input, signing them into that account using sessions.</w:t>
+      </w:r>
+      <w:r>
+        <w:rPr>
+          <w:lang w:val="en-US"/>
+        </w:rPr>
+        <w:t xml:space="preserve"> </w:t>
+      </w:r>
+      <w:r>
+        <w:rPr>
+          <w:lang w:val="en-US"/>
+        </w:rPr>
+        <w:t xml:space="preserve">The create page, allowed signed in users to create a new map, and add their own markers (multiple types) </w:t>
+      </w:r>
+      <w:r>
+        <w:rPr>
+          <w:lang w:val="en-US"/>
+        </w:rPr>
+        <w:t>to it, adding landmarks wherever they</w:t>
+      </w:r>
+      <w:r>
+        <w:rPr>
+          <w:lang w:val="en-US"/>
+        </w:rPr>
+        <w:t xml:space="preserve"> want.</w:t>
+      </w:r>
+      <w:r>
+        <w:rPr>
+          <w:lang w:val="en-US"/>
+        </w:rPr>
+        <w:t xml:space="preserve"> </w:t>
+      </w:r>
+      <w:r>
+        <w:rPr>
+          <w:lang w:val="en-US"/>
+        </w:rPr>
+        <w:t xml:space="preserve">They can then save their </w:t>
+      </w:r>
+      <w:r>
+        <w:rPr>
+          <w:lang w:val="en-US"/>
+        </w:rPr>
+        <w:t>maps and</w:t>
+      </w:r>
+      <w:r>
+        <w:rPr>
+          <w:lang w:val="en-US"/>
+        </w:rPr>
+        <w:t xml:space="preserve"> publish them for all to see. </w:t>
+      </w:r>
+      <w:r>
+        <w:rPr>
+          <w:lang w:val="en-US"/>
+        </w:rPr>
+        <w:t xml:space="preserve">I had a button for each of these functionalities. Three for the various types of markers, that when clicked would push a new marker to the temporary </w:t>
+      </w:r>
+      <w:r>
+        <w:rPr>
+          <w:lang w:val="en-US"/>
+        </w:rPr>
+        <w:t>array</w:t>
+      </w:r>
+      <w:r>
+        <w:rPr>
+          <w:lang w:val="en-US"/>
+        </w:rPr>
+        <w:t xml:space="preserve">, that is being displayed onto the map component. </w:t>
+      </w:r>
+      <w:r>
+        <w:rPr>
+          <w:lang w:val="en-US"/>
+        </w:rPr>
+        <w:t xml:space="preserve">The save map button takes the mapid and the marker array, uses the mapid to </w:t>
+      </w:r>
+      <w:r>
+        <w:rPr>
+          <w:lang w:val="en-US"/>
+        </w:rPr>
+        <w:t>overwrite the markers array that is saved to the database, with th</w:t>
+      </w:r>
+      <w:r>
+        <w:rPr>
+          <w:lang w:val="en-US"/>
+        </w:rPr>
+        <w:t>e temporary marker array</w:t>
+      </w:r>
+      <w:r>
+        <w:rPr>
+          <w:lang w:val="en-US"/>
+        </w:rPr>
+        <w:t xml:space="preserve"> from the frontend. </w:t>
+      </w:r>
+      <w:r>
+        <w:rPr>
+          <w:lang w:val="en-US"/>
+        </w:rPr>
+        <w:t>There is also a delete marker button that takes the marker that is currently being clicked on (</w:t>
+      </w:r>
+      <w:r>
+        <w:rPr>
+          <w:lang w:val="en-US"/>
+        </w:rPr>
+        <w:t>marker id sent from the map component to the create file) and deletes it from the marker array.</w:t>
+      </w:r>
+      <w:r>
+        <w:rPr>
+          <w:lang w:val="en-US"/>
+        </w:rPr>
+        <w:t xml:space="preserve"> Each marker must have a unique id, for that to be functional.</w:t>
+      </w:r>
+      <w:r>
+        <w:rPr>
+          <w:lang w:val="en-US"/>
+        </w:rPr>
+        <w:t xml:space="preserve"> </w:t>
+      </w:r>
+      <w:r>
+        <w:rPr>
+          <w:lang w:val="en-US"/>
+        </w:rPr>
+        <w:t xml:space="preserve">That is also necessary for the move markers functionality to run, otherwise (and </w:t>
+      </w:r>
+      <w:r>
+        <w:rPr>
+          <w:lang w:val="en-US"/>
+        </w:rPr>
+        <w:t>this was an annoying bug to fix) the markers all move together, and won’t save to the array properly.</w:t>
+      </w:r>
+      <w:r>
+        <w:rPr>
+          <w:lang w:val="en-US"/>
+        </w:rPr>
+        <w:t xml:space="preserve"> </w:t>
+      </w:r>
+    </w:p>
+    <w:p>
+      <w:pPr>
+        <w:rPr>
+          <w:lang w:val="en-US"/>
+        </w:rPr>
+      </w:pPr>
+      <w:r>
+        <w:rPr>
+          <w:lang w:val="en-US"/>
+        </w:rPr>
+        <w:t>The View others page allows any user (doesn’t need to be signed in) to view published maps.</w:t>
+      </w:r>
+      <w:r>
+        <w:rPr>
+          <w:lang w:val="en-US"/>
+        </w:rPr>
+        <w:t xml:space="preserve"> </w:t>
+      </w:r>
+      <w:r>
+        <w:rPr>
+          <w:lang w:val="en-US"/>
+        </w:rPr>
+        <w:t xml:space="preserve">This was easy to implement, all I needed to do to add this layer of security </w:t>
+      </w:r>
+      <w:r>
+        <w:rPr>
+          <w:lang w:val="en-US"/>
+        </w:rPr>
+        <w:t>was to make</w:t>
+      </w:r>
+      <w:r>
+        <w:rPr>
+          <w:lang w:val="en-US"/>
+        </w:rPr>
+        <w:t xml:space="preserve"> a variable for each map called isPublished, automatically set to false. </w:t>
+      </w:r>
+      <w:r>
+        <w:rPr>
+          <w:lang w:val="en-US"/>
+        </w:rPr>
+        <w:t xml:space="preserve">In the create page, there is a button to </w:t>
+      </w:r>
+      <w:r>
+        <w:rPr>
+          <w:lang w:val="en-US"/>
+        </w:rPr>
+        <w:t xml:space="preserve">publish the map that would change the variable to true in the database. Then all that is required in the </w:t>
+      </w:r>
+      <w:r>
+        <w:rPr>
+          <w:lang w:val="en-US"/>
+        </w:rPr>
+        <w:t>view others page is to check the variable in each map and only display the maps that have it set to true.</w:t>
       </w:r>
     </w:p>
     <w:p>

--- a/Web Project Development Document.docx
+++ b/Web Project Development Document.docx
@@ -652,7 +652,21 @@
         <w:rPr>
           <w:lang w:val="en-US"/>
         </w:rPr>
-        <w:t xml:space="preserve">online database (MongoDB atlas), and it is fairly simplistic to set up, and works well with what I planned on using it for. It was also the main software that was discussed and taught in our workshops, making it the obvious choice. </w:t>
+        <w:t xml:space="preserve">online database (MongoDB atlas), and it is </w:t>
+      </w:r>
+      <w:proofErr w:type="gramStart"/>
+      <w:r>
+        <w:rPr>
+          <w:lang w:val="en-US"/>
+        </w:rPr>
+        <w:t>fairly simplistic</w:t>
+      </w:r>
+      <w:proofErr w:type="gramEnd"/>
+      <w:r>
+        <w:rPr>
+          <w:lang w:val="en-US"/>
+        </w:rPr>
+        <w:t xml:space="preserve"> to set up, and works well with what I planned on using it for. It was also the main software that was discussed and taught in our workshops, making it the obvious choice. </w:t>
       </w:r>
       <w:r>
         <w:rPr>
@@ -970,7 +984,21 @@
         <w:rPr>
           <w:lang w:val="en-US"/>
         </w:rPr>
-        <w:t>There were a few main options that I looked into: creating my own library,</w:t>
+        <w:t xml:space="preserve">There were a few main options that I </w:t>
+      </w:r>
+      <w:proofErr w:type="gramStart"/>
+      <w:r>
+        <w:rPr>
+          <w:lang w:val="en-US"/>
+        </w:rPr>
+        <w:t>looked into</w:t>
+      </w:r>
+      <w:proofErr w:type="gramEnd"/>
+      <w:r>
+        <w:rPr>
+          <w:lang w:val="en-US"/>
+        </w:rPr>
+        <w:t>: creating my own library,</w:t>
       </w:r>
       <w:r>
         <w:rPr>
@@ -1158,14 +1186,28 @@
         <w:rPr>
           <w:lang w:val="en-US"/>
         </w:rPr>
-        <w:t xml:space="preserve">so I looked </w:t>
+        <w:t xml:space="preserve">so I </w:t>
+      </w:r>
+      <w:proofErr w:type="gramStart"/>
+      <w:r>
+        <w:rPr>
+          <w:lang w:val="en-US"/>
+        </w:rPr>
+        <w:t xml:space="preserve">looked </w:t>
       </w:r>
       <w:r>
         <w:rPr>
           <w:lang w:val="en-US"/>
         </w:rPr>
         <w:lastRenderedPageBreak/>
-        <w:t>into whether it was feasible for this project.</w:t>
+        <w:t>into</w:t>
+      </w:r>
+      <w:proofErr w:type="gramEnd"/>
+      <w:r>
+        <w:rPr>
+          <w:lang w:val="en-US"/>
+        </w:rPr>
+        <w:t xml:space="preserve"> whether it was feasible for this project.</w:t>
       </w:r>
       <w:r>
         <w:rPr>
@@ -1408,6 +1450,7 @@
     </w:p>
     <w:p>
       <w:pPr>
+        <w:pStyle w:val="Heading3"/>
         <w:rPr>
           <w:lang w:val="en-US"/>
         </w:rPr>
@@ -1416,157 +1459,7 @@
         <w:rPr>
           <w:lang w:val="en-US"/>
         </w:rPr>
-        <w:t xml:space="preserve">The </w:t>
-      </w:r>
-      <w:r>
-        <w:rPr>
-          <w:lang w:val="en-US"/>
-        </w:rPr>
-        <w:t xml:space="preserve">core </w:t>
-      </w:r>
-      <w:r>
-        <w:rPr>
-          <w:lang w:val="en-US"/>
-        </w:rPr>
-        <w:t xml:space="preserve">technology stack that I used </w:t>
-      </w:r>
-      <w:r>
-        <w:rPr>
-          <w:lang w:val="en-US"/>
-        </w:rPr>
-        <w:t xml:space="preserve">was react, with </w:t>
-      </w:r>
-      <w:r>
-        <w:rPr>
-          <w:lang w:val="en-US"/>
-        </w:rPr>
-        <w:t xml:space="preserve">node as the backend, with a bunch of other software’s and libraries used that </w:t>
-      </w:r>
-      <w:r>
-        <w:rPr>
-          <w:lang w:val="en-US"/>
-        </w:rPr>
-        <w:t>will</w:t>
-      </w:r>
-      <w:r>
-        <w:rPr>
-          <w:lang w:val="en-US"/>
-        </w:rPr>
-        <w:t xml:space="preserve"> discuss later. </w:t>
-      </w:r>
-      <w:r>
-        <w:rPr>
-          <w:lang w:val="en-US"/>
-        </w:rPr>
-        <w:t xml:space="preserve">I used </w:t>
-      </w:r>
-      <w:r>
-        <w:rPr>
-          <w:lang w:val="en-US"/>
-        </w:rPr>
-        <w:t>R</w:t>
-      </w:r>
-      <w:r>
-        <w:rPr>
-          <w:lang w:val="en-US"/>
-        </w:rPr>
-        <w:t xml:space="preserve">eact as the frontend because it is a highly popular </w:t>
-      </w:r>
-      <w:r>
-        <w:rPr>
-          <w:lang w:val="en-US"/>
-        </w:rPr>
-        <w:t>library that is commonly used</w:t>
-      </w:r>
-      <w:r>
-        <w:rPr>
-          <w:lang w:val="en-US"/>
-        </w:rPr>
-        <w:t xml:space="preserve"> to develop websites and apps (react native)</w:t>
-      </w:r>
-      <w:r>
-        <w:rPr>
-          <w:lang w:val="en-US"/>
-        </w:rPr>
-        <w:t xml:space="preserve"> by many businesses, so I thought it prudent that I learnt it</w:t>
-      </w:r>
-      <w:r>
-        <w:rPr>
-          <w:lang w:val="en-US"/>
-        </w:rPr>
-        <w:t>.</w:t>
-      </w:r>
-      <w:r>
-        <w:rPr>
-          <w:lang w:val="en-US"/>
-        </w:rPr>
-        <w:t xml:space="preserve"> React</w:t>
-      </w:r>
-      <w:r>
-        <w:rPr>
-          <w:lang w:val="en-US"/>
-        </w:rPr>
-        <w:t xml:space="preserve"> components are usually written is </w:t>
-      </w:r>
-      <w:r>
-        <w:rPr>
-          <w:lang w:val="en-US"/>
-        </w:rPr>
-        <w:t>JSX and</w:t>
-      </w:r>
-      <w:r>
-        <w:rPr>
-          <w:lang w:val="en-US"/>
-        </w:rPr>
-        <w:t xml:space="preserve"> converted into JS </w:t>
-      </w:r>
-      <w:r>
-        <w:rPr>
-          <w:lang w:val="en-US"/>
-        </w:rPr>
-        <w:t>during compilation</w:t>
-      </w:r>
-      <w:r>
-        <w:rPr>
-          <w:lang w:val="en-US"/>
-        </w:rPr>
-        <w:t xml:space="preserve">. </w:t>
-      </w:r>
-      <w:r>
-        <w:rPr>
-          <w:lang w:val="en-US"/>
-        </w:rPr>
-        <w:t xml:space="preserve">I also thought that it would be easier to implement the backend that I wanted to and link it to the front end if I used JS instead of basic </w:t>
-      </w:r>
-      <w:r>
-        <w:rPr>
-          <w:lang w:val="en-US"/>
-        </w:rPr>
-        <w:t>HTML</w:t>
-      </w:r>
-      <w:r>
-        <w:rPr>
-          <w:lang w:val="en-US"/>
-        </w:rPr>
-        <w:t xml:space="preserve"> and </w:t>
-      </w:r>
-      <w:r>
-        <w:rPr>
-          <w:lang w:val="en-US"/>
-        </w:rPr>
-        <w:t>CSS</w:t>
-      </w:r>
-      <w:r>
-        <w:rPr>
-          <w:lang w:val="en-US"/>
-        </w:rPr>
-        <w:t>.</w:t>
-      </w:r>
-      <w:r>
-        <w:rPr>
-          <w:lang w:val="en-US"/>
-        </w:rPr>
-        <w:t xml:space="preserve"> </w:t>
+        <w:t>Tech Stack</w:t>
       </w:r>
     </w:p>
     <w:p>
@@ -1579,73 +1472,133 @@
         <w:rPr>
           <w:lang w:val="en-US"/>
         </w:rPr>
-        <w:t xml:space="preserve">I used node as the backend, as well as a bunch of libraries to connect to a database. </w:t>
-      </w:r>
-      <w:r>
-        <w:rPr>
-          <w:lang w:val="en-US"/>
-        </w:rPr>
-        <w:t xml:space="preserve">I used node because it </w:t>
-      </w:r>
-      <w:r>
-        <w:rPr>
-          <w:lang w:val="en-US"/>
-        </w:rPr>
-        <w:t>was</w:t>
-      </w:r>
-      <w:r>
-        <w:rPr>
-          <w:lang w:val="en-US"/>
-        </w:rPr>
-        <w:t xml:space="preserve"> familiar and effective, I’ve used it multiple times </w:t>
-      </w:r>
-      <w:r>
-        <w:rPr>
-          <w:lang w:val="en-US"/>
-        </w:rPr>
-        <w:t>before,</w:t>
-      </w:r>
-      <w:r>
-        <w:rPr>
-          <w:lang w:val="en-US"/>
-        </w:rPr>
-        <w:t xml:space="preserve"> so it wasn’t difficult to use it again. </w:t>
-      </w:r>
-      <w:r>
-        <w:rPr>
-          <w:lang w:val="en-US"/>
-        </w:rPr>
-        <w:t xml:space="preserve">It is also a very commonly used </w:t>
-      </w:r>
-      <w:r>
-        <w:rPr>
-          <w:lang w:val="en-US"/>
-        </w:rPr>
-        <w:t>JS runtime environment</w:t>
-      </w:r>
-      <w:r>
-        <w:rPr>
-          <w:lang w:val="en-US"/>
-        </w:rPr>
-        <w:t xml:space="preserve"> in the web market, so that’s a bonus, learning an important skill. </w:t>
-      </w:r>
-      <w:r>
-        <w:rPr>
-          <w:lang w:val="en-US"/>
-        </w:rPr>
-        <w:t xml:space="preserve">Some of </w:t>
-      </w:r>
-      <w:r>
-        <w:rPr>
-          <w:lang w:val="en-US"/>
-        </w:rPr>
-        <w:t xml:space="preserve">the addition dependencies that I used were: </w:t>
-      </w:r>
-      <w:r>
-        <w:rPr>
-          <w:lang w:val="en-US"/>
-        </w:rPr>
-        <w:t>Dotenv, Express, mongoose</w:t>
+        <w:t xml:space="preserve">The </w:t>
+      </w:r>
+      <w:r>
+        <w:rPr>
+          <w:lang w:val="en-US"/>
+        </w:rPr>
+        <w:t xml:space="preserve">core </w:t>
+      </w:r>
+      <w:r>
+        <w:rPr>
+          <w:lang w:val="en-US"/>
+        </w:rPr>
+        <w:t xml:space="preserve">technology stack that I used </w:t>
+      </w:r>
+      <w:r>
+        <w:rPr>
+          <w:lang w:val="en-US"/>
+        </w:rPr>
+        <w:t xml:space="preserve">was react, with </w:t>
+      </w:r>
+      <w:r>
+        <w:rPr>
+          <w:lang w:val="en-US"/>
+        </w:rPr>
+        <w:t xml:space="preserve">node as the backend, with a bunch of other software’s and libraries used that </w:t>
+      </w:r>
+      <w:r>
+        <w:rPr>
+          <w:lang w:val="en-US"/>
+        </w:rPr>
+        <w:t>will</w:t>
+      </w:r>
+      <w:r>
+        <w:rPr>
+          <w:lang w:val="en-US"/>
+        </w:rPr>
+        <w:t xml:space="preserve"> discuss later. </w:t>
+      </w:r>
+      <w:r>
+        <w:rPr>
+          <w:lang w:val="en-US"/>
+        </w:rPr>
+        <w:t xml:space="preserve">I used </w:t>
+      </w:r>
+      <w:r>
+        <w:rPr>
+          <w:lang w:val="en-US"/>
+        </w:rPr>
+        <w:t>R</w:t>
+      </w:r>
+      <w:r>
+        <w:rPr>
+          <w:lang w:val="en-US"/>
+        </w:rPr>
+        <w:t xml:space="preserve">eact as the frontend because it is a highly popular </w:t>
+      </w:r>
+      <w:r>
+        <w:rPr>
+          <w:lang w:val="en-US"/>
+        </w:rPr>
+        <w:t>library that is commonly used</w:t>
+      </w:r>
+      <w:r>
+        <w:rPr>
+          <w:lang w:val="en-US"/>
+        </w:rPr>
+        <w:t xml:space="preserve"> to develop websites and apps (react native)</w:t>
+      </w:r>
+      <w:r>
+        <w:rPr>
+          <w:lang w:val="en-US"/>
+        </w:rPr>
+        <w:t xml:space="preserve"> by many businesses, so I thought it prudent that I learnt it</w:t>
+      </w:r>
+      <w:r>
+        <w:rPr>
+          <w:lang w:val="en-US"/>
+        </w:rPr>
+        <w:t>.</w:t>
+      </w:r>
+      <w:r>
+        <w:rPr>
+          <w:lang w:val="en-US"/>
+        </w:rPr>
+        <w:t xml:space="preserve"> React</w:t>
+      </w:r>
+      <w:r>
+        <w:rPr>
+          <w:lang w:val="en-US"/>
+        </w:rPr>
+        <w:t xml:space="preserve"> components are usually written is </w:t>
+      </w:r>
+      <w:r>
+        <w:rPr>
+          <w:lang w:val="en-US"/>
+        </w:rPr>
+        <w:t>JSX and</w:t>
+      </w:r>
+      <w:r>
+        <w:rPr>
+          <w:lang w:val="en-US"/>
+        </w:rPr>
+        <w:t xml:space="preserve"> converted into JS </w:t>
+      </w:r>
+      <w:r>
+        <w:rPr>
+          <w:lang w:val="en-US"/>
+        </w:rPr>
+        <w:t>during compilation</w:t>
+      </w:r>
+      <w:r>
+        <w:rPr>
+          <w:lang w:val="en-US"/>
+        </w:rPr>
+        <w:t xml:space="preserve">. </w:t>
+      </w:r>
+      <w:r>
+        <w:rPr>
+          <w:lang w:val="en-US"/>
+        </w:rPr>
+        <w:t xml:space="preserve">I also thought that it would be easier to implement the backend that I wanted to and link it to the front end if I used JS instead of basic </w:t>
+      </w:r>
+      <w:r>
+        <w:rPr>
+          <w:lang w:val="en-US"/>
+        </w:rPr>
+        <w:t>HTML</w:t>
       </w:r>
       <w:r>
         <w:rPr>
@@ -1657,212 +1610,13 @@
         <w:rPr>
           <w:lang w:val="en-US"/>
         </w:rPr>
-        <w:t xml:space="preserve">express-session. Dotenv allowed me to keep important data secure, not saving it to </w:t>
-      </w:r>
-      <w:r>
-        <w:rPr>
-          <w:lang w:val="en-US"/>
-        </w:rPr>
-        <w:t>GitHub</w:t>
-      </w:r>
-      <w:r>
-        <w:rPr>
-          <w:lang w:val="en-US"/>
-        </w:rPr>
-        <w:t xml:space="preserve"> and </w:t>
-      </w:r>
-      <w:r>
-        <w:rPr>
-          <w:lang w:val="en-US"/>
-        </w:rPr>
-        <w:t>importing into the necessary parts of the main code</w:t>
-      </w:r>
-      <w:r>
-        <w:rPr>
-          <w:lang w:val="en-US"/>
-        </w:rPr>
-        <w:t xml:space="preserve"> securely. </w:t>
-      </w:r>
-      <w:r>
-        <w:rPr>
-          <w:lang w:val="en-US"/>
-        </w:rPr>
-        <w:t>Express did the heavy lifting for the entire backend.</w:t>
-      </w:r>
-      <w:r>
-        <w:rPr>
-          <w:lang w:val="en-US"/>
-        </w:rPr>
-        <w:t xml:space="preserve"> It</w:t>
-      </w:r>
-      <w:r>
-        <w:rPr>
-          <w:lang w:val="en-US"/>
-        </w:rPr>
-        <w:t xml:space="preserve"> was used to create the whole middleware, that being the “app.use”</w:t>
-      </w:r>
-      <w:r>
-        <w:rPr>
-          <w:lang w:val="en-US"/>
-        </w:rPr>
-        <w:t xml:space="preserve"> </w:t>
-      </w:r>
-      <w:r>
-        <w:rPr>
-          <w:lang w:val="en-US"/>
-        </w:rPr>
-        <w:t xml:space="preserve">and all the other similar code in the server.js file. It was responsible for connecting to the front end </w:t>
-      </w:r>
-      <w:r>
-        <w:rPr>
-          <w:lang w:val="en-US"/>
-        </w:rPr>
-        <w:t>to the backend</w:t>
-      </w:r>
-      <w:r>
-        <w:rPr>
-          <w:lang w:val="en-US"/>
-        </w:rPr>
-        <w:t xml:space="preserve"> using requests and responses</w:t>
-      </w:r>
-      <w:r>
-        <w:rPr>
-          <w:lang w:val="en-US"/>
-        </w:rPr>
-        <w:t xml:space="preserve">, that then connected to the database. </w:t>
-      </w:r>
-      <w:r>
-        <w:rPr>
-          <w:lang w:val="en-US"/>
-        </w:rPr>
-        <w:t xml:space="preserve">The mongoose library is what I used to connect to MongoDB, </w:t>
-      </w:r>
-      <w:r>
-        <w:rPr>
-          <w:lang w:val="en-US"/>
-        </w:rPr>
-        <w:t xml:space="preserve">you essentially just </w:t>
-      </w:r>
-      <w:r>
-        <w:rPr>
-          <w:lang w:val="en-US"/>
-        </w:rPr>
-        <w:t xml:space="preserve">create schemas, that include whatever data types you want to save to the database, along with the names for the variables. Then with various inbuilt functions, you can </w:t>
-      </w:r>
-      <w:r>
-        <w:rPr>
-          <w:lang w:val="en-US"/>
-        </w:rPr>
-        <w:t xml:space="preserve">create new schemas, update one schema, </w:t>
-      </w:r>
-      <w:r>
-        <w:rPr>
-          <w:lang w:val="en-US"/>
-        </w:rPr>
-        <w:t xml:space="preserve">update many, delete schemas etc. </w:t>
-      </w:r>
-      <w:r>
-        <w:rPr>
-          <w:lang w:val="en-US"/>
-        </w:rPr>
-        <w:t>I also had to incorporate embedded schemas for my maps as I discussed earlier.</w:t>
-      </w:r>
-      <w:r>
-        <w:rPr>
-          <w:lang w:val="en-US"/>
-        </w:rPr>
-        <w:t xml:space="preserve"> </w:t>
-      </w:r>
-      <w:r>
-        <w:rPr>
-          <w:lang w:val="en-US"/>
-        </w:rPr>
-        <w:t xml:space="preserve">I also </w:t>
-      </w:r>
-      <w:r>
-        <w:rPr>
-          <w:lang w:val="en-US"/>
-        </w:rPr>
-        <w:lastRenderedPageBreak/>
-        <w:t xml:space="preserve">used express-sessions, this allowed me to save data locally on the </w:t>
-      </w:r>
-      <w:r>
-        <w:rPr>
-          <w:lang w:val="en-US"/>
-        </w:rPr>
-        <w:t>user’s</w:t>
-      </w:r>
-      <w:r>
-        <w:rPr>
-          <w:lang w:val="en-US"/>
-        </w:rPr>
-        <w:t xml:space="preserve"> device </w:t>
-      </w:r>
-      <w:r>
-        <w:rPr>
-          <w:lang w:val="en-US"/>
-        </w:rPr>
-        <w:t>temporarily.</w:t>
-      </w:r>
-      <w:r>
-        <w:rPr>
-          <w:lang w:val="en-US"/>
-        </w:rPr>
-        <w:t xml:space="preserve"> The main data that I saved was the username, and a variable to tell if the user </w:t>
-      </w:r>
-      <w:r>
-        <w:rPr>
-          <w:lang w:val="en-US"/>
-        </w:rPr>
-        <w:t xml:space="preserve">was an admin (I didn’t end up using this variable but </w:t>
-      </w:r>
-      <w:r>
-        <w:rPr>
-          <w:lang w:val="en-US"/>
-        </w:rPr>
-        <w:t>it’s</w:t>
-      </w:r>
-      <w:r>
-        <w:rPr>
-          <w:lang w:val="en-US"/>
-        </w:rPr>
-        <w:t xml:space="preserve"> handy to have for future purposes). The username however was helpful and let me display the username to the user wherever I wanted</w:t>
+        <w:t>CSS</w:t>
       </w:r>
       <w:r>
         <w:rPr>
           <w:lang w:val="en-US"/>
         </w:rPr>
         <w:t>.</w:t>
-      </w:r>
-      <w:r>
-        <w:rPr>
-          <w:lang w:val="en-US"/>
-        </w:rPr>
-        <w:t xml:space="preserve"> </w:t>
-      </w:r>
-      <w:r>
-        <w:rPr>
-          <w:lang w:val="en-US"/>
-        </w:rPr>
-        <w:t xml:space="preserve">It also kept the user signed in </w:t>
-      </w:r>
-      <w:r>
-        <w:rPr>
-          <w:lang w:val="en-US"/>
-        </w:rPr>
-        <w:t>to my webapp, whether they refresh the page or not, and I can set how long I want the user to stay signed in for, for security</w:t>
-      </w:r>
-      <w:r>
-        <w:rPr>
-          <w:lang w:val="en-US"/>
-        </w:rPr>
-        <w:t xml:space="preserve"> and testing</w:t>
-      </w:r>
-      <w:r>
-        <w:rPr>
-          <w:lang w:val="en-US"/>
-        </w:rPr>
-        <w:t xml:space="preserve"> purposes.</w:t>
       </w:r>
       <w:r>
         <w:rPr>
@@ -1881,73 +1635,127 @@
         <w:rPr>
           <w:lang w:val="en-US"/>
         </w:rPr>
-        <w:t xml:space="preserve">My finalized webapp has </w:t>
-      </w:r>
-      <w:r>
-        <w:rPr>
-          <w:lang w:val="en-US"/>
-        </w:rPr>
-        <w:t xml:space="preserve">five pages, each of which serve a specific purpose for the functionality of the app, and I created two </w:t>
-      </w:r>
-      <w:r>
-        <w:rPr>
-          <w:lang w:val="en-US"/>
-        </w:rPr>
-        <w:t>components that I reused throughout the webapp.</w:t>
-      </w:r>
-      <w:r>
-        <w:rPr>
-          <w:lang w:val="en-US"/>
-        </w:rPr>
-        <w:t xml:space="preserve"> The landing page was the first display </w:t>
-      </w:r>
-      <w:r>
-        <w:rPr>
-          <w:lang w:val="en-US"/>
-        </w:rPr>
-        <w:t xml:space="preserve">of the main functionality of my website, that being the interactive map. </w:t>
-      </w:r>
-      <w:r>
-        <w:rPr>
-          <w:lang w:val="en-US"/>
-        </w:rPr>
-        <w:t xml:space="preserve">There is also a register and login page, a create page and a </w:t>
-      </w:r>
-      <w:r>
-        <w:rPr>
-          <w:lang w:val="en-US"/>
-        </w:rPr>
-        <w:t xml:space="preserve">view others page. </w:t>
-      </w:r>
-      <w:r>
-        <w:rPr>
-          <w:lang w:val="en-US"/>
-        </w:rPr>
-        <w:t xml:space="preserve">The register and login page are </w:t>
-      </w:r>
-      <w:r>
-        <w:rPr>
-          <w:lang w:val="en-US"/>
-        </w:rPr>
-        <w:t>self-explanatory</w:t>
-      </w:r>
-      <w:r>
-        <w:rPr>
-          <w:lang w:val="en-US"/>
-        </w:rPr>
-        <w:t xml:space="preserve">, they just served the purpose of creating the new user, saving their data to the database and signing them into their accounts using </w:t>
-      </w:r>
-      <w:r>
-        <w:rPr>
-          <w:lang w:val="en-US"/>
-        </w:rPr>
-        <w:t xml:space="preserve">sessions. </w:t>
-      </w:r>
-      <w:r>
-        <w:rPr>
-          <w:lang w:val="en-US"/>
-        </w:rPr>
-        <w:t>And for login, checking the users input against the database, and if there is an account that aligns with the user input, signing them into that account using sessions.</w:t>
+        <w:t xml:space="preserve">I used node as the backend, as well as a bunch of libraries to connect to a database. </w:t>
+      </w:r>
+      <w:r>
+        <w:rPr>
+          <w:lang w:val="en-US"/>
+        </w:rPr>
+        <w:t xml:space="preserve">I used node because it </w:t>
+      </w:r>
+      <w:r>
+        <w:rPr>
+          <w:lang w:val="en-US"/>
+        </w:rPr>
+        <w:t>was</w:t>
+      </w:r>
+      <w:r>
+        <w:rPr>
+          <w:lang w:val="en-US"/>
+        </w:rPr>
+        <w:t xml:space="preserve"> familiar and effective, I’ve used it multiple times </w:t>
+      </w:r>
+      <w:r>
+        <w:rPr>
+          <w:lang w:val="en-US"/>
+        </w:rPr>
+        <w:t>before,</w:t>
+      </w:r>
+      <w:r>
+        <w:rPr>
+          <w:lang w:val="en-US"/>
+        </w:rPr>
+        <w:t xml:space="preserve"> so it wasn’t difficult to use it again. </w:t>
+      </w:r>
+      <w:r>
+        <w:rPr>
+          <w:lang w:val="en-US"/>
+        </w:rPr>
+        <w:t xml:space="preserve">It is also a very commonly used </w:t>
+      </w:r>
+      <w:r>
+        <w:rPr>
+          <w:lang w:val="en-US"/>
+        </w:rPr>
+        <w:t>JS runtime environment</w:t>
+      </w:r>
+      <w:r>
+        <w:rPr>
+          <w:lang w:val="en-US"/>
+        </w:rPr>
+        <w:t xml:space="preserve"> in the web market, so that’s a bonus, learning an important skill. </w:t>
+      </w:r>
+      <w:r>
+        <w:rPr>
+          <w:lang w:val="en-US"/>
+        </w:rPr>
+        <w:t xml:space="preserve">Some of </w:t>
+      </w:r>
+      <w:r>
+        <w:rPr>
+          <w:lang w:val="en-US"/>
+        </w:rPr>
+        <w:t xml:space="preserve">the addition dependencies that I used were: </w:t>
+      </w:r>
+      <w:r>
+        <w:rPr>
+          <w:lang w:val="en-US"/>
+        </w:rPr>
+        <w:t>Dotenv, Express, mongoose</w:t>
+      </w:r>
+      <w:r>
+        <w:rPr>
+          <w:lang w:val="en-US"/>
+        </w:rPr>
+        <w:t xml:space="preserve"> and </w:t>
+      </w:r>
+      <w:r>
+        <w:rPr>
+          <w:lang w:val="en-US"/>
+        </w:rPr>
+        <w:t xml:space="preserve">express-session. Dotenv allowed me to keep important data secure, not saving it to </w:t>
+      </w:r>
+      <w:r>
+        <w:rPr>
+          <w:lang w:val="en-US"/>
+        </w:rPr>
+        <w:t>GitHub</w:t>
+      </w:r>
+      <w:r>
+        <w:rPr>
+          <w:lang w:val="en-US"/>
+        </w:rPr>
+        <w:t xml:space="preserve"> and </w:t>
+      </w:r>
+      <w:r>
+        <w:rPr>
+          <w:lang w:val="en-US"/>
+        </w:rPr>
+        <w:t>importing into the necessary parts of the main code</w:t>
+      </w:r>
+      <w:r>
+        <w:rPr>
+          <w:lang w:val="en-US"/>
+        </w:rPr>
+        <w:t xml:space="preserve"> securely. </w:t>
+      </w:r>
+      <w:r>
+        <w:rPr>
+          <w:lang w:val="en-US"/>
+        </w:rPr>
+        <w:t>Express did the heavy lifting for the entire backend.</w:t>
+      </w:r>
+      <w:r>
+        <w:rPr>
+          <w:lang w:val="en-US"/>
+        </w:rPr>
+        <w:t xml:space="preserve"> It</w:t>
+      </w:r>
+      <w:r>
+        <w:rPr>
+          <w:lang w:val="en-US"/>
+        </w:rPr>
+        <w:t xml:space="preserve"> was used to create the whole middleware, that being the “app.use”</w:t>
       </w:r>
       <w:r>
         <w:rPr>
@@ -1959,19 +1767,68 @@
         <w:rPr>
           <w:lang w:val="en-US"/>
         </w:rPr>
-        <w:t xml:space="preserve">The create page, allowed signed in users to create a new map, and add their own markers (multiple types) </w:t>
-      </w:r>
-      <w:r>
-        <w:rPr>
-          <w:lang w:val="en-US"/>
-        </w:rPr>
-        <w:t>to it, adding landmarks wherever they</w:t>
-      </w:r>
-      <w:r>
-        <w:rPr>
-          <w:lang w:val="en-US"/>
-        </w:rPr>
-        <w:t xml:space="preserve"> want.</w:t>
+        <w:t xml:space="preserve">and all the other similar code in the server.js file. It was responsible for connecting to the front end </w:t>
+      </w:r>
+      <w:r>
+        <w:rPr>
+          <w:lang w:val="en-US"/>
+        </w:rPr>
+        <w:t>to the backend</w:t>
+      </w:r>
+      <w:r>
+        <w:rPr>
+          <w:lang w:val="en-US"/>
+        </w:rPr>
+        <w:t xml:space="preserve"> using requests and responses</w:t>
+      </w:r>
+      <w:r>
+        <w:rPr>
+          <w:lang w:val="en-US"/>
+        </w:rPr>
+        <w:t xml:space="preserve">, that then connected to the database. </w:t>
+      </w:r>
+      <w:r>
+        <w:rPr>
+          <w:lang w:val="en-US"/>
+        </w:rPr>
+        <w:t xml:space="preserve">The mongoose library is what I used to connect to MongoDB, </w:t>
+      </w:r>
+      <w:r>
+        <w:rPr>
+          <w:lang w:val="en-US"/>
+        </w:rPr>
+        <w:t xml:space="preserve">you essentially just </w:t>
+      </w:r>
+      <w:r>
+        <w:rPr>
+          <w:lang w:val="en-US"/>
+        </w:rPr>
+        <w:t xml:space="preserve">create schemas, that include whatever data types you want to save to the database, along with the names for the variables. Then with various inbuilt functions, </w:t>
+      </w:r>
+      <w:r>
+        <w:rPr>
+          <w:lang w:val="en-US"/>
+        </w:rPr>
+        <w:lastRenderedPageBreak/>
+        <w:t xml:space="preserve">you can </w:t>
+      </w:r>
+      <w:r>
+        <w:rPr>
+          <w:lang w:val="en-US"/>
+        </w:rPr>
+        <w:t xml:space="preserve">create new schemas, update one schema, </w:t>
+      </w:r>
+      <w:r>
+        <w:rPr>
+          <w:lang w:val="en-US"/>
+        </w:rPr>
+        <w:t xml:space="preserve">update many, delete schemas etc. </w:t>
+      </w:r>
+      <w:r>
+        <w:rPr>
+          <w:lang w:val="en-US"/>
+        </w:rPr>
+        <w:t>I also had to incorporate embedded schemas for my maps as I discussed earlier.</w:t>
       </w:r>
       <w:r>
         <w:rPr>
@@ -1983,79 +1840,55 @@
         <w:rPr>
           <w:lang w:val="en-US"/>
         </w:rPr>
-        <w:t xml:space="preserve">They can then save their </w:t>
-      </w:r>
-      <w:r>
-        <w:rPr>
-          <w:lang w:val="en-US"/>
-        </w:rPr>
-        <w:t>maps and</w:t>
-      </w:r>
-      <w:r>
-        <w:rPr>
-          <w:lang w:val="en-US"/>
-        </w:rPr>
-        <w:t xml:space="preserve"> publish them for all to see. </w:t>
-      </w:r>
-      <w:r>
-        <w:rPr>
-          <w:lang w:val="en-US"/>
-        </w:rPr>
-        <w:t xml:space="preserve">I had a button for each of these functionalities. Three for the various types of markers, that when clicked would push a new marker to the temporary </w:t>
-      </w:r>
-      <w:r>
-        <w:rPr>
-          <w:lang w:val="en-US"/>
-        </w:rPr>
-        <w:t>array</w:t>
-      </w:r>
-      <w:r>
-        <w:rPr>
-          <w:lang w:val="en-US"/>
-        </w:rPr>
-        <w:t xml:space="preserve">, that is being displayed onto the map component. </w:t>
-      </w:r>
-      <w:r>
-        <w:rPr>
-          <w:lang w:val="en-US"/>
-        </w:rPr>
-        <w:t xml:space="preserve">The save map button takes the mapid and the marker array, uses the mapid to </w:t>
-      </w:r>
-      <w:r>
-        <w:rPr>
-          <w:lang w:val="en-US"/>
-        </w:rPr>
-        <w:t>overwrite the markers array that is saved to the database, with th</w:t>
-      </w:r>
-      <w:r>
-        <w:rPr>
-          <w:lang w:val="en-US"/>
-        </w:rPr>
-        <w:t>e temporary marker array</w:t>
-      </w:r>
-      <w:r>
-        <w:rPr>
-          <w:lang w:val="en-US"/>
-        </w:rPr>
-        <w:t xml:space="preserve"> from the frontend. </w:t>
-      </w:r>
-      <w:r>
-        <w:rPr>
-          <w:lang w:val="en-US"/>
-        </w:rPr>
-        <w:t>There is also a delete marker button that takes the marker that is currently being clicked on (</w:t>
-      </w:r>
-      <w:r>
-        <w:rPr>
-          <w:lang w:val="en-US"/>
-        </w:rPr>
-        <w:t>marker id sent from the map component to the create file) and deletes it from the marker array.</w:t>
-      </w:r>
-      <w:r>
-        <w:rPr>
-          <w:lang w:val="en-US"/>
-        </w:rPr>
-        <w:t xml:space="preserve"> Each marker must have a unique id, for that to be functional.</w:t>
+        <w:t xml:space="preserve">I also used express-sessions, this allowed me to save data locally on the </w:t>
+      </w:r>
+      <w:r>
+        <w:rPr>
+          <w:lang w:val="en-US"/>
+        </w:rPr>
+        <w:t>user’s</w:t>
+      </w:r>
+      <w:r>
+        <w:rPr>
+          <w:lang w:val="en-US"/>
+        </w:rPr>
+        <w:t xml:space="preserve"> device </w:t>
+      </w:r>
+      <w:r>
+        <w:rPr>
+          <w:lang w:val="en-US"/>
+        </w:rPr>
+        <w:t>temporarily.</w:t>
+      </w:r>
+      <w:r>
+        <w:rPr>
+          <w:lang w:val="en-US"/>
+        </w:rPr>
+        <w:t xml:space="preserve"> The main data that I saved was the username, and a variable to tell if the user </w:t>
+      </w:r>
+      <w:r>
+        <w:rPr>
+          <w:lang w:val="en-US"/>
+        </w:rPr>
+        <w:t xml:space="preserve">was an admin (I didn’t end up using this variable but </w:t>
+      </w:r>
+      <w:r>
+        <w:rPr>
+          <w:lang w:val="en-US"/>
+        </w:rPr>
+        <w:t>it’s</w:t>
+      </w:r>
+      <w:r>
+        <w:rPr>
+          <w:lang w:val="en-US"/>
+        </w:rPr>
+        <w:t xml:space="preserve"> handy to have for future purposes). The username however was helpful and let me display the username to the user wherever I wanted</w:t>
+      </w:r>
+      <w:r>
+        <w:rPr>
+          <w:lang w:val="en-US"/>
+        </w:rPr>
+        <w:t>.</w:t>
       </w:r>
       <w:r>
         <w:rPr>
@@ -2067,13 +1900,25 @@
         <w:rPr>
           <w:lang w:val="en-US"/>
         </w:rPr>
-        <w:t xml:space="preserve">That is also necessary for the move markers functionality to run, otherwise (and </w:t>
-      </w:r>
-      <w:r>
-        <w:rPr>
-          <w:lang w:val="en-US"/>
-        </w:rPr>
-        <w:t>this was an annoying bug to fix) the markers all move together, and won’t save to the array properly.</w:t>
+        <w:t xml:space="preserve">It also kept the user signed in </w:t>
+      </w:r>
+      <w:r>
+        <w:rPr>
+          <w:lang w:val="en-US"/>
+        </w:rPr>
+        <w:t>to my webapp, whether they refresh the page or not, and I can set how long I want the user to stay signed in for, for security</w:t>
+      </w:r>
+      <w:r>
+        <w:rPr>
+          <w:lang w:val="en-US"/>
+        </w:rPr>
+        <w:t xml:space="preserve"> and testing</w:t>
+      </w:r>
+      <w:r>
+        <w:rPr>
+          <w:lang w:val="en-US"/>
+        </w:rPr>
+        <w:t xml:space="preserve"> purposes.</w:t>
       </w:r>
       <w:r>
         <w:rPr>
@@ -2084,6 +1929,7 @@
     </w:p>
     <w:p>
       <w:pPr>
+        <w:pStyle w:val="Heading3"/>
         <w:rPr>
           <w:lang w:val="en-US"/>
         </w:rPr>
@@ -2092,6 +1938,384 @@
         <w:rPr>
           <w:lang w:val="en-US"/>
         </w:rPr>
+        <w:t>Pages</w:t>
+      </w:r>
+      <w:r>
+        <w:rPr>
+          <w:lang w:val="en-US"/>
+        </w:rPr>
+        <w:t xml:space="preserve"> and their functions</w:t>
+      </w:r>
+    </w:p>
+    <w:p>
+      <w:pPr>
+        <w:rPr>
+          <w:lang w:val="en-US"/>
+        </w:rPr>
+      </w:pPr>
+      <w:r>
+        <w:rPr>
+          <w:lang w:val="en-US"/>
+        </w:rPr>
+        <w:t xml:space="preserve">My finalized webapp has </w:t>
+      </w:r>
+      <w:r>
+        <w:rPr>
+          <w:lang w:val="en-US"/>
+        </w:rPr>
+        <w:t xml:space="preserve">five pages, each of which serve a specific purpose for the functionality of the app, and I created two </w:t>
+      </w:r>
+      <w:r>
+        <w:rPr>
+          <w:lang w:val="en-US"/>
+        </w:rPr>
+        <w:t>components that I reused throughout the webapp.</w:t>
+      </w:r>
+      <w:r>
+        <w:rPr>
+          <w:lang w:val="en-US"/>
+        </w:rPr>
+        <w:t xml:space="preserve"> The landing page was the first display </w:t>
+      </w:r>
+      <w:r>
+        <w:rPr>
+          <w:lang w:val="en-US"/>
+        </w:rPr>
+        <w:t xml:space="preserve">of the main functionality of my website, that being the interactive map. </w:t>
+      </w:r>
+      <w:r>
+        <w:rPr>
+          <w:lang w:val="en-US"/>
+        </w:rPr>
+        <w:t xml:space="preserve">There is also a register and login page, a create page and a </w:t>
+      </w:r>
+      <w:r>
+        <w:rPr>
+          <w:lang w:val="en-US"/>
+        </w:rPr>
+        <w:t xml:space="preserve">view others page. </w:t>
+      </w:r>
+      <w:r>
+        <w:rPr>
+          <w:lang w:val="en-US"/>
+        </w:rPr>
+        <w:t xml:space="preserve">The register and login page are </w:t>
+      </w:r>
+      <w:r>
+        <w:rPr>
+          <w:lang w:val="en-US"/>
+        </w:rPr>
+        <w:t>self-explanatory</w:t>
+      </w:r>
+      <w:r>
+        <w:rPr>
+          <w:lang w:val="en-US"/>
+        </w:rPr>
+        <w:t xml:space="preserve">, they just served the purpose of creating the new user, saving their data to the database and signing them into their accounts using </w:t>
+      </w:r>
+      <w:r>
+        <w:rPr>
+          <w:lang w:val="en-US"/>
+        </w:rPr>
+        <w:t xml:space="preserve">sessions. </w:t>
+      </w:r>
+      <w:r>
+        <w:rPr>
+          <w:lang w:val="en-US"/>
+        </w:rPr>
+        <w:t>And for login, checking the users input against the database, and if there is an account that aligns with the user input, signing them into that account using sessions.</w:t>
+      </w:r>
+      <w:r>
+        <w:rPr>
+          <w:lang w:val="en-US"/>
+        </w:rPr>
+        <w:t xml:space="preserve"> </w:t>
+      </w:r>
+      <w:r>
+        <w:rPr>
+          <w:lang w:val="en-US"/>
+        </w:rPr>
+        <w:t xml:space="preserve">The create page, allowed signed in users to create a new map, and add their own markers (multiple types) </w:t>
+      </w:r>
+      <w:r>
+        <w:rPr>
+          <w:lang w:val="en-US"/>
+        </w:rPr>
+        <w:t>to it, adding landmarks wherever they</w:t>
+      </w:r>
+      <w:r>
+        <w:rPr>
+          <w:lang w:val="en-US"/>
+        </w:rPr>
+        <w:t xml:space="preserve"> want.</w:t>
+      </w:r>
+      <w:r>
+        <w:rPr>
+          <w:lang w:val="en-US"/>
+        </w:rPr>
+        <w:t xml:space="preserve"> </w:t>
+      </w:r>
+      <w:r>
+        <w:rPr>
+          <w:lang w:val="en-US"/>
+        </w:rPr>
+        <w:t xml:space="preserve">They can then save their </w:t>
+      </w:r>
+      <w:r>
+        <w:rPr>
+          <w:lang w:val="en-US"/>
+        </w:rPr>
+        <w:t>maps and</w:t>
+      </w:r>
+      <w:r>
+        <w:rPr>
+          <w:lang w:val="en-US"/>
+        </w:rPr>
+        <w:t xml:space="preserve"> publish them for all to see. </w:t>
+      </w:r>
+      <w:r>
+        <w:rPr>
+          <w:lang w:val="en-US"/>
+        </w:rPr>
+        <w:t xml:space="preserve">I had a button for each of these functionalities. Three for the various types of markers, that when clicked would push a new marker to the temporary </w:t>
+      </w:r>
+      <w:r>
+        <w:rPr>
+          <w:lang w:val="en-US"/>
+        </w:rPr>
+        <w:t>array</w:t>
+      </w:r>
+      <w:r>
+        <w:rPr>
+          <w:lang w:val="en-US"/>
+        </w:rPr>
+        <w:t xml:space="preserve">, that is being displayed onto the map component. </w:t>
+      </w:r>
+    </w:p>
+    <w:p>
+      <w:pPr>
+        <w:rPr>
+          <w:lang w:val="en-US"/>
+        </w:rPr>
+      </w:pPr>
+      <w:r>
+        <w:rPr>
+          <w:lang w:val="en-US"/>
+        </w:rPr>
+        <w:t xml:space="preserve">The save map button takes the mapid and the marker array, uses the mapid to </w:t>
+      </w:r>
+      <w:r>
+        <w:rPr>
+          <w:lang w:val="en-US"/>
+        </w:rPr>
+        <w:t>overwrite the markers array that is saved to the database, with th</w:t>
+      </w:r>
+      <w:r>
+        <w:rPr>
+          <w:lang w:val="en-US"/>
+        </w:rPr>
+        <w:t>e temporary marker array</w:t>
+      </w:r>
+      <w:r>
+        <w:rPr>
+          <w:lang w:val="en-US"/>
+        </w:rPr>
+        <w:t xml:space="preserve"> from the frontend. </w:t>
+      </w:r>
+    </w:p>
+    <w:p>
+      <w:pPr>
+        <w:rPr>
+          <w:lang w:val="en-US"/>
+        </w:rPr>
+      </w:pPr>
+      <w:r>
+        <w:rPr>
+          <w:lang w:val="en-US"/>
+        </w:rPr>
+        <w:t>There is also a delete marker button that takes the marker that is currently being clicked on (</w:t>
+      </w:r>
+      <w:r>
+        <w:rPr>
+          <w:lang w:val="en-US"/>
+        </w:rPr>
+        <w:t>marker id sent from the map component to the create file) and deletes it from the marker array.</w:t>
+      </w:r>
+      <w:r>
+        <w:rPr>
+          <w:lang w:val="en-US"/>
+        </w:rPr>
+        <w:t xml:space="preserve"> Each marker must have a unique id, for that to be functional.</w:t>
+      </w:r>
+      <w:r>
+        <w:rPr>
+          <w:lang w:val="en-US"/>
+        </w:rPr>
+        <w:t xml:space="preserve"> </w:t>
+      </w:r>
+      <w:r>
+        <w:rPr>
+          <w:lang w:val="en-US"/>
+        </w:rPr>
+        <w:t>That is also necessary for the move markers functionality to run, otherwise</w:t>
+      </w:r>
+      <w:r>
+        <w:rPr>
+          <w:lang w:val="en-US"/>
+        </w:rPr>
+        <w:t xml:space="preserve"> the markers all move together, and won’t save to the array properly.</w:t>
+      </w:r>
+      <w:r>
+        <w:rPr>
+          <w:lang w:val="en-US"/>
+        </w:rPr>
+        <w:t xml:space="preserve"> </w:t>
+      </w:r>
+      <w:r>
+        <w:rPr>
+          <w:lang w:val="en-US"/>
+        </w:rPr>
+        <w:t xml:space="preserve">Adding marker ids proved to be more complicated than I thought. </w:t>
+      </w:r>
+      <w:r>
+        <w:rPr>
+          <w:lang w:val="en-US"/>
+        </w:rPr>
+        <w:t>I had</w:t>
+      </w:r>
+      <w:r>
+        <w:rPr>
+          <w:lang w:val="en-US"/>
+        </w:rPr>
+        <w:t xml:space="preserve"> </w:t>
+      </w:r>
+      <w:r>
+        <w:rPr>
+          <w:lang w:val="en-US"/>
+        </w:rPr>
+        <w:t xml:space="preserve">markers for both </w:t>
+      </w:r>
+      <w:r>
+        <w:rPr>
+          <w:lang w:val="en-US"/>
+        </w:rPr>
+        <w:t xml:space="preserve">imported markers (from the database) and new markers that had yet to get given a unique id from mongo. </w:t>
+      </w:r>
+      <w:r>
+        <w:rPr>
+          <w:lang w:val="en-US"/>
+        </w:rPr>
+        <w:t>So,</w:t>
+      </w:r>
+      <w:r>
+        <w:rPr>
+          <w:lang w:val="en-US"/>
+        </w:rPr>
+        <w:t xml:space="preserve"> </w:t>
+      </w:r>
+      <w:proofErr w:type="gramStart"/>
+      <w:r>
+        <w:rPr>
+          <w:lang w:val="en-US"/>
+        </w:rPr>
+        <w:t>in order to</w:t>
+      </w:r>
+      <w:proofErr w:type="gramEnd"/>
+      <w:r>
+        <w:rPr>
+          <w:lang w:val="en-US"/>
+        </w:rPr>
+        <w:t xml:space="preserve"> achieve this, </w:t>
+      </w:r>
+      <w:r>
+        <w:rPr>
+          <w:lang w:val="en-US"/>
+        </w:rPr>
+        <w:t>when creating a marker, I made a variable with a unique id</w:t>
+      </w:r>
+      <w:r>
+        <w:rPr>
+          <w:lang w:val="en-US"/>
+        </w:rPr>
+        <w:t xml:space="preserve"> that saved with each</w:t>
+      </w:r>
+      <w:r>
+        <w:rPr>
+          <w:lang w:val="en-US"/>
+        </w:rPr>
+        <w:t>. But</w:t>
+      </w:r>
+      <w:r>
+        <w:rPr>
+          <w:lang w:val="en-US"/>
+        </w:rPr>
+        <w:t xml:space="preserve"> trying to save these to the database had conflicts with the unique id that every </w:t>
+      </w:r>
+      <w:r>
+        <w:rPr>
+          <w:lang w:val="en-US"/>
+        </w:rPr>
+        <w:t xml:space="preserve">schema is given as default, so when saving, I had to manually exclude the id variable from </w:t>
+      </w:r>
+      <w:r>
+        <w:rPr>
+          <w:lang w:val="en-US"/>
+        </w:rPr>
+        <w:t>the save.</w:t>
+      </w:r>
+      <w:r>
+        <w:rPr>
+          <w:lang w:val="en-US"/>
+        </w:rPr>
+        <w:t xml:space="preserve"> </w:t>
+      </w:r>
+      <w:r>
+        <w:rPr>
+          <w:lang w:val="en-US"/>
+        </w:rPr>
+        <w:t xml:space="preserve">And when </w:t>
+      </w:r>
+      <w:r>
+        <w:rPr>
+          <w:lang w:val="en-US"/>
+        </w:rPr>
+        <w:t xml:space="preserve">getting the markers from the database, I added </w:t>
+      </w:r>
+      <w:r>
+        <w:rPr>
+          <w:lang w:val="en-US"/>
+        </w:rPr>
+        <w:t>an</w:t>
+      </w:r>
+      <w:r>
+        <w:rPr>
+          <w:lang w:val="en-US"/>
+        </w:rPr>
+        <w:t xml:space="preserve"> </w:t>
+      </w:r>
+      <w:r>
+        <w:rPr>
+          <w:lang w:val="en-US"/>
+        </w:rPr>
+        <w:t>id variable to each, once they had been sent to the frontend.</w:t>
+      </w:r>
+      <w:r>
+        <w:rPr>
+          <w:lang w:val="en-US"/>
+        </w:rPr>
+        <w:t xml:space="preserve"> </w:t>
+      </w:r>
+    </w:p>
+    <w:p>
+      <w:pPr>
+        <w:rPr>
+          <w:lang w:val="en-US"/>
+        </w:rPr>
+      </w:pPr>
+      <w:r>
+        <w:rPr>
+          <w:lang w:val="en-US"/>
+        </w:rPr>
         <w:t>The View others page allows any user (doesn’t need to be signed in) to view published maps.</w:t>
       </w:r>
       <w:r>
@@ -2135,6 +2359,252 @@
           <w:lang w:val="en-US"/>
         </w:rPr>
         <w:t>view others page is to check the variable in each map and only display the maps that have it set to true.</w:t>
+      </w:r>
+      <w:r>
+        <w:rPr>
+          <w:lang w:val="en-US"/>
+        </w:rPr>
+        <w:t xml:space="preserve"> </w:t>
+      </w:r>
+    </w:p>
+    <w:p>
+      <w:pPr>
+        <w:pStyle w:val="Heading3"/>
+        <w:rPr>
+          <w:lang w:val="en-US"/>
+        </w:rPr>
+      </w:pPr>
+      <w:r>
+        <w:rPr>
+          <w:lang w:val="en-US"/>
+        </w:rPr>
+        <w:lastRenderedPageBreak/>
+        <w:t>Components</w:t>
+      </w:r>
+    </w:p>
+    <w:p>
+      <w:pPr>
+        <w:rPr>
+          <w:lang w:val="en-US"/>
+        </w:rPr>
+      </w:pPr>
+      <w:r>
+        <w:rPr>
+          <w:lang w:val="en-US"/>
+        </w:rPr>
+        <w:t xml:space="preserve">The two components that I reused throughout the webapp were the map component and the navbar component. </w:t>
+      </w:r>
+      <w:r>
+        <w:rPr>
+          <w:lang w:val="en-US"/>
+        </w:rPr>
+        <w:t xml:space="preserve">I created a reusable component for the nav bar for obvious </w:t>
+      </w:r>
+      <w:r>
+        <w:rPr>
+          <w:lang w:val="en-US"/>
+        </w:rPr>
+        <w:t>reasons;</w:t>
+      </w:r>
+      <w:r>
+        <w:rPr>
+          <w:lang w:val="en-US"/>
+        </w:rPr>
+        <w:t xml:space="preserve"> I was going to need to have it in every page.</w:t>
+      </w:r>
+      <w:r>
+        <w:rPr>
+          <w:lang w:val="en-US"/>
+        </w:rPr>
+        <w:t xml:space="preserve"> So, I created an external file with the code and imported it into all the pages I required it in.</w:t>
+      </w:r>
+      <w:r>
+        <w:rPr>
+          <w:lang w:val="en-US"/>
+        </w:rPr>
+        <w:t xml:space="preserve"> </w:t>
+      </w:r>
+      <w:r>
+        <w:rPr>
+          <w:lang w:val="en-US"/>
+        </w:rPr>
+        <w:t>This was more efficient and cleaner than having the code for the nav bar in each page.</w:t>
+      </w:r>
+    </w:p>
+    <w:p>
+      <w:pPr>
+        <w:rPr>
+          <w:lang w:val="en-US"/>
+        </w:rPr>
+      </w:pPr>
+      <w:r>
+        <w:rPr>
+          <w:lang w:val="en-US"/>
+        </w:rPr>
+        <w:t xml:space="preserve">The other component that I made for reuse was the map component, this is because </w:t>
+      </w:r>
+      <w:r>
+        <w:rPr>
+          <w:lang w:val="en-US"/>
+        </w:rPr>
+        <w:t>it</w:t>
+      </w:r>
+      <w:r>
+        <w:rPr>
+          <w:lang w:val="en-US"/>
+        </w:rPr>
+        <w:t xml:space="preserve"> is a lot of code, and I planned on using it three times, on the home page, the create page and the view others page. </w:t>
+      </w:r>
+      <w:r>
+        <w:rPr>
+          <w:lang w:val="en-US"/>
+        </w:rPr>
+        <w:t xml:space="preserve">This being an external file didn’t come without complications, however. </w:t>
+      </w:r>
+      <w:r>
+        <w:rPr>
+          <w:lang w:val="en-US"/>
+        </w:rPr>
+        <w:t xml:space="preserve">I had to pass various pieces of data back and </w:t>
+      </w:r>
+      <w:r>
+        <w:rPr>
+          <w:lang w:val="en-US"/>
+        </w:rPr>
+        <w:t xml:space="preserve">forth. The first of which is the marker array, it gets sent to the </w:t>
+      </w:r>
+      <w:r>
+        <w:rPr>
+          <w:lang w:val="en-US"/>
+        </w:rPr>
+        <w:t>map component where it is displayed</w:t>
+      </w:r>
+      <w:r>
+        <w:rPr>
+          <w:lang w:val="en-US"/>
+        </w:rPr>
+        <w:t xml:space="preserve">. </w:t>
+      </w:r>
+      <w:r>
+        <w:rPr>
+          <w:lang w:val="en-US"/>
+        </w:rPr>
+        <w:t xml:space="preserve">The other two were functions that were necessary to provide interactivity and functionality. </w:t>
+      </w:r>
+      <w:r>
+        <w:rPr>
+          <w:lang w:val="en-US"/>
+        </w:rPr>
+        <w:t xml:space="preserve">The first of which being </w:t>
+      </w:r>
+      <w:r>
+        <w:rPr>
+          <w:lang w:val="en-US"/>
+        </w:rPr>
+        <w:t>the onMarkerMove function, this just sent through the new coordinates of the marker</w:t>
+      </w:r>
+      <w:r>
+        <w:rPr>
+          <w:lang w:val="en-US"/>
+        </w:rPr>
+        <w:t xml:space="preserve"> as well as the marker id</w:t>
+      </w:r>
+      <w:r>
+        <w:rPr>
+          <w:lang w:val="en-US"/>
+        </w:rPr>
+        <w:t xml:space="preserve">, so that in the create file, it can be </w:t>
+      </w:r>
+      <w:r>
+        <w:rPr>
+          <w:lang w:val="en-US"/>
+        </w:rPr>
+        <w:t>changed in the temporary array of markers.</w:t>
+      </w:r>
+      <w:r>
+        <w:rPr>
+          <w:lang w:val="en-US"/>
+        </w:rPr>
+        <w:t xml:space="preserve"> The second was the onSelectMarker function that just sent through the marker id when it is clicked on. </w:t>
+      </w:r>
+      <w:r>
+        <w:rPr>
+          <w:lang w:val="en-US"/>
+        </w:rPr>
+        <w:t>This was used for the delete marker function in the create file, I needed to know the marker id so that I could delete the correct marker from the array.</w:t>
+      </w:r>
+      <w:r>
+        <w:rPr>
+          <w:lang w:val="en-US"/>
+        </w:rPr>
+        <w:t xml:space="preserve"> </w:t>
+      </w:r>
+    </w:p>
+    <w:p>
+      <w:pPr>
+        <w:rPr>
+          <w:lang w:val="en-US"/>
+        </w:rPr>
+      </w:pPr>
+      <w:r>
+        <w:rPr>
+          <w:lang w:val="en-US"/>
+        </w:rPr>
+        <w:t>All the code that is implemented from the leaflet.js library is in the map component.</w:t>
+      </w:r>
+      <w:r>
+        <w:rPr>
+          <w:lang w:val="en-US"/>
+        </w:rPr>
+        <w:t xml:space="preserve"> </w:t>
+      </w:r>
+      <w:r>
+        <w:rPr>
+          <w:lang w:val="en-US"/>
+        </w:rPr>
+        <w:t>You basically give some parameters</w:t>
+      </w:r>
+      <w:r>
+        <w:rPr>
+          <w:lang w:val="en-US"/>
+        </w:rPr>
+        <w:t xml:space="preserve"> and conditions for how the map will function.</w:t>
+      </w:r>
+      <w:r>
+        <w:rPr>
+          <w:lang w:val="en-US"/>
+        </w:rPr>
+        <w:t xml:space="preserve"> </w:t>
+      </w:r>
+      <w:r>
+        <w:rPr>
+          <w:lang w:val="en-US"/>
+        </w:rPr>
+        <w:t xml:space="preserve">Provide an image overlay for the </w:t>
+      </w:r>
+      <w:r>
+        <w:rPr>
+          <w:lang w:val="en-US"/>
+        </w:rPr>
+        <w:t>background image</w:t>
+      </w:r>
+      <w:r>
+        <w:rPr>
+          <w:lang w:val="en-US"/>
+        </w:rPr>
+        <w:t xml:space="preserve">. And map the markers array </w:t>
+      </w:r>
+      <w:r>
+        <w:rPr>
+          <w:lang w:val="en-US"/>
+        </w:rPr>
+        <w:t>to the marker component, displaying them all on the map.</w:t>
+      </w:r>
+      <w:r>
+        <w:rPr>
+          <w:lang w:val="en-US"/>
+        </w:rPr>
+        <w:t xml:space="preserve"> Each marker also has a popup that I had in the markers array, so when a marker is clicked on, it displays the popup.</w:t>
       </w:r>
     </w:p>
     <w:p>
@@ -2792,7 +3262,6 @@
     <w:next w:val="Normal"/>
     <w:link w:val="Heading3Char"/>
     <w:uiPriority w:val="9"/>
-    <w:semiHidden/>
     <w:unhideWhenUsed/>
     <w:qFormat/>
     <w:rsid w:val="003E2B2F"/>
@@ -2997,7 +3466,6 @@
     <w:basedOn w:val="DefaultParagraphFont"/>
     <w:link w:val="Heading3"/>
     <w:uiPriority w:val="9"/>
-    <w:semiHidden/>
     <w:rsid w:val="003E2B2F"/>
     <w:rPr>
       <w:rFonts w:eastAsiaTheme="majorEastAsia" w:cstheme="majorBidi"/>

--- a/Web Project Development Document.docx
+++ b/Web Project Development Document.docx
@@ -2606,6 +2606,33 @@
         </w:rPr>
         <w:t xml:space="preserve"> Each marker also has a popup that I had in the markers array, so when a marker is clicked on, it displays the popup.</w:t>
       </w:r>
+      <w:r>
+        <w:rPr>
+          <w:lang w:val="en-US"/>
+        </w:rPr>
+        <w:t xml:space="preserve"> </w:t>
+      </w:r>
+    </w:p>
+    <w:p>
+      <w:pPr>
+        <w:pStyle w:val="Heading2"/>
+        <w:rPr>
+          <w:lang w:val="en-US"/>
+        </w:rPr>
+      </w:pPr>
+      <w:r>
+        <w:rPr>
+          <w:lang w:val="en-US"/>
+        </w:rPr>
+        <w:t>Creative Development</w:t>
+      </w:r>
+    </w:p>
+    <w:p>
+      <w:pPr>
+        <w:rPr>
+          <w:lang w:val="en-US"/>
+        </w:rPr>
+      </w:pPr>
     </w:p>
     <w:p>
       <w:pPr>

--- a/Web Project Development Document.docx
+++ b/Web Project Development Document.docx
@@ -2633,6 +2633,386 @@
           <w:lang w:val="en-US"/>
         </w:rPr>
       </w:pPr>
+      <w:r>
+        <w:rPr>
+          <w:lang w:val="en-US"/>
+        </w:rPr>
+        <w:t xml:space="preserve">I developed the idea for this webapp </w:t>
+      </w:r>
+      <w:r>
+        <w:rPr>
+          <w:lang w:val="en-US"/>
+        </w:rPr>
+        <w:t>quickly</w:t>
+      </w:r>
+      <w:r>
+        <w:rPr>
+          <w:lang w:val="en-US"/>
+        </w:rPr>
+        <w:t xml:space="preserve">, </w:t>
+      </w:r>
+      <w:r>
+        <w:rPr>
+          <w:lang w:val="en-US"/>
+        </w:rPr>
+        <w:t xml:space="preserve">my inspiration being the game of thrones interactive map online and thought it would be an interesting project to give users the </w:t>
+      </w:r>
+      <w:r>
+        <w:rPr>
+          <w:lang w:val="en-US"/>
+        </w:rPr>
+        <w:t xml:space="preserve">creativity to build their own worlds. </w:t>
+      </w:r>
+      <w:r>
+        <w:rPr>
+          <w:lang w:val="en-US"/>
+        </w:rPr>
+        <w:t xml:space="preserve">After doing some research as to whether the project was feasible, which it proved to be, I </w:t>
+      </w:r>
+      <w:r>
+        <w:rPr>
+          <w:lang w:val="en-US"/>
+        </w:rPr>
+        <w:t>went with it.</w:t>
+      </w:r>
+      <w:r>
+        <w:rPr>
+          <w:lang w:val="en-US"/>
+        </w:rPr>
+        <w:t xml:space="preserve"> </w:t>
+      </w:r>
+    </w:p>
+    <w:p>
+      <w:pPr>
+        <w:rPr>
+          <w:lang w:val="en-US"/>
+        </w:rPr>
+      </w:pPr>
+      <w:r>
+        <w:rPr>
+          <w:lang w:val="en-US"/>
+        </w:rPr>
+        <w:t xml:space="preserve">Creating the features for my webapp was also </w:t>
+      </w:r>
+      <w:r>
+        <w:rPr>
+          <w:lang w:val="en-US"/>
+        </w:rPr>
+        <w:t>self-explanatory</w:t>
+      </w:r>
+      <w:r>
+        <w:rPr>
+          <w:lang w:val="en-US"/>
+        </w:rPr>
+        <w:t xml:space="preserve">, basically all of them were required for the webapp to function properly. </w:t>
+      </w:r>
+      <w:r>
+        <w:rPr>
+          <w:lang w:val="en-US"/>
+        </w:rPr>
+        <w:t xml:space="preserve">The main features being the create page and the view others page, with lots of sub-features within, especially in the create page with all the buttons that perform different tasks. </w:t>
+      </w:r>
+      <w:r>
+        <w:rPr>
+          <w:lang w:val="en-US"/>
+        </w:rPr>
+        <w:t>So,</w:t>
+      </w:r>
+      <w:r>
+        <w:rPr>
+          <w:lang w:val="en-US"/>
+        </w:rPr>
+        <w:t xml:space="preserve"> it didn’t take much creativity to come up with the various features.</w:t>
+      </w:r>
+    </w:p>
+    <w:p>
+      <w:pPr>
+        <w:rPr>
+          <w:lang w:val="en-US"/>
+        </w:rPr>
+      </w:pPr>
+      <w:r>
+        <w:rPr>
+          <w:lang w:val="en-US"/>
+        </w:rPr>
+        <w:t xml:space="preserve">There weren’t many cases </w:t>
+      </w:r>
+      <w:r>
+        <w:rPr>
+          <w:lang w:val="en-US"/>
+        </w:rPr>
+        <w:t xml:space="preserve">where creativity </w:t>
+      </w:r>
+      <w:r>
+        <w:rPr>
+          <w:lang w:val="en-US"/>
+        </w:rPr>
+        <w:t xml:space="preserve">came into conflict with practicality, </w:t>
+      </w:r>
+      <w:r>
+        <w:rPr>
+          <w:lang w:val="en-US"/>
+        </w:rPr>
+        <w:t>as all the functionality that I wanted to create was created,</w:t>
+      </w:r>
+      <w:r>
+        <w:rPr>
+          <w:lang w:val="en-US"/>
+        </w:rPr>
+        <w:t xml:space="preserve"> however an improvement to the webapp that I didn’t create that came under this category was custom map images. I wanted to </w:t>
+      </w:r>
+      <w:r>
+        <w:rPr>
+          <w:lang w:val="en-US"/>
+        </w:rPr>
+        <w:t>let users upload their own images to the webapp, to be used as a background for the user to add interactivity on top of</w:t>
+      </w:r>
+      <w:r>
+        <w:rPr>
+          <w:lang w:val="en-US"/>
+        </w:rPr>
+        <w:t xml:space="preserve">. This proved to conflict a bit with practicality, as it seemed </w:t>
+      </w:r>
+      <w:r>
+        <w:rPr>
+          <w:lang w:val="en-US"/>
+        </w:rPr>
+        <w:t>too</w:t>
+      </w:r>
+      <w:r>
+        <w:rPr>
+          <w:lang w:val="en-US"/>
+        </w:rPr>
+        <w:t xml:space="preserve"> complicated to achieve within the timeframe that I had, so I decided against it. </w:t>
+      </w:r>
+    </w:p>
+    <w:p>
+      <w:pPr>
+        <w:pStyle w:val="Heading2"/>
+        <w:rPr>
+          <w:lang w:val="en-US"/>
+        </w:rPr>
+      </w:pPr>
+      <w:r>
+        <w:rPr>
+          <w:lang w:val="en-US"/>
+        </w:rPr>
+        <w:t>Evaluation</w:t>
+      </w:r>
+    </w:p>
+    <w:p>
+      <w:pPr>
+        <w:rPr>
+          <w:lang w:val="en-US"/>
+        </w:rPr>
+      </w:pPr>
+      <w:r>
+        <w:rPr>
+          <w:lang w:val="en-US"/>
+        </w:rPr>
+        <w:t xml:space="preserve">With the fully furnished application completed, there are many </w:t>
+      </w:r>
+      <w:r>
+        <w:rPr>
+          <w:lang w:val="en-US"/>
+        </w:rPr>
+        <w:t>successes and</w:t>
+      </w:r>
+      <w:r>
+        <w:rPr>
+          <w:lang w:val="en-US"/>
+        </w:rPr>
+        <w:t xml:space="preserve"> limitations that arose during the development process. </w:t>
+      </w:r>
+    </w:p>
+    <w:p>
+      <w:pPr>
+        <w:rPr>
+          <w:lang w:val="en-US"/>
+        </w:rPr>
+      </w:pPr>
+      <w:r>
+        <w:rPr>
+          <w:lang w:val="en-US"/>
+        </w:rPr>
+        <w:lastRenderedPageBreak/>
+        <w:t xml:space="preserve">One of the main successes was how the map functionality ended up working. The library that I used (leaflet.js) ended up being pretty much perfect for what I wanted to achieve, although complicated at the start due to all tutorials </w:t>
+      </w:r>
+      <w:r>
+        <w:rPr>
+          <w:lang w:val="en-US"/>
+        </w:rPr>
+        <w:t xml:space="preserve">using the </w:t>
+      </w:r>
+      <w:r>
+        <w:rPr>
+          <w:lang w:val="en-US"/>
+        </w:rPr>
+        <w:t>real-world</w:t>
+      </w:r>
+      <w:r>
+        <w:rPr>
+          <w:lang w:val="en-US"/>
+        </w:rPr>
+        <w:t xml:space="preserve"> map rather than an image overlay. </w:t>
+      </w:r>
+      <w:r>
+        <w:rPr>
+          <w:lang w:val="en-US"/>
+        </w:rPr>
+        <w:t xml:space="preserve">After getting over this hurdle however, it was a relatively easy library to develop with. </w:t>
+      </w:r>
+      <w:r>
+        <w:rPr>
+          <w:lang w:val="en-US"/>
+        </w:rPr>
+        <w:t>It allowed for all the functionality that I wanted, and provided a smooth, interactive map with markers (multiple types), for users to interact with.</w:t>
+      </w:r>
+      <w:r>
+        <w:rPr>
+          <w:lang w:val="en-US"/>
+        </w:rPr>
+        <w:t xml:space="preserve"> </w:t>
+      </w:r>
+      <w:r>
+        <w:rPr>
+          <w:lang w:val="en-US"/>
+        </w:rPr>
+        <w:t xml:space="preserve">The way that I stored data was also very effective </w:t>
+      </w:r>
+      <w:r>
+        <w:rPr>
+          <w:lang w:val="en-US"/>
+        </w:rPr>
+        <w:t xml:space="preserve">for its use case. </w:t>
+      </w:r>
+      <w:r>
+        <w:rPr>
+          <w:lang w:val="en-US"/>
+        </w:rPr>
+        <w:t xml:space="preserve">I kept a temporary </w:t>
+      </w:r>
+      <w:r>
+        <w:rPr>
+          <w:lang w:val="en-US"/>
+        </w:rPr>
+        <w:t xml:space="preserve">array of markers to send through to the map component, that can be </w:t>
+      </w:r>
+      <w:r>
+        <w:rPr>
+          <w:lang w:val="en-US"/>
+        </w:rPr>
+        <w:t xml:space="preserve">added to and removed from, as well as adjusted for moving markers, and then when the user wants to save the array, it overwrites the maps markers array in the database. This streamlined the </w:t>
+      </w:r>
+      <w:r>
+        <w:rPr>
+          <w:lang w:val="en-US"/>
+        </w:rPr>
+        <w:t>editing maps process a lot and worked well for this application.</w:t>
+      </w:r>
+    </w:p>
+    <w:p>
+      <w:pPr>
+        <w:rPr>
+          <w:lang w:val="en-US"/>
+        </w:rPr>
+      </w:pPr>
+      <w:r>
+        <w:rPr>
+          <w:lang w:val="en-US"/>
+        </w:rPr>
+        <w:t xml:space="preserve">I also thought the way that the </w:t>
+      </w:r>
+      <w:r>
+        <w:rPr>
+          <w:lang w:val="en-US"/>
+        </w:rPr>
+        <w:t xml:space="preserve">users could interact with one another’s maps works effectively </w:t>
+      </w:r>
+      <w:r>
+        <w:rPr>
+          <w:lang w:val="en-US"/>
+        </w:rPr>
+        <w:t xml:space="preserve">and the way that I implemented the idea was a simple but effective strategy. </w:t>
+      </w:r>
+      <w:r>
+        <w:rPr>
+          <w:lang w:val="en-US"/>
+        </w:rPr>
+        <w:t>Using a Boolean variable “isPublished” for each map</w:t>
+      </w:r>
+      <w:r>
+        <w:rPr>
+          <w:lang w:val="en-US"/>
+        </w:rPr>
+        <w:t>, making it editable with a button in the create page</w:t>
+      </w:r>
+      <w:r>
+        <w:rPr>
+          <w:lang w:val="en-US"/>
+        </w:rPr>
+        <w:t xml:space="preserve"> and checking against it </w:t>
+      </w:r>
+      <w:r>
+        <w:rPr>
+          <w:lang w:val="en-US"/>
+        </w:rPr>
+        <w:t xml:space="preserve">in the </w:t>
+      </w:r>
+      <w:r>
+        <w:rPr>
+          <w:lang w:val="en-US"/>
+        </w:rPr>
+        <w:t>“</w:t>
+      </w:r>
+      <w:r>
+        <w:rPr>
+          <w:lang w:val="en-US"/>
+        </w:rPr>
+        <w:t xml:space="preserve">view </w:t>
+      </w:r>
+      <w:r>
+        <w:rPr>
+          <w:lang w:val="en-US"/>
+        </w:rPr>
+        <w:t>others’</w:t>
+      </w:r>
+      <w:r>
+        <w:rPr>
+          <w:lang w:val="en-US"/>
+        </w:rPr>
+        <w:t xml:space="preserve"> maps</w:t>
+      </w:r>
+      <w:r>
+        <w:rPr>
+          <w:lang w:val="en-US"/>
+        </w:rPr>
+        <w:t>”</w:t>
+      </w:r>
+      <w:r>
+        <w:rPr>
+          <w:lang w:val="en-US"/>
+        </w:rPr>
+        <w:t xml:space="preserve"> page to </w:t>
+      </w:r>
+      <w:r>
+        <w:rPr>
+          <w:lang w:val="en-US"/>
+        </w:rPr>
+        <w:t>check which maps to display in the list</w:t>
+      </w:r>
+      <w:r>
+        <w:rPr>
+          <w:lang w:val="en-US"/>
+        </w:rPr>
+        <w:t>.</w:t>
+      </w:r>
+      <w:r>
+        <w:rPr>
+          <w:lang w:val="en-US"/>
+        </w:rPr>
+        <w:t xml:space="preserve"> This worked well and by reusing the map component, it wasn’t much code at all to make the page functional.</w:t>
+      </w:r>
     </w:p>
     <w:p>
       <w:pPr>

--- a/Web Project Development Document.docx
+++ b/Web Project Development Document.docx
@@ -652,21 +652,7 @@
         <w:rPr>
           <w:lang w:val="en-US"/>
         </w:rPr>
-        <w:t xml:space="preserve">online database (MongoDB atlas), and it is </w:t>
-      </w:r>
-      <w:proofErr w:type="gramStart"/>
-      <w:r>
-        <w:rPr>
-          <w:lang w:val="en-US"/>
-        </w:rPr>
-        <w:t>fairly simplistic</w:t>
-      </w:r>
-      <w:proofErr w:type="gramEnd"/>
-      <w:r>
-        <w:rPr>
-          <w:lang w:val="en-US"/>
-        </w:rPr>
-        <w:t xml:space="preserve"> to set up, and works well with what I planned on using it for. It was also the main software that was discussed and taught in our workshops, making it the obvious choice. </w:t>
+        <w:t xml:space="preserve">online database (MongoDB atlas), and it is fairly simplistic to set up, and works well with what I planned on using it for. It was also the main software that was discussed and taught in our workshops, making it the obvious choice. </w:t>
       </w:r>
       <w:r>
         <w:rPr>
@@ -984,21 +970,7 @@
         <w:rPr>
           <w:lang w:val="en-US"/>
         </w:rPr>
-        <w:t xml:space="preserve">There were a few main options that I </w:t>
-      </w:r>
-      <w:proofErr w:type="gramStart"/>
-      <w:r>
-        <w:rPr>
-          <w:lang w:val="en-US"/>
-        </w:rPr>
-        <w:t>looked into</w:t>
-      </w:r>
-      <w:proofErr w:type="gramEnd"/>
-      <w:r>
-        <w:rPr>
-          <w:lang w:val="en-US"/>
-        </w:rPr>
-        <w:t>: creating my own library,</w:t>
+        <w:t>There were a few main options that I looked into: creating my own library,</w:t>
       </w:r>
       <w:r>
         <w:rPr>
@@ -1186,28 +1158,14 @@
         <w:rPr>
           <w:lang w:val="en-US"/>
         </w:rPr>
-        <w:t xml:space="preserve">so I </w:t>
-      </w:r>
-      <w:proofErr w:type="gramStart"/>
-      <w:r>
-        <w:rPr>
-          <w:lang w:val="en-US"/>
-        </w:rPr>
-        <w:t xml:space="preserve">looked </w:t>
+        <w:t xml:space="preserve">so I looked </w:t>
       </w:r>
       <w:r>
         <w:rPr>
           <w:lang w:val="en-US"/>
         </w:rPr>
         <w:lastRenderedPageBreak/>
-        <w:t>into</w:t>
-      </w:r>
-      <w:proofErr w:type="gramEnd"/>
-      <w:r>
-        <w:rPr>
-          <w:lang w:val="en-US"/>
-        </w:rPr>
-        <w:t xml:space="preserve"> whether it was feasible for this project.</w:t>
+        <w:t>into whether it was feasible for this project.</w:t>
       </w:r>
       <w:r>
         <w:rPr>
@@ -2211,21 +2169,7 @@
         <w:rPr>
           <w:lang w:val="en-US"/>
         </w:rPr>
-        <w:t xml:space="preserve"> </w:t>
-      </w:r>
-      <w:proofErr w:type="gramStart"/>
-      <w:r>
-        <w:rPr>
-          <w:lang w:val="en-US"/>
-        </w:rPr>
-        <w:t>in order to</w:t>
-      </w:r>
-      <w:proofErr w:type="gramEnd"/>
-      <w:r>
-        <w:rPr>
-          <w:lang w:val="en-US"/>
-        </w:rPr>
-        <w:t xml:space="preserve"> achieve this, </w:t>
+        <w:t xml:space="preserve"> in order to achieve this, </w:t>
       </w:r>
       <w:r>
         <w:rPr>
@@ -3013,6 +2957,71 @@
         </w:rPr>
         <w:t xml:space="preserve"> This worked well and by reusing the map component, it wasn’t much code at all to make the page functional.</w:t>
       </w:r>
+    </w:p>
+    <w:p>
+      <w:pPr>
+        <w:rPr>
+          <w:lang w:val="en-US"/>
+        </w:rPr>
+      </w:pPr>
+      <w:r>
+        <w:rPr>
+          <w:lang w:val="en-US"/>
+        </w:rPr>
+        <w:t>The only real improvement that I would like to see is the ability to upload your own image as a background</w:t>
+      </w:r>
+      <w:r>
+        <w:rPr>
+          <w:lang w:val="en-US"/>
+        </w:rPr>
+        <w:t xml:space="preserve"> for the map. This would give a lot more customizability to the </w:t>
+      </w:r>
+      <w:r>
+        <w:rPr>
+          <w:lang w:val="en-US"/>
+        </w:rPr>
+        <w:t>user and</w:t>
+      </w:r>
+      <w:r>
+        <w:rPr>
+          <w:lang w:val="en-US"/>
+        </w:rPr>
+        <w:t xml:space="preserve"> would be cool to see as a future improvement</w:t>
+      </w:r>
+      <w:r>
+        <w:rPr>
+          <w:lang w:val="en-US"/>
+        </w:rPr>
+        <w:t xml:space="preserve">. The main reason I didn’t implement this was time restrictions and the complexity and learning that I would have to take to get this functional at a level I would like. </w:t>
+      </w:r>
+    </w:p>
+    <w:p>
+      <w:pPr>
+        <w:pStyle w:val="Heading2"/>
+        <w:rPr>
+          <w:lang w:val="en-US"/>
+        </w:rPr>
+      </w:pPr>
+      <w:r>
+        <w:rPr>
+          <w:lang w:val="en-US"/>
+        </w:rPr>
+        <w:t>Critical Reflection</w:t>
+      </w:r>
+    </w:p>
+    <w:p>
+      <w:pPr>
+        <w:rPr>
+          <w:lang w:val="en-US"/>
+        </w:rPr>
+      </w:pPr>
+    </w:p>
+    <w:p>
+      <w:pPr>
+        <w:rPr>
+          <w:lang w:val="en-US"/>
+        </w:rPr>
+      </w:pPr>
     </w:p>
     <w:p>
       <w:pPr>

--- a/Web Project Development Document.docx
+++ b/Web Project Development Document.docx
@@ -652,7 +652,21 @@
         <w:rPr>
           <w:lang w:val="en-US"/>
         </w:rPr>
-        <w:t xml:space="preserve">online database (MongoDB atlas), and it is fairly simplistic to set up, and works well with what I planned on using it for. It was also the main software that was discussed and taught in our workshops, making it the obvious choice. </w:t>
+        <w:t xml:space="preserve">online database (MongoDB atlas), and it is </w:t>
+      </w:r>
+      <w:proofErr w:type="gramStart"/>
+      <w:r>
+        <w:rPr>
+          <w:lang w:val="en-US"/>
+        </w:rPr>
+        <w:t>fairly simplistic</w:t>
+      </w:r>
+      <w:proofErr w:type="gramEnd"/>
+      <w:r>
+        <w:rPr>
+          <w:lang w:val="en-US"/>
+        </w:rPr>
+        <w:t xml:space="preserve"> to set up, and works well with what I planned on using it for. It was also the main software that was discussed and taught in our workshops, making it the obvious choice. </w:t>
       </w:r>
       <w:r>
         <w:rPr>
@@ -970,7 +984,21 @@
         <w:rPr>
           <w:lang w:val="en-US"/>
         </w:rPr>
-        <w:t>There were a few main options that I looked into: creating my own library,</w:t>
+        <w:t xml:space="preserve">There were a few main options that I </w:t>
+      </w:r>
+      <w:proofErr w:type="gramStart"/>
+      <w:r>
+        <w:rPr>
+          <w:lang w:val="en-US"/>
+        </w:rPr>
+        <w:t>looked into</w:t>
+      </w:r>
+      <w:proofErr w:type="gramEnd"/>
+      <w:r>
+        <w:rPr>
+          <w:lang w:val="en-US"/>
+        </w:rPr>
+        <w:t>: creating my own library,</w:t>
       </w:r>
       <w:r>
         <w:rPr>
@@ -1158,14 +1186,28 @@
         <w:rPr>
           <w:lang w:val="en-US"/>
         </w:rPr>
-        <w:t xml:space="preserve">so I looked </w:t>
+        <w:t xml:space="preserve">so I </w:t>
+      </w:r>
+      <w:proofErr w:type="gramStart"/>
+      <w:r>
+        <w:rPr>
+          <w:lang w:val="en-US"/>
+        </w:rPr>
+        <w:t xml:space="preserve">looked </w:t>
       </w:r>
       <w:r>
         <w:rPr>
           <w:lang w:val="en-US"/>
         </w:rPr>
         <w:lastRenderedPageBreak/>
-        <w:t>into whether it was feasible for this project.</w:t>
+        <w:t>into</w:t>
+      </w:r>
+      <w:proofErr w:type="gramEnd"/>
+      <w:r>
+        <w:rPr>
+          <w:lang w:val="en-US"/>
+        </w:rPr>
+        <w:t xml:space="preserve"> whether it was feasible for this project.</w:t>
       </w:r>
       <w:r>
         <w:rPr>
@@ -2169,7 +2211,21 @@
         <w:rPr>
           <w:lang w:val="en-US"/>
         </w:rPr>
-        <w:t xml:space="preserve"> in order to achieve this, </w:t>
+        <w:t xml:space="preserve"> </w:t>
+      </w:r>
+      <w:proofErr w:type="gramStart"/>
+      <w:r>
+        <w:rPr>
+          <w:lang w:val="en-US"/>
+        </w:rPr>
+        <w:t>in order to</w:t>
+      </w:r>
+      <w:proofErr w:type="gramEnd"/>
+      <w:r>
+        <w:rPr>
+          <w:lang w:val="en-US"/>
+        </w:rPr>
+        <w:t xml:space="preserve"> achieve this, </w:t>
       </w:r>
       <w:r>
         <w:rPr>
@@ -3015,13 +3071,104 @@
           <w:lang w:val="en-US"/>
         </w:rPr>
       </w:pPr>
-    </w:p>
-    <w:p>
-      <w:pPr>
-        <w:rPr>
-          <w:lang w:val="en-US"/>
-        </w:rPr>
-      </w:pPr>
+      <w:r>
+        <w:rPr>
+          <w:lang w:val="en-US"/>
+        </w:rPr>
+        <w:t xml:space="preserve">I learnt a lot working on this project. I had a few set goals that I wanted to achieve as for learning, and I </w:t>
+      </w:r>
+      <w:r>
+        <w:rPr>
+          <w:lang w:val="en-US"/>
+        </w:rPr>
+        <w:t>made good progress at them. I wanted to learn/remind myself of react, because it is a very useful skill to have. I also wanted to relearn node.js and express, for the same reason, which I also managed to do.</w:t>
+      </w:r>
+      <w:r>
+        <w:rPr>
+          <w:lang w:val="en-US"/>
+        </w:rPr>
+        <w:t xml:space="preserve"> I should’ve given myself more time and put more effort into planning the project before I started the development process, more than just an idea. I think this would’ve streamlined the development process and let me speed things along.</w:t>
+      </w:r>
+      <w:r>
+        <w:rPr>
+          <w:lang w:val="en-US"/>
+        </w:rPr>
+        <w:t xml:space="preserve"> </w:t>
+      </w:r>
+      <w:r>
+        <w:rPr>
+          <w:lang w:val="en-US"/>
+        </w:rPr>
+        <w:t>I think that learning MongoDB was also helpful because will likely assist me in future personal projects that I undertake.</w:t>
+      </w:r>
+    </w:p>
+    <w:p>
+      <w:pPr>
+        <w:rPr>
+          <w:lang w:val="en-US"/>
+        </w:rPr>
+      </w:pPr>
+      <w:r>
+        <w:rPr>
+          <w:lang w:val="en-US"/>
+        </w:rPr>
+        <w:t xml:space="preserve">The most difficult aspect </w:t>
+      </w:r>
+      <w:r>
+        <w:rPr>
+          <w:lang w:val="en-US"/>
+        </w:rPr>
+        <w:t xml:space="preserve">of the development process for me was </w:t>
+      </w:r>
+      <w:r>
+        <w:rPr>
+          <w:lang w:val="en-US"/>
+        </w:rPr>
+        <w:t>the</w:t>
+      </w:r>
+      <w:r>
+        <w:rPr>
+          <w:lang w:val="en-US"/>
+        </w:rPr>
+        <w:t xml:space="preserve"> create page, it had the most features that I had to figure out, </w:t>
+      </w:r>
+      <w:r>
+        <w:rPr>
+          <w:lang w:val="en-US"/>
+        </w:rPr>
+        <w:t xml:space="preserve">each of which had their own problems to troubleshoot. </w:t>
+      </w:r>
+      <w:r>
+        <w:rPr>
+          <w:lang w:val="en-US"/>
+        </w:rPr>
+        <w:t>Passing data to the components was also a bit confusing at first.</w:t>
+      </w:r>
+      <w:r>
+        <w:rPr>
+          <w:lang w:val="en-US"/>
+        </w:rPr>
+        <w:t xml:space="preserve"> </w:t>
+      </w:r>
+      <w:r>
+        <w:rPr>
+          <w:lang w:val="en-US"/>
+        </w:rPr>
+        <w:t>The only future action that I would like to implement is customized background images for the maps.</w:t>
+      </w:r>
+    </w:p>
+    <w:p>
+      <w:pPr>
+        <w:rPr>
+          <w:lang w:val="en-US"/>
+        </w:rPr>
+      </w:pPr>
+      <w:r>
+        <w:rPr>
+          <w:lang w:val="en-US"/>
+        </w:rPr>
+        <w:t>Overall, the project was successful, and I liked how it turned out. I think the minimalistic design works well, and the core functionality all works as I had expected when developing the idea.</w:t>
+      </w:r>
     </w:p>
     <w:p>
       <w:pPr>

--- a/Web Project Development Document.docx
+++ b/Web Project Development Document.docx
@@ -3181,6 +3181,126 @@
         <w:rPr>
           <w:lang w:val="en-US"/>
         </w:rPr>
+        <w:t xml:space="preserve">AI </w:t>
+      </w:r>
+      <w:r>
+        <w:rPr>
+          <w:lang w:val="en-US"/>
+        </w:rPr>
+        <w:t>Acknowledgement</w:t>
+      </w:r>
+    </w:p>
+    <w:p>
+      <w:pPr>
+        <w:rPr>
+          <w:lang w:val="en-US"/>
+        </w:rPr>
+      </w:pPr>
+      <w:r>
+        <w:rPr>
+          <w:lang w:val="en-US"/>
+        </w:rPr>
+        <w:t>I acknowledge the use of &lt;</w:t>
+      </w:r>
+      <w:r>
+        <w:rPr>
+          <w:lang w:val="en-US"/>
+        </w:rPr>
+        <w:t>ChatG</w:t>
+      </w:r>
+      <w:r>
+        <w:rPr>
+          <w:lang w:val="en-US"/>
+        </w:rPr>
+        <w:t>PT</w:t>
+      </w:r>
+      <w:r>
+        <w:rPr>
+          <w:lang w:val="en-US"/>
+        </w:rPr>
+        <w:t xml:space="preserve">&gt; to </w:t>
+      </w:r>
+      <w:r>
+        <w:rPr>
+          <w:lang w:val="en-US"/>
+        </w:rPr>
+        <w:t>help generate the ideas for the project, and ways that I could go about developing it</w:t>
+      </w:r>
+      <w:r>
+        <w:rPr>
+          <w:lang w:val="en-US"/>
+        </w:rPr>
+        <w:t xml:space="preserve">. </w:t>
+      </w:r>
+    </w:p>
+    <w:p>
+      <w:pPr>
+        <w:rPr>
+          <w:lang w:val="en-US"/>
+        </w:rPr>
+      </w:pPr>
+      <w:r>
+        <w:rPr>
+          <w:lang w:val="en-US"/>
+        </w:rPr>
+        <w:t>I acknowledge the use of &lt;</w:t>
+      </w:r>
+      <w:r>
+        <w:rPr>
+          <w:lang w:val="en-US"/>
+        </w:rPr>
+        <w:t>ChatGPT</w:t>
+      </w:r>
+      <w:r>
+        <w:rPr>
+          <w:lang w:val="en-US"/>
+        </w:rPr>
+        <w:t xml:space="preserve">&gt; to </w:t>
+      </w:r>
+      <w:r>
+        <w:rPr>
+          <w:lang w:val="en-US"/>
+        </w:rPr>
+        <w:t xml:space="preserve">help </w:t>
+      </w:r>
+      <w:r>
+        <w:rPr>
+          <w:lang w:val="en-US"/>
+        </w:rPr>
+        <w:t>me debug issues that arose in the development process.</w:t>
+      </w:r>
+    </w:p>
+    <w:p>
+      <w:pPr>
+        <w:rPr>
+          <w:lang w:val="en-US"/>
+        </w:rPr>
+      </w:pPr>
+      <w:r>
+        <w:rPr>
+          <w:lang w:val="en-US"/>
+        </w:rPr>
+        <w:t>No content generated by AI technologies has been presented as my own work</w:t>
+      </w:r>
+      <w:r>
+        <w:rPr>
+          <w:lang w:val="en-US"/>
+        </w:rPr>
+        <w:t>.</w:t>
+      </w:r>
+    </w:p>
+    <w:p>
+      <w:pPr>
+        <w:pStyle w:val="Heading2"/>
+        <w:rPr>
+          <w:lang w:val="en-US"/>
+        </w:rPr>
+      </w:pPr>
+      <w:r>
+        <w:rPr>
+          <w:lang w:val="en-US"/>
+        </w:rPr>
+        <w:lastRenderedPageBreak/>
         <w:t>References</w:t>
       </w:r>
     </w:p>

--- a/Web Project Development Document.docx
+++ b/Web Project Development Document.docx
@@ -611,9 +611,50 @@
       </w:pPr>
       <w:r>
         <w:rPr>
-          <w:lang w:val="en-US"/>
-        </w:rPr>
-        <w:t>//Add the wireframes don’t forget</w:t>
+          <w:noProof/>
+          <w:lang w:val="en-US"/>
+        </w:rPr>
+        <w:drawing>
+          <wp:inline distT="0" distB="0" distL="0" distR="0" wp14:anchorId="30DF7C28" wp14:editId="62D4A414">
+            <wp:extent cx="5731510" cy="1004570"/>
+            <wp:effectExtent l="0" t="0" r="0" b="0"/>
+            <wp:docPr id="283290143" name="Picture 2" descr="A black rectangular object with white buttons&#10;&#10;AI-generated content may be incorrect."/>
+            <wp:cNvGraphicFramePr>
+              <a:graphicFrameLocks xmlns:a="http://schemas.openxmlformats.org/drawingml/2006/main" noChangeAspect="1"/>
+            </wp:cNvGraphicFramePr>
+            <a:graphic xmlns:a="http://schemas.openxmlformats.org/drawingml/2006/main">
+              <a:graphicData uri="http://schemas.openxmlformats.org/drawingml/2006/picture">
+                <pic:pic xmlns:pic="http://schemas.openxmlformats.org/drawingml/2006/picture">
+                  <pic:nvPicPr>
+                    <pic:cNvPr id="283290143" name="Picture 2" descr="A black rectangular object with white buttons&#10;&#10;AI-generated content may be incorrect."/>
+                    <pic:cNvPicPr/>
+                  </pic:nvPicPr>
+                  <pic:blipFill>
+                    <a:blip r:embed="rId6" cstate="print">
+                      <a:extLst>
+                        <a:ext uri="{28A0092B-C50C-407E-A947-70E740481C1C}">
+                          <a14:useLocalDpi xmlns:a14="http://schemas.microsoft.com/office/drawing/2010/main" val="0"/>
+                        </a:ext>
+                      </a:extLst>
+                    </a:blip>
+                    <a:stretch>
+                      <a:fillRect/>
+                    </a:stretch>
+                  </pic:blipFill>
+                  <pic:spPr>
+                    <a:xfrm>
+                      <a:off x="0" y="0"/>
+                      <a:ext cx="5731510" cy="1004570"/>
+                    </a:xfrm>
+                    <a:prstGeom prst="rect">
+                      <a:avLst/>
+                    </a:prstGeom>
+                  </pic:spPr>
+                </pic:pic>
+              </a:graphicData>
+            </a:graphic>
+          </wp:inline>
+        </w:drawing>
       </w:r>
     </w:p>
     <w:p>
@@ -654,51 +695,489 @@
         </w:rPr>
         <w:t xml:space="preserve">online database (MongoDB atlas), and it is </w:t>
       </w:r>
+      <w:r>
+        <w:rPr>
+          <w:lang w:val="en-US"/>
+        </w:rPr>
+        <w:t>simplistic</w:t>
+      </w:r>
+      <w:r>
+        <w:rPr>
+          <w:lang w:val="en-US"/>
+        </w:rPr>
+        <w:t xml:space="preserve"> to set up, and works well with what I planned on using it for. It was also the main software that was discussed and taught in our workshops, making it the obvious choice. </w:t>
+      </w:r>
+      <w:r>
+        <w:rPr>
+          <w:lang w:val="en-US"/>
+        </w:rPr>
+        <w:t xml:space="preserve">The software that I mainly interacted with was MongoDB compass. This helped to visualize the databases, and using </w:t>
+      </w:r>
+      <w:r>
+        <w:rPr>
+          <w:lang w:val="en-US"/>
+        </w:rPr>
+        <w:t>some MongoDB libraries (</w:t>
+      </w:r>
+      <w:r>
+        <w:rPr>
+          <w:lang w:val="en-US"/>
+        </w:rPr>
+        <w:t>Mongoose)</w:t>
+      </w:r>
+      <w:r>
+        <w:rPr>
+          <w:lang w:val="en-US"/>
+        </w:rPr>
+        <w:t xml:space="preserve">, I could easily implement it into my code. </w:t>
+      </w:r>
+    </w:p>
+    <w:p>
+      <w:pPr>
+        <w:rPr>
+          <w:lang w:val="en-US"/>
+        </w:rPr>
+      </w:pPr>
+      <w:r>
+        <w:rPr>
+          <w:lang w:val="en-US"/>
+        </w:rPr>
+        <w:t xml:space="preserve">I </w:t>
+      </w:r>
+      <w:r>
+        <w:rPr>
+          <w:lang w:val="en-US"/>
+        </w:rPr>
+        <w:t>had two main schemas for my databases</w:t>
+      </w:r>
+      <w:r>
+        <w:rPr>
+          <w:lang w:val="en-US"/>
+        </w:rPr>
+        <w:t xml:space="preserve">, one of which was to store user data (usernames and passwords), and the other was to store the map data (names, markers </w:t>
+      </w:r>
+      <w:r>
+        <w:rPr>
+          <w:lang w:val="en-US"/>
+        </w:rPr>
+        <w:t>etc.</w:t>
+      </w:r>
+      <w:r>
+        <w:rPr>
+          <w:lang w:val="en-US"/>
+        </w:rPr>
+        <w:t>)</w:t>
+      </w:r>
+    </w:p>
+    <w:p>
+      <w:pPr>
+        <w:rPr>
+          <w:lang w:val="en-US"/>
+        </w:rPr>
+      </w:pPr>
+      <w:r>
+        <w:rPr>
+          <w:lang w:val="en-US"/>
+        </w:rPr>
+        <w:t xml:space="preserve"> </w:t>
+      </w:r>
+      <w:r>
+        <w:rPr>
+          <w:lang w:val="en-US"/>
+        </w:rPr>
+        <w:t>The first schema, the user data, was quite simplistic to create, all it stored was the username, and password of the user once they had registered an account. This was then used to let users log in to their account in the future, and view maps that they had created on that account.</w:t>
+      </w:r>
+      <w:r>
+        <w:rPr>
+          <w:lang w:val="en-US"/>
+        </w:rPr>
+        <w:t xml:space="preserve"> </w:t>
+      </w:r>
+      <w:r>
+        <w:rPr>
+          <w:lang w:val="en-US"/>
+        </w:rPr>
+        <w:t xml:space="preserve">I had already created this code for another project, so it was </w:t>
+      </w:r>
+      <w:r>
+        <w:rPr>
+          <w:lang w:val="en-US"/>
+        </w:rPr>
+        <w:t>easy</w:t>
+      </w:r>
+      <w:r>
+        <w:rPr>
+          <w:lang w:val="en-US"/>
+        </w:rPr>
+        <w:t xml:space="preserve"> to port over. </w:t>
+      </w:r>
+    </w:p>
+    <w:p>
+      <w:pPr>
+        <w:rPr>
+          <w:lang w:val="en-US"/>
+        </w:rPr>
+      </w:pPr>
+      <w:r>
+        <w:rPr>
+          <w:lang w:val="en-US"/>
+        </w:rPr>
+        <w:t>The second schema however, for maps was a bit more complicated. It stored</w:t>
+      </w:r>
+      <w:r>
+        <w:rPr>
+          <w:lang w:val="en-US"/>
+        </w:rPr>
+        <w:t xml:space="preserve"> the map name, markers, owners name and</w:t>
+      </w:r>
+      <w:r>
+        <w:rPr>
+          <w:lang w:val="en-US"/>
+        </w:rPr>
+        <w:t xml:space="preserve"> a </w:t>
+      </w:r>
+      <w:r>
+        <w:rPr>
+          <w:lang w:val="en-US"/>
+        </w:rPr>
+        <w:t>Boolean</w:t>
+      </w:r>
+      <w:r>
+        <w:rPr>
+          <w:lang w:val="en-US"/>
+        </w:rPr>
+        <w:t xml:space="preserve"> to store if it has been published or not.</w:t>
+      </w:r>
+      <w:r>
+        <w:rPr>
+          <w:lang w:val="en-US"/>
+        </w:rPr>
+        <w:t xml:space="preserve"> </w:t>
+      </w:r>
+      <w:r>
+        <w:rPr>
+          <w:lang w:val="en-US"/>
+        </w:rPr>
+        <w:t xml:space="preserve">The only slight challenge with this schema was the markers, because they had to be stored </w:t>
+      </w:r>
+      <w:r>
+        <w:rPr>
+          <w:lang w:val="en-US"/>
+        </w:rPr>
+        <w:t>with coordinates</w:t>
+      </w:r>
+      <w:r>
+        <w:rPr>
+          <w:lang w:val="en-US"/>
+        </w:rPr>
+        <w:t xml:space="preserve">, </w:t>
+      </w:r>
+      <w:r>
+        <w:rPr>
+          <w:lang w:val="en-US"/>
+        </w:rPr>
+        <w:t xml:space="preserve">a </w:t>
+      </w:r>
+      <w:r>
+        <w:rPr>
+          <w:lang w:val="en-US"/>
+        </w:rPr>
+        <w:t>popup (what’s displayed when the user clicks on the marker) and the marker type (</w:t>
+      </w:r>
+      <w:r>
+        <w:rPr>
+          <w:lang w:val="en-US"/>
+        </w:rPr>
+        <w:t>what icon is displayed on the map).</w:t>
+      </w:r>
+      <w:r>
+        <w:rPr>
+          <w:lang w:val="en-US"/>
+        </w:rPr>
+        <w:t xml:space="preserve"> </w:t>
+      </w:r>
+      <w:r>
+        <w:rPr>
+          <w:lang w:val="en-US"/>
+        </w:rPr>
+        <w:t>So,</w:t>
+      </w:r>
+      <w:r>
+        <w:rPr>
+          <w:lang w:val="en-US"/>
+        </w:rPr>
+        <w:t xml:space="preserve"> </w:t>
+      </w:r>
+      <w:r>
+        <w:rPr>
+          <w:lang w:val="en-US"/>
+        </w:rPr>
+        <w:t>to</w:t>
+      </w:r>
+      <w:r>
+        <w:rPr>
+          <w:lang w:val="en-US"/>
+        </w:rPr>
+        <w:t xml:space="preserve"> do this efficiently, I had to make a sperate marker schema and </w:t>
+      </w:r>
+      <w:r>
+        <w:rPr>
+          <w:lang w:val="en-US"/>
+        </w:rPr>
+        <w:t xml:space="preserve">embed it into the </w:t>
+      </w:r>
+      <w:r>
+        <w:rPr>
+          <w:lang w:val="en-US"/>
+        </w:rPr>
+        <w:t xml:space="preserve">map schema. </w:t>
+      </w:r>
+      <w:r>
+        <w:rPr>
+          <w:lang w:val="en-US"/>
+        </w:rPr>
+        <w:t xml:space="preserve">This works </w:t>
+      </w:r>
+      <w:r>
+        <w:rPr>
+          <w:lang w:val="en-US"/>
+        </w:rPr>
+        <w:t>well and</w:t>
+      </w:r>
+      <w:r>
+        <w:rPr>
+          <w:lang w:val="en-US"/>
+        </w:rPr>
+        <w:t xml:space="preserve"> organizes the data effectively.</w:t>
+      </w:r>
+      <w:r>
+        <w:rPr>
+          <w:lang w:val="en-US"/>
+        </w:rPr>
+        <w:t xml:space="preserve"> </w:t>
+      </w:r>
+    </w:p>
+    <w:p>
+      <w:pPr>
+        <w:pStyle w:val="Heading2"/>
+        <w:rPr>
+          <w:lang w:val="en-US"/>
+        </w:rPr>
+      </w:pPr>
+      <w:r>
+        <w:rPr>
+          <w:lang w:val="en-US"/>
+        </w:rPr>
+        <w:t>Experiments and Prototyping</w:t>
+      </w:r>
+    </w:p>
+    <w:p>
+      <w:pPr>
+        <w:rPr>
+          <w:lang w:val="en-US"/>
+        </w:rPr>
+      </w:pPr>
+      <w:r>
+        <w:rPr>
+          <w:lang w:val="en-US"/>
+        </w:rPr>
+        <w:t>The main functionality that I wanted to explore</w:t>
+      </w:r>
+      <w:r>
+        <w:rPr>
+          <w:lang w:val="en-US"/>
+        </w:rPr>
+        <w:t xml:space="preserve"> my options with was the interactive map. At the start of the development process, this </w:t>
+      </w:r>
+      <w:r>
+        <w:rPr>
+          <w:lang w:val="en-US"/>
+        </w:rPr>
+        <w:t>had</w:t>
+      </w:r>
+      <w:r>
+        <w:rPr>
+          <w:lang w:val="en-US"/>
+        </w:rPr>
+        <w:t xml:space="preserve"> the most questions surrounding questions around it. I didn’t </w:t>
+      </w:r>
+      <w:r>
+        <w:rPr>
+          <w:lang w:val="en-US"/>
+        </w:rPr>
+        <w:t xml:space="preserve">know if there </w:t>
+      </w:r>
+      <w:r>
+        <w:rPr>
+          <w:lang w:val="en-US"/>
+        </w:rPr>
+        <w:t>were</w:t>
+      </w:r>
+      <w:r>
+        <w:rPr>
+          <w:lang w:val="en-US"/>
+        </w:rPr>
+        <w:t xml:space="preserve"> any libraries that could provide be with the functionality that my webapp required, so a fair amount of research ensued. </w:t>
+      </w:r>
+      <w:r>
+        <w:rPr>
+          <w:lang w:val="en-US"/>
+        </w:rPr>
+        <w:t xml:space="preserve">There were a few main options that I </w:t>
+      </w:r>
       <w:proofErr w:type="gramStart"/>
       <w:r>
         <w:rPr>
           <w:lang w:val="en-US"/>
         </w:rPr>
-        <w:t>fairly simplistic</w:t>
+        <w:t>looked into</w:t>
       </w:r>
       <w:proofErr w:type="gramEnd"/>
       <w:r>
         <w:rPr>
           <w:lang w:val="en-US"/>
         </w:rPr>
-        <w:t xml:space="preserve"> to set up, and works well with what I planned on using it for. It was also the main software that was discussed and taught in our workshops, making it the obvious choice. </w:t>
-      </w:r>
-      <w:r>
-        <w:rPr>
-          <w:lang w:val="en-US"/>
-        </w:rPr>
-        <w:t xml:space="preserve">The software that I mainly interacted with was MongoDB compass. This helped to visualize the databases, and using </w:t>
-      </w:r>
-      <w:r>
-        <w:rPr>
-          <w:lang w:val="en-US"/>
-        </w:rPr>
-        <w:t>some MongoDB libraries (</w:t>
-      </w:r>
-      <w:r>
-        <w:rPr>
-          <w:lang w:val="en-US"/>
-        </w:rPr>
-        <w:t>Mongoose)</w:t>
-      </w:r>
-      <w:r>
-        <w:rPr>
-          <w:lang w:val="en-US"/>
-        </w:rPr>
-        <w:t xml:space="preserve">, I could easily implement it into my code. </w:t>
-      </w:r>
-    </w:p>
-    <w:p>
-      <w:pPr>
-        <w:rPr>
-          <w:lang w:val="en-US"/>
-        </w:rPr>
-      </w:pPr>
+        <w:t>: creating my own library,</w:t>
+      </w:r>
+      <w:r>
+        <w:rPr>
+          <w:lang w:val="en-US"/>
+        </w:rPr>
+        <w:t xml:space="preserve"> SVG, WebGL </w:t>
+      </w:r>
+      <w:r>
+        <w:rPr>
+          <w:lang w:val="en-US"/>
+        </w:rPr>
+        <w:t xml:space="preserve">and Leaflet.js. </w:t>
+      </w:r>
+    </w:p>
+    <w:p>
+      <w:pPr>
+        <w:rPr>
+          <w:lang w:val="en-US"/>
+        </w:rPr>
+      </w:pPr>
+      <w:r>
+        <w:rPr>
+          <w:lang w:val="en-US"/>
+        </w:rPr>
+        <w:t xml:space="preserve">First, I </w:t>
+      </w:r>
+      <w:r>
+        <w:rPr>
+          <w:lang w:val="en-US"/>
+        </w:rPr>
+        <w:t>investigated</w:t>
+      </w:r>
+      <w:r>
+        <w:rPr>
+          <w:lang w:val="en-US"/>
+        </w:rPr>
+        <w:t xml:space="preserve"> </w:t>
+      </w:r>
+      <w:r>
+        <w:rPr>
+          <w:lang w:val="en-US"/>
+        </w:rPr>
+        <w:t xml:space="preserve">creating my own </w:t>
+      </w:r>
+      <w:r>
+        <w:rPr>
+          <w:lang w:val="en-US"/>
+        </w:rPr>
+        <w:t xml:space="preserve">map library that could perform all the necessary functions that I wanted to make. </w:t>
+      </w:r>
+      <w:r>
+        <w:rPr>
+          <w:lang w:val="en-US"/>
+        </w:rPr>
+        <w:t xml:space="preserve">This would involve me building </w:t>
+      </w:r>
+      <w:r>
+        <w:rPr>
+          <w:lang w:val="en-US"/>
+        </w:rPr>
+        <w:t xml:space="preserve">my own coordinate system, </w:t>
+      </w:r>
+      <w:r>
+        <w:rPr>
+          <w:lang w:val="en-US"/>
+        </w:rPr>
+        <w:t xml:space="preserve">rendering the map, and displaying markers on top of it. </w:t>
+      </w:r>
+      <w:r>
+        <w:rPr>
+          <w:lang w:val="en-US"/>
+        </w:rPr>
+        <w:t xml:space="preserve">There would also have to be functionality for moving the markers, zooming in on the map, </w:t>
+      </w:r>
+      <w:r>
+        <w:rPr>
+          <w:lang w:val="en-US"/>
+        </w:rPr>
+        <w:t>panning</w:t>
+      </w:r>
+      <w:r>
+        <w:rPr>
+          <w:lang w:val="en-US"/>
+        </w:rPr>
+        <w:t xml:space="preserve"> etc. </w:t>
+      </w:r>
+      <w:r>
+        <w:rPr>
+          <w:lang w:val="en-US"/>
+        </w:rPr>
+        <w:t xml:space="preserve">Some advantages of this </w:t>
+      </w:r>
+      <w:r>
+        <w:rPr>
+          <w:lang w:val="en-US"/>
+        </w:rPr>
+        <w:t>are</w:t>
+      </w:r>
+      <w:r>
+        <w:rPr>
+          <w:lang w:val="en-US"/>
+        </w:rPr>
+        <w:t xml:space="preserve"> that it would be exactly tailored to what I wanted to make, so essentially it would be better than any alternative that I could find.</w:t>
+      </w:r>
+      <w:r>
+        <w:rPr>
+          <w:lang w:val="en-US"/>
+        </w:rPr>
+        <w:t xml:space="preserve"> This </w:t>
+      </w:r>
+      <w:r>
+        <w:rPr>
+          <w:lang w:val="en-US"/>
+        </w:rPr>
+        <w:t>would,</w:t>
+      </w:r>
+      <w:r>
+        <w:rPr>
+          <w:lang w:val="en-US"/>
+        </w:rPr>
+        <w:t xml:space="preserve"> however, be </w:t>
+      </w:r>
+      <w:r>
+        <w:rPr>
+          <w:lang w:val="en-US"/>
+        </w:rPr>
+        <w:t>a huge time commitment</w:t>
+      </w:r>
+      <w:r>
+        <w:rPr>
+          <w:lang w:val="en-US"/>
+        </w:rPr>
+        <w:t xml:space="preserve">, and </w:t>
+      </w:r>
+      <w:r>
+        <w:rPr>
+          <w:lang w:val="en-US"/>
+        </w:rPr>
+        <w:t xml:space="preserve">would be a super complicated project to undertake. </w:t>
+      </w:r>
       <w:r>
         <w:rPr>
           <w:lang w:val="en-US"/>
@@ -709,282 +1188,51 @@
         <w:rPr>
           <w:lang w:val="en-US"/>
         </w:rPr>
-        <w:t>had two main schemas for my databases</w:t>
-      </w:r>
-      <w:r>
-        <w:rPr>
-          <w:lang w:val="en-US"/>
-        </w:rPr>
-        <w:t xml:space="preserve">, one of which was to store user data (usernames and passwords), and the other was to store the map data (names, markers </w:t>
-      </w:r>
-      <w:r>
-        <w:rPr>
-          <w:lang w:val="en-US"/>
-        </w:rPr>
-        <w:t>etc.</w:t>
-      </w:r>
-      <w:r>
-        <w:rPr>
-          <w:lang w:val="en-US"/>
-        </w:rPr>
-        <w:t>)</w:t>
-      </w:r>
-    </w:p>
-    <w:p>
-      <w:pPr>
-        <w:rPr>
-          <w:lang w:val="en-US"/>
-        </w:rPr>
-      </w:pPr>
-      <w:r>
-        <w:rPr>
-          <w:lang w:val="en-US"/>
-        </w:rPr>
-        <w:t xml:space="preserve"> </w:t>
-      </w:r>
-      <w:r>
-        <w:rPr>
-          <w:lang w:val="en-US"/>
-        </w:rPr>
-        <w:t>The first schema, the user data, was quite simplistic to create, all it stored was the username, and password of the user once they had registered an account. This was then used to let users log in to their account in the future, and view maps that they had created on that account.</w:t>
-      </w:r>
-      <w:r>
-        <w:rPr>
-          <w:lang w:val="en-US"/>
-        </w:rPr>
-        <w:t xml:space="preserve"> </w:t>
-      </w:r>
-      <w:r>
-        <w:rPr>
-          <w:lang w:val="en-US"/>
-        </w:rPr>
-        <w:t xml:space="preserve">I had already created this code for another project, so it was </w:t>
-      </w:r>
-      <w:r>
-        <w:rPr>
-          <w:lang w:val="en-US"/>
-        </w:rPr>
-        <w:t>easy</w:t>
-      </w:r>
-      <w:r>
-        <w:rPr>
-          <w:lang w:val="en-US"/>
-        </w:rPr>
-        <w:t xml:space="preserve"> to port over. </w:t>
-      </w:r>
-    </w:p>
-    <w:p>
-      <w:pPr>
-        <w:rPr>
-          <w:lang w:val="en-US"/>
-        </w:rPr>
-      </w:pPr>
-      <w:r>
-        <w:rPr>
-          <w:lang w:val="en-US"/>
-        </w:rPr>
-        <w:t>The second schema however, for maps was a bit more complicated. It stored</w:t>
-      </w:r>
-      <w:r>
-        <w:rPr>
-          <w:lang w:val="en-US"/>
-        </w:rPr>
-        <w:t xml:space="preserve"> the map name, markers, owners name and</w:t>
-      </w:r>
-      <w:r>
-        <w:rPr>
-          <w:lang w:val="en-US"/>
-        </w:rPr>
-        <w:t xml:space="preserve"> a </w:t>
-      </w:r>
-      <w:r>
-        <w:rPr>
-          <w:lang w:val="en-US"/>
-        </w:rPr>
-        <w:t>Boolean</w:t>
-      </w:r>
-      <w:r>
-        <w:rPr>
-          <w:lang w:val="en-US"/>
-        </w:rPr>
-        <w:t xml:space="preserve"> to store if it has been published or not.</w:t>
-      </w:r>
-      <w:r>
-        <w:rPr>
-          <w:lang w:val="en-US"/>
-        </w:rPr>
-        <w:t xml:space="preserve"> </w:t>
-      </w:r>
-      <w:r>
-        <w:rPr>
-          <w:lang w:val="en-US"/>
-        </w:rPr>
-        <w:t xml:space="preserve">The only slight challenge with this schema was the markers, because they had to be stored </w:t>
-      </w:r>
-      <w:r>
-        <w:rPr>
-          <w:lang w:val="en-US"/>
-        </w:rPr>
-        <w:t>with coordinates</w:t>
-      </w:r>
-      <w:r>
-        <w:rPr>
-          <w:lang w:val="en-US"/>
-        </w:rPr>
-        <w:t xml:space="preserve">, </w:t>
-      </w:r>
-      <w:r>
-        <w:rPr>
-          <w:lang w:val="en-US"/>
-        </w:rPr>
-        <w:t xml:space="preserve">a </w:t>
-      </w:r>
-      <w:r>
-        <w:rPr>
-          <w:lang w:val="en-US"/>
-        </w:rPr>
-        <w:t>popup (what’s displayed when the user clicks on the marker) and the marker type (</w:t>
-      </w:r>
-      <w:r>
-        <w:rPr>
-          <w:lang w:val="en-US"/>
-        </w:rPr>
-        <w:t>what icon is displayed on the map).</w:t>
-      </w:r>
-      <w:r>
-        <w:rPr>
-          <w:lang w:val="en-US"/>
-        </w:rPr>
-        <w:t xml:space="preserve"> </w:t>
-      </w:r>
-      <w:r>
-        <w:rPr>
-          <w:lang w:val="en-US"/>
-        </w:rPr>
-        <w:t>So,</w:t>
-      </w:r>
-      <w:r>
-        <w:rPr>
-          <w:lang w:val="en-US"/>
-        </w:rPr>
-        <w:t xml:space="preserve"> </w:t>
-      </w:r>
-      <w:r>
-        <w:rPr>
-          <w:lang w:val="en-US"/>
-        </w:rPr>
-        <w:t>to</w:t>
-      </w:r>
-      <w:r>
-        <w:rPr>
-          <w:lang w:val="en-US"/>
-        </w:rPr>
-        <w:t xml:space="preserve"> do this efficiently, I had to make a sperate marker schema and </w:t>
-      </w:r>
-      <w:r>
-        <w:rPr>
-          <w:lang w:val="en-US"/>
-        </w:rPr>
-        <w:t xml:space="preserve">embed it into the </w:t>
-      </w:r>
-      <w:r>
-        <w:rPr>
-          <w:lang w:val="en-US"/>
-        </w:rPr>
-        <w:t xml:space="preserve">map schema. </w:t>
-      </w:r>
-      <w:r>
-        <w:rPr>
-          <w:lang w:val="en-US"/>
-        </w:rPr>
-        <w:t xml:space="preserve">This works </w:t>
-      </w:r>
-      <w:r>
-        <w:rPr>
-          <w:lang w:val="en-US"/>
-        </w:rPr>
-        <w:t>well and</w:t>
-      </w:r>
-      <w:r>
-        <w:rPr>
-          <w:lang w:val="en-US"/>
-        </w:rPr>
-        <w:t xml:space="preserve"> organizes the data effectively.</w:t>
-      </w:r>
-      <w:r>
-        <w:rPr>
-          <w:lang w:val="en-US"/>
-        </w:rPr>
-        <w:t xml:space="preserve"> </w:t>
-      </w:r>
-    </w:p>
-    <w:p>
-      <w:pPr>
-        <w:pStyle w:val="Heading2"/>
-        <w:rPr>
-          <w:lang w:val="en-US"/>
-        </w:rPr>
-      </w:pPr>
-      <w:r>
-        <w:rPr>
-          <w:lang w:val="en-US"/>
-        </w:rPr>
-        <w:t>Experiments and Prototyping</w:t>
-      </w:r>
-    </w:p>
-    <w:p>
-      <w:pPr>
-        <w:rPr>
-          <w:lang w:val="en-US"/>
-        </w:rPr>
-      </w:pPr>
-      <w:r>
-        <w:rPr>
-          <w:lang w:val="en-US"/>
-        </w:rPr>
-        <w:t>The main functionality that I wanted to explore</w:t>
-      </w:r>
-      <w:r>
-        <w:rPr>
-          <w:lang w:val="en-US"/>
-        </w:rPr>
-        <w:t xml:space="preserve"> my options with was the interactive map. At the start of the development process, this </w:t>
-      </w:r>
-      <w:r>
-        <w:rPr>
-          <w:lang w:val="en-US"/>
-        </w:rPr>
-        <w:t>had</w:t>
-      </w:r>
-      <w:r>
-        <w:rPr>
-          <w:lang w:val="en-US"/>
-        </w:rPr>
-        <w:t xml:space="preserve"> the most questions surrounding questions around it. I didn’t </w:t>
-      </w:r>
-      <w:r>
-        <w:rPr>
-          <w:lang w:val="en-US"/>
-        </w:rPr>
-        <w:t xml:space="preserve">know if there </w:t>
-      </w:r>
-      <w:r>
-        <w:rPr>
-          <w:lang w:val="en-US"/>
-        </w:rPr>
-        <w:t>were</w:t>
-      </w:r>
-      <w:r>
-        <w:rPr>
-          <w:lang w:val="en-US"/>
-        </w:rPr>
-        <w:t xml:space="preserve"> any libraries that could provide be with the functionality that my webapp required, so a fair amount of research ensued. </w:t>
-      </w:r>
-      <w:r>
-        <w:rPr>
-          <w:lang w:val="en-US"/>
-        </w:rPr>
-        <w:t xml:space="preserve">There were a few main options that I </w:t>
+        <w:lastRenderedPageBreak/>
+        <w:t xml:space="preserve">don’t think, given the time that I have, </w:t>
+      </w:r>
+      <w:r>
+        <w:rPr>
+          <w:lang w:val="en-US"/>
+        </w:rPr>
+        <w:t xml:space="preserve">it was feasible to go this route, so I decided against it. There is also likely going to be a mountain of bugs to go through throughout the </w:t>
+      </w:r>
+      <w:r>
+        <w:rPr>
+          <w:lang w:val="en-US"/>
+        </w:rPr>
+        <w:t>development process.</w:t>
+      </w:r>
+    </w:p>
+    <w:p>
+      <w:pPr>
+        <w:rPr>
+          <w:lang w:val="en-US"/>
+        </w:rPr>
+      </w:pPr>
+      <w:r>
+        <w:rPr>
+          <w:lang w:val="en-US"/>
+        </w:rPr>
+        <w:t xml:space="preserve">I also </w:t>
+      </w:r>
+      <w:r>
+        <w:rPr>
+          <w:lang w:val="en-US"/>
+        </w:rPr>
+        <w:t xml:space="preserve">thought about </w:t>
+      </w:r>
+      <w:r>
+        <w:rPr>
+          <w:lang w:val="en-US"/>
+        </w:rPr>
+        <w:t xml:space="preserve">making an SVG based interactive map. I thought about this because in a previous group project, we used an SVG based interactive map, </w:t>
+      </w:r>
+      <w:r>
+        <w:rPr>
+          <w:lang w:val="en-US"/>
+        </w:rPr>
+        <w:t xml:space="preserve">so I </w:t>
       </w:r>
       <w:proofErr w:type="gramStart"/>
       <w:r>
@@ -992,215 +1240,6 @@
           <w:lang w:val="en-US"/>
         </w:rPr>
         <w:t>looked into</w:t>
-      </w:r>
-      <w:proofErr w:type="gramEnd"/>
-      <w:r>
-        <w:rPr>
-          <w:lang w:val="en-US"/>
-        </w:rPr>
-        <w:t>: creating my own library,</w:t>
-      </w:r>
-      <w:r>
-        <w:rPr>
-          <w:lang w:val="en-US"/>
-        </w:rPr>
-        <w:t xml:space="preserve"> SVG, WebGL </w:t>
-      </w:r>
-      <w:r>
-        <w:rPr>
-          <w:lang w:val="en-US"/>
-        </w:rPr>
-        <w:t xml:space="preserve">and Leaflet.js. </w:t>
-      </w:r>
-    </w:p>
-    <w:p>
-      <w:pPr>
-        <w:rPr>
-          <w:lang w:val="en-US"/>
-        </w:rPr>
-      </w:pPr>
-      <w:r>
-        <w:rPr>
-          <w:lang w:val="en-US"/>
-        </w:rPr>
-        <w:t xml:space="preserve">First, I </w:t>
-      </w:r>
-      <w:r>
-        <w:rPr>
-          <w:lang w:val="en-US"/>
-        </w:rPr>
-        <w:t>investigated</w:t>
-      </w:r>
-      <w:r>
-        <w:rPr>
-          <w:lang w:val="en-US"/>
-        </w:rPr>
-        <w:t xml:space="preserve"> </w:t>
-      </w:r>
-      <w:r>
-        <w:rPr>
-          <w:lang w:val="en-US"/>
-        </w:rPr>
-        <w:t xml:space="preserve">creating my own </w:t>
-      </w:r>
-      <w:r>
-        <w:rPr>
-          <w:lang w:val="en-US"/>
-        </w:rPr>
-        <w:t xml:space="preserve">map library that could perform all the necessary functions that I wanted to make. </w:t>
-      </w:r>
-      <w:r>
-        <w:rPr>
-          <w:lang w:val="en-US"/>
-        </w:rPr>
-        <w:t xml:space="preserve">This would involve me building </w:t>
-      </w:r>
-      <w:r>
-        <w:rPr>
-          <w:lang w:val="en-US"/>
-        </w:rPr>
-        <w:t xml:space="preserve">my own coordinate system, </w:t>
-      </w:r>
-      <w:r>
-        <w:rPr>
-          <w:lang w:val="en-US"/>
-        </w:rPr>
-        <w:t xml:space="preserve">rendering the map, and displaying markers on top of it. </w:t>
-      </w:r>
-      <w:r>
-        <w:rPr>
-          <w:lang w:val="en-US"/>
-        </w:rPr>
-        <w:t xml:space="preserve">There would also have to be functionality for moving the markers, zooming in on the map, </w:t>
-      </w:r>
-      <w:r>
-        <w:rPr>
-          <w:lang w:val="en-US"/>
-        </w:rPr>
-        <w:t>panning</w:t>
-      </w:r>
-      <w:r>
-        <w:rPr>
-          <w:lang w:val="en-US"/>
-        </w:rPr>
-        <w:t xml:space="preserve"> etc. </w:t>
-      </w:r>
-      <w:r>
-        <w:rPr>
-          <w:lang w:val="en-US"/>
-        </w:rPr>
-        <w:t xml:space="preserve">Some advantages of this </w:t>
-      </w:r>
-      <w:r>
-        <w:rPr>
-          <w:lang w:val="en-US"/>
-        </w:rPr>
-        <w:t>are</w:t>
-      </w:r>
-      <w:r>
-        <w:rPr>
-          <w:lang w:val="en-US"/>
-        </w:rPr>
-        <w:t xml:space="preserve"> that it would be exactly tailored to what I wanted to make, so essentially it would be better than any alternative that I could find.</w:t>
-      </w:r>
-      <w:r>
-        <w:rPr>
-          <w:lang w:val="en-US"/>
-        </w:rPr>
-        <w:t xml:space="preserve"> This </w:t>
-      </w:r>
-      <w:r>
-        <w:rPr>
-          <w:lang w:val="en-US"/>
-        </w:rPr>
-        <w:t>would,</w:t>
-      </w:r>
-      <w:r>
-        <w:rPr>
-          <w:lang w:val="en-US"/>
-        </w:rPr>
-        <w:t xml:space="preserve"> however, be </w:t>
-      </w:r>
-      <w:r>
-        <w:rPr>
-          <w:lang w:val="en-US"/>
-        </w:rPr>
-        <w:t>a huge time commitment</w:t>
-      </w:r>
-      <w:r>
-        <w:rPr>
-          <w:lang w:val="en-US"/>
-        </w:rPr>
-        <w:t xml:space="preserve">, and </w:t>
-      </w:r>
-      <w:r>
-        <w:rPr>
-          <w:lang w:val="en-US"/>
-        </w:rPr>
-        <w:t xml:space="preserve">would be a super complicated project to undertake. </w:t>
-      </w:r>
-      <w:r>
-        <w:rPr>
-          <w:lang w:val="en-US"/>
-        </w:rPr>
-        <w:t xml:space="preserve">I don’t think, given the time that I have, </w:t>
-      </w:r>
-      <w:r>
-        <w:rPr>
-          <w:lang w:val="en-US"/>
-        </w:rPr>
-        <w:t xml:space="preserve">it was feasible to go this route, so I decided against it. There is also likely going to be a mountain of bugs to go through throughout the </w:t>
-      </w:r>
-      <w:r>
-        <w:rPr>
-          <w:lang w:val="en-US"/>
-        </w:rPr>
-        <w:t>development process.</w:t>
-      </w:r>
-    </w:p>
-    <w:p>
-      <w:pPr>
-        <w:rPr>
-          <w:lang w:val="en-US"/>
-        </w:rPr>
-      </w:pPr>
-      <w:r>
-        <w:rPr>
-          <w:lang w:val="en-US"/>
-        </w:rPr>
-        <w:t xml:space="preserve">I also </w:t>
-      </w:r>
-      <w:r>
-        <w:rPr>
-          <w:lang w:val="en-US"/>
-        </w:rPr>
-        <w:t xml:space="preserve">thought about </w:t>
-      </w:r>
-      <w:r>
-        <w:rPr>
-          <w:lang w:val="en-US"/>
-        </w:rPr>
-        <w:t xml:space="preserve">making an SVG based interactive map. I thought about this because in a previous group project, we used an SVG based interactive map, </w:t>
-      </w:r>
-      <w:r>
-        <w:rPr>
-          <w:lang w:val="en-US"/>
-        </w:rPr>
-        <w:t xml:space="preserve">so I </w:t>
-      </w:r>
-      <w:proofErr w:type="gramStart"/>
-      <w:r>
-        <w:rPr>
-          <w:lang w:val="en-US"/>
-        </w:rPr>
-        <w:t xml:space="preserve">looked </w:t>
-      </w:r>
-      <w:r>
-        <w:rPr>
-          <w:lang w:val="en-US"/>
-        </w:rPr>
-        <w:lastRenderedPageBreak/>
-        <w:t>into</w:t>
       </w:r>
       <w:proofErr w:type="gramEnd"/>
       <w:r>
@@ -1767,6 +1806,7 @@
         <w:rPr>
           <w:lang w:val="en-US"/>
         </w:rPr>
+        <w:lastRenderedPageBreak/>
         <w:t xml:space="preserve">and all the other similar code in the server.js file. It was responsible for connecting to the front end </w:t>
       </w:r>
       <w:r>
@@ -1803,32 +1843,562 @@
         <w:rPr>
           <w:lang w:val="en-US"/>
         </w:rPr>
-        <w:t xml:space="preserve">create schemas, that include whatever data types you want to save to the database, along with the names for the variables. Then with various inbuilt functions, </w:t>
+        <w:t xml:space="preserve">create schemas, that include whatever data types you want to save to the database, along with the names for the variables. Then with various inbuilt functions, you can </w:t>
+      </w:r>
+      <w:r>
+        <w:rPr>
+          <w:lang w:val="en-US"/>
+        </w:rPr>
+        <w:t xml:space="preserve">create new schemas, update one schema, </w:t>
+      </w:r>
+      <w:r>
+        <w:rPr>
+          <w:lang w:val="en-US"/>
+        </w:rPr>
+        <w:t xml:space="preserve">update many, delete schemas etc. </w:t>
+      </w:r>
+      <w:r>
+        <w:rPr>
+          <w:lang w:val="en-US"/>
+        </w:rPr>
+        <w:t>I also had to incorporate embedded schemas for my maps as I discussed earlier.</w:t>
+      </w:r>
+      <w:r>
+        <w:rPr>
+          <w:lang w:val="en-US"/>
+        </w:rPr>
+        <w:t xml:space="preserve"> </w:t>
+      </w:r>
+      <w:r>
+        <w:rPr>
+          <w:lang w:val="en-US"/>
+        </w:rPr>
+        <w:t xml:space="preserve">I also used express-sessions, this allowed me to save data locally on the </w:t>
+      </w:r>
+      <w:r>
+        <w:rPr>
+          <w:lang w:val="en-US"/>
+        </w:rPr>
+        <w:t>user’s</w:t>
+      </w:r>
+      <w:r>
+        <w:rPr>
+          <w:lang w:val="en-US"/>
+        </w:rPr>
+        <w:t xml:space="preserve"> device </w:t>
+      </w:r>
+      <w:r>
+        <w:rPr>
+          <w:lang w:val="en-US"/>
+        </w:rPr>
+        <w:t>temporarily.</w:t>
+      </w:r>
+      <w:r>
+        <w:rPr>
+          <w:lang w:val="en-US"/>
+        </w:rPr>
+        <w:t xml:space="preserve"> The main data that I saved was the username, and a variable to tell if the user </w:t>
+      </w:r>
+      <w:r>
+        <w:rPr>
+          <w:lang w:val="en-US"/>
+        </w:rPr>
+        <w:t xml:space="preserve">was an admin (I didn’t end up using this variable but </w:t>
+      </w:r>
+      <w:r>
+        <w:rPr>
+          <w:lang w:val="en-US"/>
+        </w:rPr>
+        <w:t>it’s</w:t>
+      </w:r>
+      <w:r>
+        <w:rPr>
+          <w:lang w:val="en-US"/>
+        </w:rPr>
+        <w:t xml:space="preserve"> handy to have for future purposes). The username however was helpful and let me display the username to the user wherever I wanted</w:t>
+      </w:r>
+      <w:r>
+        <w:rPr>
+          <w:lang w:val="en-US"/>
+        </w:rPr>
+        <w:t>.</w:t>
+      </w:r>
+      <w:r>
+        <w:rPr>
+          <w:lang w:val="en-US"/>
+        </w:rPr>
+        <w:t xml:space="preserve"> </w:t>
+      </w:r>
+      <w:r>
+        <w:rPr>
+          <w:lang w:val="en-US"/>
+        </w:rPr>
+        <w:t xml:space="preserve">It also kept the user signed in </w:t>
+      </w:r>
+      <w:r>
+        <w:rPr>
+          <w:lang w:val="en-US"/>
+        </w:rPr>
+        <w:t>to my webapp, whether they refresh the page or not, and I can set how long I want the user to stay signed in for, for security</w:t>
+      </w:r>
+      <w:r>
+        <w:rPr>
+          <w:lang w:val="en-US"/>
+        </w:rPr>
+        <w:t xml:space="preserve"> and testing</w:t>
+      </w:r>
+      <w:r>
+        <w:rPr>
+          <w:lang w:val="en-US"/>
+        </w:rPr>
+        <w:t xml:space="preserve"> purposes.</w:t>
+      </w:r>
+      <w:r>
+        <w:rPr>
+          <w:lang w:val="en-US"/>
+        </w:rPr>
+        <w:t xml:space="preserve"> </w:t>
+      </w:r>
+    </w:p>
+    <w:p>
+      <w:pPr>
+        <w:pStyle w:val="Heading3"/>
+        <w:rPr>
+          <w:lang w:val="en-US"/>
+        </w:rPr>
+      </w:pPr>
+      <w:r>
+        <w:rPr>
+          <w:lang w:val="en-US"/>
+        </w:rPr>
+        <w:t>Pages</w:t>
+      </w:r>
+      <w:r>
+        <w:rPr>
+          <w:lang w:val="en-US"/>
+        </w:rPr>
+        <w:t xml:space="preserve"> and their functions</w:t>
+      </w:r>
+    </w:p>
+    <w:p>
+      <w:pPr>
+        <w:rPr>
+          <w:lang w:val="en-US"/>
+        </w:rPr>
+      </w:pPr>
+      <w:r>
+        <w:rPr>
+          <w:lang w:val="en-US"/>
+        </w:rPr>
+        <w:t xml:space="preserve">My finalized webapp has </w:t>
+      </w:r>
+      <w:r>
+        <w:rPr>
+          <w:lang w:val="en-US"/>
+        </w:rPr>
+        <w:t xml:space="preserve">five pages, each of which serve a specific purpose for the functionality of the app, and I created two </w:t>
+      </w:r>
+      <w:r>
+        <w:rPr>
+          <w:lang w:val="en-US"/>
+        </w:rPr>
+        <w:t>components that I reused throughout the webapp.</w:t>
+      </w:r>
+      <w:r>
+        <w:rPr>
+          <w:lang w:val="en-US"/>
+        </w:rPr>
+        <w:t xml:space="preserve"> The landing page was the first display </w:t>
+      </w:r>
+      <w:r>
+        <w:rPr>
+          <w:lang w:val="en-US"/>
+        </w:rPr>
+        <w:t xml:space="preserve">of the main functionality of my website, that being the interactive map. </w:t>
+      </w:r>
+      <w:r>
+        <w:rPr>
+          <w:lang w:val="en-US"/>
+        </w:rPr>
+        <w:t xml:space="preserve">There is also a register and login page, a create page and a </w:t>
+      </w:r>
+      <w:r>
+        <w:rPr>
+          <w:lang w:val="en-US"/>
+        </w:rPr>
+        <w:t xml:space="preserve">view others page. </w:t>
+      </w:r>
+      <w:r>
+        <w:rPr>
+          <w:lang w:val="en-US"/>
+        </w:rPr>
+        <w:t xml:space="preserve">The register and login page are </w:t>
+      </w:r>
+      <w:r>
+        <w:rPr>
+          <w:lang w:val="en-US"/>
+        </w:rPr>
+        <w:t>self-explanatory</w:t>
+      </w:r>
+      <w:r>
+        <w:rPr>
+          <w:lang w:val="en-US"/>
+        </w:rPr>
+        <w:t xml:space="preserve">, they just served the purpose of creating the new user, saving their data to the database and signing them into their accounts using </w:t>
+      </w:r>
+      <w:r>
+        <w:rPr>
+          <w:lang w:val="en-US"/>
+        </w:rPr>
+        <w:t xml:space="preserve">sessions. </w:t>
+      </w:r>
+      <w:r>
+        <w:rPr>
+          <w:lang w:val="en-US"/>
+        </w:rPr>
+        <w:t>And for login, checking the users input against the database, and if there is an account that aligns with the user input, signing them into that account using sessions.</w:t>
+      </w:r>
+      <w:r>
+        <w:rPr>
+          <w:lang w:val="en-US"/>
+        </w:rPr>
+        <w:t xml:space="preserve"> </w:t>
+      </w:r>
+      <w:r>
+        <w:rPr>
+          <w:lang w:val="en-US"/>
+        </w:rPr>
+        <w:t xml:space="preserve">The create page, allowed signed in users to create a new map, and add their own markers (multiple types) </w:t>
+      </w:r>
+      <w:r>
+        <w:rPr>
+          <w:lang w:val="en-US"/>
+        </w:rPr>
+        <w:t>to it, adding landmarks wherever they</w:t>
+      </w:r>
+      <w:r>
+        <w:rPr>
+          <w:lang w:val="en-US"/>
+        </w:rPr>
+        <w:t xml:space="preserve"> want.</w:t>
+      </w:r>
+      <w:r>
+        <w:rPr>
+          <w:lang w:val="en-US"/>
+        </w:rPr>
+        <w:t xml:space="preserve"> </w:t>
+      </w:r>
+      <w:r>
+        <w:rPr>
+          <w:lang w:val="en-US"/>
+        </w:rPr>
+        <w:t xml:space="preserve">They can then save their </w:t>
+      </w:r>
+      <w:r>
+        <w:rPr>
+          <w:lang w:val="en-US"/>
+        </w:rPr>
+        <w:t>maps and</w:t>
+      </w:r>
+      <w:r>
+        <w:rPr>
+          <w:lang w:val="en-US"/>
+        </w:rPr>
+        <w:t xml:space="preserve"> publish them for all to see. </w:t>
+      </w:r>
+      <w:r>
+        <w:rPr>
+          <w:lang w:val="en-US"/>
+        </w:rPr>
+        <w:t xml:space="preserve">I had a button for each of these functionalities. Three for the various types of markers, that when clicked would push a new marker to the temporary </w:t>
+      </w:r>
+      <w:r>
+        <w:rPr>
+          <w:lang w:val="en-US"/>
+        </w:rPr>
+        <w:t>array</w:t>
+      </w:r>
+      <w:r>
+        <w:rPr>
+          <w:lang w:val="en-US"/>
+        </w:rPr>
+        <w:t xml:space="preserve">, that is being displayed onto the map component. </w:t>
+      </w:r>
+    </w:p>
+    <w:p>
+      <w:pPr>
+        <w:rPr>
+          <w:lang w:val="en-US"/>
+        </w:rPr>
+      </w:pPr>
+      <w:r>
+        <w:rPr>
+          <w:lang w:val="en-US"/>
+        </w:rPr>
+        <w:t xml:space="preserve">The save map button takes the mapid and the marker array, uses the mapid to </w:t>
+      </w:r>
+      <w:r>
+        <w:rPr>
+          <w:lang w:val="en-US"/>
+        </w:rPr>
+        <w:t>overwrite the markers array that is saved to the database, with th</w:t>
+      </w:r>
+      <w:r>
+        <w:rPr>
+          <w:lang w:val="en-US"/>
+        </w:rPr>
+        <w:t>e temporary marker array</w:t>
+      </w:r>
+      <w:r>
+        <w:rPr>
+          <w:lang w:val="en-US"/>
+        </w:rPr>
+        <w:t xml:space="preserve"> from the frontend. </w:t>
+      </w:r>
+    </w:p>
+    <w:p>
+      <w:pPr>
+        <w:rPr>
+          <w:lang w:val="en-US"/>
+        </w:rPr>
+      </w:pPr>
+      <w:r>
+        <w:rPr>
+          <w:lang w:val="en-US"/>
+        </w:rPr>
+        <w:t>There is also a delete marker button that takes the marker that is currently being clicked on (</w:t>
+      </w:r>
+      <w:r>
+        <w:rPr>
+          <w:lang w:val="en-US"/>
+        </w:rPr>
+        <w:t>marker id sent from the map component to the create file) and deletes it from the marker array.</w:t>
+      </w:r>
+      <w:r>
+        <w:rPr>
+          <w:lang w:val="en-US"/>
+        </w:rPr>
+        <w:t xml:space="preserve"> Each marker must have a unique id, for that to be functional.</w:t>
+      </w:r>
+      <w:r>
+        <w:rPr>
+          <w:lang w:val="en-US"/>
+        </w:rPr>
+        <w:t xml:space="preserve"> </w:t>
+      </w:r>
+      <w:r>
+        <w:rPr>
+          <w:lang w:val="en-US"/>
+        </w:rPr>
+        <w:t>That is also necessary for the move markers functionality to run, otherwise</w:t>
+      </w:r>
+      <w:r>
+        <w:rPr>
+          <w:lang w:val="en-US"/>
+        </w:rPr>
+        <w:t xml:space="preserve"> the markers all move together, and won’t save to the array properly.</w:t>
+      </w:r>
+      <w:r>
+        <w:rPr>
+          <w:lang w:val="en-US"/>
+        </w:rPr>
+        <w:t xml:space="preserve"> </w:t>
+      </w:r>
+      <w:r>
+        <w:rPr>
+          <w:lang w:val="en-US"/>
+        </w:rPr>
+        <w:t xml:space="preserve">Adding marker ids proved to be more complicated than I thought. </w:t>
+      </w:r>
+      <w:r>
+        <w:rPr>
+          <w:lang w:val="en-US"/>
+        </w:rPr>
+        <w:t>I had</w:t>
+      </w:r>
+      <w:r>
+        <w:rPr>
+          <w:lang w:val="en-US"/>
+        </w:rPr>
+        <w:t xml:space="preserve"> </w:t>
+      </w:r>
+      <w:r>
+        <w:rPr>
+          <w:lang w:val="en-US"/>
+        </w:rPr>
+        <w:t xml:space="preserve">markers for both </w:t>
+      </w:r>
+      <w:r>
+        <w:rPr>
+          <w:lang w:val="en-US"/>
+        </w:rPr>
+        <w:t xml:space="preserve">imported markers (from the database) and new markers that had yet to get given a unique id from mongo. </w:t>
+      </w:r>
+      <w:r>
+        <w:rPr>
+          <w:lang w:val="en-US"/>
+        </w:rPr>
+        <w:t>So,</w:t>
+      </w:r>
+      <w:r>
+        <w:rPr>
+          <w:lang w:val="en-US"/>
+        </w:rPr>
+        <w:t xml:space="preserve"> </w:t>
+      </w:r>
+      <w:proofErr w:type="gramStart"/>
+      <w:r>
+        <w:rPr>
+          <w:lang w:val="en-US"/>
+        </w:rPr>
+        <w:t>in order to</w:t>
+      </w:r>
+      <w:proofErr w:type="gramEnd"/>
+      <w:r>
+        <w:rPr>
+          <w:lang w:val="en-US"/>
+        </w:rPr>
+        <w:t xml:space="preserve"> achieve this, </w:t>
+      </w:r>
+      <w:r>
+        <w:rPr>
+          <w:lang w:val="en-US"/>
+        </w:rPr>
+        <w:t>when creating a marker, I made a variable with a unique id</w:t>
+      </w:r>
+      <w:r>
+        <w:rPr>
+          <w:lang w:val="en-US"/>
+        </w:rPr>
+        <w:t xml:space="preserve"> that saved with each</w:t>
+      </w:r>
+      <w:r>
+        <w:rPr>
+          <w:lang w:val="en-US"/>
+        </w:rPr>
+        <w:t>. But</w:t>
+      </w:r>
+      <w:r>
+        <w:rPr>
+          <w:lang w:val="en-US"/>
+        </w:rPr>
+        <w:t xml:space="preserve"> trying to save these to the database had conflicts with the unique id that every </w:t>
+      </w:r>
+      <w:r>
+        <w:rPr>
+          <w:lang w:val="en-US"/>
+        </w:rPr>
+        <w:t xml:space="preserve">schema is given as default, so when saving, I had to manually exclude the id variable from </w:t>
+      </w:r>
+      <w:r>
+        <w:rPr>
+          <w:lang w:val="en-US"/>
+        </w:rPr>
+        <w:t>the save.</w:t>
+      </w:r>
+      <w:r>
+        <w:rPr>
+          <w:lang w:val="en-US"/>
+        </w:rPr>
+        <w:t xml:space="preserve"> </w:t>
+      </w:r>
+      <w:r>
+        <w:rPr>
+          <w:lang w:val="en-US"/>
+        </w:rPr>
+        <w:t xml:space="preserve">And when </w:t>
+      </w:r>
+      <w:r>
+        <w:rPr>
+          <w:lang w:val="en-US"/>
+        </w:rPr>
+        <w:t xml:space="preserve">getting the markers from the database, I added </w:t>
+      </w:r>
+      <w:r>
+        <w:rPr>
+          <w:lang w:val="en-US"/>
+        </w:rPr>
+        <w:t>an</w:t>
+      </w:r>
+      <w:r>
+        <w:rPr>
+          <w:lang w:val="en-US"/>
+        </w:rPr>
+        <w:t xml:space="preserve"> </w:t>
+      </w:r>
+      <w:r>
+        <w:rPr>
+          <w:lang w:val="en-US"/>
+        </w:rPr>
+        <w:t>id variable to each, once they had been sent to the frontend.</w:t>
+      </w:r>
+      <w:r>
+        <w:rPr>
+          <w:lang w:val="en-US"/>
+        </w:rPr>
+        <w:t xml:space="preserve"> </w:t>
+      </w:r>
+    </w:p>
+    <w:p>
+      <w:pPr>
+        <w:rPr>
+          <w:lang w:val="en-US"/>
+        </w:rPr>
+      </w:pPr>
+      <w:r>
+        <w:rPr>
+          <w:lang w:val="en-US"/>
+        </w:rPr>
+        <w:t>The View others page allows any user (doesn’t need to be signed in) to view published maps.</w:t>
+      </w:r>
+      <w:r>
+        <w:rPr>
+          <w:lang w:val="en-US"/>
+        </w:rPr>
+        <w:t xml:space="preserve"> </w:t>
+      </w:r>
+      <w:r>
+        <w:rPr>
+          <w:lang w:val="en-US"/>
+        </w:rPr>
+        <w:t xml:space="preserve">This was easy to implement, all I needed to do to add this layer of security </w:t>
+      </w:r>
+      <w:r>
+        <w:rPr>
+          <w:lang w:val="en-US"/>
+        </w:rPr>
+        <w:t xml:space="preserve">was to </w:t>
       </w:r>
       <w:r>
         <w:rPr>
           <w:lang w:val="en-US"/>
         </w:rPr>
         <w:lastRenderedPageBreak/>
-        <w:t xml:space="preserve">you can </w:t>
-      </w:r>
-      <w:r>
-        <w:rPr>
-          <w:lang w:val="en-US"/>
-        </w:rPr>
-        <w:t xml:space="preserve">create new schemas, update one schema, </w:t>
-      </w:r>
-      <w:r>
-        <w:rPr>
-          <w:lang w:val="en-US"/>
-        </w:rPr>
-        <w:t xml:space="preserve">update many, delete schemas etc. </w:t>
-      </w:r>
-      <w:r>
-        <w:rPr>
-          <w:lang w:val="en-US"/>
-        </w:rPr>
-        <w:t>I also had to incorporate embedded schemas for my maps as I discussed earlier.</w:t>
+        <w:t>make</w:t>
+      </w:r>
+      <w:r>
+        <w:rPr>
+          <w:lang w:val="en-US"/>
+        </w:rPr>
+        <w:t xml:space="preserve"> a variable for each map called isPublished, automatically set to false. </w:t>
+      </w:r>
+      <w:r>
+        <w:rPr>
+          <w:lang w:val="en-US"/>
+        </w:rPr>
+        <w:t xml:space="preserve">In the create page, there is a button to </w:t>
+      </w:r>
+      <w:r>
+        <w:rPr>
+          <w:lang w:val="en-US"/>
+        </w:rPr>
+        <w:t xml:space="preserve">publish the map that would change the variable to true in the database. Then all that is required in the </w:t>
+      </w:r>
+      <w:r>
+        <w:rPr>
+          <w:lang w:val="en-US"/>
+        </w:rPr>
+        <w:t>view others page is to check the variable in each map and only display the maps that have it set to true.</w:t>
       </w:r>
       <w:r>
         <w:rPr>
@@ -1836,53 +2406,639 @@
         </w:rPr>
         <w:t xml:space="preserve"> </w:t>
       </w:r>
-      <w:r>
-        <w:rPr>
-          <w:lang w:val="en-US"/>
-        </w:rPr>
-        <w:t xml:space="preserve">I also used express-sessions, this allowed me to save data locally on the </w:t>
-      </w:r>
-      <w:r>
-        <w:rPr>
-          <w:lang w:val="en-US"/>
-        </w:rPr>
-        <w:t>user’s</w:t>
-      </w:r>
-      <w:r>
-        <w:rPr>
-          <w:lang w:val="en-US"/>
-        </w:rPr>
-        <w:t xml:space="preserve"> device </w:t>
-      </w:r>
-      <w:r>
-        <w:rPr>
-          <w:lang w:val="en-US"/>
-        </w:rPr>
-        <w:t>temporarily.</w:t>
-      </w:r>
-      <w:r>
-        <w:rPr>
-          <w:lang w:val="en-US"/>
-        </w:rPr>
-        <w:t xml:space="preserve"> The main data that I saved was the username, and a variable to tell if the user </w:t>
-      </w:r>
-      <w:r>
-        <w:rPr>
-          <w:lang w:val="en-US"/>
-        </w:rPr>
-        <w:t xml:space="preserve">was an admin (I didn’t end up using this variable but </w:t>
-      </w:r>
-      <w:r>
-        <w:rPr>
-          <w:lang w:val="en-US"/>
-        </w:rPr>
-        <w:t>it’s</w:t>
-      </w:r>
-      <w:r>
-        <w:rPr>
-          <w:lang w:val="en-US"/>
-        </w:rPr>
-        <w:t xml:space="preserve"> handy to have for future purposes). The username however was helpful and let me display the username to the user wherever I wanted</w:t>
+    </w:p>
+    <w:p>
+      <w:pPr>
+        <w:pStyle w:val="Heading3"/>
+        <w:rPr>
+          <w:lang w:val="en-US"/>
+        </w:rPr>
+      </w:pPr>
+      <w:r>
+        <w:rPr>
+          <w:lang w:val="en-US"/>
+        </w:rPr>
+        <w:t>Components</w:t>
+      </w:r>
+    </w:p>
+    <w:p>
+      <w:pPr>
+        <w:rPr>
+          <w:lang w:val="en-US"/>
+        </w:rPr>
+      </w:pPr>
+      <w:r>
+        <w:rPr>
+          <w:lang w:val="en-US"/>
+        </w:rPr>
+        <w:t xml:space="preserve">The two components that I reused throughout the webapp were the map component and the navbar component. </w:t>
+      </w:r>
+      <w:r>
+        <w:rPr>
+          <w:lang w:val="en-US"/>
+        </w:rPr>
+        <w:t xml:space="preserve">I created a reusable component for the nav bar for obvious </w:t>
+      </w:r>
+      <w:r>
+        <w:rPr>
+          <w:lang w:val="en-US"/>
+        </w:rPr>
+        <w:t>reasons;</w:t>
+      </w:r>
+      <w:r>
+        <w:rPr>
+          <w:lang w:val="en-US"/>
+        </w:rPr>
+        <w:t xml:space="preserve"> I was going to need to have it in every page.</w:t>
+      </w:r>
+      <w:r>
+        <w:rPr>
+          <w:lang w:val="en-US"/>
+        </w:rPr>
+        <w:t xml:space="preserve"> So, I created an external file with the code and imported it into all the pages I required it in.</w:t>
+      </w:r>
+      <w:r>
+        <w:rPr>
+          <w:lang w:val="en-US"/>
+        </w:rPr>
+        <w:t xml:space="preserve"> </w:t>
+      </w:r>
+      <w:r>
+        <w:rPr>
+          <w:lang w:val="en-US"/>
+        </w:rPr>
+        <w:t>This was more efficient and cleaner than having the code for the nav bar in each page.</w:t>
+      </w:r>
+    </w:p>
+    <w:p>
+      <w:pPr>
+        <w:rPr>
+          <w:lang w:val="en-US"/>
+        </w:rPr>
+      </w:pPr>
+      <w:r>
+        <w:rPr>
+          <w:lang w:val="en-US"/>
+        </w:rPr>
+        <w:t xml:space="preserve">The other component that I made for reuse was the map component, this is because </w:t>
+      </w:r>
+      <w:r>
+        <w:rPr>
+          <w:lang w:val="en-US"/>
+        </w:rPr>
+        <w:t>it</w:t>
+      </w:r>
+      <w:r>
+        <w:rPr>
+          <w:lang w:val="en-US"/>
+        </w:rPr>
+        <w:t xml:space="preserve"> is a lot of code, and I planned on using it three times, on the home page, the create page and the view others page. </w:t>
+      </w:r>
+      <w:r>
+        <w:rPr>
+          <w:lang w:val="en-US"/>
+        </w:rPr>
+        <w:t xml:space="preserve">This being an external file didn’t come without complications, however. </w:t>
+      </w:r>
+      <w:r>
+        <w:rPr>
+          <w:lang w:val="en-US"/>
+        </w:rPr>
+        <w:t xml:space="preserve">I had to pass various pieces of data back and </w:t>
+      </w:r>
+      <w:r>
+        <w:rPr>
+          <w:lang w:val="en-US"/>
+        </w:rPr>
+        <w:t xml:space="preserve">forth. The first of which is the marker array, it gets sent to the </w:t>
+      </w:r>
+      <w:r>
+        <w:rPr>
+          <w:lang w:val="en-US"/>
+        </w:rPr>
+        <w:t>map component where it is displayed</w:t>
+      </w:r>
+      <w:r>
+        <w:rPr>
+          <w:lang w:val="en-US"/>
+        </w:rPr>
+        <w:t xml:space="preserve">. </w:t>
+      </w:r>
+      <w:r>
+        <w:rPr>
+          <w:lang w:val="en-US"/>
+        </w:rPr>
+        <w:t xml:space="preserve">The other two were functions that were necessary to provide interactivity and functionality. </w:t>
+      </w:r>
+      <w:r>
+        <w:rPr>
+          <w:lang w:val="en-US"/>
+        </w:rPr>
+        <w:t xml:space="preserve">The first of which being </w:t>
+      </w:r>
+      <w:r>
+        <w:rPr>
+          <w:lang w:val="en-US"/>
+        </w:rPr>
+        <w:t>the onMarkerMove function, this just sent through the new coordinates of the marker</w:t>
+      </w:r>
+      <w:r>
+        <w:rPr>
+          <w:lang w:val="en-US"/>
+        </w:rPr>
+        <w:t xml:space="preserve"> as well as the marker id</w:t>
+      </w:r>
+      <w:r>
+        <w:rPr>
+          <w:lang w:val="en-US"/>
+        </w:rPr>
+        <w:t xml:space="preserve">, so that in the create file, it can be </w:t>
+      </w:r>
+      <w:r>
+        <w:rPr>
+          <w:lang w:val="en-US"/>
+        </w:rPr>
+        <w:t>changed in the temporary array of markers.</w:t>
+      </w:r>
+      <w:r>
+        <w:rPr>
+          <w:lang w:val="en-US"/>
+        </w:rPr>
+        <w:t xml:space="preserve"> The second was the onSelectMarker function that just sent through the marker id when it is clicked on. </w:t>
+      </w:r>
+      <w:r>
+        <w:rPr>
+          <w:lang w:val="en-US"/>
+        </w:rPr>
+        <w:t>This was used for the delete marker function in the create file, I needed to know the marker id so that I could delete the correct marker from the array.</w:t>
+      </w:r>
+      <w:r>
+        <w:rPr>
+          <w:lang w:val="en-US"/>
+        </w:rPr>
+        <w:t xml:space="preserve"> </w:t>
+      </w:r>
+    </w:p>
+    <w:p>
+      <w:pPr>
+        <w:rPr>
+          <w:lang w:val="en-US"/>
+        </w:rPr>
+      </w:pPr>
+      <w:r>
+        <w:rPr>
+          <w:lang w:val="en-US"/>
+        </w:rPr>
+        <w:t>All the code that is implemented from the leaflet.js library is in the map component.</w:t>
+      </w:r>
+      <w:r>
+        <w:rPr>
+          <w:lang w:val="en-US"/>
+        </w:rPr>
+        <w:t xml:space="preserve"> </w:t>
+      </w:r>
+      <w:r>
+        <w:rPr>
+          <w:lang w:val="en-US"/>
+        </w:rPr>
+        <w:t>You basically give some parameters</w:t>
+      </w:r>
+      <w:r>
+        <w:rPr>
+          <w:lang w:val="en-US"/>
+        </w:rPr>
+        <w:t xml:space="preserve"> and conditions for how the map will function.</w:t>
+      </w:r>
+      <w:r>
+        <w:rPr>
+          <w:lang w:val="en-US"/>
+        </w:rPr>
+        <w:t xml:space="preserve"> </w:t>
+      </w:r>
+      <w:r>
+        <w:rPr>
+          <w:lang w:val="en-US"/>
+        </w:rPr>
+        <w:t xml:space="preserve">Provide an image overlay for the </w:t>
+      </w:r>
+      <w:r>
+        <w:rPr>
+          <w:lang w:val="en-US"/>
+        </w:rPr>
+        <w:t>background image</w:t>
+      </w:r>
+      <w:r>
+        <w:rPr>
+          <w:lang w:val="en-US"/>
+        </w:rPr>
+        <w:t xml:space="preserve">. And map the markers array </w:t>
+      </w:r>
+      <w:r>
+        <w:rPr>
+          <w:lang w:val="en-US"/>
+        </w:rPr>
+        <w:t>to the marker component, displaying them all on the map.</w:t>
+      </w:r>
+      <w:r>
+        <w:rPr>
+          <w:lang w:val="en-US"/>
+        </w:rPr>
+        <w:t xml:space="preserve"> Each marker also has a popup that I had in the markers array, so when a marker is clicked on, it displays the popup.</w:t>
+      </w:r>
+      <w:r>
+        <w:rPr>
+          <w:lang w:val="en-US"/>
+        </w:rPr>
+        <w:t xml:space="preserve"> </w:t>
+      </w:r>
+    </w:p>
+    <w:p>
+      <w:pPr>
+        <w:pStyle w:val="Heading2"/>
+        <w:rPr>
+          <w:lang w:val="en-US"/>
+        </w:rPr>
+      </w:pPr>
+      <w:r>
+        <w:rPr>
+          <w:lang w:val="en-US"/>
+        </w:rPr>
+        <w:t>Creative Development</w:t>
+      </w:r>
+    </w:p>
+    <w:p>
+      <w:pPr>
+        <w:rPr>
+          <w:lang w:val="en-US"/>
+        </w:rPr>
+      </w:pPr>
+      <w:r>
+        <w:rPr>
+          <w:lang w:val="en-US"/>
+        </w:rPr>
+        <w:t xml:space="preserve">I developed the idea for this webapp </w:t>
+      </w:r>
+      <w:r>
+        <w:rPr>
+          <w:lang w:val="en-US"/>
+        </w:rPr>
+        <w:t>quickly</w:t>
+      </w:r>
+      <w:r>
+        <w:rPr>
+          <w:lang w:val="en-US"/>
+        </w:rPr>
+        <w:t xml:space="preserve">, </w:t>
+      </w:r>
+      <w:r>
+        <w:rPr>
+          <w:lang w:val="en-US"/>
+        </w:rPr>
+        <w:t xml:space="preserve">my inspiration being the game of thrones interactive map online and thought it would be an interesting project to give users the </w:t>
+      </w:r>
+      <w:r>
+        <w:rPr>
+          <w:lang w:val="en-US"/>
+        </w:rPr>
+        <w:t xml:space="preserve">creativity to build their own worlds. </w:t>
+      </w:r>
+      <w:r>
+        <w:rPr>
+          <w:lang w:val="en-US"/>
+        </w:rPr>
+        <w:t xml:space="preserve">After doing some research as to whether the project was feasible, which it proved to be, I </w:t>
+      </w:r>
+      <w:r>
+        <w:rPr>
+          <w:lang w:val="en-US"/>
+        </w:rPr>
+        <w:t>went with it.</w:t>
+      </w:r>
+      <w:r>
+        <w:rPr>
+          <w:lang w:val="en-US"/>
+        </w:rPr>
+        <w:t xml:space="preserve"> </w:t>
+      </w:r>
+    </w:p>
+    <w:p>
+      <w:pPr>
+        <w:rPr>
+          <w:lang w:val="en-US"/>
+        </w:rPr>
+      </w:pPr>
+      <w:r>
+        <w:rPr>
+          <w:lang w:val="en-US"/>
+        </w:rPr>
+        <w:t xml:space="preserve">Creating the features for my webapp was also </w:t>
+      </w:r>
+      <w:r>
+        <w:rPr>
+          <w:lang w:val="en-US"/>
+        </w:rPr>
+        <w:t>self-explanatory</w:t>
+      </w:r>
+      <w:r>
+        <w:rPr>
+          <w:lang w:val="en-US"/>
+        </w:rPr>
+        <w:t xml:space="preserve">, basically all of them were required for the webapp to function properly. </w:t>
+      </w:r>
+      <w:r>
+        <w:rPr>
+          <w:lang w:val="en-US"/>
+        </w:rPr>
+        <w:t xml:space="preserve">The main features being the create page and the view others page, with lots of sub-features within, especially in the create page with all the buttons that perform different tasks. </w:t>
+      </w:r>
+      <w:r>
+        <w:rPr>
+          <w:lang w:val="en-US"/>
+        </w:rPr>
+        <w:t>So,</w:t>
+      </w:r>
+      <w:r>
+        <w:rPr>
+          <w:lang w:val="en-US"/>
+        </w:rPr>
+        <w:t xml:space="preserve"> it didn’t take much creativity to come up with the various features.</w:t>
+      </w:r>
+    </w:p>
+    <w:p>
+      <w:pPr>
+        <w:rPr>
+          <w:lang w:val="en-US"/>
+        </w:rPr>
+      </w:pPr>
+      <w:r>
+        <w:rPr>
+          <w:lang w:val="en-US"/>
+        </w:rPr>
+        <w:t xml:space="preserve">There weren’t many cases </w:t>
+      </w:r>
+      <w:r>
+        <w:rPr>
+          <w:lang w:val="en-US"/>
+        </w:rPr>
+        <w:t xml:space="preserve">where creativity </w:t>
+      </w:r>
+      <w:r>
+        <w:rPr>
+          <w:lang w:val="en-US"/>
+        </w:rPr>
+        <w:t xml:space="preserve">came into conflict with practicality, </w:t>
+      </w:r>
+      <w:r>
+        <w:rPr>
+          <w:lang w:val="en-US"/>
+        </w:rPr>
+        <w:t>as all the functionality that I wanted to create was created,</w:t>
+      </w:r>
+      <w:r>
+        <w:rPr>
+          <w:lang w:val="en-US"/>
+        </w:rPr>
+        <w:t xml:space="preserve"> however an improvement to the webapp that I didn’t create that came under this category was custom map images. I wanted to </w:t>
+      </w:r>
+      <w:r>
+        <w:rPr>
+          <w:lang w:val="en-US"/>
+        </w:rPr>
+        <w:t>let users upload their own images to the webapp, to be used as a background for the user to add interactivity on top of</w:t>
+      </w:r>
+      <w:r>
+        <w:rPr>
+          <w:lang w:val="en-US"/>
+        </w:rPr>
+        <w:t xml:space="preserve">. This proved to conflict a bit with practicality, as it seemed </w:t>
+      </w:r>
+      <w:r>
+        <w:rPr>
+          <w:lang w:val="en-US"/>
+        </w:rPr>
+        <w:t>too</w:t>
+      </w:r>
+      <w:r>
+        <w:rPr>
+          <w:lang w:val="en-US"/>
+        </w:rPr>
+        <w:t xml:space="preserve"> complicated to achieve within the timeframe that I had, so I decided against it. </w:t>
+      </w:r>
+    </w:p>
+    <w:p>
+      <w:pPr>
+        <w:pStyle w:val="Heading2"/>
+        <w:rPr>
+          <w:lang w:val="en-US"/>
+        </w:rPr>
+      </w:pPr>
+      <w:r>
+        <w:rPr>
+          <w:lang w:val="en-US"/>
+        </w:rPr>
+        <w:lastRenderedPageBreak/>
+        <w:t>Evaluation</w:t>
+      </w:r>
+    </w:p>
+    <w:p>
+      <w:pPr>
+        <w:rPr>
+          <w:lang w:val="en-US"/>
+        </w:rPr>
+      </w:pPr>
+      <w:r>
+        <w:rPr>
+          <w:lang w:val="en-US"/>
+        </w:rPr>
+        <w:t xml:space="preserve">With the fully furnished application completed, there are many </w:t>
+      </w:r>
+      <w:r>
+        <w:rPr>
+          <w:lang w:val="en-US"/>
+        </w:rPr>
+        <w:t>successes and</w:t>
+      </w:r>
+      <w:r>
+        <w:rPr>
+          <w:lang w:val="en-US"/>
+        </w:rPr>
+        <w:t xml:space="preserve"> limitations that arose during the development process. </w:t>
+      </w:r>
+    </w:p>
+    <w:p>
+      <w:pPr>
+        <w:rPr>
+          <w:lang w:val="en-US"/>
+        </w:rPr>
+      </w:pPr>
+      <w:r>
+        <w:rPr>
+          <w:lang w:val="en-US"/>
+        </w:rPr>
+        <w:t xml:space="preserve">One of the main successes was how the map functionality ended up working. The library that I used (leaflet.js) ended up being pretty much perfect for what I wanted to achieve, although complicated at the start due to all tutorials </w:t>
+      </w:r>
+      <w:r>
+        <w:rPr>
+          <w:lang w:val="en-US"/>
+        </w:rPr>
+        <w:t xml:space="preserve">using the </w:t>
+      </w:r>
+      <w:r>
+        <w:rPr>
+          <w:lang w:val="en-US"/>
+        </w:rPr>
+        <w:t>real-world</w:t>
+      </w:r>
+      <w:r>
+        <w:rPr>
+          <w:lang w:val="en-US"/>
+        </w:rPr>
+        <w:t xml:space="preserve"> map rather than an image overlay. </w:t>
+      </w:r>
+      <w:r>
+        <w:rPr>
+          <w:lang w:val="en-US"/>
+        </w:rPr>
+        <w:t xml:space="preserve">After getting over this hurdle however, it was a relatively easy library to develop with. </w:t>
+      </w:r>
+      <w:r>
+        <w:rPr>
+          <w:lang w:val="en-US"/>
+        </w:rPr>
+        <w:t>It allowed for all the functionality that I wanted, and provided a smooth, interactive map with markers (multiple types), for users to interact with.</w:t>
+      </w:r>
+      <w:r>
+        <w:rPr>
+          <w:lang w:val="en-US"/>
+        </w:rPr>
+        <w:t xml:space="preserve"> </w:t>
+      </w:r>
+      <w:r>
+        <w:rPr>
+          <w:lang w:val="en-US"/>
+        </w:rPr>
+        <w:t xml:space="preserve">The way that I stored data was also very effective </w:t>
+      </w:r>
+      <w:r>
+        <w:rPr>
+          <w:lang w:val="en-US"/>
+        </w:rPr>
+        <w:t xml:space="preserve">for its use case. </w:t>
+      </w:r>
+      <w:r>
+        <w:rPr>
+          <w:lang w:val="en-US"/>
+        </w:rPr>
+        <w:t xml:space="preserve">I kept a temporary </w:t>
+      </w:r>
+      <w:r>
+        <w:rPr>
+          <w:lang w:val="en-US"/>
+        </w:rPr>
+        <w:t xml:space="preserve">array of markers to send through to the map component, that can be </w:t>
+      </w:r>
+      <w:r>
+        <w:rPr>
+          <w:lang w:val="en-US"/>
+        </w:rPr>
+        <w:t xml:space="preserve">added to and removed from, as well as adjusted for moving markers, and then when the user wants to save the array, it overwrites the maps markers array in the database. This streamlined the </w:t>
+      </w:r>
+      <w:r>
+        <w:rPr>
+          <w:lang w:val="en-US"/>
+        </w:rPr>
+        <w:t>editing maps process a lot and worked well for this application.</w:t>
+      </w:r>
+    </w:p>
+    <w:p>
+      <w:pPr>
+        <w:rPr>
+          <w:lang w:val="en-US"/>
+        </w:rPr>
+      </w:pPr>
+      <w:r>
+        <w:rPr>
+          <w:lang w:val="en-US"/>
+        </w:rPr>
+        <w:t xml:space="preserve">I also thought the way that the </w:t>
+      </w:r>
+      <w:r>
+        <w:rPr>
+          <w:lang w:val="en-US"/>
+        </w:rPr>
+        <w:t xml:space="preserve">users could interact with one another’s maps works effectively </w:t>
+      </w:r>
+      <w:r>
+        <w:rPr>
+          <w:lang w:val="en-US"/>
+        </w:rPr>
+        <w:t xml:space="preserve">and the way that I implemented the idea was a simple but effective strategy. </w:t>
+      </w:r>
+      <w:r>
+        <w:rPr>
+          <w:lang w:val="en-US"/>
+        </w:rPr>
+        <w:t>Using a Boolean variable “isPublished” for each map</w:t>
+      </w:r>
+      <w:r>
+        <w:rPr>
+          <w:lang w:val="en-US"/>
+        </w:rPr>
+        <w:t>, making it editable with a button in the create page</w:t>
+      </w:r>
+      <w:r>
+        <w:rPr>
+          <w:lang w:val="en-US"/>
+        </w:rPr>
+        <w:t xml:space="preserve"> and checking against it </w:t>
+      </w:r>
+      <w:r>
+        <w:rPr>
+          <w:lang w:val="en-US"/>
+        </w:rPr>
+        <w:t xml:space="preserve">in the </w:t>
+      </w:r>
+      <w:r>
+        <w:rPr>
+          <w:lang w:val="en-US"/>
+        </w:rPr>
+        <w:t>“</w:t>
+      </w:r>
+      <w:r>
+        <w:rPr>
+          <w:lang w:val="en-US"/>
+        </w:rPr>
+        <w:t xml:space="preserve">view </w:t>
+      </w:r>
+      <w:r>
+        <w:rPr>
+          <w:lang w:val="en-US"/>
+        </w:rPr>
+        <w:t>others’</w:t>
+      </w:r>
+      <w:r>
+        <w:rPr>
+          <w:lang w:val="en-US"/>
+        </w:rPr>
+        <w:t xml:space="preserve"> maps</w:t>
+      </w:r>
+      <w:r>
+        <w:rPr>
+          <w:lang w:val="en-US"/>
+        </w:rPr>
+        <w:t>”</w:t>
+      </w:r>
+      <w:r>
+        <w:rPr>
+          <w:lang w:val="en-US"/>
+        </w:rPr>
+        <w:t xml:space="preserve"> page to </w:t>
+      </w:r>
+      <w:r>
+        <w:rPr>
+          <w:lang w:val="en-US"/>
+        </w:rPr>
+        <w:t>check which maps to display in the list</w:t>
       </w:r>
       <w:r>
         <w:rPr>
@@ -1894,31 +3050,138 @@
         <w:rPr>
           <w:lang w:val="en-US"/>
         </w:rPr>
+        <w:t xml:space="preserve"> This worked well and by reusing the map component, it wasn’t much code at all to make the page functional.</w:t>
+      </w:r>
+    </w:p>
+    <w:p>
+      <w:pPr>
+        <w:rPr>
+          <w:lang w:val="en-US"/>
+        </w:rPr>
+      </w:pPr>
+      <w:r>
+        <w:rPr>
+          <w:lang w:val="en-US"/>
+        </w:rPr>
+        <w:t>The only real improvement that I would like to see is the ability to upload your own image as a background</w:t>
+      </w:r>
+      <w:r>
+        <w:rPr>
+          <w:lang w:val="en-US"/>
+        </w:rPr>
+        <w:t xml:space="preserve"> for the map. This would give a lot more customizability to the </w:t>
+      </w:r>
+      <w:r>
+        <w:rPr>
+          <w:lang w:val="en-US"/>
+        </w:rPr>
+        <w:t>user and</w:t>
+      </w:r>
+      <w:r>
+        <w:rPr>
+          <w:lang w:val="en-US"/>
+        </w:rPr>
+        <w:t xml:space="preserve"> would be cool to see as a future improvement</w:t>
+      </w:r>
+      <w:r>
+        <w:rPr>
+          <w:lang w:val="en-US"/>
+        </w:rPr>
+        <w:t xml:space="preserve">. The main reason I didn’t implement this was time restrictions and the complexity and learning that I would have to take to get this functional at a level I would like. </w:t>
+      </w:r>
+    </w:p>
+    <w:p>
+      <w:pPr>
+        <w:pStyle w:val="Heading2"/>
+        <w:rPr>
+          <w:lang w:val="en-US"/>
+        </w:rPr>
+      </w:pPr>
+      <w:r>
+        <w:rPr>
+          <w:lang w:val="en-US"/>
+        </w:rPr>
+        <w:t>Critical Reflection</w:t>
+      </w:r>
+    </w:p>
+    <w:p>
+      <w:pPr>
+        <w:rPr>
+          <w:lang w:val="en-US"/>
+        </w:rPr>
+      </w:pPr>
+      <w:r>
+        <w:rPr>
+          <w:lang w:val="en-US"/>
+        </w:rPr>
+        <w:t xml:space="preserve">I learnt a lot working on this project. I had a few set goals that I wanted to achieve as for learning, and I </w:t>
+      </w:r>
+      <w:r>
+        <w:rPr>
+          <w:lang w:val="en-US"/>
+        </w:rPr>
+        <w:t>made good progress at them. I wanted to learn/remind myself of react, because it is a very useful skill to have. I also wanted to relearn node.js and express, for the same reason, which I also managed to do.</w:t>
+      </w:r>
+      <w:r>
+        <w:rPr>
+          <w:lang w:val="en-US"/>
+        </w:rPr>
+        <w:t xml:space="preserve"> I should’ve given myself more time and put more effort into planning the project before I started the development process, more than just an idea. I think this would’ve streamlined the development process and let me speed things along.</w:t>
+      </w:r>
+      <w:r>
+        <w:rPr>
+          <w:lang w:val="en-US"/>
+        </w:rPr>
         <w:t xml:space="preserve"> </w:t>
       </w:r>
       <w:r>
         <w:rPr>
           <w:lang w:val="en-US"/>
         </w:rPr>
-        <w:t xml:space="preserve">It also kept the user signed in </w:t>
-      </w:r>
-      <w:r>
-        <w:rPr>
-          <w:lang w:val="en-US"/>
-        </w:rPr>
-        <w:t>to my webapp, whether they refresh the page or not, and I can set how long I want the user to stay signed in for, for security</w:t>
-      </w:r>
-      <w:r>
-        <w:rPr>
-          <w:lang w:val="en-US"/>
-        </w:rPr>
-        <w:t xml:space="preserve"> and testing</w:t>
-      </w:r>
-      <w:r>
-        <w:rPr>
-          <w:lang w:val="en-US"/>
-        </w:rPr>
-        <w:t xml:space="preserve"> purposes.</w:t>
+        <w:t>I think that learning MongoDB was also helpful because will likely assist me in future personal projects that I undertake.</w:t>
+      </w:r>
+    </w:p>
+    <w:p>
+      <w:pPr>
+        <w:rPr>
+          <w:lang w:val="en-US"/>
+        </w:rPr>
+      </w:pPr>
+      <w:r>
+        <w:rPr>
+          <w:lang w:val="en-US"/>
+        </w:rPr>
+        <w:t xml:space="preserve">The most difficult aspect </w:t>
+      </w:r>
+      <w:r>
+        <w:rPr>
+          <w:lang w:val="en-US"/>
+        </w:rPr>
+        <w:t xml:space="preserve">of the development process for me was </w:t>
+      </w:r>
+      <w:r>
+        <w:rPr>
+          <w:lang w:val="en-US"/>
+        </w:rPr>
+        <w:t>the</w:t>
+      </w:r>
+      <w:r>
+        <w:rPr>
+          <w:lang w:val="en-US"/>
+        </w:rPr>
+        <w:t xml:space="preserve"> create page, it had the most features that I had to figure out, </w:t>
+      </w:r>
+      <w:r>
+        <w:rPr>
+          <w:lang w:val="en-US"/>
+        </w:rPr>
+        <w:t xml:space="preserve">each of which had their own problems to troubleshoot. </w:t>
+      </w:r>
+      <w:r>
+        <w:rPr>
+          <w:lang w:val="en-US"/>
+        </w:rPr>
+        <w:t>Passing data to the components was also a bit confusing at first.</w:t>
       </w:r>
       <w:r>
         <w:rPr>
@@ -1926,450 +3189,29 @@
         </w:rPr>
         <w:t xml:space="preserve"> </w:t>
       </w:r>
-    </w:p>
-    <w:p>
-      <w:pPr>
-        <w:pStyle w:val="Heading3"/>
-        <w:rPr>
-          <w:lang w:val="en-US"/>
-        </w:rPr>
-      </w:pPr>
-      <w:r>
-        <w:rPr>
-          <w:lang w:val="en-US"/>
-        </w:rPr>
-        <w:t>Pages</w:t>
-      </w:r>
-      <w:r>
-        <w:rPr>
-          <w:lang w:val="en-US"/>
-        </w:rPr>
-        <w:t xml:space="preserve"> and their functions</w:t>
-      </w:r>
-    </w:p>
-    <w:p>
-      <w:pPr>
-        <w:rPr>
-          <w:lang w:val="en-US"/>
-        </w:rPr>
-      </w:pPr>
-      <w:r>
-        <w:rPr>
-          <w:lang w:val="en-US"/>
-        </w:rPr>
-        <w:t xml:space="preserve">My finalized webapp has </w:t>
-      </w:r>
-      <w:r>
-        <w:rPr>
-          <w:lang w:val="en-US"/>
-        </w:rPr>
-        <w:t xml:space="preserve">five pages, each of which serve a specific purpose for the functionality of the app, and I created two </w:t>
-      </w:r>
-      <w:r>
-        <w:rPr>
-          <w:lang w:val="en-US"/>
-        </w:rPr>
-        <w:t>components that I reused throughout the webapp.</w:t>
-      </w:r>
-      <w:r>
-        <w:rPr>
-          <w:lang w:val="en-US"/>
-        </w:rPr>
-        <w:t xml:space="preserve"> The landing page was the first display </w:t>
-      </w:r>
-      <w:r>
-        <w:rPr>
-          <w:lang w:val="en-US"/>
-        </w:rPr>
-        <w:t xml:space="preserve">of the main functionality of my website, that being the interactive map. </w:t>
-      </w:r>
-      <w:r>
-        <w:rPr>
-          <w:lang w:val="en-US"/>
-        </w:rPr>
-        <w:t xml:space="preserve">There is also a register and login page, a create page and a </w:t>
-      </w:r>
-      <w:r>
-        <w:rPr>
-          <w:lang w:val="en-US"/>
-        </w:rPr>
-        <w:t xml:space="preserve">view others page. </w:t>
-      </w:r>
-      <w:r>
-        <w:rPr>
-          <w:lang w:val="en-US"/>
-        </w:rPr>
-        <w:t xml:space="preserve">The register and login page are </w:t>
-      </w:r>
-      <w:r>
-        <w:rPr>
-          <w:lang w:val="en-US"/>
-        </w:rPr>
-        <w:t>self-explanatory</w:t>
-      </w:r>
-      <w:r>
-        <w:rPr>
-          <w:lang w:val="en-US"/>
-        </w:rPr>
-        <w:t xml:space="preserve">, they just served the purpose of creating the new user, saving their data to the database and signing them into their accounts using </w:t>
-      </w:r>
-      <w:r>
-        <w:rPr>
-          <w:lang w:val="en-US"/>
-        </w:rPr>
-        <w:t xml:space="preserve">sessions. </w:t>
-      </w:r>
-      <w:r>
-        <w:rPr>
-          <w:lang w:val="en-US"/>
-        </w:rPr>
-        <w:t>And for login, checking the users input against the database, and if there is an account that aligns with the user input, signing them into that account using sessions.</w:t>
-      </w:r>
-      <w:r>
-        <w:rPr>
-          <w:lang w:val="en-US"/>
-        </w:rPr>
-        <w:t xml:space="preserve"> </w:t>
-      </w:r>
-      <w:r>
-        <w:rPr>
-          <w:lang w:val="en-US"/>
-        </w:rPr>
-        <w:t xml:space="preserve">The create page, allowed signed in users to create a new map, and add their own markers (multiple types) </w:t>
-      </w:r>
-      <w:r>
-        <w:rPr>
-          <w:lang w:val="en-US"/>
-        </w:rPr>
-        <w:t>to it, adding landmarks wherever they</w:t>
-      </w:r>
-      <w:r>
-        <w:rPr>
-          <w:lang w:val="en-US"/>
-        </w:rPr>
-        <w:t xml:space="preserve"> want.</w:t>
-      </w:r>
-      <w:r>
-        <w:rPr>
-          <w:lang w:val="en-US"/>
-        </w:rPr>
-        <w:t xml:space="preserve"> </w:t>
-      </w:r>
-      <w:r>
-        <w:rPr>
-          <w:lang w:val="en-US"/>
-        </w:rPr>
-        <w:t xml:space="preserve">They can then save their </w:t>
-      </w:r>
-      <w:r>
-        <w:rPr>
-          <w:lang w:val="en-US"/>
-        </w:rPr>
-        <w:t>maps and</w:t>
-      </w:r>
-      <w:r>
-        <w:rPr>
-          <w:lang w:val="en-US"/>
-        </w:rPr>
-        <w:t xml:space="preserve"> publish them for all to see. </w:t>
-      </w:r>
-      <w:r>
-        <w:rPr>
-          <w:lang w:val="en-US"/>
-        </w:rPr>
-        <w:t xml:space="preserve">I had a button for each of these functionalities. Three for the various types of markers, that when clicked would push a new marker to the temporary </w:t>
-      </w:r>
-      <w:r>
-        <w:rPr>
-          <w:lang w:val="en-US"/>
-        </w:rPr>
-        <w:t>array</w:t>
-      </w:r>
-      <w:r>
-        <w:rPr>
-          <w:lang w:val="en-US"/>
-        </w:rPr>
-        <w:t xml:space="preserve">, that is being displayed onto the map component. </w:t>
-      </w:r>
-    </w:p>
-    <w:p>
-      <w:pPr>
-        <w:rPr>
-          <w:lang w:val="en-US"/>
-        </w:rPr>
-      </w:pPr>
-      <w:r>
-        <w:rPr>
-          <w:lang w:val="en-US"/>
-        </w:rPr>
-        <w:t xml:space="preserve">The save map button takes the mapid and the marker array, uses the mapid to </w:t>
-      </w:r>
-      <w:r>
-        <w:rPr>
-          <w:lang w:val="en-US"/>
-        </w:rPr>
-        <w:t>overwrite the markers array that is saved to the database, with th</w:t>
-      </w:r>
-      <w:r>
-        <w:rPr>
-          <w:lang w:val="en-US"/>
-        </w:rPr>
-        <w:t>e temporary marker array</w:t>
-      </w:r>
-      <w:r>
-        <w:rPr>
-          <w:lang w:val="en-US"/>
-        </w:rPr>
-        <w:t xml:space="preserve"> from the frontend. </w:t>
-      </w:r>
-    </w:p>
-    <w:p>
-      <w:pPr>
-        <w:rPr>
-          <w:lang w:val="en-US"/>
-        </w:rPr>
-      </w:pPr>
-      <w:r>
-        <w:rPr>
-          <w:lang w:val="en-US"/>
-        </w:rPr>
-        <w:t>There is also a delete marker button that takes the marker that is currently being clicked on (</w:t>
-      </w:r>
-      <w:r>
-        <w:rPr>
-          <w:lang w:val="en-US"/>
-        </w:rPr>
-        <w:t>marker id sent from the map component to the create file) and deletes it from the marker array.</w:t>
-      </w:r>
-      <w:r>
-        <w:rPr>
-          <w:lang w:val="en-US"/>
-        </w:rPr>
-        <w:t xml:space="preserve"> Each marker must have a unique id, for that to be functional.</w:t>
-      </w:r>
-      <w:r>
-        <w:rPr>
-          <w:lang w:val="en-US"/>
-        </w:rPr>
-        <w:t xml:space="preserve"> </w:t>
-      </w:r>
-      <w:r>
-        <w:rPr>
-          <w:lang w:val="en-US"/>
-        </w:rPr>
-        <w:t>That is also necessary for the move markers functionality to run, otherwise</w:t>
-      </w:r>
-      <w:r>
-        <w:rPr>
-          <w:lang w:val="en-US"/>
-        </w:rPr>
-        <w:t xml:space="preserve"> the markers all move together, and won’t save to the array properly.</w:t>
-      </w:r>
-      <w:r>
-        <w:rPr>
-          <w:lang w:val="en-US"/>
-        </w:rPr>
-        <w:t xml:space="preserve"> </w:t>
-      </w:r>
-      <w:r>
-        <w:rPr>
-          <w:lang w:val="en-US"/>
-        </w:rPr>
-        <w:t xml:space="preserve">Adding marker ids proved to be more complicated than I thought. </w:t>
-      </w:r>
-      <w:r>
-        <w:rPr>
-          <w:lang w:val="en-US"/>
-        </w:rPr>
-        <w:t>I had</w:t>
-      </w:r>
-      <w:r>
-        <w:rPr>
-          <w:lang w:val="en-US"/>
-        </w:rPr>
-        <w:t xml:space="preserve"> </w:t>
-      </w:r>
-      <w:r>
-        <w:rPr>
-          <w:lang w:val="en-US"/>
-        </w:rPr>
-        <w:t xml:space="preserve">markers for both </w:t>
-      </w:r>
-      <w:r>
-        <w:rPr>
-          <w:lang w:val="en-US"/>
-        </w:rPr>
-        <w:t xml:space="preserve">imported markers (from the database) and new markers that had yet to get given a unique id from mongo. </w:t>
-      </w:r>
-      <w:r>
-        <w:rPr>
-          <w:lang w:val="en-US"/>
-        </w:rPr>
-        <w:t>So,</w:t>
-      </w:r>
-      <w:r>
-        <w:rPr>
-          <w:lang w:val="en-US"/>
-        </w:rPr>
-        <w:t xml:space="preserve"> </w:t>
-      </w:r>
-      <w:proofErr w:type="gramStart"/>
-      <w:r>
-        <w:rPr>
-          <w:lang w:val="en-US"/>
-        </w:rPr>
-        <w:t>in order to</w:t>
-      </w:r>
-      <w:proofErr w:type="gramEnd"/>
-      <w:r>
-        <w:rPr>
-          <w:lang w:val="en-US"/>
-        </w:rPr>
-        <w:t xml:space="preserve"> achieve this, </w:t>
-      </w:r>
-      <w:r>
-        <w:rPr>
-          <w:lang w:val="en-US"/>
-        </w:rPr>
-        <w:t>when creating a marker, I made a variable with a unique id</w:t>
-      </w:r>
-      <w:r>
-        <w:rPr>
-          <w:lang w:val="en-US"/>
-        </w:rPr>
-        <w:t xml:space="preserve"> that saved with each</w:t>
-      </w:r>
-      <w:r>
-        <w:rPr>
-          <w:lang w:val="en-US"/>
-        </w:rPr>
-        <w:t>. But</w:t>
-      </w:r>
-      <w:r>
-        <w:rPr>
-          <w:lang w:val="en-US"/>
-        </w:rPr>
-        <w:t xml:space="preserve"> trying to save these to the database had conflicts with the unique id that every </w:t>
-      </w:r>
-      <w:r>
-        <w:rPr>
-          <w:lang w:val="en-US"/>
-        </w:rPr>
-        <w:t xml:space="preserve">schema is given as default, so when saving, I had to manually exclude the id variable from </w:t>
-      </w:r>
-      <w:r>
-        <w:rPr>
-          <w:lang w:val="en-US"/>
-        </w:rPr>
-        <w:t>the save.</w:t>
-      </w:r>
-      <w:r>
-        <w:rPr>
-          <w:lang w:val="en-US"/>
-        </w:rPr>
-        <w:t xml:space="preserve"> </w:t>
-      </w:r>
-      <w:r>
-        <w:rPr>
-          <w:lang w:val="en-US"/>
-        </w:rPr>
-        <w:t xml:space="preserve">And when </w:t>
-      </w:r>
-      <w:r>
-        <w:rPr>
-          <w:lang w:val="en-US"/>
-        </w:rPr>
-        <w:t xml:space="preserve">getting the markers from the database, I added </w:t>
-      </w:r>
-      <w:r>
-        <w:rPr>
-          <w:lang w:val="en-US"/>
-        </w:rPr>
-        <w:t>an</w:t>
-      </w:r>
-      <w:r>
-        <w:rPr>
-          <w:lang w:val="en-US"/>
-        </w:rPr>
-        <w:t xml:space="preserve"> </w:t>
-      </w:r>
-      <w:r>
-        <w:rPr>
-          <w:lang w:val="en-US"/>
-        </w:rPr>
-        <w:t>id variable to each, once they had been sent to the frontend.</w:t>
-      </w:r>
-      <w:r>
-        <w:rPr>
-          <w:lang w:val="en-US"/>
-        </w:rPr>
-        <w:t xml:space="preserve"> </w:t>
-      </w:r>
-    </w:p>
-    <w:p>
-      <w:pPr>
-        <w:rPr>
-          <w:lang w:val="en-US"/>
-        </w:rPr>
-      </w:pPr>
-      <w:r>
-        <w:rPr>
-          <w:lang w:val="en-US"/>
-        </w:rPr>
-        <w:t>The View others page allows any user (doesn’t need to be signed in) to view published maps.</w:t>
-      </w:r>
-      <w:r>
-        <w:rPr>
-          <w:lang w:val="en-US"/>
-        </w:rPr>
-        <w:t xml:space="preserve"> </w:t>
-      </w:r>
-      <w:r>
-        <w:rPr>
-          <w:lang w:val="en-US"/>
-        </w:rPr>
-        <w:t xml:space="preserve">This was easy to implement, all I needed to do to add this layer of security </w:t>
-      </w:r>
-      <w:r>
-        <w:rPr>
-          <w:lang w:val="en-US"/>
-        </w:rPr>
-        <w:t>was to make</w:t>
-      </w:r>
-      <w:r>
-        <w:rPr>
-          <w:lang w:val="en-US"/>
-        </w:rPr>
-        <w:t xml:space="preserve"> a variable for each map called isPublished, automatically set to false. </w:t>
-      </w:r>
-      <w:r>
-        <w:rPr>
-          <w:lang w:val="en-US"/>
-        </w:rPr>
-        <w:t xml:space="preserve">In the create page, there is a button to </w:t>
-      </w:r>
-      <w:r>
-        <w:rPr>
-          <w:lang w:val="en-US"/>
-        </w:rPr>
-        <w:t xml:space="preserve">publish the map that would change the variable to true in the database. Then all that is required in the </w:t>
-      </w:r>
-      <w:r>
-        <w:rPr>
-          <w:lang w:val="en-US"/>
-        </w:rPr>
-        <w:t>view others page is to check the variable in each map and only display the maps that have it set to true.</w:t>
-      </w:r>
-      <w:r>
-        <w:rPr>
-          <w:lang w:val="en-US"/>
-        </w:rPr>
-        <w:t xml:space="preserve"> </w:t>
-      </w:r>
-    </w:p>
-    <w:p>
-      <w:pPr>
-        <w:pStyle w:val="Heading3"/>
+      <w:r>
+        <w:rPr>
+          <w:lang w:val="en-US"/>
+        </w:rPr>
+        <w:t>The only future action that I would like to implement is customized background images for the maps.</w:t>
+      </w:r>
+    </w:p>
+    <w:p>
+      <w:pPr>
+        <w:rPr>
+          <w:lang w:val="en-US"/>
+        </w:rPr>
+      </w:pPr>
+      <w:r>
+        <w:rPr>
+          <w:lang w:val="en-US"/>
+        </w:rPr>
+        <w:t>Overall, the project was successful, and I liked how it turned out. I think the minimalistic design works well, and the core functionality all works as I had expected when developing the idea.</w:t>
+      </w:r>
+    </w:p>
+    <w:p>
+      <w:pPr>
+        <w:pStyle w:val="Heading2"/>
         <w:rPr>
           <w:lang w:val="en-US"/>
         </w:rPr>
@@ -2379,105 +3221,50 @@
           <w:lang w:val="en-US"/>
         </w:rPr>
         <w:lastRenderedPageBreak/>
-        <w:t>Components</w:t>
-      </w:r>
-    </w:p>
-    <w:p>
-      <w:pPr>
-        <w:rPr>
-          <w:lang w:val="en-US"/>
-        </w:rPr>
-      </w:pPr>
-      <w:r>
-        <w:rPr>
-          <w:lang w:val="en-US"/>
-        </w:rPr>
-        <w:t xml:space="preserve">The two components that I reused throughout the webapp were the map component and the navbar component. </w:t>
-      </w:r>
-      <w:r>
-        <w:rPr>
-          <w:lang w:val="en-US"/>
-        </w:rPr>
-        <w:t xml:space="preserve">I created a reusable component for the nav bar for obvious </w:t>
-      </w:r>
-      <w:r>
-        <w:rPr>
-          <w:lang w:val="en-US"/>
-        </w:rPr>
-        <w:t>reasons;</w:t>
-      </w:r>
-      <w:r>
-        <w:rPr>
-          <w:lang w:val="en-US"/>
-        </w:rPr>
-        <w:t xml:space="preserve"> I was going to need to have it in every page.</w:t>
-      </w:r>
-      <w:r>
-        <w:rPr>
-          <w:lang w:val="en-US"/>
-        </w:rPr>
-        <w:t xml:space="preserve"> So, I created an external file with the code and imported it into all the pages I required it in.</w:t>
-      </w:r>
-      <w:r>
-        <w:rPr>
-          <w:lang w:val="en-US"/>
-        </w:rPr>
-        <w:t xml:space="preserve"> </w:t>
-      </w:r>
-      <w:r>
-        <w:rPr>
-          <w:lang w:val="en-US"/>
-        </w:rPr>
-        <w:t>This was more efficient and cleaner than having the code for the nav bar in each page.</w:t>
-      </w:r>
-    </w:p>
-    <w:p>
-      <w:pPr>
-        <w:rPr>
-          <w:lang w:val="en-US"/>
-        </w:rPr>
-      </w:pPr>
-      <w:r>
-        <w:rPr>
-          <w:lang w:val="en-US"/>
-        </w:rPr>
-        <w:t xml:space="preserve">The other component that I made for reuse was the map component, this is because </w:t>
-      </w:r>
-      <w:r>
-        <w:rPr>
-          <w:lang w:val="en-US"/>
-        </w:rPr>
-        <w:t>it</w:t>
-      </w:r>
-      <w:r>
-        <w:rPr>
-          <w:lang w:val="en-US"/>
-        </w:rPr>
-        <w:t xml:space="preserve"> is a lot of code, and I planned on using it three times, on the home page, the create page and the view others page. </w:t>
-      </w:r>
-      <w:r>
-        <w:rPr>
-          <w:lang w:val="en-US"/>
-        </w:rPr>
-        <w:t xml:space="preserve">This being an external file didn’t come without complications, however. </w:t>
-      </w:r>
-      <w:r>
-        <w:rPr>
-          <w:lang w:val="en-US"/>
-        </w:rPr>
-        <w:t xml:space="preserve">I had to pass various pieces of data back and </w:t>
-      </w:r>
-      <w:r>
-        <w:rPr>
-          <w:lang w:val="en-US"/>
-        </w:rPr>
-        <w:t xml:space="preserve">forth. The first of which is the marker array, it gets sent to the </w:t>
-      </w:r>
-      <w:r>
-        <w:rPr>
-          <w:lang w:val="en-US"/>
-        </w:rPr>
-        <w:t>map component where it is displayed</w:t>
+        <w:t xml:space="preserve">AI </w:t>
+      </w:r>
+      <w:r>
+        <w:rPr>
+          <w:lang w:val="en-US"/>
+        </w:rPr>
+        <w:t>Acknowledgement</w:t>
+      </w:r>
+    </w:p>
+    <w:p>
+      <w:pPr>
+        <w:rPr>
+          <w:lang w:val="en-US"/>
+        </w:rPr>
+      </w:pPr>
+      <w:r>
+        <w:rPr>
+          <w:lang w:val="en-US"/>
+        </w:rPr>
+        <w:t>I acknowledge the use of &lt;</w:t>
+      </w:r>
+      <w:r>
+        <w:rPr>
+          <w:lang w:val="en-US"/>
+        </w:rPr>
+        <w:t>ChatG</w:t>
+      </w:r>
+      <w:r>
+        <w:rPr>
+          <w:lang w:val="en-US"/>
+        </w:rPr>
+        <w:t>PT</w:t>
+      </w:r>
+      <w:r>
+        <w:rPr>
+          <w:lang w:val="en-US"/>
+        </w:rPr>
+        <w:t xml:space="preserve">&gt; to </w:t>
+      </w:r>
+      <w:r>
+        <w:rPr>
+          <w:lang w:val="en-US"/>
+        </w:rPr>
+        <w:t>help generate the ideas for the project, and ways that I could go about developing it</w:t>
       </w:r>
       <w:r>
         <w:rPr>
@@ -2485,132 +3272,61 @@
         </w:rPr>
         <w:t xml:space="preserve">. </w:t>
       </w:r>
-      <w:r>
-        <w:rPr>
-          <w:lang w:val="en-US"/>
-        </w:rPr>
-        <w:t xml:space="preserve">The other two were functions that were necessary to provide interactivity and functionality. </w:t>
-      </w:r>
-      <w:r>
-        <w:rPr>
-          <w:lang w:val="en-US"/>
-        </w:rPr>
-        <w:t xml:space="preserve">The first of which being </w:t>
-      </w:r>
-      <w:r>
-        <w:rPr>
-          <w:lang w:val="en-US"/>
-        </w:rPr>
-        <w:t>the onMarkerMove function, this just sent through the new coordinates of the marker</w:t>
-      </w:r>
-      <w:r>
-        <w:rPr>
-          <w:lang w:val="en-US"/>
-        </w:rPr>
-        <w:t xml:space="preserve"> as well as the marker id</w:t>
-      </w:r>
-      <w:r>
-        <w:rPr>
-          <w:lang w:val="en-US"/>
-        </w:rPr>
-        <w:t xml:space="preserve">, so that in the create file, it can be </w:t>
-      </w:r>
-      <w:r>
-        <w:rPr>
-          <w:lang w:val="en-US"/>
-        </w:rPr>
-        <w:t>changed in the temporary array of markers.</w:t>
-      </w:r>
-      <w:r>
-        <w:rPr>
-          <w:lang w:val="en-US"/>
-        </w:rPr>
-        <w:t xml:space="preserve"> The second was the onSelectMarker function that just sent through the marker id when it is clicked on. </w:t>
-      </w:r>
-      <w:r>
-        <w:rPr>
-          <w:lang w:val="en-US"/>
-        </w:rPr>
-        <w:t>This was used for the delete marker function in the create file, I needed to know the marker id so that I could delete the correct marker from the array.</w:t>
-      </w:r>
-      <w:r>
-        <w:rPr>
-          <w:lang w:val="en-US"/>
-        </w:rPr>
-        <w:t xml:space="preserve"> </w:t>
-      </w:r>
-    </w:p>
-    <w:p>
-      <w:pPr>
-        <w:rPr>
-          <w:lang w:val="en-US"/>
-        </w:rPr>
-      </w:pPr>
-      <w:r>
-        <w:rPr>
-          <w:lang w:val="en-US"/>
-        </w:rPr>
-        <w:t>All the code that is implemented from the leaflet.js library is in the map component.</w:t>
-      </w:r>
-      <w:r>
-        <w:rPr>
-          <w:lang w:val="en-US"/>
-        </w:rPr>
-        <w:t xml:space="preserve"> </w:t>
-      </w:r>
-      <w:r>
-        <w:rPr>
-          <w:lang w:val="en-US"/>
-        </w:rPr>
-        <w:t>You basically give some parameters</w:t>
-      </w:r>
-      <w:r>
-        <w:rPr>
-          <w:lang w:val="en-US"/>
-        </w:rPr>
-        <w:t xml:space="preserve"> and conditions for how the map will function.</w:t>
-      </w:r>
-      <w:r>
-        <w:rPr>
-          <w:lang w:val="en-US"/>
-        </w:rPr>
-        <w:t xml:space="preserve"> </w:t>
-      </w:r>
-      <w:r>
-        <w:rPr>
-          <w:lang w:val="en-US"/>
-        </w:rPr>
-        <w:t xml:space="preserve">Provide an image overlay for the </w:t>
-      </w:r>
-      <w:r>
-        <w:rPr>
-          <w:lang w:val="en-US"/>
-        </w:rPr>
-        <w:t>background image</w:t>
-      </w:r>
-      <w:r>
-        <w:rPr>
-          <w:lang w:val="en-US"/>
-        </w:rPr>
-        <w:t xml:space="preserve">. And map the markers array </w:t>
-      </w:r>
-      <w:r>
-        <w:rPr>
-          <w:lang w:val="en-US"/>
-        </w:rPr>
-        <w:t>to the marker component, displaying them all on the map.</w:t>
-      </w:r>
-      <w:r>
-        <w:rPr>
-          <w:lang w:val="en-US"/>
-        </w:rPr>
-        <w:t xml:space="preserve"> Each marker also has a popup that I had in the markers array, so when a marker is clicked on, it displays the popup.</w:t>
-      </w:r>
-      <w:r>
-        <w:rPr>
-          <w:lang w:val="en-US"/>
-        </w:rPr>
-        <w:t xml:space="preserve"> </w:t>
+    </w:p>
+    <w:p>
+      <w:pPr>
+        <w:rPr>
+          <w:lang w:val="en-US"/>
+        </w:rPr>
+      </w:pPr>
+      <w:r>
+        <w:rPr>
+          <w:lang w:val="en-US"/>
+        </w:rPr>
+        <w:t>I acknowledge the use of &lt;</w:t>
+      </w:r>
+      <w:r>
+        <w:rPr>
+          <w:lang w:val="en-US"/>
+        </w:rPr>
+        <w:t>ChatGPT</w:t>
+      </w:r>
+      <w:r>
+        <w:rPr>
+          <w:lang w:val="en-US"/>
+        </w:rPr>
+        <w:t xml:space="preserve">&gt; to </w:t>
+      </w:r>
+      <w:r>
+        <w:rPr>
+          <w:lang w:val="en-US"/>
+        </w:rPr>
+        <w:t xml:space="preserve">help </w:t>
+      </w:r>
+      <w:r>
+        <w:rPr>
+          <w:lang w:val="en-US"/>
+        </w:rPr>
+        <w:t>me debug issues that arose in the development process.</w:t>
+      </w:r>
+    </w:p>
+    <w:p>
+      <w:pPr>
+        <w:rPr>
+          <w:lang w:val="en-US"/>
+        </w:rPr>
+      </w:pPr>
+      <w:r>
+        <w:rPr>
+          <w:lang w:val="en-US"/>
+        </w:rPr>
+        <w:t>No content generated by AI technologies has been presented as my own work</w:t>
+      </w:r>
+      <w:r>
+        <w:rPr>
+          <w:lang w:val="en-US"/>
+        </w:rPr>
+        <w:t>.</w:t>
       </w:r>
     </w:p>
     <w:p>
@@ -2624,683 +3340,6 @@
         <w:rPr>
           <w:lang w:val="en-US"/>
         </w:rPr>
-        <w:t>Creative Development</w:t>
-      </w:r>
-    </w:p>
-    <w:p>
-      <w:pPr>
-        <w:rPr>
-          <w:lang w:val="en-US"/>
-        </w:rPr>
-      </w:pPr>
-      <w:r>
-        <w:rPr>
-          <w:lang w:val="en-US"/>
-        </w:rPr>
-        <w:t xml:space="preserve">I developed the idea for this webapp </w:t>
-      </w:r>
-      <w:r>
-        <w:rPr>
-          <w:lang w:val="en-US"/>
-        </w:rPr>
-        <w:t>quickly</w:t>
-      </w:r>
-      <w:r>
-        <w:rPr>
-          <w:lang w:val="en-US"/>
-        </w:rPr>
-        <w:t xml:space="preserve">, </w:t>
-      </w:r>
-      <w:r>
-        <w:rPr>
-          <w:lang w:val="en-US"/>
-        </w:rPr>
-        <w:t xml:space="preserve">my inspiration being the game of thrones interactive map online and thought it would be an interesting project to give users the </w:t>
-      </w:r>
-      <w:r>
-        <w:rPr>
-          <w:lang w:val="en-US"/>
-        </w:rPr>
-        <w:t xml:space="preserve">creativity to build their own worlds. </w:t>
-      </w:r>
-      <w:r>
-        <w:rPr>
-          <w:lang w:val="en-US"/>
-        </w:rPr>
-        <w:t xml:space="preserve">After doing some research as to whether the project was feasible, which it proved to be, I </w:t>
-      </w:r>
-      <w:r>
-        <w:rPr>
-          <w:lang w:val="en-US"/>
-        </w:rPr>
-        <w:t>went with it.</w:t>
-      </w:r>
-      <w:r>
-        <w:rPr>
-          <w:lang w:val="en-US"/>
-        </w:rPr>
-        <w:t xml:space="preserve"> </w:t>
-      </w:r>
-    </w:p>
-    <w:p>
-      <w:pPr>
-        <w:rPr>
-          <w:lang w:val="en-US"/>
-        </w:rPr>
-      </w:pPr>
-      <w:r>
-        <w:rPr>
-          <w:lang w:val="en-US"/>
-        </w:rPr>
-        <w:t xml:space="preserve">Creating the features for my webapp was also </w:t>
-      </w:r>
-      <w:r>
-        <w:rPr>
-          <w:lang w:val="en-US"/>
-        </w:rPr>
-        <w:t>self-explanatory</w:t>
-      </w:r>
-      <w:r>
-        <w:rPr>
-          <w:lang w:val="en-US"/>
-        </w:rPr>
-        <w:t xml:space="preserve">, basically all of them were required for the webapp to function properly. </w:t>
-      </w:r>
-      <w:r>
-        <w:rPr>
-          <w:lang w:val="en-US"/>
-        </w:rPr>
-        <w:t xml:space="preserve">The main features being the create page and the view others page, with lots of sub-features within, especially in the create page with all the buttons that perform different tasks. </w:t>
-      </w:r>
-      <w:r>
-        <w:rPr>
-          <w:lang w:val="en-US"/>
-        </w:rPr>
-        <w:t>So,</w:t>
-      </w:r>
-      <w:r>
-        <w:rPr>
-          <w:lang w:val="en-US"/>
-        </w:rPr>
-        <w:t xml:space="preserve"> it didn’t take much creativity to come up with the various features.</w:t>
-      </w:r>
-    </w:p>
-    <w:p>
-      <w:pPr>
-        <w:rPr>
-          <w:lang w:val="en-US"/>
-        </w:rPr>
-      </w:pPr>
-      <w:r>
-        <w:rPr>
-          <w:lang w:val="en-US"/>
-        </w:rPr>
-        <w:t xml:space="preserve">There weren’t many cases </w:t>
-      </w:r>
-      <w:r>
-        <w:rPr>
-          <w:lang w:val="en-US"/>
-        </w:rPr>
-        <w:t xml:space="preserve">where creativity </w:t>
-      </w:r>
-      <w:r>
-        <w:rPr>
-          <w:lang w:val="en-US"/>
-        </w:rPr>
-        <w:t xml:space="preserve">came into conflict with practicality, </w:t>
-      </w:r>
-      <w:r>
-        <w:rPr>
-          <w:lang w:val="en-US"/>
-        </w:rPr>
-        <w:t>as all the functionality that I wanted to create was created,</w:t>
-      </w:r>
-      <w:r>
-        <w:rPr>
-          <w:lang w:val="en-US"/>
-        </w:rPr>
-        <w:t xml:space="preserve"> however an improvement to the webapp that I didn’t create that came under this category was custom map images. I wanted to </w:t>
-      </w:r>
-      <w:r>
-        <w:rPr>
-          <w:lang w:val="en-US"/>
-        </w:rPr>
-        <w:t>let users upload their own images to the webapp, to be used as a background for the user to add interactivity on top of</w:t>
-      </w:r>
-      <w:r>
-        <w:rPr>
-          <w:lang w:val="en-US"/>
-        </w:rPr>
-        <w:t xml:space="preserve">. This proved to conflict a bit with practicality, as it seemed </w:t>
-      </w:r>
-      <w:r>
-        <w:rPr>
-          <w:lang w:val="en-US"/>
-        </w:rPr>
-        <w:t>too</w:t>
-      </w:r>
-      <w:r>
-        <w:rPr>
-          <w:lang w:val="en-US"/>
-        </w:rPr>
-        <w:t xml:space="preserve"> complicated to achieve within the timeframe that I had, so I decided against it. </w:t>
-      </w:r>
-    </w:p>
-    <w:p>
-      <w:pPr>
-        <w:pStyle w:val="Heading2"/>
-        <w:rPr>
-          <w:lang w:val="en-US"/>
-        </w:rPr>
-      </w:pPr>
-      <w:r>
-        <w:rPr>
-          <w:lang w:val="en-US"/>
-        </w:rPr>
-        <w:t>Evaluation</w:t>
-      </w:r>
-    </w:p>
-    <w:p>
-      <w:pPr>
-        <w:rPr>
-          <w:lang w:val="en-US"/>
-        </w:rPr>
-      </w:pPr>
-      <w:r>
-        <w:rPr>
-          <w:lang w:val="en-US"/>
-        </w:rPr>
-        <w:t xml:space="preserve">With the fully furnished application completed, there are many </w:t>
-      </w:r>
-      <w:r>
-        <w:rPr>
-          <w:lang w:val="en-US"/>
-        </w:rPr>
-        <w:t>successes and</w:t>
-      </w:r>
-      <w:r>
-        <w:rPr>
-          <w:lang w:val="en-US"/>
-        </w:rPr>
-        <w:t xml:space="preserve"> limitations that arose during the development process. </w:t>
-      </w:r>
-    </w:p>
-    <w:p>
-      <w:pPr>
-        <w:rPr>
-          <w:lang w:val="en-US"/>
-        </w:rPr>
-      </w:pPr>
-      <w:r>
-        <w:rPr>
-          <w:lang w:val="en-US"/>
-        </w:rPr>
-        <w:lastRenderedPageBreak/>
-        <w:t xml:space="preserve">One of the main successes was how the map functionality ended up working. The library that I used (leaflet.js) ended up being pretty much perfect for what I wanted to achieve, although complicated at the start due to all tutorials </w:t>
-      </w:r>
-      <w:r>
-        <w:rPr>
-          <w:lang w:val="en-US"/>
-        </w:rPr>
-        <w:t xml:space="preserve">using the </w:t>
-      </w:r>
-      <w:r>
-        <w:rPr>
-          <w:lang w:val="en-US"/>
-        </w:rPr>
-        <w:t>real-world</w:t>
-      </w:r>
-      <w:r>
-        <w:rPr>
-          <w:lang w:val="en-US"/>
-        </w:rPr>
-        <w:t xml:space="preserve"> map rather than an image overlay. </w:t>
-      </w:r>
-      <w:r>
-        <w:rPr>
-          <w:lang w:val="en-US"/>
-        </w:rPr>
-        <w:t xml:space="preserve">After getting over this hurdle however, it was a relatively easy library to develop with. </w:t>
-      </w:r>
-      <w:r>
-        <w:rPr>
-          <w:lang w:val="en-US"/>
-        </w:rPr>
-        <w:t>It allowed for all the functionality that I wanted, and provided a smooth, interactive map with markers (multiple types), for users to interact with.</w:t>
-      </w:r>
-      <w:r>
-        <w:rPr>
-          <w:lang w:val="en-US"/>
-        </w:rPr>
-        <w:t xml:space="preserve"> </w:t>
-      </w:r>
-      <w:r>
-        <w:rPr>
-          <w:lang w:val="en-US"/>
-        </w:rPr>
-        <w:t xml:space="preserve">The way that I stored data was also very effective </w:t>
-      </w:r>
-      <w:r>
-        <w:rPr>
-          <w:lang w:val="en-US"/>
-        </w:rPr>
-        <w:t xml:space="preserve">for its use case. </w:t>
-      </w:r>
-      <w:r>
-        <w:rPr>
-          <w:lang w:val="en-US"/>
-        </w:rPr>
-        <w:t xml:space="preserve">I kept a temporary </w:t>
-      </w:r>
-      <w:r>
-        <w:rPr>
-          <w:lang w:val="en-US"/>
-        </w:rPr>
-        <w:t xml:space="preserve">array of markers to send through to the map component, that can be </w:t>
-      </w:r>
-      <w:r>
-        <w:rPr>
-          <w:lang w:val="en-US"/>
-        </w:rPr>
-        <w:t xml:space="preserve">added to and removed from, as well as adjusted for moving markers, and then when the user wants to save the array, it overwrites the maps markers array in the database. This streamlined the </w:t>
-      </w:r>
-      <w:r>
-        <w:rPr>
-          <w:lang w:val="en-US"/>
-        </w:rPr>
-        <w:t>editing maps process a lot and worked well for this application.</w:t>
-      </w:r>
-    </w:p>
-    <w:p>
-      <w:pPr>
-        <w:rPr>
-          <w:lang w:val="en-US"/>
-        </w:rPr>
-      </w:pPr>
-      <w:r>
-        <w:rPr>
-          <w:lang w:val="en-US"/>
-        </w:rPr>
-        <w:t xml:space="preserve">I also thought the way that the </w:t>
-      </w:r>
-      <w:r>
-        <w:rPr>
-          <w:lang w:val="en-US"/>
-        </w:rPr>
-        <w:t xml:space="preserve">users could interact with one another’s maps works effectively </w:t>
-      </w:r>
-      <w:r>
-        <w:rPr>
-          <w:lang w:val="en-US"/>
-        </w:rPr>
-        <w:t xml:space="preserve">and the way that I implemented the idea was a simple but effective strategy. </w:t>
-      </w:r>
-      <w:r>
-        <w:rPr>
-          <w:lang w:val="en-US"/>
-        </w:rPr>
-        <w:t>Using a Boolean variable “isPublished” for each map</w:t>
-      </w:r>
-      <w:r>
-        <w:rPr>
-          <w:lang w:val="en-US"/>
-        </w:rPr>
-        <w:t>, making it editable with a button in the create page</w:t>
-      </w:r>
-      <w:r>
-        <w:rPr>
-          <w:lang w:val="en-US"/>
-        </w:rPr>
-        <w:t xml:space="preserve"> and checking against it </w:t>
-      </w:r>
-      <w:r>
-        <w:rPr>
-          <w:lang w:val="en-US"/>
-        </w:rPr>
-        <w:t xml:space="preserve">in the </w:t>
-      </w:r>
-      <w:r>
-        <w:rPr>
-          <w:lang w:val="en-US"/>
-        </w:rPr>
-        <w:t>“</w:t>
-      </w:r>
-      <w:r>
-        <w:rPr>
-          <w:lang w:val="en-US"/>
-        </w:rPr>
-        <w:t xml:space="preserve">view </w:t>
-      </w:r>
-      <w:r>
-        <w:rPr>
-          <w:lang w:val="en-US"/>
-        </w:rPr>
-        <w:t>others’</w:t>
-      </w:r>
-      <w:r>
-        <w:rPr>
-          <w:lang w:val="en-US"/>
-        </w:rPr>
-        <w:t xml:space="preserve"> maps</w:t>
-      </w:r>
-      <w:r>
-        <w:rPr>
-          <w:lang w:val="en-US"/>
-        </w:rPr>
-        <w:t>”</w:t>
-      </w:r>
-      <w:r>
-        <w:rPr>
-          <w:lang w:val="en-US"/>
-        </w:rPr>
-        <w:t xml:space="preserve"> page to </w:t>
-      </w:r>
-      <w:r>
-        <w:rPr>
-          <w:lang w:val="en-US"/>
-        </w:rPr>
-        <w:t>check which maps to display in the list</w:t>
-      </w:r>
-      <w:r>
-        <w:rPr>
-          <w:lang w:val="en-US"/>
-        </w:rPr>
-        <w:t>.</w:t>
-      </w:r>
-      <w:r>
-        <w:rPr>
-          <w:lang w:val="en-US"/>
-        </w:rPr>
-        <w:t xml:space="preserve"> This worked well and by reusing the map component, it wasn’t much code at all to make the page functional.</w:t>
-      </w:r>
-    </w:p>
-    <w:p>
-      <w:pPr>
-        <w:rPr>
-          <w:lang w:val="en-US"/>
-        </w:rPr>
-      </w:pPr>
-      <w:r>
-        <w:rPr>
-          <w:lang w:val="en-US"/>
-        </w:rPr>
-        <w:t>The only real improvement that I would like to see is the ability to upload your own image as a background</w:t>
-      </w:r>
-      <w:r>
-        <w:rPr>
-          <w:lang w:val="en-US"/>
-        </w:rPr>
-        <w:t xml:space="preserve"> for the map. This would give a lot more customizability to the </w:t>
-      </w:r>
-      <w:r>
-        <w:rPr>
-          <w:lang w:val="en-US"/>
-        </w:rPr>
-        <w:t>user and</w:t>
-      </w:r>
-      <w:r>
-        <w:rPr>
-          <w:lang w:val="en-US"/>
-        </w:rPr>
-        <w:t xml:space="preserve"> would be cool to see as a future improvement</w:t>
-      </w:r>
-      <w:r>
-        <w:rPr>
-          <w:lang w:val="en-US"/>
-        </w:rPr>
-        <w:t xml:space="preserve">. The main reason I didn’t implement this was time restrictions and the complexity and learning that I would have to take to get this functional at a level I would like. </w:t>
-      </w:r>
-    </w:p>
-    <w:p>
-      <w:pPr>
-        <w:pStyle w:val="Heading2"/>
-        <w:rPr>
-          <w:lang w:val="en-US"/>
-        </w:rPr>
-      </w:pPr>
-      <w:r>
-        <w:rPr>
-          <w:lang w:val="en-US"/>
-        </w:rPr>
-        <w:t>Critical Reflection</w:t>
-      </w:r>
-    </w:p>
-    <w:p>
-      <w:pPr>
-        <w:rPr>
-          <w:lang w:val="en-US"/>
-        </w:rPr>
-      </w:pPr>
-      <w:r>
-        <w:rPr>
-          <w:lang w:val="en-US"/>
-        </w:rPr>
-        <w:t xml:space="preserve">I learnt a lot working on this project. I had a few set goals that I wanted to achieve as for learning, and I </w:t>
-      </w:r>
-      <w:r>
-        <w:rPr>
-          <w:lang w:val="en-US"/>
-        </w:rPr>
-        <w:t>made good progress at them. I wanted to learn/remind myself of react, because it is a very useful skill to have. I also wanted to relearn node.js and express, for the same reason, which I also managed to do.</w:t>
-      </w:r>
-      <w:r>
-        <w:rPr>
-          <w:lang w:val="en-US"/>
-        </w:rPr>
-        <w:t xml:space="preserve"> I should’ve given myself more time and put more effort into planning the project before I started the development process, more than just an idea. I think this would’ve streamlined the development process and let me speed things along.</w:t>
-      </w:r>
-      <w:r>
-        <w:rPr>
-          <w:lang w:val="en-US"/>
-        </w:rPr>
-        <w:t xml:space="preserve"> </w:t>
-      </w:r>
-      <w:r>
-        <w:rPr>
-          <w:lang w:val="en-US"/>
-        </w:rPr>
-        <w:t>I think that learning MongoDB was also helpful because will likely assist me in future personal projects that I undertake.</w:t>
-      </w:r>
-    </w:p>
-    <w:p>
-      <w:pPr>
-        <w:rPr>
-          <w:lang w:val="en-US"/>
-        </w:rPr>
-      </w:pPr>
-      <w:r>
-        <w:rPr>
-          <w:lang w:val="en-US"/>
-        </w:rPr>
-        <w:t xml:space="preserve">The most difficult aspect </w:t>
-      </w:r>
-      <w:r>
-        <w:rPr>
-          <w:lang w:val="en-US"/>
-        </w:rPr>
-        <w:t xml:space="preserve">of the development process for me was </w:t>
-      </w:r>
-      <w:r>
-        <w:rPr>
-          <w:lang w:val="en-US"/>
-        </w:rPr>
-        <w:t>the</w:t>
-      </w:r>
-      <w:r>
-        <w:rPr>
-          <w:lang w:val="en-US"/>
-        </w:rPr>
-        <w:t xml:space="preserve"> create page, it had the most features that I had to figure out, </w:t>
-      </w:r>
-      <w:r>
-        <w:rPr>
-          <w:lang w:val="en-US"/>
-        </w:rPr>
-        <w:t xml:space="preserve">each of which had their own problems to troubleshoot. </w:t>
-      </w:r>
-      <w:r>
-        <w:rPr>
-          <w:lang w:val="en-US"/>
-        </w:rPr>
-        <w:t>Passing data to the components was also a bit confusing at first.</w:t>
-      </w:r>
-      <w:r>
-        <w:rPr>
-          <w:lang w:val="en-US"/>
-        </w:rPr>
-        <w:t xml:space="preserve"> </w:t>
-      </w:r>
-      <w:r>
-        <w:rPr>
-          <w:lang w:val="en-US"/>
-        </w:rPr>
-        <w:t>The only future action that I would like to implement is customized background images for the maps.</w:t>
-      </w:r>
-    </w:p>
-    <w:p>
-      <w:pPr>
-        <w:rPr>
-          <w:lang w:val="en-US"/>
-        </w:rPr>
-      </w:pPr>
-      <w:r>
-        <w:rPr>
-          <w:lang w:val="en-US"/>
-        </w:rPr>
-        <w:t>Overall, the project was successful, and I liked how it turned out. I think the minimalistic design works well, and the core functionality all works as I had expected when developing the idea.</w:t>
-      </w:r>
-    </w:p>
-    <w:p>
-      <w:pPr>
-        <w:pStyle w:val="Heading2"/>
-        <w:rPr>
-          <w:lang w:val="en-US"/>
-        </w:rPr>
-      </w:pPr>
-      <w:r>
-        <w:rPr>
-          <w:lang w:val="en-US"/>
-        </w:rPr>
-        <w:t xml:space="preserve">AI </w:t>
-      </w:r>
-      <w:r>
-        <w:rPr>
-          <w:lang w:val="en-US"/>
-        </w:rPr>
-        <w:t>Acknowledgement</w:t>
-      </w:r>
-    </w:p>
-    <w:p>
-      <w:pPr>
-        <w:rPr>
-          <w:lang w:val="en-US"/>
-        </w:rPr>
-      </w:pPr>
-      <w:r>
-        <w:rPr>
-          <w:lang w:val="en-US"/>
-        </w:rPr>
-        <w:t>I acknowledge the use of &lt;</w:t>
-      </w:r>
-      <w:r>
-        <w:rPr>
-          <w:lang w:val="en-US"/>
-        </w:rPr>
-        <w:t>ChatG</w:t>
-      </w:r>
-      <w:r>
-        <w:rPr>
-          <w:lang w:val="en-US"/>
-        </w:rPr>
-        <w:t>PT</w:t>
-      </w:r>
-      <w:r>
-        <w:rPr>
-          <w:lang w:val="en-US"/>
-        </w:rPr>
-        <w:t xml:space="preserve">&gt; to </w:t>
-      </w:r>
-      <w:r>
-        <w:rPr>
-          <w:lang w:val="en-US"/>
-        </w:rPr>
-        <w:t>help generate the ideas for the project, and ways that I could go about developing it</w:t>
-      </w:r>
-      <w:r>
-        <w:rPr>
-          <w:lang w:val="en-US"/>
-        </w:rPr>
-        <w:t xml:space="preserve">. </w:t>
-      </w:r>
-    </w:p>
-    <w:p>
-      <w:pPr>
-        <w:rPr>
-          <w:lang w:val="en-US"/>
-        </w:rPr>
-      </w:pPr>
-      <w:r>
-        <w:rPr>
-          <w:lang w:val="en-US"/>
-        </w:rPr>
-        <w:t>I acknowledge the use of &lt;</w:t>
-      </w:r>
-      <w:r>
-        <w:rPr>
-          <w:lang w:val="en-US"/>
-        </w:rPr>
-        <w:t>ChatGPT</w:t>
-      </w:r>
-      <w:r>
-        <w:rPr>
-          <w:lang w:val="en-US"/>
-        </w:rPr>
-        <w:t xml:space="preserve">&gt; to </w:t>
-      </w:r>
-      <w:r>
-        <w:rPr>
-          <w:lang w:val="en-US"/>
-        </w:rPr>
-        <w:t xml:space="preserve">help </w:t>
-      </w:r>
-      <w:r>
-        <w:rPr>
-          <w:lang w:val="en-US"/>
-        </w:rPr>
-        <w:t>me debug issues that arose in the development process.</w:t>
-      </w:r>
-    </w:p>
-    <w:p>
-      <w:pPr>
-        <w:rPr>
-          <w:lang w:val="en-US"/>
-        </w:rPr>
-      </w:pPr>
-      <w:r>
-        <w:rPr>
-          <w:lang w:val="en-US"/>
-        </w:rPr>
-        <w:t>No content generated by AI technologies has been presented as my own work</w:t>
-      </w:r>
-      <w:r>
-        <w:rPr>
-          <w:lang w:val="en-US"/>
-        </w:rPr>
-        <w:t>.</w:t>
-      </w:r>
-    </w:p>
-    <w:p>
-      <w:pPr>
-        <w:pStyle w:val="Heading2"/>
-        <w:rPr>
-          <w:lang w:val="en-US"/>
-        </w:rPr>
-      </w:pPr>
-      <w:r>
-        <w:rPr>
-          <w:lang w:val="en-US"/>
-        </w:rPr>
-        <w:lastRenderedPageBreak/>
         <w:t>References</w:t>
       </w:r>
     </w:p>
@@ -3432,7 +3471,7 @@
       </w:r>
     </w:p>
     <w:sectPr>
-      <w:headerReference w:type="default" r:id="rId6"/>
+      <w:headerReference w:type="default" r:id="rId7"/>
       <w:pgSz w:w="11906" w:h="16838"/>
       <w:pgMar w:top="1440" w:right="1440" w:bottom="1440" w:left="1440" w:header="708" w:footer="708" w:gutter="0"/>
       <w:cols w:space="708"/>

--- a/Web Project Development Document.docx
+++ b/Web Project Development Document.docx
@@ -275,7 +275,19 @@
         <w:rPr>
           <w:lang w:val="en-US"/>
         </w:rPr>
-        <w:t xml:space="preserve">The main key features of my webapp are the map functionality, and the users adding their own markers onto the map, customizing it. They are also able to view other </w:t>
+        <w:t xml:space="preserve">The main key features of my webapp </w:t>
+      </w:r>
+      <w:r>
+        <w:rPr>
+          <w:lang w:val="en-US"/>
+        </w:rPr>
+        <w:t>are</w:t>
+      </w:r>
+      <w:r>
+        <w:rPr>
+          <w:lang w:val="en-US"/>
+        </w:rPr>
+        <w:t xml:space="preserve"> the map functionality, and the users adding their own markers onto the map, customizing it. They are also able to view other </w:t>
       </w:r>
       <w:r>
         <w:rPr>
@@ -918,7 +930,19 @@
         <w:rPr>
           <w:lang w:val="en-US"/>
         </w:rPr>
-        <w:t xml:space="preserve"> do this efficiently, I had to make a sperate marker schema and </w:t>
+        <w:t xml:space="preserve"> do this efficiently, I had to make a </w:t>
+      </w:r>
+      <w:r>
+        <w:rPr>
+          <w:lang w:val="en-US"/>
+        </w:rPr>
+        <w:t>separate</w:t>
+      </w:r>
+      <w:r>
+        <w:rPr>
+          <w:lang w:val="en-US"/>
+        </w:rPr>
+        <w:t xml:space="preserve"> marker schema and </w:t>
       </w:r>
       <w:r>
         <w:rPr>
@@ -1025,14 +1049,12 @@
         </w:rPr>
         <w:t xml:space="preserve">There were a few main options that I </w:t>
       </w:r>
-      <w:proofErr w:type="gramStart"/>
-      <w:r>
-        <w:rPr>
-          <w:lang w:val="en-US"/>
-        </w:rPr>
-        <w:t>looked into</w:t>
-      </w:r>
-      <w:proofErr w:type="gramEnd"/>
+      <w:r>
+        <w:rPr>
+          <w:lang w:val="en-US"/>
+        </w:rPr>
+        <w:t>investigated</w:t>
+      </w:r>
       <w:r>
         <w:rPr>
           <w:lang w:val="en-US"/>
@@ -1234,14 +1256,12 @@
         </w:rPr>
         <w:t xml:space="preserve">so I </w:t>
       </w:r>
-      <w:proofErr w:type="gramStart"/>
-      <w:r>
-        <w:rPr>
-          <w:lang w:val="en-US"/>
-        </w:rPr>
-        <w:t>looked into</w:t>
-      </w:r>
-      <w:proofErr w:type="gramEnd"/>
+      <w:r>
+        <w:rPr>
+          <w:lang w:val="en-US"/>
+        </w:rPr>
+        <w:t>investigated</w:t>
+      </w:r>
       <w:r>
         <w:rPr>
           <w:lang w:val="en-US"/>
@@ -1631,7 +1651,19 @@
         <w:rPr>
           <w:lang w:val="en-US"/>
         </w:rPr>
-        <w:t xml:space="preserve">I also thought that it would be easier to implement the backend that I wanted to and link it to the front end if I used JS instead of basic </w:t>
+        <w:t>I also thought that it would be easier to implement the backend that I wanted to and link it to the front end if I used JS</w:t>
+      </w:r>
+      <w:r>
+        <w:rPr>
+          <w:lang w:val="en-US"/>
+        </w:rPr>
+        <w:t xml:space="preserve"> for everything</w:t>
+      </w:r>
+      <w:r>
+        <w:rPr>
+          <w:lang w:val="en-US"/>
+        </w:rPr>
+        <w:t xml:space="preserve"> instead of basic </w:t>
       </w:r>
       <w:r>
         <w:rPr>
@@ -1692,7 +1724,25 @@
         <w:rPr>
           <w:lang w:val="en-US"/>
         </w:rPr>
-        <w:t xml:space="preserve"> familiar and effective, I’ve used it multiple times </w:t>
+        <w:t xml:space="preserve"> familiar and effective</w:t>
+      </w:r>
+      <w:r>
+        <w:rPr>
+          <w:lang w:val="en-US"/>
+        </w:rPr>
+        <w:t xml:space="preserve"> and </w:t>
+      </w:r>
+      <w:r>
+        <w:rPr>
+          <w:lang w:val="en-US"/>
+        </w:rPr>
+        <w:t>I’ve</w:t>
+      </w:r>
+      <w:r>
+        <w:rPr>
+          <w:lang w:val="en-US"/>
+        </w:rPr>
+        <w:t xml:space="preserve"> used it multiple times </w:t>
       </w:r>
       <w:r>
         <w:rPr>
@@ -1782,7 +1832,14 @@
         <w:rPr>
           <w:lang w:val="en-US"/>
         </w:rPr>
-        <w:t>Express did the heavy lifting for the entire backend.</w:t>
+        <w:t xml:space="preserve">Express did the heavy </w:t>
+      </w:r>
+      <w:r>
+        <w:rPr>
+          <w:lang w:val="en-US"/>
+        </w:rPr>
+        <w:lastRenderedPageBreak/>
+        <w:t>lifting for the entire backend.</w:t>
       </w:r>
       <w:r>
         <w:rPr>
@@ -1806,62 +1863,548 @@
         <w:rPr>
           <w:lang w:val="en-US"/>
         </w:rPr>
+        <w:t xml:space="preserve">and all the other similar code in the server.js file. It was responsible for connecting to the front end </w:t>
+      </w:r>
+      <w:r>
+        <w:rPr>
+          <w:lang w:val="en-US"/>
+        </w:rPr>
+        <w:t>to the backend</w:t>
+      </w:r>
+      <w:r>
+        <w:rPr>
+          <w:lang w:val="en-US"/>
+        </w:rPr>
+        <w:t xml:space="preserve"> using requests and responses</w:t>
+      </w:r>
+      <w:r>
+        <w:rPr>
+          <w:lang w:val="en-US"/>
+        </w:rPr>
+        <w:t xml:space="preserve">, that then connected to the database. </w:t>
+      </w:r>
+      <w:r>
+        <w:rPr>
+          <w:lang w:val="en-US"/>
+        </w:rPr>
+        <w:t xml:space="preserve">The mongoose library is what I used to connect to MongoDB, </w:t>
+      </w:r>
+      <w:r>
+        <w:rPr>
+          <w:lang w:val="en-US"/>
+        </w:rPr>
+        <w:t xml:space="preserve">you essentially just </w:t>
+      </w:r>
+      <w:r>
+        <w:rPr>
+          <w:lang w:val="en-US"/>
+        </w:rPr>
+        <w:t xml:space="preserve">create schemas, that include whatever data types you want to save to the database, along with the names for the variables. Then with various inbuilt functions, you can </w:t>
+      </w:r>
+      <w:r>
+        <w:rPr>
+          <w:lang w:val="en-US"/>
+        </w:rPr>
+        <w:t xml:space="preserve">create new schemas, update one schema, </w:t>
+      </w:r>
+      <w:r>
+        <w:rPr>
+          <w:lang w:val="en-US"/>
+        </w:rPr>
+        <w:t xml:space="preserve">update many, delete schemas etc. </w:t>
+      </w:r>
+      <w:r>
+        <w:rPr>
+          <w:lang w:val="en-US"/>
+        </w:rPr>
+        <w:t>I also had to incorporate embedded schemas for my maps as I discussed earlier.</w:t>
+      </w:r>
+      <w:r>
+        <w:rPr>
+          <w:lang w:val="en-US"/>
+        </w:rPr>
+        <w:t xml:space="preserve"> </w:t>
+      </w:r>
+      <w:r>
+        <w:rPr>
+          <w:lang w:val="en-US"/>
+        </w:rPr>
+        <w:t xml:space="preserve">I also used express-sessions, this allowed me to save data locally on the </w:t>
+      </w:r>
+      <w:r>
+        <w:rPr>
+          <w:lang w:val="en-US"/>
+        </w:rPr>
+        <w:t>user’s</w:t>
+      </w:r>
+      <w:r>
+        <w:rPr>
+          <w:lang w:val="en-US"/>
+        </w:rPr>
+        <w:t xml:space="preserve"> device </w:t>
+      </w:r>
+      <w:r>
+        <w:rPr>
+          <w:lang w:val="en-US"/>
+        </w:rPr>
+        <w:t>temporarily.</w:t>
+      </w:r>
+      <w:r>
+        <w:rPr>
+          <w:lang w:val="en-US"/>
+        </w:rPr>
+        <w:t xml:space="preserve"> The main data that I saved was the username, and a variable to tell if the user </w:t>
+      </w:r>
+      <w:r>
+        <w:rPr>
+          <w:lang w:val="en-US"/>
+        </w:rPr>
+        <w:t xml:space="preserve">was an admin (I didn’t end up using this variable but </w:t>
+      </w:r>
+      <w:r>
+        <w:rPr>
+          <w:lang w:val="en-US"/>
+        </w:rPr>
+        <w:t>it’s</w:t>
+      </w:r>
+      <w:r>
+        <w:rPr>
+          <w:lang w:val="en-US"/>
+        </w:rPr>
+        <w:t xml:space="preserve"> handy to have for future purposes). The username however was helpful and let me display the username to the user wherever I wanted</w:t>
+      </w:r>
+      <w:r>
+        <w:rPr>
+          <w:lang w:val="en-US"/>
+        </w:rPr>
+        <w:t>.</w:t>
+      </w:r>
+      <w:r>
+        <w:rPr>
+          <w:lang w:val="en-US"/>
+        </w:rPr>
+        <w:t xml:space="preserve"> </w:t>
+      </w:r>
+      <w:r>
+        <w:rPr>
+          <w:lang w:val="en-US"/>
+        </w:rPr>
+        <w:t xml:space="preserve">It also kept the user signed in </w:t>
+      </w:r>
+      <w:r>
+        <w:rPr>
+          <w:lang w:val="en-US"/>
+        </w:rPr>
+        <w:t>to my webapp, whether they refresh the page or not, and I can set how long I want the user to stay signed in for, for security</w:t>
+      </w:r>
+      <w:r>
+        <w:rPr>
+          <w:lang w:val="en-US"/>
+        </w:rPr>
+        <w:t xml:space="preserve"> and testing</w:t>
+      </w:r>
+      <w:r>
+        <w:rPr>
+          <w:lang w:val="en-US"/>
+        </w:rPr>
+        <w:t xml:space="preserve"> purposes.</w:t>
+      </w:r>
+      <w:r>
+        <w:rPr>
+          <w:lang w:val="en-US"/>
+        </w:rPr>
+        <w:t xml:space="preserve"> </w:t>
+      </w:r>
+    </w:p>
+    <w:p>
+      <w:pPr>
+        <w:pStyle w:val="Heading3"/>
+        <w:rPr>
+          <w:lang w:val="en-US"/>
+        </w:rPr>
+      </w:pPr>
+      <w:r>
+        <w:rPr>
+          <w:lang w:val="en-US"/>
+        </w:rPr>
+        <w:t>Pages</w:t>
+      </w:r>
+      <w:r>
+        <w:rPr>
+          <w:lang w:val="en-US"/>
+        </w:rPr>
+        <w:t xml:space="preserve"> and their functions</w:t>
+      </w:r>
+    </w:p>
+    <w:p>
+      <w:pPr>
+        <w:rPr>
+          <w:lang w:val="en-US"/>
+        </w:rPr>
+      </w:pPr>
+      <w:r>
+        <w:rPr>
+          <w:lang w:val="en-US"/>
+        </w:rPr>
+        <w:t xml:space="preserve">My finalized webapp has </w:t>
+      </w:r>
+      <w:r>
+        <w:rPr>
+          <w:lang w:val="en-US"/>
+        </w:rPr>
+        <w:t xml:space="preserve">five pages, each of which serve a specific purpose for the functionality of the app, and I created two </w:t>
+      </w:r>
+      <w:r>
+        <w:rPr>
+          <w:lang w:val="en-US"/>
+        </w:rPr>
+        <w:t>components that I reused throughout the webapp.</w:t>
+      </w:r>
+      <w:r>
+        <w:rPr>
+          <w:lang w:val="en-US"/>
+        </w:rPr>
+        <w:t xml:space="preserve"> The landing page was the first display </w:t>
+      </w:r>
+      <w:r>
+        <w:rPr>
+          <w:lang w:val="en-US"/>
+        </w:rPr>
+        <w:t xml:space="preserve">of the main functionality of my website, that being the interactive map. </w:t>
+      </w:r>
+      <w:r>
+        <w:rPr>
+          <w:lang w:val="en-US"/>
+        </w:rPr>
+        <w:t xml:space="preserve">There is also a register and login page, a create page and a </w:t>
+      </w:r>
+      <w:r>
+        <w:rPr>
+          <w:lang w:val="en-US"/>
+        </w:rPr>
+        <w:t xml:space="preserve">view others page. </w:t>
+      </w:r>
+      <w:r>
+        <w:rPr>
+          <w:lang w:val="en-US"/>
+        </w:rPr>
+        <w:t xml:space="preserve">The register and login page are </w:t>
+      </w:r>
+      <w:r>
+        <w:rPr>
+          <w:lang w:val="en-US"/>
+        </w:rPr>
+        <w:t>self-explanatory</w:t>
+      </w:r>
+      <w:r>
+        <w:rPr>
+          <w:lang w:val="en-US"/>
+        </w:rPr>
+        <w:t xml:space="preserve">, they just served the purpose of creating the new user, saving their data to the database and signing them into their accounts using </w:t>
+      </w:r>
+      <w:r>
+        <w:rPr>
+          <w:lang w:val="en-US"/>
+        </w:rPr>
+        <w:t xml:space="preserve">sessions. </w:t>
+      </w:r>
+      <w:r>
+        <w:rPr>
+          <w:lang w:val="en-US"/>
+        </w:rPr>
+        <w:t>And for login, checking the users input against the database, and if there is an account that aligns with the user input, signing them into that account using sessions.</w:t>
+      </w:r>
+      <w:r>
+        <w:rPr>
+          <w:lang w:val="en-US"/>
+        </w:rPr>
+        <w:t xml:space="preserve"> </w:t>
+      </w:r>
+      <w:r>
+        <w:rPr>
+          <w:lang w:val="en-US"/>
+        </w:rPr>
+        <w:t xml:space="preserve">The create page, allowed signed in users to create a new map, and add their own markers (multiple types) </w:t>
+      </w:r>
+      <w:r>
+        <w:rPr>
+          <w:lang w:val="en-US"/>
+        </w:rPr>
+        <w:t>to it, adding landmarks wherever they</w:t>
+      </w:r>
+      <w:r>
+        <w:rPr>
+          <w:lang w:val="en-US"/>
+        </w:rPr>
+        <w:t xml:space="preserve"> want.</w:t>
+      </w:r>
+      <w:r>
+        <w:rPr>
+          <w:lang w:val="en-US"/>
+        </w:rPr>
+        <w:t xml:space="preserve"> </w:t>
+      </w:r>
+      <w:r>
+        <w:rPr>
+          <w:lang w:val="en-US"/>
+        </w:rPr>
+        <w:t xml:space="preserve">They can then save their </w:t>
+      </w:r>
+      <w:r>
+        <w:rPr>
+          <w:lang w:val="en-US"/>
+        </w:rPr>
+        <w:t>maps and</w:t>
+      </w:r>
+      <w:r>
+        <w:rPr>
+          <w:lang w:val="en-US"/>
+        </w:rPr>
+        <w:t xml:space="preserve"> publish them for all to see. </w:t>
+      </w:r>
+      <w:r>
+        <w:rPr>
+          <w:lang w:val="en-US"/>
+        </w:rPr>
+        <w:t xml:space="preserve">I had a button for each of these functionalities. Three for the various types of markers, that when clicked would push a new marker to the temporary </w:t>
+      </w:r>
+      <w:r>
+        <w:rPr>
+          <w:lang w:val="en-US"/>
+        </w:rPr>
+        <w:t>array</w:t>
+      </w:r>
+      <w:r>
+        <w:rPr>
+          <w:lang w:val="en-US"/>
+        </w:rPr>
+        <w:t xml:space="preserve">, that is being displayed onto the map component. </w:t>
+      </w:r>
+    </w:p>
+    <w:p>
+      <w:pPr>
+        <w:rPr>
+          <w:lang w:val="en-US"/>
+        </w:rPr>
+      </w:pPr>
+      <w:r>
+        <w:rPr>
+          <w:lang w:val="en-US"/>
+        </w:rPr>
+        <w:t xml:space="preserve">The save map button takes the mapid and the marker array, uses the mapid to </w:t>
+      </w:r>
+      <w:r>
+        <w:rPr>
+          <w:lang w:val="en-US"/>
+        </w:rPr>
+        <w:t>overwrite the markers array that is saved to the database, with th</w:t>
+      </w:r>
+      <w:r>
+        <w:rPr>
+          <w:lang w:val="en-US"/>
+        </w:rPr>
+        <w:t>e temporary marker array</w:t>
+      </w:r>
+      <w:r>
+        <w:rPr>
+          <w:lang w:val="en-US"/>
+        </w:rPr>
+        <w:t xml:space="preserve"> from the frontend. </w:t>
+      </w:r>
+    </w:p>
+    <w:p>
+      <w:pPr>
+        <w:rPr>
+          <w:lang w:val="en-US"/>
+        </w:rPr>
+      </w:pPr>
+      <w:r>
+        <w:rPr>
+          <w:lang w:val="en-US"/>
+        </w:rPr>
+        <w:t>There is also a delete marker button that takes the marker that is currently being clicked on (</w:t>
+      </w:r>
+      <w:r>
+        <w:rPr>
+          <w:lang w:val="en-US"/>
+        </w:rPr>
+        <w:t>marker id sent from the map component to the create file) and deletes it from the marker array.</w:t>
+      </w:r>
+      <w:r>
+        <w:rPr>
+          <w:lang w:val="en-US"/>
+        </w:rPr>
+        <w:t xml:space="preserve"> Each marker must have a unique id, for that to be functional.</w:t>
+      </w:r>
+      <w:r>
+        <w:rPr>
+          <w:lang w:val="en-US"/>
+        </w:rPr>
+        <w:t xml:space="preserve"> </w:t>
+      </w:r>
+      <w:r>
+        <w:rPr>
+          <w:lang w:val="en-US"/>
+        </w:rPr>
+        <w:t>That is also necessary for the move markers functionality to run, otherwise</w:t>
+      </w:r>
+      <w:r>
+        <w:rPr>
+          <w:lang w:val="en-US"/>
+        </w:rPr>
+        <w:t xml:space="preserve"> the markers all move together, and won’t save to the array properly.</w:t>
+      </w:r>
+      <w:r>
+        <w:rPr>
+          <w:lang w:val="en-US"/>
+        </w:rPr>
+        <w:t xml:space="preserve"> </w:t>
+      </w:r>
+      <w:r>
+        <w:rPr>
+          <w:lang w:val="en-US"/>
+        </w:rPr>
+        <w:t xml:space="preserve">Adding marker ids proved to be more complicated than I thought. </w:t>
+      </w:r>
+      <w:r>
+        <w:rPr>
+          <w:lang w:val="en-US"/>
+        </w:rPr>
+        <w:t>I had</w:t>
+      </w:r>
+      <w:r>
+        <w:rPr>
+          <w:lang w:val="en-US"/>
+        </w:rPr>
+        <w:t xml:space="preserve"> </w:t>
+      </w:r>
+      <w:r>
+        <w:rPr>
+          <w:lang w:val="en-US"/>
+        </w:rPr>
+        <w:t xml:space="preserve">markers for both </w:t>
+      </w:r>
+      <w:r>
+        <w:rPr>
+          <w:lang w:val="en-US"/>
+        </w:rPr>
+        <w:t xml:space="preserve">imported markers (from the database) and new markers that had yet to get given a unique id from mongo. </w:t>
+      </w:r>
+      <w:r>
+        <w:rPr>
+          <w:lang w:val="en-US"/>
+        </w:rPr>
+        <w:t>So,</w:t>
+      </w:r>
+      <w:r>
+        <w:rPr>
+          <w:lang w:val="en-US"/>
+        </w:rPr>
+        <w:t xml:space="preserve"> </w:t>
+      </w:r>
+      <w:r>
+        <w:rPr>
+          <w:lang w:val="en-US"/>
+        </w:rPr>
+        <w:t>to</w:t>
+      </w:r>
+      <w:r>
+        <w:rPr>
+          <w:lang w:val="en-US"/>
+        </w:rPr>
+        <w:t xml:space="preserve"> achieve this, </w:t>
+      </w:r>
+      <w:r>
+        <w:rPr>
+          <w:lang w:val="en-US"/>
+        </w:rPr>
+        <w:t>when creating a marker, I made a variable with a unique id</w:t>
+      </w:r>
+      <w:r>
+        <w:rPr>
+          <w:lang w:val="en-US"/>
+        </w:rPr>
+        <w:t xml:space="preserve"> that saved with each</w:t>
+      </w:r>
+      <w:r>
+        <w:rPr>
+          <w:lang w:val="en-US"/>
+        </w:rPr>
+        <w:t>. But</w:t>
+      </w:r>
+      <w:r>
+        <w:rPr>
+          <w:lang w:val="en-US"/>
+        </w:rPr>
+        <w:t xml:space="preserve"> trying to save these to the database had conflicts with the unique id that every </w:t>
+      </w:r>
+      <w:r>
+        <w:rPr>
+          <w:lang w:val="en-US"/>
+        </w:rPr>
+        <w:t xml:space="preserve">schema is given as default, so when saving, I had to manually exclude the id variable from </w:t>
+      </w:r>
+      <w:r>
+        <w:rPr>
+          <w:lang w:val="en-US"/>
+        </w:rPr>
+        <w:t>the save.</w:t>
+      </w:r>
+      <w:r>
+        <w:rPr>
+          <w:lang w:val="en-US"/>
+        </w:rPr>
+        <w:t xml:space="preserve"> </w:t>
+      </w:r>
+      <w:r>
+        <w:rPr>
+          <w:lang w:val="en-US"/>
+        </w:rPr>
+        <w:t xml:space="preserve">And when </w:t>
+      </w:r>
+      <w:r>
+        <w:rPr>
+          <w:lang w:val="en-US"/>
+        </w:rPr>
+        <w:t xml:space="preserve">getting the markers from the database, I added </w:t>
+      </w:r>
+      <w:r>
+        <w:rPr>
+          <w:lang w:val="en-US"/>
+        </w:rPr>
+        <w:t>an</w:t>
+      </w:r>
+      <w:r>
+        <w:rPr>
+          <w:lang w:val="en-US"/>
+        </w:rPr>
+        <w:t xml:space="preserve"> </w:t>
+      </w:r>
+      <w:r>
+        <w:rPr>
+          <w:lang w:val="en-US"/>
+        </w:rPr>
+        <w:t>id variable to each, once they had been sent to the frontend.</w:t>
+      </w:r>
+      <w:r>
+        <w:rPr>
+          <w:lang w:val="en-US"/>
+        </w:rPr>
+        <w:t xml:space="preserve"> </w:t>
+      </w:r>
+    </w:p>
+    <w:p>
+      <w:pPr>
+        <w:rPr>
+          <w:lang w:val="en-US"/>
+        </w:rPr>
+      </w:pPr>
+      <w:r>
+        <w:rPr>
+          <w:lang w:val="en-US"/>
+        </w:rPr>
         <w:lastRenderedPageBreak/>
-        <w:t xml:space="preserve">and all the other similar code in the server.js file. It was responsible for connecting to the front end </w:t>
-      </w:r>
-      <w:r>
-        <w:rPr>
-          <w:lang w:val="en-US"/>
-        </w:rPr>
-        <w:t>to the backend</w:t>
-      </w:r>
-      <w:r>
-        <w:rPr>
-          <w:lang w:val="en-US"/>
-        </w:rPr>
-        <w:t xml:space="preserve"> using requests and responses</w:t>
-      </w:r>
-      <w:r>
-        <w:rPr>
-          <w:lang w:val="en-US"/>
-        </w:rPr>
-        <w:t xml:space="preserve">, that then connected to the database. </w:t>
-      </w:r>
-      <w:r>
-        <w:rPr>
-          <w:lang w:val="en-US"/>
-        </w:rPr>
-        <w:t xml:space="preserve">The mongoose library is what I used to connect to MongoDB, </w:t>
-      </w:r>
-      <w:r>
-        <w:rPr>
-          <w:lang w:val="en-US"/>
-        </w:rPr>
-        <w:t xml:space="preserve">you essentially just </w:t>
-      </w:r>
-      <w:r>
-        <w:rPr>
-          <w:lang w:val="en-US"/>
-        </w:rPr>
-        <w:t xml:space="preserve">create schemas, that include whatever data types you want to save to the database, along with the names for the variables. Then with various inbuilt functions, you can </w:t>
-      </w:r>
-      <w:r>
-        <w:rPr>
-          <w:lang w:val="en-US"/>
-        </w:rPr>
-        <w:t xml:space="preserve">create new schemas, update one schema, </w:t>
-      </w:r>
-      <w:r>
-        <w:rPr>
-          <w:lang w:val="en-US"/>
-        </w:rPr>
-        <w:t xml:space="preserve">update many, delete schemas etc. </w:t>
-      </w:r>
-      <w:r>
-        <w:rPr>
-          <w:lang w:val="en-US"/>
-        </w:rPr>
-        <w:t>I also had to incorporate embedded schemas for my maps as I discussed earlier.</w:t>
+        <w:t>The View others page allows any user (doesn’t need to be signed in) to view published maps.</w:t>
       </w:r>
       <w:r>
         <w:rPr>
@@ -1873,49 +2416,683 @@
         <w:rPr>
           <w:lang w:val="en-US"/>
         </w:rPr>
-        <w:t xml:space="preserve">I also used express-sessions, this allowed me to save data locally on the </w:t>
-      </w:r>
-      <w:r>
-        <w:rPr>
-          <w:lang w:val="en-US"/>
-        </w:rPr>
-        <w:t>user’s</w:t>
-      </w:r>
-      <w:r>
-        <w:rPr>
-          <w:lang w:val="en-US"/>
-        </w:rPr>
-        <w:t xml:space="preserve"> device </w:t>
-      </w:r>
-      <w:r>
-        <w:rPr>
-          <w:lang w:val="en-US"/>
-        </w:rPr>
-        <w:t>temporarily.</w:t>
-      </w:r>
-      <w:r>
-        <w:rPr>
-          <w:lang w:val="en-US"/>
-        </w:rPr>
-        <w:t xml:space="preserve"> The main data that I saved was the username, and a variable to tell if the user </w:t>
-      </w:r>
-      <w:r>
-        <w:rPr>
-          <w:lang w:val="en-US"/>
-        </w:rPr>
-        <w:t xml:space="preserve">was an admin (I didn’t end up using this variable but </w:t>
-      </w:r>
-      <w:r>
-        <w:rPr>
-          <w:lang w:val="en-US"/>
-        </w:rPr>
-        <w:t>it’s</w:t>
-      </w:r>
-      <w:r>
-        <w:rPr>
-          <w:lang w:val="en-US"/>
-        </w:rPr>
-        <w:t xml:space="preserve"> handy to have for future purposes). The username however was helpful and let me display the username to the user wherever I wanted</w:t>
+        <w:t xml:space="preserve">This was easy to implement, all I needed to do to add this layer of security </w:t>
+      </w:r>
+      <w:r>
+        <w:rPr>
+          <w:lang w:val="en-US"/>
+        </w:rPr>
+        <w:t>was to make</w:t>
+      </w:r>
+      <w:r>
+        <w:rPr>
+          <w:lang w:val="en-US"/>
+        </w:rPr>
+        <w:t xml:space="preserve"> a variable for each map called isPublished, automatically set to false. </w:t>
+      </w:r>
+      <w:r>
+        <w:rPr>
+          <w:lang w:val="en-US"/>
+        </w:rPr>
+        <w:t xml:space="preserve">In the create page, there is a button to </w:t>
+      </w:r>
+      <w:r>
+        <w:rPr>
+          <w:lang w:val="en-US"/>
+        </w:rPr>
+        <w:t xml:space="preserve">publish the map that would change the variable to true in the database. Then all that is required in the </w:t>
+      </w:r>
+      <w:r>
+        <w:rPr>
+          <w:lang w:val="en-US"/>
+        </w:rPr>
+        <w:t>view others page is to check the variable in each map and only display the maps that have it set to true.</w:t>
+      </w:r>
+      <w:r>
+        <w:rPr>
+          <w:lang w:val="en-US"/>
+        </w:rPr>
+        <w:t xml:space="preserve"> </w:t>
+      </w:r>
+    </w:p>
+    <w:p>
+      <w:pPr>
+        <w:pStyle w:val="Heading3"/>
+        <w:rPr>
+          <w:lang w:val="en-US"/>
+        </w:rPr>
+      </w:pPr>
+      <w:r>
+        <w:rPr>
+          <w:lang w:val="en-US"/>
+        </w:rPr>
+        <w:t>Components</w:t>
+      </w:r>
+    </w:p>
+    <w:p>
+      <w:pPr>
+        <w:rPr>
+          <w:lang w:val="en-US"/>
+        </w:rPr>
+      </w:pPr>
+      <w:r>
+        <w:rPr>
+          <w:lang w:val="en-US"/>
+        </w:rPr>
+        <w:t xml:space="preserve">The two components that I reused throughout the webapp were the map component and the navbar component. </w:t>
+      </w:r>
+      <w:r>
+        <w:rPr>
+          <w:lang w:val="en-US"/>
+        </w:rPr>
+        <w:t xml:space="preserve">I created a reusable component for the nav bar for obvious </w:t>
+      </w:r>
+      <w:r>
+        <w:rPr>
+          <w:lang w:val="en-US"/>
+        </w:rPr>
+        <w:t>reasons;</w:t>
+      </w:r>
+      <w:r>
+        <w:rPr>
+          <w:lang w:val="en-US"/>
+        </w:rPr>
+        <w:t xml:space="preserve"> I was going to need to have it in every page.</w:t>
+      </w:r>
+      <w:r>
+        <w:rPr>
+          <w:lang w:val="en-US"/>
+        </w:rPr>
+        <w:t xml:space="preserve"> So, I created an external file with the code and imported it into all the pages I required it in.</w:t>
+      </w:r>
+      <w:r>
+        <w:rPr>
+          <w:lang w:val="en-US"/>
+        </w:rPr>
+        <w:t xml:space="preserve"> </w:t>
+      </w:r>
+      <w:r>
+        <w:rPr>
+          <w:lang w:val="en-US"/>
+        </w:rPr>
+        <w:t>This was more efficient and cleaner than having the code for the nav bar in each page.</w:t>
+      </w:r>
+    </w:p>
+    <w:p>
+      <w:pPr>
+        <w:rPr>
+          <w:lang w:val="en-US"/>
+        </w:rPr>
+      </w:pPr>
+      <w:r>
+        <w:rPr>
+          <w:lang w:val="en-US"/>
+        </w:rPr>
+        <w:t xml:space="preserve">The other component that I made for reuse was the map component, this is because </w:t>
+      </w:r>
+      <w:r>
+        <w:rPr>
+          <w:lang w:val="en-US"/>
+        </w:rPr>
+        <w:t>it</w:t>
+      </w:r>
+      <w:r>
+        <w:rPr>
+          <w:lang w:val="en-US"/>
+        </w:rPr>
+        <w:t xml:space="preserve"> is a lot of code, and I planned on using it three times, on the home page, the create page and the view others page. </w:t>
+      </w:r>
+      <w:r>
+        <w:rPr>
+          <w:lang w:val="en-US"/>
+        </w:rPr>
+        <w:t xml:space="preserve">This being an external file didn’t come without complications, however. </w:t>
+      </w:r>
+      <w:r>
+        <w:rPr>
+          <w:lang w:val="en-US"/>
+        </w:rPr>
+        <w:t xml:space="preserve">I had to pass various pieces of data back and </w:t>
+      </w:r>
+      <w:r>
+        <w:rPr>
+          <w:lang w:val="en-US"/>
+        </w:rPr>
+        <w:t xml:space="preserve">forth. The first of which is the marker array, it gets sent to the </w:t>
+      </w:r>
+      <w:r>
+        <w:rPr>
+          <w:lang w:val="en-US"/>
+        </w:rPr>
+        <w:t>map component where it is displayed</w:t>
+      </w:r>
+      <w:r>
+        <w:rPr>
+          <w:lang w:val="en-US"/>
+        </w:rPr>
+        <w:t xml:space="preserve">. </w:t>
+      </w:r>
+      <w:r>
+        <w:rPr>
+          <w:lang w:val="en-US"/>
+        </w:rPr>
+        <w:t xml:space="preserve">The other two were functions that were necessary to provide interactivity and functionality. </w:t>
+      </w:r>
+      <w:r>
+        <w:rPr>
+          <w:lang w:val="en-US"/>
+        </w:rPr>
+        <w:t xml:space="preserve">The first of which being </w:t>
+      </w:r>
+      <w:r>
+        <w:rPr>
+          <w:lang w:val="en-US"/>
+        </w:rPr>
+        <w:t>the onMarkerMove function, this just sent through the new coordinates of the marker</w:t>
+      </w:r>
+      <w:r>
+        <w:rPr>
+          <w:lang w:val="en-US"/>
+        </w:rPr>
+        <w:t xml:space="preserve"> as well as the marker id</w:t>
+      </w:r>
+      <w:r>
+        <w:rPr>
+          <w:lang w:val="en-US"/>
+        </w:rPr>
+        <w:t xml:space="preserve">, so that in the create file, it can be </w:t>
+      </w:r>
+      <w:r>
+        <w:rPr>
+          <w:lang w:val="en-US"/>
+        </w:rPr>
+        <w:t>changed in the temporary array of markers.</w:t>
+      </w:r>
+      <w:r>
+        <w:rPr>
+          <w:lang w:val="en-US"/>
+        </w:rPr>
+        <w:t xml:space="preserve"> The second was the onSelectMarker function that just sent through the marker id when it is clicked on. </w:t>
+      </w:r>
+      <w:r>
+        <w:rPr>
+          <w:lang w:val="en-US"/>
+        </w:rPr>
+        <w:t>This was used for the delete marker function in the create file, I needed to know the marker id so that I could delete the correct marker from the array.</w:t>
+      </w:r>
+      <w:r>
+        <w:rPr>
+          <w:lang w:val="en-US"/>
+        </w:rPr>
+        <w:t xml:space="preserve"> </w:t>
+      </w:r>
+    </w:p>
+    <w:p>
+      <w:pPr>
+        <w:rPr>
+          <w:lang w:val="en-US"/>
+        </w:rPr>
+      </w:pPr>
+      <w:r>
+        <w:rPr>
+          <w:lang w:val="en-US"/>
+        </w:rPr>
+        <w:t>All the code that is implemented from the leaflet.js library is in the map component.</w:t>
+      </w:r>
+      <w:r>
+        <w:rPr>
+          <w:lang w:val="en-US"/>
+        </w:rPr>
+        <w:t xml:space="preserve"> </w:t>
+      </w:r>
+      <w:r>
+        <w:rPr>
+          <w:lang w:val="en-US"/>
+        </w:rPr>
+        <w:t>You basically give some parameters</w:t>
+      </w:r>
+      <w:r>
+        <w:rPr>
+          <w:lang w:val="en-US"/>
+        </w:rPr>
+        <w:t xml:space="preserve"> and conditions for how the map will function.</w:t>
+      </w:r>
+      <w:r>
+        <w:rPr>
+          <w:lang w:val="en-US"/>
+        </w:rPr>
+        <w:t xml:space="preserve"> </w:t>
+      </w:r>
+      <w:r>
+        <w:rPr>
+          <w:lang w:val="en-US"/>
+        </w:rPr>
+        <w:t xml:space="preserve">Provide an image overlay for the </w:t>
+      </w:r>
+      <w:r>
+        <w:rPr>
+          <w:lang w:val="en-US"/>
+        </w:rPr>
+        <w:t>background image</w:t>
+      </w:r>
+      <w:r>
+        <w:rPr>
+          <w:lang w:val="en-US"/>
+        </w:rPr>
+        <w:t xml:space="preserve">. And map the markers array </w:t>
+      </w:r>
+      <w:r>
+        <w:rPr>
+          <w:lang w:val="en-US"/>
+        </w:rPr>
+        <w:t>to the marker component, displaying them all on the map.</w:t>
+      </w:r>
+      <w:r>
+        <w:rPr>
+          <w:lang w:val="en-US"/>
+        </w:rPr>
+        <w:t xml:space="preserve"> Each marker also has a popup that I had in the markers array, so when a marker is clicked on, it displays the popup.</w:t>
+      </w:r>
+      <w:r>
+        <w:rPr>
+          <w:lang w:val="en-US"/>
+        </w:rPr>
+        <w:t xml:space="preserve"> </w:t>
+      </w:r>
+    </w:p>
+    <w:p>
+      <w:pPr>
+        <w:pStyle w:val="Heading2"/>
+        <w:rPr>
+          <w:lang w:val="en-US"/>
+        </w:rPr>
+      </w:pPr>
+      <w:r>
+        <w:rPr>
+          <w:lang w:val="en-US"/>
+        </w:rPr>
+        <w:t>Creative Development</w:t>
+      </w:r>
+    </w:p>
+    <w:p>
+      <w:pPr>
+        <w:rPr>
+          <w:lang w:val="en-US"/>
+        </w:rPr>
+      </w:pPr>
+      <w:r>
+        <w:rPr>
+          <w:lang w:val="en-US"/>
+        </w:rPr>
+        <w:t xml:space="preserve">I developed the idea for this webapp </w:t>
+      </w:r>
+      <w:r>
+        <w:rPr>
+          <w:lang w:val="en-US"/>
+        </w:rPr>
+        <w:t>quickly</w:t>
+      </w:r>
+      <w:r>
+        <w:rPr>
+          <w:lang w:val="en-US"/>
+        </w:rPr>
+        <w:t xml:space="preserve">, </w:t>
+      </w:r>
+      <w:r>
+        <w:rPr>
+          <w:lang w:val="en-US"/>
+        </w:rPr>
+        <w:t xml:space="preserve">my inspiration being the game of thrones interactive map online and thought it would be an interesting project to give users the </w:t>
+      </w:r>
+      <w:r>
+        <w:rPr>
+          <w:lang w:val="en-US"/>
+        </w:rPr>
+        <w:t xml:space="preserve">creativity to build their own worlds. </w:t>
+      </w:r>
+      <w:r>
+        <w:rPr>
+          <w:lang w:val="en-US"/>
+        </w:rPr>
+        <w:t xml:space="preserve">After doing some research as to whether the project was feasible, which it proved to be, I </w:t>
+      </w:r>
+      <w:r>
+        <w:rPr>
+          <w:lang w:val="en-US"/>
+        </w:rPr>
+        <w:t>went with it.</w:t>
+      </w:r>
+      <w:r>
+        <w:rPr>
+          <w:lang w:val="en-US"/>
+        </w:rPr>
+        <w:t xml:space="preserve"> </w:t>
+      </w:r>
+    </w:p>
+    <w:p>
+      <w:pPr>
+        <w:rPr>
+          <w:lang w:val="en-US"/>
+        </w:rPr>
+      </w:pPr>
+      <w:r>
+        <w:rPr>
+          <w:lang w:val="en-US"/>
+        </w:rPr>
+        <w:t xml:space="preserve">Creating the features for my webapp was also </w:t>
+      </w:r>
+      <w:r>
+        <w:rPr>
+          <w:lang w:val="en-US"/>
+        </w:rPr>
+        <w:t>self-explanatory</w:t>
+      </w:r>
+      <w:r>
+        <w:rPr>
+          <w:lang w:val="en-US"/>
+        </w:rPr>
+        <w:t xml:space="preserve">, basically all of them were required for the webapp to function properly. </w:t>
+      </w:r>
+      <w:r>
+        <w:rPr>
+          <w:lang w:val="en-US"/>
+        </w:rPr>
+        <w:t xml:space="preserve">The main features being the create page and the view others page, with lots of sub-features within, especially in the create page with all the buttons that perform different tasks. </w:t>
+      </w:r>
+      <w:r>
+        <w:rPr>
+          <w:lang w:val="en-US"/>
+        </w:rPr>
+        <w:t>So,</w:t>
+      </w:r>
+      <w:r>
+        <w:rPr>
+          <w:lang w:val="en-US"/>
+        </w:rPr>
+        <w:t xml:space="preserve"> it didn’t take much creativity to come up with the various features.</w:t>
+      </w:r>
+    </w:p>
+    <w:p>
+      <w:pPr>
+        <w:rPr>
+          <w:lang w:val="en-US"/>
+        </w:rPr>
+      </w:pPr>
+      <w:r>
+        <w:rPr>
+          <w:lang w:val="en-US"/>
+        </w:rPr>
+        <w:t xml:space="preserve">There weren’t many cases </w:t>
+      </w:r>
+      <w:r>
+        <w:rPr>
+          <w:lang w:val="en-US"/>
+        </w:rPr>
+        <w:t xml:space="preserve">where creativity </w:t>
+      </w:r>
+      <w:r>
+        <w:rPr>
+          <w:lang w:val="en-US"/>
+        </w:rPr>
+        <w:t xml:space="preserve">came into conflict with practicality, </w:t>
+      </w:r>
+      <w:r>
+        <w:rPr>
+          <w:lang w:val="en-US"/>
+        </w:rPr>
+        <w:t>as all the functionality that I wanted to create was created,</w:t>
+      </w:r>
+      <w:r>
+        <w:rPr>
+          <w:lang w:val="en-US"/>
+        </w:rPr>
+        <w:t xml:space="preserve"> however an improvement to the webapp that I didn’t create that came under this category was custom map images. I wanted to </w:t>
+      </w:r>
+      <w:r>
+        <w:rPr>
+          <w:lang w:val="en-US"/>
+        </w:rPr>
+        <w:t>let users upload their own images to the webapp, to be used as a background for the user to add interactivity on top of</w:t>
+      </w:r>
+      <w:r>
+        <w:rPr>
+          <w:lang w:val="en-US"/>
+        </w:rPr>
+        <w:t xml:space="preserve">. This proved to conflict a bit with practicality, as </w:t>
+      </w:r>
+      <w:r>
+        <w:rPr>
+          <w:lang w:val="en-US"/>
+        </w:rPr>
+        <w:lastRenderedPageBreak/>
+        <w:t xml:space="preserve">it seemed </w:t>
+      </w:r>
+      <w:r>
+        <w:rPr>
+          <w:lang w:val="en-US"/>
+        </w:rPr>
+        <w:t>too</w:t>
+      </w:r>
+      <w:r>
+        <w:rPr>
+          <w:lang w:val="en-US"/>
+        </w:rPr>
+        <w:t xml:space="preserve"> complicated to achieve within the timeframe that I had, so I decided against it. </w:t>
+      </w:r>
+    </w:p>
+    <w:p>
+      <w:pPr>
+        <w:pStyle w:val="Heading2"/>
+        <w:rPr>
+          <w:lang w:val="en-US"/>
+        </w:rPr>
+      </w:pPr>
+      <w:r>
+        <w:rPr>
+          <w:lang w:val="en-US"/>
+        </w:rPr>
+        <w:t>Evaluation</w:t>
+      </w:r>
+    </w:p>
+    <w:p>
+      <w:pPr>
+        <w:rPr>
+          <w:lang w:val="en-US"/>
+        </w:rPr>
+      </w:pPr>
+      <w:r>
+        <w:rPr>
+          <w:lang w:val="en-US"/>
+        </w:rPr>
+        <w:t xml:space="preserve">With the fully furnished application completed, there are many </w:t>
+      </w:r>
+      <w:r>
+        <w:rPr>
+          <w:lang w:val="en-US"/>
+        </w:rPr>
+        <w:t>successes and</w:t>
+      </w:r>
+      <w:r>
+        <w:rPr>
+          <w:lang w:val="en-US"/>
+        </w:rPr>
+        <w:t xml:space="preserve"> limitations that arose during the development process. </w:t>
+      </w:r>
+    </w:p>
+    <w:p>
+      <w:pPr>
+        <w:rPr>
+          <w:lang w:val="en-US"/>
+        </w:rPr>
+      </w:pPr>
+      <w:r>
+        <w:rPr>
+          <w:lang w:val="en-US"/>
+        </w:rPr>
+        <w:t xml:space="preserve">One of the main successes was how the map functionality ended up working. The library that I used (leaflet.js) ended up being pretty much perfect for what I wanted to achieve, although complicated at the start due to all tutorials </w:t>
+      </w:r>
+      <w:r>
+        <w:rPr>
+          <w:lang w:val="en-US"/>
+        </w:rPr>
+        <w:t xml:space="preserve">using the </w:t>
+      </w:r>
+      <w:r>
+        <w:rPr>
+          <w:lang w:val="en-US"/>
+        </w:rPr>
+        <w:t>real-world</w:t>
+      </w:r>
+      <w:r>
+        <w:rPr>
+          <w:lang w:val="en-US"/>
+        </w:rPr>
+        <w:t xml:space="preserve"> map rather than an image overlay. </w:t>
+      </w:r>
+      <w:r>
+        <w:rPr>
+          <w:lang w:val="en-US"/>
+        </w:rPr>
+        <w:t xml:space="preserve">After getting over this hurdle however, it was a relatively easy library to develop with. </w:t>
+      </w:r>
+      <w:r>
+        <w:rPr>
+          <w:lang w:val="en-US"/>
+        </w:rPr>
+        <w:t>It allowed for all the functionality that I wanted, and provided a smooth, interactive map with markers (multiple types), for users to interact with.</w:t>
+      </w:r>
+      <w:r>
+        <w:rPr>
+          <w:lang w:val="en-US"/>
+        </w:rPr>
+        <w:t xml:space="preserve"> </w:t>
+      </w:r>
+      <w:r>
+        <w:rPr>
+          <w:lang w:val="en-US"/>
+        </w:rPr>
+        <w:t xml:space="preserve">The way that I stored data was also very effective </w:t>
+      </w:r>
+      <w:r>
+        <w:rPr>
+          <w:lang w:val="en-US"/>
+        </w:rPr>
+        <w:t xml:space="preserve">for its use case. </w:t>
+      </w:r>
+      <w:r>
+        <w:rPr>
+          <w:lang w:val="en-US"/>
+        </w:rPr>
+        <w:t xml:space="preserve">I kept a temporary </w:t>
+      </w:r>
+      <w:r>
+        <w:rPr>
+          <w:lang w:val="en-US"/>
+        </w:rPr>
+        <w:t xml:space="preserve">array of markers to send through to the map component, that can be </w:t>
+      </w:r>
+      <w:r>
+        <w:rPr>
+          <w:lang w:val="en-US"/>
+        </w:rPr>
+        <w:t xml:space="preserve">added to and removed from, as well as adjusted for moving markers, and then when the user wants to save the array, it overwrites the maps markers array in the database. This streamlined the </w:t>
+      </w:r>
+      <w:r>
+        <w:rPr>
+          <w:lang w:val="en-US"/>
+        </w:rPr>
+        <w:t>editing maps process a lot and worked well for this application.</w:t>
+      </w:r>
+    </w:p>
+    <w:p>
+      <w:pPr>
+        <w:rPr>
+          <w:lang w:val="en-US"/>
+        </w:rPr>
+      </w:pPr>
+      <w:r>
+        <w:rPr>
+          <w:lang w:val="en-US"/>
+        </w:rPr>
+        <w:t xml:space="preserve">I also thought the way that the </w:t>
+      </w:r>
+      <w:r>
+        <w:rPr>
+          <w:lang w:val="en-US"/>
+        </w:rPr>
+        <w:t xml:space="preserve">users could interact with one another’s maps works effectively </w:t>
+      </w:r>
+      <w:r>
+        <w:rPr>
+          <w:lang w:val="en-US"/>
+        </w:rPr>
+        <w:t xml:space="preserve">and the way that I implemented the idea was a simple but effective strategy. </w:t>
+      </w:r>
+      <w:r>
+        <w:rPr>
+          <w:lang w:val="en-US"/>
+        </w:rPr>
+        <w:t>Using a Boolean variable “isPublished” for each map</w:t>
+      </w:r>
+      <w:r>
+        <w:rPr>
+          <w:lang w:val="en-US"/>
+        </w:rPr>
+        <w:t>, making it editable with a button in the create page</w:t>
+      </w:r>
+      <w:r>
+        <w:rPr>
+          <w:lang w:val="en-US"/>
+        </w:rPr>
+        <w:t xml:space="preserve"> and checking against it </w:t>
+      </w:r>
+      <w:r>
+        <w:rPr>
+          <w:lang w:val="en-US"/>
+        </w:rPr>
+        <w:t xml:space="preserve">in the </w:t>
+      </w:r>
+      <w:r>
+        <w:rPr>
+          <w:lang w:val="en-US"/>
+        </w:rPr>
+        <w:t>“</w:t>
+      </w:r>
+      <w:r>
+        <w:rPr>
+          <w:lang w:val="en-US"/>
+        </w:rPr>
+        <w:t xml:space="preserve">view </w:t>
+      </w:r>
+      <w:r>
+        <w:rPr>
+          <w:lang w:val="en-US"/>
+        </w:rPr>
+        <w:t>others’</w:t>
+      </w:r>
+      <w:r>
+        <w:rPr>
+          <w:lang w:val="en-US"/>
+        </w:rPr>
+        <w:t xml:space="preserve"> maps</w:t>
+      </w:r>
+      <w:r>
+        <w:rPr>
+          <w:lang w:val="en-US"/>
+        </w:rPr>
+        <w:t>”</w:t>
+      </w:r>
+      <w:r>
+        <w:rPr>
+          <w:lang w:val="en-US"/>
+        </w:rPr>
+        <w:t xml:space="preserve"> page to </w:t>
+      </w:r>
+      <w:r>
+        <w:rPr>
+          <w:lang w:val="en-US"/>
+        </w:rPr>
+        <w:t>check which maps to display in the list</w:t>
       </w:r>
       <w:r>
         <w:rPr>
@@ -1927,31 +3104,138 @@
         <w:rPr>
           <w:lang w:val="en-US"/>
         </w:rPr>
+        <w:t xml:space="preserve"> This worked well and by reusing the map component, it wasn’t much code at all to make the page functional.</w:t>
+      </w:r>
+    </w:p>
+    <w:p>
+      <w:pPr>
+        <w:rPr>
+          <w:lang w:val="en-US"/>
+        </w:rPr>
+      </w:pPr>
+      <w:r>
+        <w:rPr>
+          <w:lang w:val="en-US"/>
+        </w:rPr>
+        <w:t>The only real improvement that I would like to see is the ability to upload your own image as a background</w:t>
+      </w:r>
+      <w:r>
+        <w:rPr>
+          <w:lang w:val="en-US"/>
+        </w:rPr>
+        <w:t xml:space="preserve"> for the map. This would give a lot more customizability to the </w:t>
+      </w:r>
+      <w:r>
+        <w:rPr>
+          <w:lang w:val="en-US"/>
+        </w:rPr>
+        <w:t>user and</w:t>
+      </w:r>
+      <w:r>
+        <w:rPr>
+          <w:lang w:val="en-US"/>
+        </w:rPr>
+        <w:t xml:space="preserve"> would be cool to see as a future improvement</w:t>
+      </w:r>
+      <w:r>
+        <w:rPr>
+          <w:lang w:val="en-US"/>
+        </w:rPr>
+        <w:t xml:space="preserve">. The main reason I didn’t implement this was time restrictions and the complexity and learning that I would have to take to get this functional at a level I would like. </w:t>
+      </w:r>
+    </w:p>
+    <w:p>
+      <w:pPr>
+        <w:pStyle w:val="Heading2"/>
+        <w:rPr>
+          <w:lang w:val="en-US"/>
+        </w:rPr>
+      </w:pPr>
+      <w:r>
+        <w:rPr>
+          <w:lang w:val="en-US"/>
+        </w:rPr>
+        <w:t>Critical Reflection</w:t>
+      </w:r>
+    </w:p>
+    <w:p>
+      <w:pPr>
+        <w:rPr>
+          <w:lang w:val="en-US"/>
+        </w:rPr>
+      </w:pPr>
+      <w:r>
+        <w:rPr>
+          <w:lang w:val="en-US"/>
+        </w:rPr>
+        <w:t xml:space="preserve">I learnt a lot working on this project. I had a few set goals that I wanted to achieve as for learning, and I </w:t>
+      </w:r>
+      <w:r>
+        <w:rPr>
+          <w:lang w:val="en-US"/>
+        </w:rPr>
+        <w:t>made good progress at them. I wanted to learn/remind myself of react, because it is a very useful skill to have. I also wanted to relearn node.js and express, for the same reason, which I also managed to do.</w:t>
+      </w:r>
+      <w:r>
+        <w:rPr>
+          <w:lang w:val="en-US"/>
+        </w:rPr>
+        <w:t xml:space="preserve"> I should’ve given myself more time and put more effort into planning the project before I started the development process, more than just an idea. I think this would’ve streamlined the development process and let me speed things along.</w:t>
+      </w:r>
+      <w:r>
+        <w:rPr>
+          <w:lang w:val="en-US"/>
+        </w:rPr>
         <w:t xml:space="preserve"> </w:t>
       </w:r>
       <w:r>
         <w:rPr>
           <w:lang w:val="en-US"/>
         </w:rPr>
-        <w:t xml:space="preserve">It also kept the user signed in </w:t>
-      </w:r>
-      <w:r>
-        <w:rPr>
-          <w:lang w:val="en-US"/>
-        </w:rPr>
-        <w:t>to my webapp, whether they refresh the page or not, and I can set how long I want the user to stay signed in for, for security</w:t>
-      </w:r>
-      <w:r>
-        <w:rPr>
-          <w:lang w:val="en-US"/>
-        </w:rPr>
-        <w:t xml:space="preserve"> and testing</w:t>
-      </w:r>
-      <w:r>
-        <w:rPr>
-          <w:lang w:val="en-US"/>
-        </w:rPr>
-        <w:t xml:space="preserve"> purposes.</w:t>
+        <w:t>I think that learning MongoDB was also helpful because will likely assist me in future personal projects that I undertake.</w:t>
+      </w:r>
+    </w:p>
+    <w:p>
+      <w:pPr>
+        <w:rPr>
+          <w:lang w:val="en-US"/>
+        </w:rPr>
+      </w:pPr>
+      <w:r>
+        <w:rPr>
+          <w:lang w:val="en-US"/>
+        </w:rPr>
+        <w:t xml:space="preserve">The most difficult aspect </w:t>
+      </w:r>
+      <w:r>
+        <w:rPr>
+          <w:lang w:val="en-US"/>
+        </w:rPr>
+        <w:t xml:space="preserve">of the development process for me was </w:t>
+      </w:r>
+      <w:r>
+        <w:rPr>
+          <w:lang w:val="en-US"/>
+        </w:rPr>
+        <w:t>the</w:t>
+      </w:r>
+      <w:r>
+        <w:rPr>
+          <w:lang w:val="en-US"/>
+        </w:rPr>
+        <w:t xml:space="preserve"> create page, it had the most features that I had to figure out, </w:t>
+      </w:r>
+      <w:r>
+        <w:rPr>
+          <w:lang w:val="en-US"/>
+        </w:rPr>
+        <w:t xml:space="preserve">each of which had their own problems to troubleshoot. </w:t>
+      </w:r>
+      <w:r>
+        <w:rPr>
+          <w:lang w:val="en-US"/>
+        </w:rPr>
+        <w:t>Passing data to the components was also a bit confusing at first.</w:t>
       </w:r>
       <w:r>
         <w:rPr>
@@ -1959,1254 +3243,30 @@
         </w:rPr>
         <w:t xml:space="preserve"> </w:t>
       </w:r>
-    </w:p>
-    <w:p>
-      <w:pPr>
-        <w:pStyle w:val="Heading3"/>
-        <w:rPr>
-          <w:lang w:val="en-US"/>
-        </w:rPr>
-      </w:pPr>
-      <w:r>
-        <w:rPr>
-          <w:lang w:val="en-US"/>
-        </w:rPr>
-        <w:t>Pages</w:t>
-      </w:r>
-      <w:r>
-        <w:rPr>
-          <w:lang w:val="en-US"/>
-        </w:rPr>
-        <w:t xml:space="preserve"> and their functions</w:t>
-      </w:r>
-    </w:p>
-    <w:p>
-      <w:pPr>
-        <w:rPr>
-          <w:lang w:val="en-US"/>
-        </w:rPr>
-      </w:pPr>
-      <w:r>
-        <w:rPr>
-          <w:lang w:val="en-US"/>
-        </w:rPr>
-        <w:t xml:space="preserve">My finalized webapp has </w:t>
-      </w:r>
-      <w:r>
-        <w:rPr>
-          <w:lang w:val="en-US"/>
-        </w:rPr>
-        <w:t xml:space="preserve">five pages, each of which serve a specific purpose for the functionality of the app, and I created two </w:t>
-      </w:r>
-      <w:r>
-        <w:rPr>
-          <w:lang w:val="en-US"/>
-        </w:rPr>
-        <w:t>components that I reused throughout the webapp.</w:t>
-      </w:r>
-      <w:r>
-        <w:rPr>
-          <w:lang w:val="en-US"/>
-        </w:rPr>
-        <w:t xml:space="preserve"> The landing page was the first display </w:t>
-      </w:r>
-      <w:r>
-        <w:rPr>
-          <w:lang w:val="en-US"/>
-        </w:rPr>
-        <w:t xml:space="preserve">of the main functionality of my website, that being the interactive map. </w:t>
-      </w:r>
-      <w:r>
-        <w:rPr>
-          <w:lang w:val="en-US"/>
-        </w:rPr>
-        <w:t xml:space="preserve">There is also a register and login page, a create page and a </w:t>
-      </w:r>
-      <w:r>
-        <w:rPr>
-          <w:lang w:val="en-US"/>
-        </w:rPr>
-        <w:t xml:space="preserve">view others page. </w:t>
-      </w:r>
-      <w:r>
-        <w:rPr>
-          <w:lang w:val="en-US"/>
-        </w:rPr>
-        <w:t xml:space="preserve">The register and login page are </w:t>
-      </w:r>
-      <w:r>
-        <w:rPr>
-          <w:lang w:val="en-US"/>
-        </w:rPr>
-        <w:t>self-explanatory</w:t>
-      </w:r>
-      <w:r>
-        <w:rPr>
-          <w:lang w:val="en-US"/>
-        </w:rPr>
-        <w:t xml:space="preserve">, they just served the purpose of creating the new user, saving their data to the database and signing them into their accounts using </w:t>
-      </w:r>
-      <w:r>
-        <w:rPr>
-          <w:lang w:val="en-US"/>
-        </w:rPr>
-        <w:t xml:space="preserve">sessions. </w:t>
-      </w:r>
-      <w:r>
-        <w:rPr>
-          <w:lang w:val="en-US"/>
-        </w:rPr>
-        <w:t>And for login, checking the users input against the database, and if there is an account that aligns with the user input, signing them into that account using sessions.</w:t>
+      <w:r>
+        <w:rPr>
+          <w:lang w:val="en-US"/>
+        </w:rPr>
+        <w:t>The only future action that I would like to implement is customized background images for the maps.</w:t>
+      </w:r>
+    </w:p>
+    <w:p>
+      <w:pPr>
+        <w:rPr>
+          <w:lang w:val="en-US"/>
+        </w:rPr>
+      </w:pPr>
+      <w:r>
+        <w:rPr>
+          <w:lang w:val="en-US"/>
+        </w:rPr>
+        <w:t>Overall, the project was successful, and I liked how it turned out. I think the minimalistic design works well, and the core functionality all works as I had expected when developing the idea.</w:t>
       </w:r>
       <w:r>
         <w:rPr>
           <w:lang w:val="en-US"/>
         </w:rPr>
         <w:t xml:space="preserve"> </w:t>
-      </w:r>
-      <w:r>
-        <w:rPr>
-          <w:lang w:val="en-US"/>
-        </w:rPr>
-        <w:t xml:space="preserve">The create page, allowed signed in users to create a new map, and add their own markers (multiple types) </w:t>
-      </w:r>
-      <w:r>
-        <w:rPr>
-          <w:lang w:val="en-US"/>
-        </w:rPr>
-        <w:t>to it, adding landmarks wherever they</w:t>
-      </w:r>
-      <w:r>
-        <w:rPr>
-          <w:lang w:val="en-US"/>
-        </w:rPr>
-        <w:t xml:space="preserve"> want.</w:t>
-      </w:r>
-      <w:r>
-        <w:rPr>
-          <w:lang w:val="en-US"/>
-        </w:rPr>
-        <w:t xml:space="preserve"> </w:t>
-      </w:r>
-      <w:r>
-        <w:rPr>
-          <w:lang w:val="en-US"/>
-        </w:rPr>
-        <w:t xml:space="preserve">They can then save their </w:t>
-      </w:r>
-      <w:r>
-        <w:rPr>
-          <w:lang w:val="en-US"/>
-        </w:rPr>
-        <w:t>maps and</w:t>
-      </w:r>
-      <w:r>
-        <w:rPr>
-          <w:lang w:val="en-US"/>
-        </w:rPr>
-        <w:t xml:space="preserve"> publish them for all to see. </w:t>
-      </w:r>
-      <w:r>
-        <w:rPr>
-          <w:lang w:val="en-US"/>
-        </w:rPr>
-        <w:t xml:space="preserve">I had a button for each of these functionalities. Three for the various types of markers, that when clicked would push a new marker to the temporary </w:t>
-      </w:r>
-      <w:r>
-        <w:rPr>
-          <w:lang w:val="en-US"/>
-        </w:rPr>
-        <w:t>array</w:t>
-      </w:r>
-      <w:r>
-        <w:rPr>
-          <w:lang w:val="en-US"/>
-        </w:rPr>
-        <w:t xml:space="preserve">, that is being displayed onto the map component. </w:t>
-      </w:r>
-    </w:p>
-    <w:p>
-      <w:pPr>
-        <w:rPr>
-          <w:lang w:val="en-US"/>
-        </w:rPr>
-      </w:pPr>
-      <w:r>
-        <w:rPr>
-          <w:lang w:val="en-US"/>
-        </w:rPr>
-        <w:t xml:space="preserve">The save map button takes the mapid and the marker array, uses the mapid to </w:t>
-      </w:r>
-      <w:r>
-        <w:rPr>
-          <w:lang w:val="en-US"/>
-        </w:rPr>
-        <w:t>overwrite the markers array that is saved to the database, with th</w:t>
-      </w:r>
-      <w:r>
-        <w:rPr>
-          <w:lang w:val="en-US"/>
-        </w:rPr>
-        <w:t>e temporary marker array</w:t>
-      </w:r>
-      <w:r>
-        <w:rPr>
-          <w:lang w:val="en-US"/>
-        </w:rPr>
-        <w:t xml:space="preserve"> from the frontend. </w:t>
-      </w:r>
-    </w:p>
-    <w:p>
-      <w:pPr>
-        <w:rPr>
-          <w:lang w:val="en-US"/>
-        </w:rPr>
-      </w:pPr>
-      <w:r>
-        <w:rPr>
-          <w:lang w:val="en-US"/>
-        </w:rPr>
-        <w:t>There is also a delete marker button that takes the marker that is currently being clicked on (</w:t>
-      </w:r>
-      <w:r>
-        <w:rPr>
-          <w:lang w:val="en-US"/>
-        </w:rPr>
-        <w:t>marker id sent from the map component to the create file) and deletes it from the marker array.</w:t>
-      </w:r>
-      <w:r>
-        <w:rPr>
-          <w:lang w:val="en-US"/>
-        </w:rPr>
-        <w:t xml:space="preserve"> Each marker must have a unique id, for that to be functional.</w:t>
-      </w:r>
-      <w:r>
-        <w:rPr>
-          <w:lang w:val="en-US"/>
-        </w:rPr>
-        <w:t xml:space="preserve"> </w:t>
-      </w:r>
-      <w:r>
-        <w:rPr>
-          <w:lang w:val="en-US"/>
-        </w:rPr>
-        <w:t>That is also necessary for the move markers functionality to run, otherwise</w:t>
-      </w:r>
-      <w:r>
-        <w:rPr>
-          <w:lang w:val="en-US"/>
-        </w:rPr>
-        <w:t xml:space="preserve"> the markers all move together, and won’t save to the array properly.</w:t>
-      </w:r>
-      <w:r>
-        <w:rPr>
-          <w:lang w:val="en-US"/>
-        </w:rPr>
-        <w:t xml:space="preserve"> </w:t>
-      </w:r>
-      <w:r>
-        <w:rPr>
-          <w:lang w:val="en-US"/>
-        </w:rPr>
-        <w:t xml:space="preserve">Adding marker ids proved to be more complicated than I thought. </w:t>
-      </w:r>
-      <w:r>
-        <w:rPr>
-          <w:lang w:val="en-US"/>
-        </w:rPr>
-        <w:t>I had</w:t>
-      </w:r>
-      <w:r>
-        <w:rPr>
-          <w:lang w:val="en-US"/>
-        </w:rPr>
-        <w:t xml:space="preserve"> </w:t>
-      </w:r>
-      <w:r>
-        <w:rPr>
-          <w:lang w:val="en-US"/>
-        </w:rPr>
-        <w:t xml:space="preserve">markers for both </w:t>
-      </w:r>
-      <w:r>
-        <w:rPr>
-          <w:lang w:val="en-US"/>
-        </w:rPr>
-        <w:t xml:space="preserve">imported markers (from the database) and new markers that had yet to get given a unique id from mongo. </w:t>
-      </w:r>
-      <w:r>
-        <w:rPr>
-          <w:lang w:val="en-US"/>
-        </w:rPr>
-        <w:t>So,</w:t>
-      </w:r>
-      <w:r>
-        <w:rPr>
-          <w:lang w:val="en-US"/>
-        </w:rPr>
-        <w:t xml:space="preserve"> </w:t>
-      </w:r>
-      <w:proofErr w:type="gramStart"/>
-      <w:r>
-        <w:rPr>
-          <w:lang w:val="en-US"/>
-        </w:rPr>
-        <w:t>in order to</w:t>
-      </w:r>
-      <w:proofErr w:type="gramEnd"/>
-      <w:r>
-        <w:rPr>
-          <w:lang w:val="en-US"/>
-        </w:rPr>
-        <w:t xml:space="preserve"> achieve this, </w:t>
-      </w:r>
-      <w:r>
-        <w:rPr>
-          <w:lang w:val="en-US"/>
-        </w:rPr>
-        <w:t>when creating a marker, I made a variable with a unique id</w:t>
-      </w:r>
-      <w:r>
-        <w:rPr>
-          <w:lang w:val="en-US"/>
-        </w:rPr>
-        <w:t xml:space="preserve"> that saved with each</w:t>
-      </w:r>
-      <w:r>
-        <w:rPr>
-          <w:lang w:val="en-US"/>
-        </w:rPr>
-        <w:t>. But</w:t>
-      </w:r>
-      <w:r>
-        <w:rPr>
-          <w:lang w:val="en-US"/>
-        </w:rPr>
-        <w:t xml:space="preserve"> trying to save these to the database had conflicts with the unique id that every </w:t>
-      </w:r>
-      <w:r>
-        <w:rPr>
-          <w:lang w:val="en-US"/>
-        </w:rPr>
-        <w:t xml:space="preserve">schema is given as default, so when saving, I had to manually exclude the id variable from </w:t>
-      </w:r>
-      <w:r>
-        <w:rPr>
-          <w:lang w:val="en-US"/>
-        </w:rPr>
-        <w:t>the save.</w:t>
-      </w:r>
-      <w:r>
-        <w:rPr>
-          <w:lang w:val="en-US"/>
-        </w:rPr>
-        <w:t xml:space="preserve"> </w:t>
-      </w:r>
-      <w:r>
-        <w:rPr>
-          <w:lang w:val="en-US"/>
-        </w:rPr>
-        <w:t xml:space="preserve">And when </w:t>
-      </w:r>
-      <w:r>
-        <w:rPr>
-          <w:lang w:val="en-US"/>
-        </w:rPr>
-        <w:t xml:space="preserve">getting the markers from the database, I added </w:t>
-      </w:r>
-      <w:r>
-        <w:rPr>
-          <w:lang w:val="en-US"/>
-        </w:rPr>
-        <w:t>an</w:t>
-      </w:r>
-      <w:r>
-        <w:rPr>
-          <w:lang w:val="en-US"/>
-        </w:rPr>
-        <w:t xml:space="preserve"> </w:t>
-      </w:r>
-      <w:r>
-        <w:rPr>
-          <w:lang w:val="en-US"/>
-        </w:rPr>
-        <w:t>id variable to each, once they had been sent to the frontend.</w:t>
-      </w:r>
-      <w:r>
-        <w:rPr>
-          <w:lang w:val="en-US"/>
-        </w:rPr>
-        <w:t xml:space="preserve"> </w:t>
-      </w:r>
-    </w:p>
-    <w:p>
-      <w:pPr>
-        <w:rPr>
-          <w:lang w:val="en-US"/>
-        </w:rPr>
-      </w:pPr>
-      <w:r>
-        <w:rPr>
-          <w:lang w:val="en-US"/>
-        </w:rPr>
-        <w:t>The View others page allows any user (doesn’t need to be signed in) to view published maps.</w:t>
-      </w:r>
-      <w:r>
-        <w:rPr>
-          <w:lang w:val="en-US"/>
-        </w:rPr>
-        <w:t xml:space="preserve"> </w:t>
-      </w:r>
-      <w:r>
-        <w:rPr>
-          <w:lang w:val="en-US"/>
-        </w:rPr>
-        <w:t xml:space="preserve">This was easy to implement, all I needed to do to add this layer of security </w:t>
-      </w:r>
-      <w:r>
-        <w:rPr>
-          <w:lang w:val="en-US"/>
-        </w:rPr>
-        <w:t xml:space="preserve">was to </w:t>
-      </w:r>
-      <w:r>
-        <w:rPr>
-          <w:lang w:val="en-US"/>
-        </w:rPr>
-        <w:lastRenderedPageBreak/>
-        <w:t>make</w:t>
-      </w:r>
-      <w:r>
-        <w:rPr>
-          <w:lang w:val="en-US"/>
-        </w:rPr>
-        <w:t xml:space="preserve"> a variable for each map called isPublished, automatically set to false. </w:t>
-      </w:r>
-      <w:r>
-        <w:rPr>
-          <w:lang w:val="en-US"/>
-        </w:rPr>
-        <w:t xml:space="preserve">In the create page, there is a button to </w:t>
-      </w:r>
-      <w:r>
-        <w:rPr>
-          <w:lang w:val="en-US"/>
-        </w:rPr>
-        <w:t xml:space="preserve">publish the map that would change the variable to true in the database. Then all that is required in the </w:t>
-      </w:r>
-      <w:r>
-        <w:rPr>
-          <w:lang w:val="en-US"/>
-        </w:rPr>
-        <w:t>view others page is to check the variable in each map and only display the maps that have it set to true.</w:t>
-      </w:r>
-      <w:r>
-        <w:rPr>
-          <w:lang w:val="en-US"/>
-        </w:rPr>
-        <w:t xml:space="preserve"> </w:t>
-      </w:r>
-    </w:p>
-    <w:p>
-      <w:pPr>
-        <w:pStyle w:val="Heading3"/>
-        <w:rPr>
-          <w:lang w:val="en-US"/>
-        </w:rPr>
-      </w:pPr>
-      <w:r>
-        <w:rPr>
-          <w:lang w:val="en-US"/>
-        </w:rPr>
-        <w:t>Components</w:t>
-      </w:r>
-    </w:p>
-    <w:p>
-      <w:pPr>
-        <w:rPr>
-          <w:lang w:val="en-US"/>
-        </w:rPr>
-      </w:pPr>
-      <w:r>
-        <w:rPr>
-          <w:lang w:val="en-US"/>
-        </w:rPr>
-        <w:t xml:space="preserve">The two components that I reused throughout the webapp were the map component and the navbar component. </w:t>
-      </w:r>
-      <w:r>
-        <w:rPr>
-          <w:lang w:val="en-US"/>
-        </w:rPr>
-        <w:t xml:space="preserve">I created a reusable component for the nav bar for obvious </w:t>
-      </w:r>
-      <w:r>
-        <w:rPr>
-          <w:lang w:val="en-US"/>
-        </w:rPr>
-        <w:t>reasons;</w:t>
-      </w:r>
-      <w:r>
-        <w:rPr>
-          <w:lang w:val="en-US"/>
-        </w:rPr>
-        <w:t xml:space="preserve"> I was going to need to have it in every page.</w:t>
-      </w:r>
-      <w:r>
-        <w:rPr>
-          <w:lang w:val="en-US"/>
-        </w:rPr>
-        <w:t xml:space="preserve"> So, I created an external file with the code and imported it into all the pages I required it in.</w:t>
-      </w:r>
-      <w:r>
-        <w:rPr>
-          <w:lang w:val="en-US"/>
-        </w:rPr>
-        <w:t xml:space="preserve"> </w:t>
-      </w:r>
-      <w:r>
-        <w:rPr>
-          <w:lang w:val="en-US"/>
-        </w:rPr>
-        <w:t>This was more efficient and cleaner than having the code for the nav bar in each page.</w:t>
-      </w:r>
-    </w:p>
-    <w:p>
-      <w:pPr>
-        <w:rPr>
-          <w:lang w:val="en-US"/>
-        </w:rPr>
-      </w:pPr>
-      <w:r>
-        <w:rPr>
-          <w:lang w:val="en-US"/>
-        </w:rPr>
-        <w:t xml:space="preserve">The other component that I made for reuse was the map component, this is because </w:t>
-      </w:r>
-      <w:r>
-        <w:rPr>
-          <w:lang w:val="en-US"/>
-        </w:rPr>
-        <w:t>it</w:t>
-      </w:r>
-      <w:r>
-        <w:rPr>
-          <w:lang w:val="en-US"/>
-        </w:rPr>
-        <w:t xml:space="preserve"> is a lot of code, and I planned on using it three times, on the home page, the create page and the view others page. </w:t>
-      </w:r>
-      <w:r>
-        <w:rPr>
-          <w:lang w:val="en-US"/>
-        </w:rPr>
-        <w:t xml:space="preserve">This being an external file didn’t come without complications, however. </w:t>
-      </w:r>
-      <w:r>
-        <w:rPr>
-          <w:lang w:val="en-US"/>
-        </w:rPr>
-        <w:t xml:space="preserve">I had to pass various pieces of data back and </w:t>
-      </w:r>
-      <w:r>
-        <w:rPr>
-          <w:lang w:val="en-US"/>
-        </w:rPr>
-        <w:t xml:space="preserve">forth. The first of which is the marker array, it gets sent to the </w:t>
-      </w:r>
-      <w:r>
-        <w:rPr>
-          <w:lang w:val="en-US"/>
-        </w:rPr>
-        <w:t>map component where it is displayed</w:t>
-      </w:r>
-      <w:r>
-        <w:rPr>
-          <w:lang w:val="en-US"/>
-        </w:rPr>
-        <w:t xml:space="preserve">. </w:t>
-      </w:r>
-      <w:r>
-        <w:rPr>
-          <w:lang w:val="en-US"/>
-        </w:rPr>
-        <w:t xml:space="preserve">The other two were functions that were necessary to provide interactivity and functionality. </w:t>
-      </w:r>
-      <w:r>
-        <w:rPr>
-          <w:lang w:val="en-US"/>
-        </w:rPr>
-        <w:t xml:space="preserve">The first of which being </w:t>
-      </w:r>
-      <w:r>
-        <w:rPr>
-          <w:lang w:val="en-US"/>
-        </w:rPr>
-        <w:t>the onMarkerMove function, this just sent through the new coordinates of the marker</w:t>
-      </w:r>
-      <w:r>
-        <w:rPr>
-          <w:lang w:val="en-US"/>
-        </w:rPr>
-        <w:t xml:space="preserve"> as well as the marker id</w:t>
-      </w:r>
-      <w:r>
-        <w:rPr>
-          <w:lang w:val="en-US"/>
-        </w:rPr>
-        <w:t xml:space="preserve">, so that in the create file, it can be </w:t>
-      </w:r>
-      <w:r>
-        <w:rPr>
-          <w:lang w:val="en-US"/>
-        </w:rPr>
-        <w:t>changed in the temporary array of markers.</w:t>
-      </w:r>
-      <w:r>
-        <w:rPr>
-          <w:lang w:val="en-US"/>
-        </w:rPr>
-        <w:t xml:space="preserve"> The second was the onSelectMarker function that just sent through the marker id when it is clicked on. </w:t>
-      </w:r>
-      <w:r>
-        <w:rPr>
-          <w:lang w:val="en-US"/>
-        </w:rPr>
-        <w:t>This was used for the delete marker function in the create file, I needed to know the marker id so that I could delete the correct marker from the array.</w:t>
-      </w:r>
-      <w:r>
-        <w:rPr>
-          <w:lang w:val="en-US"/>
-        </w:rPr>
-        <w:t xml:space="preserve"> </w:t>
-      </w:r>
-    </w:p>
-    <w:p>
-      <w:pPr>
-        <w:rPr>
-          <w:lang w:val="en-US"/>
-        </w:rPr>
-      </w:pPr>
-      <w:r>
-        <w:rPr>
-          <w:lang w:val="en-US"/>
-        </w:rPr>
-        <w:t>All the code that is implemented from the leaflet.js library is in the map component.</w:t>
-      </w:r>
-      <w:r>
-        <w:rPr>
-          <w:lang w:val="en-US"/>
-        </w:rPr>
-        <w:t xml:space="preserve"> </w:t>
-      </w:r>
-      <w:r>
-        <w:rPr>
-          <w:lang w:val="en-US"/>
-        </w:rPr>
-        <w:t>You basically give some parameters</w:t>
-      </w:r>
-      <w:r>
-        <w:rPr>
-          <w:lang w:val="en-US"/>
-        </w:rPr>
-        <w:t xml:space="preserve"> and conditions for how the map will function.</w:t>
-      </w:r>
-      <w:r>
-        <w:rPr>
-          <w:lang w:val="en-US"/>
-        </w:rPr>
-        <w:t xml:space="preserve"> </w:t>
-      </w:r>
-      <w:r>
-        <w:rPr>
-          <w:lang w:val="en-US"/>
-        </w:rPr>
-        <w:t xml:space="preserve">Provide an image overlay for the </w:t>
-      </w:r>
-      <w:r>
-        <w:rPr>
-          <w:lang w:val="en-US"/>
-        </w:rPr>
-        <w:t>background image</w:t>
-      </w:r>
-      <w:r>
-        <w:rPr>
-          <w:lang w:val="en-US"/>
-        </w:rPr>
-        <w:t xml:space="preserve">. And map the markers array </w:t>
-      </w:r>
-      <w:r>
-        <w:rPr>
-          <w:lang w:val="en-US"/>
-        </w:rPr>
-        <w:t>to the marker component, displaying them all on the map.</w:t>
-      </w:r>
-      <w:r>
-        <w:rPr>
-          <w:lang w:val="en-US"/>
-        </w:rPr>
-        <w:t xml:space="preserve"> Each marker also has a popup that I had in the markers array, so when a marker is clicked on, it displays the popup.</w:t>
-      </w:r>
-      <w:r>
-        <w:rPr>
-          <w:lang w:val="en-US"/>
-        </w:rPr>
-        <w:t xml:space="preserve"> </w:t>
-      </w:r>
-    </w:p>
-    <w:p>
-      <w:pPr>
-        <w:pStyle w:val="Heading2"/>
-        <w:rPr>
-          <w:lang w:val="en-US"/>
-        </w:rPr>
-      </w:pPr>
-      <w:r>
-        <w:rPr>
-          <w:lang w:val="en-US"/>
-        </w:rPr>
-        <w:t>Creative Development</w:t>
-      </w:r>
-    </w:p>
-    <w:p>
-      <w:pPr>
-        <w:rPr>
-          <w:lang w:val="en-US"/>
-        </w:rPr>
-      </w:pPr>
-      <w:r>
-        <w:rPr>
-          <w:lang w:val="en-US"/>
-        </w:rPr>
-        <w:t xml:space="preserve">I developed the idea for this webapp </w:t>
-      </w:r>
-      <w:r>
-        <w:rPr>
-          <w:lang w:val="en-US"/>
-        </w:rPr>
-        <w:t>quickly</w:t>
-      </w:r>
-      <w:r>
-        <w:rPr>
-          <w:lang w:val="en-US"/>
-        </w:rPr>
-        <w:t xml:space="preserve">, </w:t>
-      </w:r>
-      <w:r>
-        <w:rPr>
-          <w:lang w:val="en-US"/>
-        </w:rPr>
-        <w:t xml:space="preserve">my inspiration being the game of thrones interactive map online and thought it would be an interesting project to give users the </w:t>
-      </w:r>
-      <w:r>
-        <w:rPr>
-          <w:lang w:val="en-US"/>
-        </w:rPr>
-        <w:t xml:space="preserve">creativity to build their own worlds. </w:t>
-      </w:r>
-      <w:r>
-        <w:rPr>
-          <w:lang w:val="en-US"/>
-        </w:rPr>
-        <w:t xml:space="preserve">After doing some research as to whether the project was feasible, which it proved to be, I </w:t>
-      </w:r>
-      <w:r>
-        <w:rPr>
-          <w:lang w:val="en-US"/>
-        </w:rPr>
-        <w:t>went with it.</w:t>
-      </w:r>
-      <w:r>
-        <w:rPr>
-          <w:lang w:val="en-US"/>
-        </w:rPr>
-        <w:t xml:space="preserve"> </w:t>
-      </w:r>
-    </w:p>
-    <w:p>
-      <w:pPr>
-        <w:rPr>
-          <w:lang w:val="en-US"/>
-        </w:rPr>
-      </w:pPr>
-      <w:r>
-        <w:rPr>
-          <w:lang w:val="en-US"/>
-        </w:rPr>
-        <w:t xml:space="preserve">Creating the features for my webapp was also </w:t>
-      </w:r>
-      <w:r>
-        <w:rPr>
-          <w:lang w:val="en-US"/>
-        </w:rPr>
-        <w:t>self-explanatory</w:t>
-      </w:r>
-      <w:r>
-        <w:rPr>
-          <w:lang w:val="en-US"/>
-        </w:rPr>
-        <w:t xml:space="preserve">, basically all of them were required for the webapp to function properly. </w:t>
-      </w:r>
-      <w:r>
-        <w:rPr>
-          <w:lang w:val="en-US"/>
-        </w:rPr>
-        <w:t xml:space="preserve">The main features being the create page and the view others page, with lots of sub-features within, especially in the create page with all the buttons that perform different tasks. </w:t>
-      </w:r>
-      <w:r>
-        <w:rPr>
-          <w:lang w:val="en-US"/>
-        </w:rPr>
-        <w:t>So,</w:t>
-      </w:r>
-      <w:r>
-        <w:rPr>
-          <w:lang w:val="en-US"/>
-        </w:rPr>
-        <w:t xml:space="preserve"> it didn’t take much creativity to come up with the various features.</w:t>
-      </w:r>
-    </w:p>
-    <w:p>
-      <w:pPr>
-        <w:rPr>
-          <w:lang w:val="en-US"/>
-        </w:rPr>
-      </w:pPr>
-      <w:r>
-        <w:rPr>
-          <w:lang w:val="en-US"/>
-        </w:rPr>
-        <w:t xml:space="preserve">There weren’t many cases </w:t>
-      </w:r>
-      <w:r>
-        <w:rPr>
-          <w:lang w:val="en-US"/>
-        </w:rPr>
-        <w:t xml:space="preserve">where creativity </w:t>
-      </w:r>
-      <w:r>
-        <w:rPr>
-          <w:lang w:val="en-US"/>
-        </w:rPr>
-        <w:t xml:space="preserve">came into conflict with practicality, </w:t>
-      </w:r>
-      <w:r>
-        <w:rPr>
-          <w:lang w:val="en-US"/>
-        </w:rPr>
-        <w:t>as all the functionality that I wanted to create was created,</w:t>
-      </w:r>
-      <w:r>
-        <w:rPr>
-          <w:lang w:val="en-US"/>
-        </w:rPr>
-        <w:t xml:space="preserve"> however an improvement to the webapp that I didn’t create that came under this category was custom map images. I wanted to </w:t>
-      </w:r>
-      <w:r>
-        <w:rPr>
-          <w:lang w:val="en-US"/>
-        </w:rPr>
-        <w:t>let users upload their own images to the webapp, to be used as a background for the user to add interactivity on top of</w:t>
-      </w:r>
-      <w:r>
-        <w:rPr>
-          <w:lang w:val="en-US"/>
-        </w:rPr>
-        <w:t xml:space="preserve">. This proved to conflict a bit with practicality, as it seemed </w:t>
-      </w:r>
-      <w:r>
-        <w:rPr>
-          <w:lang w:val="en-US"/>
-        </w:rPr>
-        <w:t>too</w:t>
-      </w:r>
-      <w:r>
-        <w:rPr>
-          <w:lang w:val="en-US"/>
-        </w:rPr>
-        <w:t xml:space="preserve"> complicated to achieve within the timeframe that I had, so I decided against it. </w:t>
-      </w:r>
-    </w:p>
-    <w:p>
-      <w:pPr>
-        <w:pStyle w:val="Heading2"/>
-        <w:rPr>
-          <w:lang w:val="en-US"/>
-        </w:rPr>
-      </w:pPr>
-      <w:r>
-        <w:rPr>
-          <w:lang w:val="en-US"/>
-        </w:rPr>
-        <w:lastRenderedPageBreak/>
-        <w:t>Evaluation</w:t>
-      </w:r>
-    </w:p>
-    <w:p>
-      <w:pPr>
-        <w:rPr>
-          <w:lang w:val="en-US"/>
-        </w:rPr>
-      </w:pPr>
-      <w:r>
-        <w:rPr>
-          <w:lang w:val="en-US"/>
-        </w:rPr>
-        <w:t xml:space="preserve">With the fully furnished application completed, there are many </w:t>
-      </w:r>
-      <w:r>
-        <w:rPr>
-          <w:lang w:val="en-US"/>
-        </w:rPr>
-        <w:t>successes and</w:t>
-      </w:r>
-      <w:r>
-        <w:rPr>
-          <w:lang w:val="en-US"/>
-        </w:rPr>
-        <w:t xml:space="preserve"> limitations that arose during the development process. </w:t>
-      </w:r>
-    </w:p>
-    <w:p>
-      <w:pPr>
-        <w:rPr>
-          <w:lang w:val="en-US"/>
-        </w:rPr>
-      </w:pPr>
-      <w:r>
-        <w:rPr>
-          <w:lang w:val="en-US"/>
-        </w:rPr>
-        <w:t xml:space="preserve">One of the main successes was how the map functionality ended up working. The library that I used (leaflet.js) ended up being pretty much perfect for what I wanted to achieve, although complicated at the start due to all tutorials </w:t>
-      </w:r>
-      <w:r>
-        <w:rPr>
-          <w:lang w:val="en-US"/>
-        </w:rPr>
-        <w:t xml:space="preserve">using the </w:t>
-      </w:r>
-      <w:r>
-        <w:rPr>
-          <w:lang w:val="en-US"/>
-        </w:rPr>
-        <w:t>real-world</w:t>
-      </w:r>
-      <w:r>
-        <w:rPr>
-          <w:lang w:val="en-US"/>
-        </w:rPr>
-        <w:t xml:space="preserve"> map rather than an image overlay. </w:t>
-      </w:r>
-      <w:r>
-        <w:rPr>
-          <w:lang w:val="en-US"/>
-        </w:rPr>
-        <w:t xml:space="preserve">After getting over this hurdle however, it was a relatively easy library to develop with. </w:t>
-      </w:r>
-      <w:r>
-        <w:rPr>
-          <w:lang w:val="en-US"/>
-        </w:rPr>
-        <w:t>It allowed for all the functionality that I wanted, and provided a smooth, interactive map with markers (multiple types), for users to interact with.</w:t>
-      </w:r>
-      <w:r>
-        <w:rPr>
-          <w:lang w:val="en-US"/>
-        </w:rPr>
-        <w:t xml:space="preserve"> </w:t>
-      </w:r>
-      <w:r>
-        <w:rPr>
-          <w:lang w:val="en-US"/>
-        </w:rPr>
-        <w:t xml:space="preserve">The way that I stored data was also very effective </w:t>
-      </w:r>
-      <w:r>
-        <w:rPr>
-          <w:lang w:val="en-US"/>
-        </w:rPr>
-        <w:t xml:space="preserve">for its use case. </w:t>
-      </w:r>
-      <w:r>
-        <w:rPr>
-          <w:lang w:val="en-US"/>
-        </w:rPr>
-        <w:t xml:space="preserve">I kept a temporary </w:t>
-      </w:r>
-      <w:r>
-        <w:rPr>
-          <w:lang w:val="en-US"/>
-        </w:rPr>
-        <w:t xml:space="preserve">array of markers to send through to the map component, that can be </w:t>
-      </w:r>
-      <w:r>
-        <w:rPr>
-          <w:lang w:val="en-US"/>
-        </w:rPr>
-        <w:t xml:space="preserve">added to and removed from, as well as adjusted for moving markers, and then when the user wants to save the array, it overwrites the maps markers array in the database. This streamlined the </w:t>
-      </w:r>
-      <w:r>
-        <w:rPr>
-          <w:lang w:val="en-US"/>
-        </w:rPr>
-        <w:t>editing maps process a lot and worked well for this application.</w:t>
-      </w:r>
-    </w:p>
-    <w:p>
-      <w:pPr>
-        <w:rPr>
-          <w:lang w:val="en-US"/>
-        </w:rPr>
-      </w:pPr>
-      <w:r>
-        <w:rPr>
-          <w:lang w:val="en-US"/>
-        </w:rPr>
-        <w:t xml:space="preserve">I also thought the way that the </w:t>
-      </w:r>
-      <w:r>
-        <w:rPr>
-          <w:lang w:val="en-US"/>
-        </w:rPr>
-        <w:t xml:space="preserve">users could interact with one another’s maps works effectively </w:t>
-      </w:r>
-      <w:r>
-        <w:rPr>
-          <w:lang w:val="en-US"/>
-        </w:rPr>
-        <w:t xml:space="preserve">and the way that I implemented the idea was a simple but effective strategy. </w:t>
-      </w:r>
-      <w:r>
-        <w:rPr>
-          <w:lang w:val="en-US"/>
-        </w:rPr>
-        <w:t>Using a Boolean variable “isPublished” for each map</w:t>
-      </w:r>
-      <w:r>
-        <w:rPr>
-          <w:lang w:val="en-US"/>
-        </w:rPr>
-        <w:t>, making it editable with a button in the create page</w:t>
-      </w:r>
-      <w:r>
-        <w:rPr>
-          <w:lang w:val="en-US"/>
-        </w:rPr>
-        <w:t xml:space="preserve"> and checking against it </w:t>
-      </w:r>
-      <w:r>
-        <w:rPr>
-          <w:lang w:val="en-US"/>
-        </w:rPr>
-        <w:t xml:space="preserve">in the </w:t>
-      </w:r>
-      <w:r>
-        <w:rPr>
-          <w:lang w:val="en-US"/>
-        </w:rPr>
-        <w:t>“</w:t>
-      </w:r>
-      <w:r>
-        <w:rPr>
-          <w:lang w:val="en-US"/>
-        </w:rPr>
-        <w:t xml:space="preserve">view </w:t>
-      </w:r>
-      <w:r>
-        <w:rPr>
-          <w:lang w:val="en-US"/>
-        </w:rPr>
-        <w:t>others’</w:t>
-      </w:r>
-      <w:r>
-        <w:rPr>
-          <w:lang w:val="en-US"/>
-        </w:rPr>
-        <w:t xml:space="preserve"> maps</w:t>
-      </w:r>
-      <w:r>
-        <w:rPr>
-          <w:lang w:val="en-US"/>
-        </w:rPr>
-        <w:t>”</w:t>
-      </w:r>
-      <w:r>
-        <w:rPr>
-          <w:lang w:val="en-US"/>
-        </w:rPr>
-        <w:t xml:space="preserve"> page to </w:t>
-      </w:r>
-      <w:r>
-        <w:rPr>
-          <w:lang w:val="en-US"/>
-        </w:rPr>
-        <w:t>check which maps to display in the list</w:t>
-      </w:r>
-      <w:r>
-        <w:rPr>
-          <w:lang w:val="en-US"/>
-        </w:rPr>
-        <w:t>.</w:t>
-      </w:r>
-      <w:r>
-        <w:rPr>
-          <w:lang w:val="en-US"/>
-        </w:rPr>
-        <w:t xml:space="preserve"> This worked well and by reusing the map component, it wasn’t much code at all to make the page functional.</w:t>
-      </w:r>
-    </w:p>
-    <w:p>
-      <w:pPr>
-        <w:rPr>
-          <w:lang w:val="en-US"/>
-        </w:rPr>
-      </w:pPr>
-      <w:r>
-        <w:rPr>
-          <w:lang w:val="en-US"/>
-        </w:rPr>
-        <w:t>The only real improvement that I would like to see is the ability to upload your own image as a background</w:t>
-      </w:r>
-      <w:r>
-        <w:rPr>
-          <w:lang w:val="en-US"/>
-        </w:rPr>
-        <w:t xml:space="preserve"> for the map. This would give a lot more customizability to the </w:t>
-      </w:r>
-      <w:r>
-        <w:rPr>
-          <w:lang w:val="en-US"/>
-        </w:rPr>
-        <w:t>user and</w:t>
-      </w:r>
-      <w:r>
-        <w:rPr>
-          <w:lang w:val="en-US"/>
-        </w:rPr>
-        <w:t xml:space="preserve"> would be cool to see as a future improvement</w:t>
-      </w:r>
-      <w:r>
-        <w:rPr>
-          <w:lang w:val="en-US"/>
-        </w:rPr>
-        <w:t xml:space="preserve">. The main reason I didn’t implement this was time restrictions and the complexity and learning that I would have to take to get this functional at a level I would like. </w:t>
-      </w:r>
-    </w:p>
-    <w:p>
-      <w:pPr>
-        <w:pStyle w:val="Heading2"/>
-        <w:rPr>
-          <w:lang w:val="en-US"/>
-        </w:rPr>
-      </w:pPr>
-      <w:r>
-        <w:rPr>
-          <w:lang w:val="en-US"/>
-        </w:rPr>
-        <w:t>Critical Reflection</w:t>
-      </w:r>
-    </w:p>
-    <w:p>
-      <w:pPr>
-        <w:rPr>
-          <w:lang w:val="en-US"/>
-        </w:rPr>
-      </w:pPr>
-      <w:r>
-        <w:rPr>
-          <w:lang w:val="en-US"/>
-        </w:rPr>
-        <w:t xml:space="preserve">I learnt a lot working on this project. I had a few set goals that I wanted to achieve as for learning, and I </w:t>
-      </w:r>
-      <w:r>
-        <w:rPr>
-          <w:lang w:val="en-US"/>
-        </w:rPr>
-        <w:t>made good progress at them. I wanted to learn/remind myself of react, because it is a very useful skill to have. I also wanted to relearn node.js and express, for the same reason, which I also managed to do.</w:t>
-      </w:r>
-      <w:r>
-        <w:rPr>
-          <w:lang w:val="en-US"/>
-        </w:rPr>
-        <w:t xml:space="preserve"> I should’ve given myself more time and put more effort into planning the project before I started the development process, more than just an idea. I think this would’ve streamlined the development process and let me speed things along.</w:t>
-      </w:r>
-      <w:r>
-        <w:rPr>
-          <w:lang w:val="en-US"/>
-        </w:rPr>
-        <w:t xml:space="preserve"> </w:t>
-      </w:r>
-      <w:r>
-        <w:rPr>
-          <w:lang w:val="en-US"/>
-        </w:rPr>
-        <w:t>I think that learning MongoDB was also helpful because will likely assist me in future personal projects that I undertake.</w:t>
-      </w:r>
-    </w:p>
-    <w:p>
-      <w:pPr>
-        <w:rPr>
-          <w:lang w:val="en-US"/>
-        </w:rPr>
-      </w:pPr>
-      <w:r>
-        <w:rPr>
-          <w:lang w:val="en-US"/>
-        </w:rPr>
-        <w:t xml:space="preserve">The most difficult aspect </w:t>
-      </w:r>
-      <w:r>
-        <w:rPr>
-          <w:lang w:val="en-US"/>
-        </w:rPr>
-        <w:t xml:space="preserve">of the development process for me was </w:t>
-      </w:r>
-      <w:r>
-        <w:rPr>
-          <w:lang w:val="en-US"/>
-        </w:rPr>
-        <w:t>the</w:t>
-      </w:r>
-      <w:r>
-        <w:rPr>
-          <w:lang w:val="en-US"/>
-        </w:rPr>
-        <w:t xml:space="preserve"> create page, it had the most features that I had to figure out, </w:t>
-      </w:r>
-      <w:r>
-        <w:rPr>
-          <w:lang w:val="en-US"/>
-        </w:rPr>
-        <w:t xml:space="preserve">each of which had their own problems to troubleshoot. </w:t>
-      </w:r>
-      <w:r>
-        <w:rPr>
-          <w:lang w:val="en-US"/>
-        </w:rPr>
-        <w:t>Passing data to the components was also a bit confusing at first.</w:t>
-      </w:r>
-      <w:r>
-        <w:rPr>
-          <w:lang w:val="en-US"/>
-        </w:rPr>
-        <w:t xml:space="preserve"> </w:t>
-      </w:r>
-      <w:r>
-        <w:rPr>
-          <w:lang w:val="en-US"/>
-        </w:rPr>
-        <w:t>The only future action that I would like to implement is customized background images for the maps.</w:t>
-      </w:r>
-    </w:p>
-    <w:p>
-      <w:pPr>
-        <w:rPr>
-          <w:lang w:val="en-US"/>
-        </w:rPr>
-      </w:pPr>
-      <w:r>
-        <w:rPr>
-          <w:lang w:val="en-US"/>
-        </w:rPr>
-        <w:t>Overall, the project was successful, and I liked how it turned out. I think the minimalistic design works well, and the core functionality all works as I had expected when developing the idea.</w:t>
       </w:r>
     </w:p>
     <w:p>
